--- a/M143/LB3/LB3_Dokumentation.docx
+++ b/M143/LB3/LB3_Dokumentation.docx
@@ -865,180 +865,56 @@
       <w:bookmarkEnd w:id="0"/>
     </w:p>
     <w:p>
-      <w:pPr>
-        <w:rPr>
-          <w:lang w:val="en-US"/>
-        </w:rPr>
-      </w:pPr>
+      <w:r>
+        <w:t>Einleitung</w:t>
+      </w:r>
     </w:p>
     <w:p>
-      <w:pPr>
-        <w:rPr>
-          <w:lang w:val="en-US"/>
-        </w:rPr>
-      </w:pPr>
+      <w:r>
+        <w:t xml:space="preserve">In diesem </w:t>
+      </w:r>
+      <w:r>
+        <w:t>Meilenstein werden die Kenndaten und Informationen zu verschiedenen Cloudanbietern dargelegt um anschliessend eine Entscheidung zu fällen, mit welchem dieser Tools anschliessend gearbeitet wird, um ein Cloud Backup für die Firma Yeez1 AG aufzubauen.</w:t>
+      </w:r>
     </w:p>
     <w:p>
-      <w:pPr>
-        <w:rPr>
-          <w:lang w:val="en-US"/>
-        </w:rPr>
-      </w:pPr>
+      <w:r>
+        <w:t>Kenndaten der einzelnen Anbieter</w:t>
+      </w:r>
     </w:p>
     <w:p>
-      <w:pPr>
-        <w:rPr>
-          <w:lang w:val="en-US"/>
-        </w:rPr>
-      </w:pPr>
+      <w:r>
+        <w:t>Amazon Cloud Storage</w:t>
+      </w:r>
+      <w:r>
+        <w:t xml:space="preserve"> / AWS</w:t>
+      </w:r>
     </w:p>
-    <w:p>
-      <w:pPr>
-        <w:rPr>
-          <w:lang w:val="en-US"/>
-        </w:rPr>
-      </w:pPr>
-    </w:p>
-    <w:p>
-      <w:pPr>
-        <w:rPr>
-          <w:lang w:val="en-US"/>
-        </w:rPr>
-      </w:pPr>
-    </w:p>
-    <w:p>
-      <w:pPr>
-        <w:rPr>
-          <w:lang w:val="en-US"/>
-        </w:rPr>
-      </w:pPr>
-    </w:p>
-    <w:p>
-      <w:pPr>
-        <w:rPr>
-          <w:lang w:val="en-US"/>
-        </w:rPr>
-      </w:pPr>
-    </w:p>
-    <w:p>
-      <w:pPr>
-        <w:rPr>
-          <w:lang w:val="en-US"/>
-        </w:rPr>
-      </w:pPr>
-    </w:p>
-    <w:p>
-      <w:pPr>
-        <w:rPr>
-          <w:lang w:val="en-US"/>
-        </w:rPr>
-      </w:pPr>
-    </w:p>
-    <w:p>
-      <w:pPr>
-        <w:rPr>
-          <w:lang w:val="en-US"/>
-        </w:rPr>
-      </w:pPr>
-    </w:p>
-    <w:p>
-      <w:pPr>
-        <w:rPr>
-          <w:lang w:val="en-US"/>
-        </w:rPr>
-      </w:pPr>
-    </w:p>
-    <w:p>
-      <w:pPr>
-        <w:rPr>
-          <w:lang w:val="en-US"/>
-        </w:rPr>
-      </w:pPr>
-    </w:p>
-    <w:p>
-      <w:pPr>
-        <w:rPr>
-          <w:lang w:val="en-US"/>
-        </w:rPr>
-      </w:pPr>
-    </w:p>
-    <w:p>
-      <w:pPr>
-        <w:rPr>
-          <w:lang w:val="en-US"/>
-        </w:rPr>
-      </w:pPr>
-    </w:p>
-    <w:p>
-      <w:pPr>
-        <w:rPr>
-          <w:lang w:val="en-US"/>
-        </w:rPr>
-      </w:pPr>
-    </w:p>
-    <w:p>
-      <w:pPr>
-        <w:rPr>
-          <w:lang w:val="en-US"/>
-        </w:rPr>
-      </w:pPr>
-    </w:p>
-    <w:p>
-      <w:pPr>
-        <w:rPr>
-          <w:lang w:val="en-US"/>
-        </w:rPr>
-      </w:pPr>
-    </w:p>
-    <w:p>
-      <w:pPr>
-        <w:rPr>
-          <w:lang w:val="en-US"/>
-        </w:rPr>
-      </w:pPr>
-    </w:p>
-    <w:p>
-      <w:pPr>
-        <w:rPr>
-          <w:lang w:val="en-US"/>
-        </w:rPr>
-      </w:pPr>
-    </w:p>
-    <w:p>
-      <w:pPr>
-        <w:rPr>
-          <w:lang w:val="en-US"/>
-        </w:rPr>
-      </w:pPr>
-    </w:p>
-    <w:p>
-      <w:pPr>
-        <w:rPr>
-          <w:lang w:val="en-US"/>
-        </w:rPr>
-      </w:pPr>
-    </w:p>
-    <w:p>
-      <w:pPr>
-        <w:rPr>
-          <w:lang w:val="en-US"/>
-        </w:rPr>
-      </w:pPr>
-    </w:p>
-    <w:p>
-      <w:pPr>
-        <w:rPr>
-          <w:lang w:val="en-US"/>
-        </w:rPr>
-      </w:pPr>
-    </w:p>
-    <w:p>
-      <w:pPr>
-        <w:rPr>
-          <w:lang w:val="en-US"/>
-        </w:rPr>
-      </w:pPr>
-    </w:p>
+    <w:p/>
+    <w:p/>
+    <w:p/>
+    <w:p/>
+    <w:p/>
+    <w:p/>
+    <w:p/>
+    <w:p/>
+    <w:p/>
+    <w:p/>
+    <w:p/>
+    <w:p/>
+    <w:p/>
+    <w:p/>
+    <w:p/>
+    <w:p/>
+    <w:p/>
+    <w:p/>
+    <w:p/>
+    <w:p/>
+    <w:p/>
+    <w:p/>
+    <w:p/>
+    <w:p/>
+    <w:p/>
     <w:p>
       <w:pPr>
         <w:pStyle w:val="berschrift1"/>
@@ -1964,7 +1840,6 @@
   <w:style w:type="character" w:default="1" w:styleId="Absatz-Standardschriftart">
     <w:name w:val="Default Paragraph Font"/>
     <w:uiPriority w:val="1"/>
-    <w:semiHidden/>
     <w:unhideWhenUsed/>
   </w:style>
   <w:style w:type="table" w:default="1" w:styleId="NormaleTabelle">
@@ -2735,6 +2610,7 @@
   </w:compat>
   <w:rsids>
     <w:rsidRoot w:val="004972B4"/>
+    <w:rsid w:val="002E1179"/>
     <w:rsid w:val="00374C65"/>
     <w:rsid w:val="004972B4"/>
     <w:rsid w:val="00710657"/>
@@ -2745,6 +2621,7 @@
     <w:rsid w:val="00B835B5"/>
     <w:rsid w:val="00F4468C"/>
     <w:rsid w:val="00FC6145"/>
+    <w:rsid w:val="00FF1687"/>
   </w:rsids>
   <m:mathPr>
     <m:mathFont m:val="Cambria Math"/>

--- a/M143/LB3/LB3_Dokumentation.docx
+++ b/M143/LB3/LB3_Dokumentation.docx
@@ -884,12 +884,1913 @@
     </w:p>
     <w:p>
       <w:r>
+        <w:t xml:space="preserve">Zur Formatierung von Tabellen wurde teilweise AI verwendet. Der Inhalt der Texte wurde jedoch komplett mit HI erstellt. HI-generierte Inhalte können ungenau sein. Bitte prüfen Sie wichtige Angaben. </w:t>
+      </w:r>
+      <w:r>
+        <w:rPr>
+          <w:rFonts w:ascii="Segoe UI Emoji" w:hAnsi="Segoe UI Emoji" w:cs="Segoe UI Emoji"/>
+        </w:rPr>
+        <w:t>😊</w:t>
+      </w:r>
+    </w:p>
+    <w:p>
+      <w:pPr>
+        <w:rPr>
+          <w:b/>
+          <w:bCs/>
+          <w:lang w:val="en-US"/>
+        </w:rPr>
+      </w:pPr>
+      <w:r>
+        <w:rPr>
+          <w:b/>
+          <w:bCs/>
+          <w:lang w:val="en-US"/>
+        </w:rPr>
         <w:t>Amazon Cloud Storage</w:t>
       </w:r>
+    </w:p>
+    <w:tbl>
+      <w:tblPr>
+        <w:tblStyle w:val="Gitternetztabelle4Akzent1"/>
+        <w:tblW w:w="0" w:type="auto"/>
+        <w:tblLook w:val="04A0" w:firstRow="1" w:lastRow="0" w:firstColumn="1" w:lastColumn="0" w:noHBand="0" w:noVBand="1"/>
+      </w:tblPr>
+      <w:tblGrid>
+        <w:gridCol w:w="1774"/>
+        <w:gridCol w:w="7288"/>
+      </w:tblGrid>
+      <w:tr>
+        <w:trPr>
+          <w:cnfStyle w:val="100000000000" w:firstRow="1" w:lastRow="0" w:firstColumn="0" w:lastColumn="0" w:oddVBand="0" w:evenVBand="0" w:oddHBand="0" w:evenHBand="0" w:firstRowFirstColumn="0" w:firstRowLastColumn="0" w:lastRowFirstColumn="0" w:lastRowLastColumn="0"/>
+        </w:trPr>
+        <w:tc>
+          <w:tcPr>
+            <w:cnfStyle w:val="001000000000" w:firstRow="0" w:lastRow="0" w:firstColumn="1" w:lastColumn="0" w:oddVBand="0" w:evenVBand="0" w:oddHBand="0" w:evenHBand="0" w:firstRowFirstColumn="0" w:firstRowLastColumn="0" w:lastRowFirstColumn="0" w:lastRowLastColumn="0"/>
+            <w:tcW w:w="0" w:type="auto"/>
+            <w:hideMark/>
+          </w:tcPr>
+          <w:p>
+            <w:pPr>
+              <w:spacing w:after="160" w:line="278" w:lineRule="auto"/>
+            </w:pPr>
+            <w:r>
+              <w:t>Kategorie</w:t>
+            </w:r>
+          </w:p>
+        </w:tc>
+        <w:tc>
+          <w:tcPr>
+            <w:tcW w:w="0" w:type="auto"/>
+            <w:hideMark/>
+          </w:tcPr>
+          <w:p>
+            <w:pPr>
+              <w:spacing w:after="160" w:line="278" w:lineRule="auto"/>
+              <w:cnfStyle w:val="100000000000" w:firstRow="1" w:lastRow="0" w:firstColumn="0" w:lastColumn="0" w:oddVBand="0" w:evenVBand="0" w:oddHBand="0" w:evenHBand="0" w:firstRowFirstColumn="0" w:firstRowLastColumn="0" w:lastRowFirstColumn="0" w:lastRowLastColumn="0"/>
+            </w:pPr>
+            <w:r>
+              <w:t>Eigenschaften</w:t>
+            </w:r>
+          </w:p>
+        </w:tc>
+      </w:tr>
+      <w:tr>
+        <w:trPr>
+          <w:cnfStyle w:val="000000100000" w:firstRow="0" w:lastRow="0" w:firstColumn="0" w:lastColumn="0" w:oddVBand="0" w:evenVBand="0" w:oddHBand="1" w:evenHBand="0" w:firstRowFirstColumn="0" w:firstRowLastColumn="0" w:lastRowFirstColumn="0" w:lastRowLastColumn="0"/>
+        </w:trPr>
+        <w:tc>
+          <w:tcPr>
+            <w:cnfStyle w:val="001000000000" w:firstRow="0" w:lastRow="0" w:firstColumn="1" w:lastColumn="0" w:oddVBand="0" w:evenVBand="0" w:oddHBand="0" w:evenHBand="0" w:firstRowFirstColumn="0" w:firstRowLastColumn="0" w:lastRowFirstColumn="0" w:lastRowLastColumn="0"/>
+            <w:tcW w:w="0" w:type="auto"/>
+            <w:hideMark/>
+          </w:tcPr>
+          <w:p>
+            <w:pPr>
+              <w:spacing w:after="160" w:line="278" w:lineRule="auto"/>
+            </w:pPr>
+            <w:r>
+              <w:t>Service</w:t>
+            </w:r>
+          </w:p>
+        </w:tc>
+        <w:tc>
+          <w:tcPr>
+            <w:tcW w:w="0" w:type="auto"/>
+            <w:hideMark/>
+          </w:tcPr>
+          <w:p>
+            <w:pPr>
+              <w:spacing w:after="160" w:line="278" w:lineRule="auto"/>
+              <w:cnfStyle w:val="000000100000" w:firstRow="0" w:lastRow="0" w:firstColumn="0" w:lastColumn="0" w:oddVBand="0" w:evenVBand="0" w:oddHBand="1" w:evenHBand="0" w:firstRowFirstColumn="0" w:firstRowLastColumn="0" w:lastRowFirstColumn="0" w:lastRowLastColumn="0"/>
+            </w:pPr>
+            <w:r>
+              <w:t>Amazon S3 / Glacier</w:t>
+            </w:r>
+          </w:p>
+        </w:tc>
+      </w:tr>
+      <w:tr>
+        <w:tc>
+          <w:tcPr>
+            <w:cnfStyle w:val="001000000000" w:firstRow="0" w:lastRow="0" w:firstColumn="1" w:lastColumn="0" w:oddVBand="0" w:evenVBand="0" w:oddHBand="0" w:evenHBand="0" w:firstRowFirstColumn="0" w:firstRowLastColumn="0" w:lastRowFirstColumn="0" w:lastRowLastColumn="0"/>
+            <w:tcW w:w="0" w:type="auto"/>
+            <w:hideMark/>
+          </w:tcPr>
+          <w:p>
+            <w:pPr>
+              <w:spacing w:after="160" w:line="278" w:lineRule="auto"/>
+            </w:pPr>
+            <w:r>
+              <w:t>Kosten</w:t>
+            </w:r>
+          </w:p>
+        </w:tc>
+        <w:tc>
+          <w:tcPr>
+            <w:tcW w:w="0" w:type="auto"/>
+            <w:hideMark/>
+          </w:tcPr>
+          <w:p>
+            <w:pPr>
+              <w:spacing w:after="160" w:line="278" w:lineRule="auto"/>
+              <w:cnfStyle w:val="000000000000" w:firstRow="0" w:lastRow="0" w:firstColumn="0" w:lastColumn="0" w:oddVBand="0" w:evenVBand="0" w:oddHBand="0" w:evenHBand="0" w:firstRowFirstColumn="0" w:firstRowLastColumn="0" w:lastRowFirstColumn="0" w:lastRowLastColumn="0"/>
+            </w:pPr>
+            <w:r>
+              <w:t>Pay-as-you-go</w:t>
+            </w:r>
+          </w:p>
+        </w:tc>
+      </w:tr>
+      <w:tr>
+        <w:trPr>
+          <w:cnfStyle w:val="000000100000" w:firstRow="0" w:lastRow="0" w:firstColumn="0" w:lastColumn="0" w:oddVBand="0" w:evenVBand="0" w:oddHBand="1" w:evenHBand="0" w:firstRowFirstColumn="0" w:firstRowLastColumn="0" w:lastRowFirstColumn="0" w:lastRowLastColumn="0"/>
+        </w:trPr>
+        <w:tc>
+          <w:tcPr>
+            <w:cnfStyle w:val="001000000000" w:firstRow="0" w:lastRow="0" w:firstColumn="1" w:lastColumn="0" w:oddVBand="0" w:evenVBand="0" w:oddHBand="0" w:evenHBand="0" w:firstRowFirstColumn="0" w:firstRowLastColumn="0" w:lastRowFirstColumn="0" w:lastRowLastColumn="0"/>
+            <w:tcW w:w="0" w:type="auto"/>
+            <w:hideMark/>
+          </w:tcPr>
+          <w:p>
+            <w:pPr>
+              <w:spacing w:after="160" w:line="278" w:lineRule="auto"/>
+            </w:pPr>
+            <w:r>
+              <w:t>Free Tier</w:t>
+            </w:r>
+          </w:p>
+        </w:tc>
+        <w:tc>
+          <w:tcPr>
+            <w:tcW w:w="0" w:type="auto"/>
+            <w:hideMark/>
+          </w:tcPr>
+          <w:p>
+            <w:pPr>
+              <w:spacing w:after="160" w:line="278" w:lineRule="auto"/>
+              <w:cnfStyle w:val="000000100000" w:firstRow="0" w:lastRow="0" w:firstColumn="0" w:lastColumn="0" w:oddVBand="0" w:evenVBand="0" w:oddHBand="1" w:evenHBand="0" w:firstRowFirstColumn="0" w:firstRowLastColumn="0" w:lastRowFirstColumn="0" w:lastRowLastColumn="0"/>
+            </w:pPr>
+            <w:r>
+              <w:t>12 Monate eingeschränkt (S3)</w:t>
+            </w:r>
+          </w:p>
+        </w:tc>
+      </w:tr>
+      <w:tr>
+        <w:tc>
+          <w:tcPr>
+            <w:cnfStyle w:val="001000000000" w:firstRow="0" w:lastRow="0" w:firstColumn="1" w:lastColumn="0" w:oddVBand="0" w:evenVBand="0" w:oddHBand="0" w:evenHBand="0" w:firstRowFirstColumn="0" w:firstRowLastColumn="0" w:lastRowFirstColumn="0" w:lastRowLastColumn="0"/>
+            <w:tcW w:w="0" w:type="auto"/>
+            <w:hideMark/>
+          </w:tcPr>
+          <w:p>
+            <w:pPr>
+              <w:spacing w:after="160" w:line="278" w:lineRule="auto"/>
+            </w:pPr>
+            <w:r>
+              <w:t>Storage-Typen</w:t>
+            </w:r>
+          </w:p>
+        </w:tc>
+        <w:tc>
+          <w:tcPr>
+            <w:tcW w:w="0" w:type="auto"/>
+            <w:hideMark/>
+          </w:tcPr>
+          <w:p>
+            <w:pPr>
+              <w:spacing w:after="160" w:line="278" w:lineRule="auto"/>
+              <w:cnfStyle w:val="000000000000" w:firstRow="0" w:lastRow="0" w:firstColumn="0" w:lastColumn="0" w:oddVBand="0" w:evenVBand="0" w:oddHBand="0" w:evenHBand="0" w:firstRowFirstColumn="0" w:firstRowLastColumn="0" w:lastRowFirstColumn="0" w:lastRowLastColumn="0"/>
+            </w:pPr>
+            <w:r>
+              <w:t>Standard, IA (Infrequent Access), Glacier, Deep Archive</w:t>
+            </w:r>
+          </w:p>
+        </w:tc>
+      </w:tr>
+      <w:tr>
+        <w:trPr>
+          <w:cnfStyle w:val="000000100000" w:firstRow="0" w:lastRow="0" w:firstColumn="0" w:lastColumn="0" w:oddVBand="0" w:evenVBand="0" w:oddHBand="1" w:evenHBand="0" w:firstRowFirstColumn="0" w:firstRowLastColumn="0" w:lastRowFirstColumn="0" w:lastRowLastColumn="0"/>
+        </w:trPr>
+        <w:tc>
+          <w:tcPr>
+            <w:cnfStyle w:val="001000000000" w:firstRow="0" w:lastRow="0" w:firstColumn="1" w:lastColumn="0" w:oddVBand="0" w:evenVBand="0" w:oddHBand="0" w:evenHBand="0" w:firstRowFirstColumn="0" w:firstRowLastColumn="0" w:lastRowFirstColumn="0" w:lastRowLastColumn="0"/>
+            <w:tcW w:w="0" w:type="auto"/>
+            <w:hideMark/>
+          </w:tcPr>
+          <w:p>
+            <w:pPr>
+              <w:spacing w:after="160" w:line="278" w:lineRule="auto"/>
+            </w:pPr>
+            <w:r>
+              <w:t>Informationen</w:t>
+            </w:r>
+          </w:p>
+        </w:tc>
+        <w:tc>
+          <w:tcPr>
+            <w:tcW w:w="0" w:type="auto"/>
+            <w:hideMark/>
+          </w:tcPr>
+          <w:p>
+            <w:pPr>
+              <w:spacing w:after="160" w:line="278" w:lineRule="auto"/>
+              <w:cnfStyle w:val="000000100000" w:firstRow="0" w:lastRow="0" w:firstColumn="0" w:lastColumn="0" w:oddVBand="0" w:evenVBand="0" w:oddHBand="1" w:evenHBand="0" w:firstRowFirstColumn="0" w:firstRowLastColumn="0" w:lastRowFirstColumn="0" w:lastRowLastColumn="0"/>
+            </w:pPr>
+            <w:r>
+              <w:t>Sehr skalierbar, extrem zuverlässig, komplexe Preisstruktur</w:t>
+            </w:r>
+          </w:p>
+        </w:tc>
+      </w:tr>
+      <w:tr>
+        <w:tc>
+          <w:tcPr>
+            <w:cnfStyle w:val="001000000000" w:firstRow="0" w:lastRow="0" w:firstColumn="1" w:lastColumn="0" w:oddVBand="0" w:evenVBand="0" w:oddHBand="0" w:evenHBand="0" w:firstRowFirstColumn="0" w:firstRowLastColumn="0" w:lastRowFirstColumn="0" w:lastRowLastColumn="0"/>
+            <w:tcW w:w="0" w:type="auto"/>
+            <w:hideMark/>
+          </w:tcPr>
+          <w:p>
+            <w:pPr>
+              <w:spacing w:after="160" w:line="278" w:lineRule="auto"/>
+            </w:pPr>
+            <w:r>
+              <w:t>Hinweis</w:t>
+            </w:r>
+          </w:p>
+        </w:tc>
+        <w:tc>
+          <w:tcPr>
+            <w:tcW w:w="0" w:type="auto"/>
+            <w:hideMark/>
+          </w:tcPr>
+          <w:p>
+            <w:pPr>
+              <w:spacing w:after="160" w:line="278" w:lineRule="auto"/>
+              <w:cnfStyle w:val="000000000000" w:firstRow="0" w:lastRow="0" w:firstColumn="0" w:lastColumn="0" w:oddVBand="0" w:evenVBand="0" w:oddHBand="0" w:evenHBand="0" w:firstRowFirstColumn="0" w:firstRowLastColumn="0" w:lastRowFirstColumn="0" w:lastRowLastColumn="0"/>
+            </w:pPr>
+            <w:r>
+              <w:t>Learner Lab nicht geeignet → eigener Account empfohlen (&lt; CHF 1/Monat möglich bei kleiner Nutzung)</w:t>
+            </w:r>
+          </w:p>
+        </w:tc>
+      </w:tr>
+    </w:tbl>
+    <w:p/>
+    <w:p>
+      <w:pPr>
+        <w:rPr>
+          <w:b/>
+          <w:bCs/>
+        </w:rPr>
+      </w:pPr>
       <w:r>
-        <w:t xml:space="preserve"> / AWS</w:t>
+        <w:rPr>
+          <w:b/>
+          <w:bCs/>
+        </w:rPr>
+        <w:t>Microsoft Azure Blob Storage</w:t>
       </w:r>
     </w:p>
+    <w:tbl>
+      <w:tblPr>
+        <w:tblStyle w:val="Gitternetztabelle4Akzent1"/>
+        <w:tblW w:w="0" w:type="auto"/>
+        <w:tblLook w:val="04A0" w:firstRow="1" w:lastRow="0" w:firstColumn="1" w:lastColumn="0" w:noHBand="0" w:noVBand="1"/>
+      </w:tblPr>
+      <w:tblGrid>
+        <w:gridCol w:w="1774"/>
+        <w:gridCol w:w="6665"/>
+      </w:tblGrid>
+      <w:tr>
+        <w:trPr>
+          <w:cnfStyle w:val="100000000000" w:firstRow="1" w:lastRow="0" w:firstColumn="0" w:lastColumn="0" w:oddVBand="0" w:evenVBand="0" w:oddHBand="0" w:evenHBand="0" w:firstRowFirstColumn="0" w:firstRowLastColumn="0" w:lastRowFirstColumn="0" w:lastRowLastColumn="0"/>
+        </w:trPr>
+        <w:tc>
+          <w:tcPr>
+            <w:cnfStyle w:val="001000000000" w:firstRow="0" w:lastRow="0" w:firstColumn="1" w:lastColumn="0" w:oddVBand="0" w:evenVBand="0" w:oddHBand="0" w:evenHBand="0" w:firstRowFirstColumn="0" w:firstRowLastColumn="0" w:lastRowFirstColumn="0" w:lastRowLastColumn="0"/>
+            <w:tcW w:w="0" w:type="auto"/>
+            <w:hideMark/>
+          </w:tcPr>
+          <w:p>
+            <w:pPr>
+              <w:spacing w:after="160" w:line="278" w:lineRule="auto"/>
+            </w:pPr>
+            <w:r>
+              <w:t>Kategorie</w:t>
+            </w:r>
+          </w:p>
+        </w:tc>
+        <w:tc>
+          <w:tcPr>
+            <w:tcW w:w="0" w:type="auto"/>
+            <w:hideMark/>
+          </w:tcPr>
+          <w:p>
+            <w:pPr>
+              <w:spacing w:after="160" w:line="278" w:lineRule="auto"/>
+              <w:cnfStyle w:val="100000000000" w:firstRow="1" w:lastRow="0" w:firstColumn="0" w:lastColumn="0" w:oddVBand="0" w:evenVBand="0" w:oddHBand="0" w:evenHBand="0" w:firstRowFirstColumn="0" w:firstRowLastColumn="0" w:lastRowFirstColumn="0" w:lastRowLastColumn="0"/>
+            </w:pPr>
+            <w:r>
+              <w:t>Eigenschaften</w:t>
+            </w:r>
+          </w:p>
+        </w:tc>
+      </w:tr>
+      <w:tr>
+        <w:trPr>
+          <w:cnfStyle w:val="000000100000" w:firstRow="0" w:lastRow="0" w:firstColumn="0" w:lastColumn="0" w:oddVBand="0" w:evenVBand="0" w:oddHBand="1" w:evenHBand="0" w:firstRowFirstColumn="0" w:firstRowLastColumn="0" w:lastRowFirstColumn="0" w:lastRowLastColumn="0"/>
+        </w:trPr>
+        <w:tc>
+          <w:tcPr>
+            <w:cnfStyle w:val="001000000000" w:firstRow="0" w:lastRow="0" w:firstColumn="1" w:lastColumn="0" w:oddVBand="0" w:evenVBand="0" w:oddHBand="0" w:evenHBand="0" w:firstRowFirstColumn="0" w:firstRowLastColumn="0" w:lastRowFirstColumn="0" w:lastRowLastColumn="0"/>
+            <w:tcW w:w="0" w:type="auto"/>
+            <w:hideMark/>
+          </w:tcPr>
+          <w:p>
+            <w:pPr>
+              <w:spacing w:after="160" w:line="278" w:lineRule="auto"/>
+            </w:pPr>
+            <w:r>
+              <w:t>Service</w:t>
+            </w:r>
+          </w:p>
+        </w:tc>
+        <w:tc>
+          <w:tcPr>
+            <w:tcW w:w="0" w:type="auto"/>
+            <w:hideMark/>
+          </w:tcPr>
+          <w:p>
+            <w:pPr>
+              <w:spacing w:after="160" w:line="278" w:lineRule="auto"/>
+              <w:cnfStyle w:val="000000100000" w:firstRow="0" w:lastRow="0" w:firstColumn="0" w:lastColumn="0" w:oddVBand="0" w:evenVBand="0" w:oddHBand="1" w:evenHBand="0" w:firstRowFirstColumn="0" w:firstRowLastColumn="0" w:lastRowFirstColumn="0" w:lastRowLastColumn="0"/>
+            </w:pPr>
+            <w:r>
+              <w:t>Azure Blob Storage</w:t>
+            </w:r>
+          </w:p>
+        </w:tc>
+      </w:tr>
+      <w:tr>
+        <w:tc>
+          <w:tcPr>
+            <w:cnfStyle w:val="001000000000" w:firstRow="0" w:lastRow="0" w:firstColumn="1" w:lastColumn="0" w:oddVBand="0" w:evenVBand="0" w:oddHBand="0" w:evenHBand="0" w:firstRowFirstColumn="0" w:firstRowLastColumn="0" w:lastRowFirstColumn="0" w:lastRowLastColumn="0"/>
+            <w:tcW w:w="0" w:type="auto"/>
+            <w:hideMark/>
+          </w:tcPr>
+          <w:p>
+            <w:pPr>
+              <w:spacing w:after="160" w:line="278" w:lineRule="auto"/>
+            </w:pPr>
+            <w:r>
+              <w:t>Kosten</w:t>
+            </w:r>
+          </w:p>
+        </w:tc>
+        <w:tc>
+          <w:tcPr>
+            <w:tcW w:w="0" w:type="auto"/>
+            <w:hideMark/>
+          </w:tcPr>
+          <w:p>
+            <w:pPr>
+              <w:spacing w:after="160" w:line="278" w:lineRule="auto"/>
+              <w:cnfStyle w:val="000000000000" w:firstRow="0" w:lastRow="0" w:firstColumn="0" w:lastColumn="0" w:oddVBand="0" w:evenVBand="0" w:oddHBand="0" w:evenHBand="0" w:firstRowFirstColumn="0" w:firstRowLastColumn="0" w:lastRowFirstColumn="0" w:lastRowLastColumn="0"/>
+            </w:pPr>
+            <w:r>
+              <w:t>Pay-as-you-go</w:t>
+            </w:r>
+          </w:p>
+        </w:tc>
+      </w:tr>
+      <w:tr>
+        <w:trPr>
+          <w:cnfStyle w:val="000000100000" w:firstRow="0" w:lastRow="0" w:firstColumn="0" w:lastColumn="0" w:oddVBand="0" w:evenVBand="0" w:oddHBand="1" w:evenHBand="0" w:firstRowFirstColumn="0" w:firstRowLastColumn="0" w:lastRowFirstColumn="0" w:lastRowLastColumn="0"/>
+        </w:trPr>
+        <w:tc>
+          <w:tcPr>
+            <w:cnfStyle w:val="001000000000" w:firstRow="0" w:lastRow="0" w:firstColumn="1" w:lastColumn="0" w:oddVBand="0" w:evenVBand="0" w:oddHBand="0" w:evenHBand="0" w:firstRowFirstColumn="0" w:firstRowLastColumn="0" w:lastRowFirstColumn="0" w:lastRowLastColumn="0"/>
+            <w:tcW w:w="0" w:type="auto"/>
+            <w:hideMark/>
+          </w:tcPr>
+          <w:p>
+            <w:pPr>
+              <w:spacing w:after="160" w:line="278" w:lineRule="auto"/>
+            </w:pPr>
+            <w:r>
+              <w:t>Free Tier</w:t>
+            </w:r>
+          </w:p>
+        </w:tc>
+        <w:tc>
+          <w:tcPr>
+            <w:tcW w:w="0" w:type="auto"/>
+            <w:hideMark/>
+          </w:tcPr>
+          <w:p>
+            <w:pPr>
+              <w:spacing w:after="160" w:line="278" w:lineRule="auto"/>
+              <w:cnfStyle w:val="000000100000" w:firstRow="0" w:lastRow="0" w:firstColumn="0" w:lastColumn="0" w:oddVBand="0" w:evenVBand="0" w:oddHBand="1" w:evenHBand="0" w:firstRowFirstColumn="0" w:firstRowLastColumn="0" w:lastRowFirstColumn="0" w:lastRowLastColumn="0"/>
+            </w:pPr>
+            <w:r>
+              <w:t>100 USD Startguthaben (meist 30 Tage)</w:t>
+            </w:r>
+          </w:p>
+        </w:tc>
+      </w:tr>
+      <w:tr>
+        <w:tc>
+          <w:tcPr>
+            <w:cnfStyle w:val="001000000000" w:firstRow="0" w:lastRow="0" w:firstColumn="1" w:lastColumn="0" w:oddVBand="0" w:evenVBand="0" w:oddHBand="0" w:evenHBand="0" w:firstRowFirstColumn="0" w:firstRowLastColumn="0" w:lastRowFirstColumn="0" w:lastRowLastColumn="0"/>
+            <w:tcW w:w="0" w:type="auto"/>
+            <w:hideMark/>
+          </w:tcPr>
+          <w:p>
+            <w:pPr>
+              <w:spacing w:after="160" w:line="278" w:lineRule="auto"/>
+            </w:pPr>
+            <w:r>
+              <w:t>Storage-Typen</w:t>
+            </w:r>
+          </w:p>
+        </w:tc>
+        <w:tc>
+          <w:tcPr>
+            <w:tcW w:w="0" w:type="auto"/>
+            <w:hideMark/>
+          </w:tcPr>
+          <w:p>
+            <w:pPr>
+              <w:spacing w:after="160" w:line="278" w:lineRule="auto"/>
+              <w:cnfStyle w:val="000000000000" w:firstRow="0" w:lastRow="0" w:firstColumn="0" w:lastColumn="0" w:oddVBand="0" w:evenVBand="0" w:oddHBand="0" w:evenHBand="0" w:firstRowFirstColumn="0" w:firstRowLastColumn="0" w:lastRowFirstColumn="0" w:lastRowLastColumn="0"/>
+            </w:pPr>
+            <w:r>
+              <w:t>Hot, Cool, Archive</w:t>
+            </w:r>
+          </w:p>
+        </w:tc>
+      </w:tr>
+      <w:tr>
+        <w:trPr>
+          <w:cnfStyle w:val="000000100000" w:firstRow="0" w:lastRow="0" w:firstColumn="0" w:lastColumn="0" w:oddVBand="0" w:evenVBand="0" w:oddHBand="1" w:evenHBand="0" w:firstRowFirstColumn="0" w:firstRowLastColumn="0" w:lastRowFirstColumn="0" w:lastRowLastColumn="0"/>
+        </w:trPr>
+        <w:tc>
+          <w:tcPr>
+            <w:cnfStyle w:val="001000000000" w:firstRow="0" w:lastRow="0" w:firstColumn="1" w:lastColumn="0" w:oddVBand="0" w:evenVBand="0" w:oddHBand="0" w:evenHBand="0" w:firstRowFirstColumn="0" w:firstRowLastColumn="0" w:lastRowFirstColumn="0" w:lastRowLastColumn="0"/>
+            <w:tcW w:w="0" w:type="auto"/>
+            <w:hideMark/>
+          </w:tcPr>
+          <w:p>
+            <w:pPr>
+              <w:spacing w:after="160" w:line="278" w:lineRule="auto"/>
+            </w:pPr>
+            <w:r>
+              <w:t>Informationen</w:t>
+            </w:r>
+          </w:p>
+        </w:tc>
+        <w:tc>
+          <w:tcPr>
+            <w:tcW w:w="0" w:type="auto"/>
+            <w:hideMark/>
+          </w:tcPr>
+          <w:p>
+            <w:pPr>
+              <w:spacing w:after="160" w:line="278" w:lineRule="auto"/>
+              <w:cnfStyle w:val="000000100000" w:firstRow="0" w:lastRow="0" w:firstColumn="0" w:lastColumn="0" w:oddVBand="0" w:evenVBand="0" w:oddHBand="1" w:evenHBand="0" w:firstRowFirstColumn="0" w:firstRowLastColumn="0" w:lastRowFirstColumn="0" w:lastRowLastColumn="0"/>
+            </w:pPr>
+            <w:r>
+              <w:t>Gute Integration in Microsoft-Umgebung (Windows, Office, AD)</w:t>
+            </w:r>
+          </w:p>
+        </w:tc>
+      </w:tr>
+      <w:tr>
+        <w:tc>
+          <w:tcPr>
+            <w:cnfStyle w:val="001000000000" w:firstRow="0" w:lastRow="0" w:firstColumn="1" w:lastColumn="0" w:oddVBand="0" w:evenVBand="0" w:oddHBand="0" w:evenHBand="0" w:firstRowFirstColumn="0" w:firstRowLastColumn="0" w:lastRowFirstColumn="0" w:lastRowLastColumn="0"/>
+            <w:tcW w:w="0" w:type="auto"/>
+            <w:hideMark/>
+          </w:tcPr>
+          <w:p>
+            <w:pPr>
+              <w:spacing w:after="160" w:line="278" w:lineRule="auto"/>
+            </w:pPr>
+            <w:r>
+              <w:t>Zielgruppe</w:t>
+            </w:r>
+          </w:p>
+        </w:tc>
+        <w:tc>
+          <w:tcPr>
+            <w:tcW w:w="0" w:type="auto"/>
+            <w:hideMark/>
+          </w:tcPr>
+          <w:p>
+            <w:pPr>
+              <w:spacing w:after="160" w:line="278" w:lineRule="auto"/>
+              <w:cnfStyle w:val="000000000000" w:firstRow="0" w:lastRow="0" w:firstColumn="0" w:lastColumn="0" w:oddVBand="0" w:evenVBand="0" w:oddHBand="0" w:evenHBand="0" w:firstRowFirstColumn="0" w:firstRowLastColumn="0" w:lastRowFirstColumn="0" w:lastRowLastColumn="0"/>
+            </w:pPr>
+            <w:r>
+              <w:t>Unternehmen &amp; Microsoft-Stack Nutzer</w:t>
+            </w:r>
+          </w:p>
+        </w:tc>
+      </w:tr>
+    </w:tbl>
+    <w:p/>
+    <w:p>
+      <w:pPr>
+        <w:rPr>
+          <w:b/>
+          <w:bCs/>
+        </w:rPr>
+      </w:pPr>
+    </w:p>
+    <w:p>
+      <w:pPr>
+        <w:rPr>
+          <w:b/>
+          <w:bCs/>
+        </w:rPr>
+      </w:pPr>
+      <w:r>
+        <w:rPr>
+          <w:b/>
+          <w:bCs/>
+        </w:rPr>
+        <w:lastRenderedPageBreak/>
+        <w:t>OVH Cloud Storage</w:t>
+      </w:r>
+    </w:p>
+    <w:tbl>
+      <w:tblPr>
+        <w:tblStyle w:val="Gitternetztabelle4Akzent1"/>
+        <w:tblW w:w="0" w:type="auto"/>
+        <w:tblLook w:val="04A0" w:firstRow="1" w:lastRow="0" w:firstColumn="1" w:lastColumn="0" w:noHBand="0" w:noVBand="1"/>
+      </w:tblPr>
+      <w:tblGrid>
+        <w:gridCol w:w="1774"/>
+        <w:gridCol w:w="6036"/>
+      </w:tblGrid>
+      <w:tr>
+        <w:trPr>
+          <w:cnfStyle w:val="100000000000" w:firstRow="1" w:lastRow="0" w:firstColumn="0" w:lastColumn="0" w:oddVBand="0" w:evenVBand="0" w:oddHBand="0" w:evenHBand="0" w:firstRowFirstColumn="0" w:firstRowLastColumn="0" w:lastRowFirstColumn="0" w:lastRowLastColumn="0"/>
+        </w:trPr>
+        <w:tc>
+          <w:tcPr>
+            <w:cnfStyle w:val="001000000000" w:firstRow="0" w:lastRow="0" w:firstColumn="1" w:lastColumn="0" w:oddVBand="0" w:evenVBand="0" w:oddHBand="0" w:evenHBand="0" w:firstRowFirstColumn="0" w:firstRowLastColumn="0" w:lastRowFirstColumn="0" w:lastRowLastColumn="0"/>
+            <w:tcW w:w="0" w:type="auto"/>
+            <w:hideMark/>
+          </w:tcPr>
+          <w:p>
+            <w:pPr>
+              <w:spacing w:after="160" w:line="278" w:lineRule="auto"/>
+            </w:pPr>
+            <w:r>
+              <w:t>Kategorie</w:t>
+            </w:r>
+          </w:p>
+        </w:tc>
+        <w:tc>
+          <w:tcPr>
+            <w:tcW w:w="0" w:type="auto"/>
+            <w:hideMark/>
+          </w:tcPr>
+          <w:p>
+            <w:pPr>
+              <w:spacing w:after="160" w:line="278" w:lineRule="auto"/>
+              <w:cnfStyle w:val="100000000000" w:firstRow="1" w:lastRow="0" w:firstColumn="0" w:lastColumn="0" w:oddVBand="0" w:evenVBand="0" w:oddHBand="0" w:evenHBand="0" w:firstRowFirstColumn="0" w:firstRowLastColumn="0" w:lastRowFirstColumn="0" w:lastRowLastColumn="0"/>
+            </w:pPr>
+            <w:r>
+              <w:t>Eigenschaften</w:t>
+            </w:r>
+          </w:p>
+        </w:tc>
+      </w:tr>
+      <w:tr>
+        <w:trPr>
+          <w:cnfStyle w:val="000000100000" w:firstRow="0" w:lastRow="0" w:firstColumn="0" w:lastColumn="0" w:oddVBand="0" w:evenVBand="0" w:oddHBand="1" w:evenHBand="0" w:firstRowFirstColumn="0" w:firstRowLastColumn="0" w:lastRowFirstColumn="0" w:lastRowLastColumn="0"/>
+        </w:trPr>
+        <w:tc>
+          <w:tcPr>
+            <w:cnfStyle w:val="001000000000" w:firstRow="0" w:lastRow="0" w:firstColumn="1" w:lastColumn="0" w:oddVBand="0" w:evenVBand="0" w:oddHBand="0" w:evenHBand="0" w:firstRowFirstColumn="0" w:firstRowLastColumn="0" w:lastRowFirstColumn="0" w:lastRowLastColumn="0"/>
+            <w:tcW w:w="0" w:type="auto"/>
+            <w:hideMark/>
+          </w:tcPr>
+          <w:p>
+            <w:pPr>
+              <w:spacing w:after="160" w:line="278" w:lineRule="auto"/>
+            </w:pPr>
+            <w:r>
+              <w:t>Service</w:t>
+            </w:r>
+          </w:p>
+        </w:tc>
+        <w:tc>
+          <w:tcPr>
+            <w:tcW w:w="0" w:type="auto"/>
+            <w:hideMark/>
+          </w:tcPr>
+          <w:p>
+            <w:pPr>
+              <w:spacing w:after="160" w:line="278" w:lineRule="auto"/>
+              <w:cnfStyle w:val="000000100000" w:firstRow="0" w:lastRow="0" w:firstColumn="0" w:lastColumn="0" w:oddVBand="0" w:evenVBand="0" w:oddHBand="1" w:evenHBand="0" w:firstRowFirstColumn="0" w:firstRowLastColumn="0" w:lastRowFirstColumn="0" w:lastRowLastColumn="0"/>
+              <w:rPr>
+                <w:lang w:val="en-US"/>
+              </w:rPr>
+            </w:pPr>
+            <w:r>
+              <w:rPr>
+                <w:lang w:val="en-US"/>
+              </w:rPr>
+              <w:t>OVH Cloud Archive / Object Storage</w:t>
+            </w:r>
+          </w:p>
+        </w:tc>
+      </w:tr>
+      <w:tr>
+        <w:tc>
+          <w:tcPr>
+            <w:cnfStyle w:val="001000000000" w:firstRow="0" w:lastRow="0" w:firstColumn="1" w:lastColumn="0" w:oddVBand="0" w:evenVBand="0" w:oddHBand="0" w:evenHBand="0" w:firstRowFirstColumn="0" w:firstRowLastColumn="0" w:lastRowFirstColumn="0" w:lastRowLastColumn="0"/>
+            <w:tcW w:w="0" w:type="auto"/>
+            <w:hideMark/>
+          </w:tcPr>
+          <w:p>
+            <w:pPr>
+              <w:spacing w:after="160" w:line="278" w:lineRule="auto"/>
+            </w:pPr>
+            <w:r>
+              <w:t>Kosten</w:t>
+            </w:r>
+          </w:p>
+        </w:tc>
+        <w:tc>
+          <w:tcPr>
+            <w:tcW w:w="0" w:type="auto"/>
+            <w:hideMark/>
+          </w:tcPr>
+          <w:p>
+            <w:pPr>
+              <w:spacing w:after="160" w:line="278" w:lineRule="auto"/>
+              <w:cnfStyle w:val="000000000000" w:firstRow="0" w:lastRow="0" w:firstColumn="0" w:lastColumn="0" w:oddVBand="0" w:evenVBand="0" w:oddHBand="0" w:evenHBand="0" w:firstRowFirstColumn="0" w:firstRowLastColumn="0" w:lastRowFirstColumn="0" w:lastRowLastColumn="0"/>
+            </w:pPr>
+            <w:r>
+              <w:t>Sehr günstig im Vergleich zu Hyperscalern</w:t>
+            </w:r>
+          </w:p>
+        </w:tc>
+      </w:tr>
+      <w:tr>
+        <w:trPr>
+          <w:cnfStyle w:val="000000100000" w:firstRow="0" w:lastRow="0" w:firstColumn="0" w:lastColumn="0" w:oddVBand="0" w:evenVBand="0" w:oddHBand="1" w:evenHBand="0" w:firstRowFirstColumn="0" w:firstRowLastColumn="0" w:lastRowFirstColumn="0" w:lastRowLastColumn="0"/>
+        </w:trPr>
+        <w:tc>
+          <w:tcPr>
+            <w:cnfStyle w:val="001000000000" w:firstRow="0" w:lastRow="0" w:firstColumn="1" w:lastColumn="0" w:oddVBand="0" w:evenVBand="0" w:oddHBand="0" w:evenHBand="0" w:firstRowFirstColumn="0" w:firstRowLastColumn="0" w:lastRowFirstColumn="0" w:lastRowLastColumn="0"/>
+            <w:tcW w:w="0" w:type="auto"/>
+            <w:hideMark/>
+          </w:tcPr>
+          <w:p>
+            <w:pPr>
+              <w:spacing w:after="160" w:line="278" w:lineRule="auto"/>
+            </w:pPr>
+            <w:r>
+              <w:t>Free Tier</w:t>
+            </w:r>
+          </w:p>
+        </w:tc>
+        <w:tc>
+          <w:tcPr>
+            <w:tcW w:w="0" w:type="auto"/>
+            <w:hideMark/>
+          </w:tcPr>
+          <w:p>
+            <w:pPr>
+              <w:spacing w:after="160" w:line="278" w:lineRule="auto"/>
+              <w:cnfStyle w:val="000000100000" w:firstRow="0" w:lastRow="0" w:firstColumn="0" w:lastColumn="0" w:oddVBand="0" w:evenVBand="0" w:oddHBand="1" w:evenHBand="0" w:firstRowFirstColumn="0" w:firstRowLastColumn="0" w:lastRowFirstColumn="0" w:lastRowLastColumn="0"/>
+            </w:pPr>
+            <w:r>
+              <w:t>Kein klassisches Free Tier</w:t>
+            </w:r>
+          </w:p>
+        </w:tc>
+      </w:tr>
+      <w:tr>
+        <w:tc>
+          <w:tcPr>
+            <w:cnfStyle w:val="001000000000" w:firstRow="0" w:lastRow="0" w:firstColumn="1" w:lastColumn="0" w:oddVBand="0" w:evenVBand="0" w:oddHBand="0" w:evenHBand="0" w:firstRowFirstColumn="0" w:firstRowLastColumn="0" w:lastRowFirstColumn="0" w:lastRowLastColumn="0"/>
+            <w:tcW w:w="0" w:type="auto"/>
+            <w:hideMark/>
+          </w:tcPr>
+          <w:p>
+            <w:pPr>
+              <w:spacing w:after="160" w:line="278" w:lineRule="auto"/>
+            </w:pPr>
+            <w:r>
+              <w:t>Storage-Typen</w:t>
+            </w:r>
+          </w:p>
+        </w:tc>
+        <w:tc>
+          <w:tcPr>
+            <w:tcW w:w="0" w:type="auto"/>
+            <w:hideMark/>
+          </w:tcPr>
+          <w:p>
+            <w:pPr>
+              <w:spacing w:after="160" w:line="278" w:lineRule="auto"/>
+              <w:cnfStyle w:val="000000000000" w:firstRow="0" w:lastRow="0" w:firstColumn="0" w:lastColumn="0" w:oddVBand="0" w:evenVBand="0" w:oddHBand="0" w:evenHBand="0" w:firstRowFirstColumn="0" w:firstRowLastColumn="0" w:lastRowFirstColumn="0" w:lastRowLastColumn="0"/>
+            </w:pPr>
+            <w:r>
+              <w:t>Object Storage, Archive Storage</w:t>
+            </w:r>
+          </w:p>
+        </w:tc>
+      </w:tr>
+      <w:tr>
+        <w:trPr>
+          <w:cnfStyle w:val="000000100000" w:firstRow="0" w:lastRow="0" w:firstColumn="0" w:lastColumn="0" w:oddVBand="0" w:evenVBand="0" w:oddHBand="1" w:evenHBand="0" w:firstRowFirstColumn="0" w:firstRowLastColumn="0" w:lastRowFirstColumn="0" w:lastRowLastColumn="0"/>
+        </w:trPr>
+        <w:tc>
+          <w:tcPr>
+            <w:cnfStyle w:val="001000000000" w:firstRow="0" w:lastRow="0" w:firstColumn="1" w:lastColumn="0" w:oddVBand="0" w:evenVBand="0" w:oddHBand="0" w:evenHBand="0" w:firstRowFirstColumn="0" w:firstRowLastColumn="0" w:lastRowFirstColumn="0" w:lastRowLastColumn="0"/>
+            <w:tcW w:w="0" w:type="auto"/>
+            <w:hideMark/>
+          </w:tcPr>
+          <w:p>
+            <w:pPr>
+              <w:spacing w:after="160" w:line="278" w:lineRule="auto"/>
+            </w:pPr>
+            <w:r>
+              <w:t>Informationen</w:t>
+            </w:r>
+          </w:p>
+        </w:tc>
+        <w:tc>
+          <w:tcPr>
+            <w:tcW w:w="0" w:type="auto"/>
+            <w:hideMark/>
+          </w:tcPr>
+          <w:p>
+            <w:pPr>
+              <w:spacing w:after="160" w:line="278" w:lineRule="auto"/>
+              <w:cnfStyle w:val="000000100000" w:firstRow="0" w:lastRow="0" w:firstColumn="0" w:lastColumn="0" w:oddVBand="0" w:evenVBand="0" w:oddHBand="1" w:evenHBand="0" w:firstRowFirstColumn="0" w:firstRowLastColumn="0" w:lastRowFirstColumn="0" w:lastRowLastColumn="0"/>
+            </w:pPr>
+            <w:r>
+              <w:t>Europäischer Anbieter (Datenschutz stark EU-fokussiert)</w:t>
+            </w:r>
+          </w:p>
+        </w:tc>
+      </w:tr>
+      <w:tr>
+        <w:tc>
+          <w:tcPr>
+            <w:cnfStyle w:val="001000000000" w:firstRow="0" w:lastRow="0" w:firstColumn="1" w:lastColumn="0" w:oddVBand="0" w:evenVBand="0" w:oddHBand="0" w:evenHBand="0" w:firstRowFirstColumn="0" w:firstRowLastColumn="0" w:lastRowFirstColumn="0" w:lastRowLastColumn="0"/>
+            <w:tcW w:w="0" w:type="auto"/>
+            <w:hideMark/>
+          </w:tcPr>
+          <w:p>
+            <w:pPr>
+              <w:spacing w:after="160" w:line="278" w:lineRule="auto"/>
+            </w:pPr>
+            <w:r>
+              <w:t>Vorteil</w:t>
+            </w:r>
+          </w:p>
+        </w:tc>
+        <w:tc>
+          <w:tcPr>
+            <w:tcW w:w="0" w:type="auto"/>
+            <w:hideMark/>
+          </w:tcPr>
+          <w:p>
+            <w:pPr>
+              <w:spacing w:after="160" w:line="278" w:lineRule="auto"/>
+              <w:cnfStyle w:val="000000000000" w:firstRow="0" w:lastRow="0" w:firstColumn="0" w:lastColumn="0" w:oddVBand="0" w:evenVBand="0" w:oddHBand="0" w:evenHBand="0" w:firstRowFirstColumn="0" w:firstRowLastColumn="0" w:lastRowFirstColumn="0" w:lastRowLastColumn="0"/>
+            </w:pPr>
+            <w:r>
+              <w:t>DSGVO-konform, Preis-Leistungs-Verhältnis gut</w:t>
+            </w:r>
+          </w:p>
+        </w:tc>
+      </w:tr>
+    </w:tbl>
+    <w:p/>
+    <w:p>
+      <w:pPr>
+        <w:rPr>
+          <w:b/>
+          <w:bCs/>
+        </w:rPr>
+      </w:pPr>
+      <w:r>
+        <w:rPr>
+          <w:b/>
+          <w:bCs/>
+        </w:rPr>
+        <w:t>STRATO HiDrive</w:t>
+      </w:r>
+    </w:p>
+    <w:tbl>
+      <w:tblPr>
+        <w:tblStyle w:val="Gitternetztabelle4Akzent1"/>
+        <w:tblW w:w="0" w:type="auto"/>
+        <w:tblLook w:val="04A0" w:firstRow="1" w:lastRow="0" w:firstColumn="1" w:lastColumn="0" w:noHBand="0" w:noVBand="1"/>
+      </w:tblPr>
+      <w:tblGrid>
+        <w:gridCol w:w="1774"/>
+        <w:gridCol w:w="5422"/>
+      </w:tblGrid>
+      <w:tr>
+        <w:trPr>
+          <w:cnfStyle w:val="100000000000" w:firstRow="1" w:lastRow="0" w:firstColumn="0" w:lastColumn="0" w:oddVBand="0" w:evenVBand="0" w:oddHBand="0" w:evenHBand="0" w:firstRowFirstColumn="0" w:firstRowLastColumn="0" w:lastRowFirstColumn="0" w:lastRowLastColumn="0"/>
+        </w:trPr>
+        <w:tc>
+          <w:tcPr>
+            <w:cnfStyle w:val="001000000000" w:firstRow="0" w:lastRow="0" w:firstColumn="1" w:lastColumn="0" w:oddVBand="0" w:evenVBand="0" w:oddHBand="0" w:evenHBand="0" w:firstRowFirstColumn="0" w:firstRowLastColumn="0" w:lastRowFirstColumn="0" w:lastRowLastColumn="0"/>
+            <w:tcW w:w="0" w:type="auto"/>
+            <w:hideMark/>
+          </w:tcPr>
+          <w:p>
+            <w:pPr>
+              <w:spacing w:after="160" w:line="278" w:lineRule="auto"/>
+            </w:pPr>
+            <w:r>
+              <w:t>Kategorie</w:t>
+            </w:r>
+          </w:p>
+        </w:tc>
+        <w:tc>
+          <w:tcPr>
+            <w:tcW w:w="0" w:type="auto"/>
+            <w:hideMark/>
+          </w:tcPr>
+          <w:p>
+            <w:pPr>
+              <w:spacing w:after="160" w:line="278" w:lineRule="auto"/>
+              <w:cnfStyle w:val="100000000000" w:firstRow="1" w:lastRow="0" w:firstColumn="0" w:lastColumn="0" w:oddVBand="0" w:evenVBand="0" w:oddHBand="0" w:evenHBand="0" w:firstRowFirstColumn="0" w:firstRowLastColumn="0" w:lastRowFirstColumn="0" w:lastRowLastColumn="0"/>
+            </w:pPr>
+            <w:r>
+              <w:t>Eigenschaften</w:t>
+            </w:r>
+          </w:p>
+        </w:tc>
+      </w:tr>
+      <w:tr>
+        <w:trPr>
+          <w:cnfStyle w:val="000000100000" w:firstRow="0" w:lastRow="0" w:firstColumn="0" w:lastColumn="0" w:oddVBand="0" w:evenVBand="0" w:oddHBand="1" w:evenHBand="0" w:firstRowFirstColumn="0" w:firstRowLastColumn="0" w:lastRowFirstColumn="0" w:lastRowLastColumn="0"/>
+        </w:trPr>
+        <w:tc>
+          <w:tcPr>
+            <w:cnfStyle w:val="001000000000" w:firstRow="0" w:lastRow="0" w:firstColumn="1" w:lastColumn="0" w:oddVBand="0" w:evenVBand="0" w:oddHBand="0" w:evenHBand="0" w:firstRowFirstColumn="0" w:firstRowLastColumn="0" w:lastRowFirstColumn="0" w:lastRowLastColumn="0"/>
+            <w:tcW w:w="0" w:type="auto"/>
+            <w:hideMark/>
+          </w:tcPr>
+          <w:p>
+            <w:pPr>
+              <w:spacing w:after="160" w:line="278" w:lineRule="auto"/>
+            </w:pPr>
+            <w:r>
+              <w:t>Service</w:t>
+            </w:r>
+          </w:p>
+        </w:tc>
+        <w:tc>
+          <w:tcPr>
+            <w:tcW w:w="0" w:type="auto"/>
+            <w:hideMark/>
+          </w:tcPr>
+          <w:p>
+            <w:pPr>
+              <w:spacing w:after="160" w:line="278" w:lineRule="auto"/>
+              <w:cnfStyle w:val="000000100000" w:firstRow="0" w:lastRow="0" w:firstColumn="0" w:lastColumn="0" w:oddVBand="0" w:evenVBand="0" w:oddHBand="1" w:evenHBand="0" w:firstRowFirstColumn="0" w:firstRowLastColumn="0" w:lastRowFirstColumn="0" w:lastRowLastColumn="0"/>
+            </w:pPr>
+            <w:r>
+              <w:t>HiDrive Cloud Storage</w:t>
+            </w:r>
+          </w:p>
+        </w:tc>
+      </w:tr>
+      <w:tr>
+        <w:tc>
+          <w:tcPr>
+            <w:cnfStyle w:val="001000000000" w:firstRow="0" w:lastRow="0" w:firstColumn="1" w:lastColumn="0" w:oddVBand="0" w:evenVBand="0" w:oddHBand="0" w:evenHBand="0" w:firstRowFirstColumn="0" w:firstRowLastColumn="0" w:lastRowFirstColumn="0" w:lastRowLastColumn="0"/>
+            <w:tcW w:w="0" w:type="auto"/>
+            <w:hideMark/>
+          </w:tcPr>
+          <w:p>
+            <w:pPr>
+              <w:spacing w:after="160" w:line="278" w:lineRule="auto"/>
+            </w:pPr>
+            <w:r>
+              <w:t>Kosten</w:t>
+            </w:r>
+          </w:p>
+        </w:tc>
+        <w:tc>
+          <w:tcPr>
+            <w:tcW w:w="0" w:type="auto"/>
+            <w:hideMark/>
+          </w:tcPr>
+          <w:p>
+            <w:pPr>
+              <w:spacing w:after="160" w:line="278" w:lineRule="auto"/>
+              <w:cnfStyle w:val="000000000000" w:firstRow="0" w:lastRow="0" w:firstColumn="0" w:lastColumn="0" w:oddVBand="0" w:evenVBand="0" w:oddHBand="0" w:evenHBand="0" w:firstRowFirstColumn="0" w:firstRowLastColumn="0" w:lastRowFirstColumn="0" w:lastRowLastColumn="0"/>
+            </w:pPr>
+            <w:r>
+              <w:t>Fixe Monatsabos</w:t>
+            </w:r>
+          </w:p>
+        </w:tc>
+      </w:tr>
+      <w:tr>
+        <w:trPr>
+          <w:cnfStyle w:val="000000100000" w:firstRow="0" w:lastRow="0" w:firstColumn="0" w:lastColumn="0" w:oddVBand="0" w:evenVBand="0" w:oddHBand="1" w:evenHBand="0" w:firstRowFirstColumn="0" w:firstRowLastColumn="0" w:lastRowFirstColumn="0" w:lastRowLastColumn="0"/>
+        </w:trPr>
+        <w:tc>
+          <w:tcPr>
+            <w:cnfStyle w:val="001000000000" w:firstRow="0" w:lastRow="0" w:firstColumn="1" w:lastColumn="0" w:oddVBand="0" w:evenVBand="0" w:oddHBand="0" w:evenHBand="0" w:firstRowFirstColumn="0" w:firstRowLastColumn="0" w:lastRowFirstColumn="0" w:lastRowLastColumn="0"/>
+            <w:tcW w:w="0" w:type="auto"/>
+            <w:hideMark/>
+          </w:tcPr>
+          <w:p>
+            <w:pPr>
+              <w:spacing w:after="160" w:line="278" w:lineRule="auto"/>
+            </w:pPr>
+            <w:r>
+              <w:t>Free Tier</w:t>
+            </w:r>
+          </w:p>
+        </w:tc>
+        <w:tc>
+          <w:tcPr>
+            <w:tcW w:w="0" w:type="auto"/>
+            <w:hideMark/>
+          </w:tcPr>
+          <w:p>
+            <w:pPr>
+              <w:spacing w:after="160" w:line="278" w:lineRule="auto"/>
+              <w:cnfStyle w:val="000000100000" w:firstRow="0" w:lastRow="0" w:firstColumn="0" w:lastColumn="0" w:oddVBand="0" w:evenVBand="0" w:oddHBand="1" w:evenHBand="0" w:firstRowFirstColumn="0" w:firstRowLastColumn="0" w:lastRowFirstColumn="0" w:lastRowLastColumn="0"/>
+            </w:pPr>
+            <w:r>
+              <w:t>Teilweise Testangebote</w:t>
+            </w:r>
+          </w:p>
+        </w:tc>
+      </w:tr>
+      <w:tr>
+        <w:tc>
+          <w:tcPr>
+            <w:cnfStyle w:val="001000000000" w:firstRow="0" w:lastRow="0" w:firstColumn="1" w:lastColumn="0" w:oddVBand="0" w:evenVBand="0" w:oddHBand="0" w:evenHBand="0" w:firstRowFirstColumn="0" w:firstRowLastColumn="0" w:lastRowFirstColumn="0" w:lastRowLastColumn="0"/>
+            <w:tcW w:w="0" w:type="auto"/>
+            <w:hideMark/>
+          </w:tcPr>
+          <w:p>
+            <w:pPr>
+              <w:spacing w:after="160" w:line="278" w:lineRule="auto"/>
+            </w:pPr>
+            <w:r>
+              <w:t>Storage-Typen</w:t>
+            </w:r>
+          </w:p>
+        </w:tc>
+        <w:tc>
+          <w:tcPr>
+            <w:tcW w:w="0" w:type="auto"/>
+            <w:hideMark/>
+          </w:tcPr>
+          <w:p>
+            <w:pPr>
+              <w:spacing w:after="160" w:line="278" w:lineRule="auto"/>
+              <w:cnfStyle w:val="000000000000" w:firstRow="0" w:lastRow="0" w:firstColumn="0" w:lastColumn="0" w:oddVBand="0" w:evenVBand="0" w:oddHBand="0" w:evenHBand="0" w:firstRowFirstColumn="0" w:firstRowLastColumn="0" w:lastRowFirstColumn="0" w:lastRowLastColumn="0"/>
+            </w:pPr>
+            <w:r>
+              <w:t>Standard Cloud Storage</w:t>
+            </w:r>
+          </w:p>
+        </w:tc>
+      </w:tr>
+      <w:tr>
+        <w:trPr>
+          <w:cnfStyle w:val="000000100000" w:firstRow="0" w:lastRow="0" w:firstColumn="0" w:lastColumn="0" w:oddVBand="0" w:evenVBand="0" w:oddHBand="1" w:evenHBand="0" w:firstRowFirstColumn="0" w:firstRowLastColumn="0" w:lastRowFirstColumn="0" w:lastRowLastColumn="0"/>
+        </w:trPr>
+        <w:tc>
+          <w:tcPr>
+            <w:cnfStyle w:val="001000000000" w:firstRow="0" w:lastRow="0" w:firstColumn="1" w:lastColumn="0" w:oddVBand="0" w:evenVBand="0" w:oddHBand="0" w:evenHBand="0" w:firstRowFirstColumn="0" w:firstRowLastColumn="0" w:lastRowFirstColumn="0" w:lastRowLastColumn="0"/>
+            <w:tcW w:w="0" w:type="auto"/>
+            <w:hideMark/>
+          </w:tcPr>
+          <w:p>
+            <w:pPr>
+              <w:spacing w:after="160" w:line="278" w:lineRule="auto"/>
+            </w:pPr>
+            <w:r>
+              <w:t>Informationen</w:t>
+            </w:r>
+          </w:p>
+        </w:tc>
+        <w:tc>
+          <w:tcPr>
+            <w:tcW w:w="0" w:type="auto"/>
+            <w:hideMark/>
+          </w:tcPr>
+          <w:p>
+            <w:pPr>
+              <w:spacing w:after="160" w:line="278" w:lineRule="auto"/>
+              <w:cnfStyle w:val="000000100000" w:firstRow="0" w:lastRow="0" w:firstColumn="0" w:lastColumn="0" w:oddVBand="0" w:evenVBand="0" w:oddHBand="1" w:evenHBand="0" w:firstRowFirstColumn="0" w:firstRowLastColumn="0" w:lastRowFirstColumn="0" w:lastRowLastColumn="0"/>
+            </w:pPr>
+            <w:r>
+              <w:t>Einfache Bedienung, Fokus auf Privatnutzer &amp; KMU</w:t>
+            </w:r>
+          </w:p>
+        </w:tc>
+      </w:tr>
+      <w:tr>
+        <w:tc>
+          <w:tcPr>
+            <w:cnfStyle w:val="001000000000" w:firstRow="0" w:lastRow="0" w:firstColumn="1" w:lastColumn="0" w:oddVBand="0" w:evenVBand="0" w:oddHBand="0" w:evenHBand="0" w:firstRowFirstColumn="0" w:firstRowLastColumn="0" w:lastRowFirstColumn="0" w:lastRowLastColumn="0"/>
+            <w:tcW w:w="0" w:type="auto"/>
+            <w:hideMark/>
+          </w:tcPr>
+          <w:p>
+            <w:pPr>
+              <w:spacing w:after="160" w:line="278" w:lineRule="auto"/>
+            </w:pPr>
+            <w:r>
+              <w:t>Vorteil</w:t>
+            </w:r>
+          </w:p>
+        </w:tc>
+        <w:tc>
+          <w:tcPr>
+            <w:tcW w:w="0" w:type="auto"/>
+            <w:hideMark/>
+          </w:tcPr>
+          <w:p>
+            <w:pPr>
+              <w:spacing w:after="160" w:line="278" w:lineRule="auto"/>
+              <w:cnfStyle w:val="000000000000" w:firstRow="0" w:lastRow="0" w:firstColumn="0" w:lastColumn="0" w:oddVBand="0" w:evenVBand="0" w:oddHBand="0" w:evenHBand="0" w:firstRowFirstColumn="0" w:firstRowLastColumn="0" w:lastRowFirstColumn="0" w:lastRowLastColumn="0"/>
+            </w:pPr>
+            <w:r>
+              <w:t>Deutscher Anbieter, einfache Nutzung</w:t>
+            </w:r>
+          </w:p>
+        </w:tc>
+      </w:tr>
+    </w:tbl>
+    <w:p>
+      <w:pPr>
+        <w:rPr>
+          <w:b/>
+          <w:bCs/>
+        </w:rPr>
+      </w:pPr>
+    </w:p>
+    <w:p>
+      <w:pPr>
+        <w:rPr>
+          <w:b/>
+          <w:bCs/>
+        </w:rPr>
+      </w:pPr>
+      <w:r>
+        <w:rPr>
+          <w:b/>
+          <w:bCs/>
+        </w:rPr>
+        <w:t>Google Cloud Storage</w:t>
+      </w:r>
+    </w:p>
+    <w:tbl>
+      <w:tblPr>
+        <w:tblStyle w:val="Gitternetztabelle4Akzent1"/>
+        <w:tblW w:w="0" w:type="auto"/>
+        <w:tblLook w:val="04A0" w:firstRow="1" w:lastRow="0" w:firstColumn="1" w:lastColumn="0" w:noHBand="0" w:noVBand="1"/>
+      </w:tblPr>
+      <w:tblGrid>
+        <w:gridCol w:w="1774"/>
+        <w:gridCol w:w="6513"/>
+      </w:tblGrid>
+      <w:tr>
+        <w:trPr>
+          <w:cnfStyle w:val="100000000000" w:firstRow="1" w:lastRow="0" w:firstColumn="0" w:lastColumn="0" w:oddVBand="0" w:evenVBand="0" w:oddHBand="0" w:evenHBand="0" w:firstRowFirstColumn="0" w:firstRowLastColumn="0" w:lastRowFirstColumn="0" w:lastRowLastColumn="0"/>
+        </w:trPr>
+        <w:tc>
+          <w:tcPr>
+            <w:cnfStyle w:val="001000000000" w:firstRow="0" w:lastRow="0" w:firstColumn="1" w:lastColumn="0" w:oddVBand="0" w:evenVBand="0" w:oddHBand="0" w:evenHBand="0" w:firstRowFirstColumn="0" w:firstRowLastColumn="0" w:lastRowFirstColumn="0" w:lastRowLastColumn="0"/>
+            <w:tcW w:w="0" w:type="auto"/>
+            <w:hideMark/>
+          </w:tcPr>
+          <w:p>
+            <w:pPr>
+              <w:spacing w:after="160" w:line="278" w:lineRule="auto"/>
+            </w:pPr>
+            <w:r>
+              <w:t>Kategorie</w:t>
+            </w:r>
+          </w:p>
+        </w:tc>
+        <w:tc>
+          <w:tcPr>
+            <w:tcW w:w="0" w:type="auto"/>
+            <w:hideMark/>
+          </w:tcPr>
+          <w:p>
+            <w:pPr>
+              <w:spacing w:after="160" w:line="278" w:lineRule="auto"/>
+              <w:cnfStyle w:val="100000000000" w:firstRow="1" w:lastRow="0" w:firstColumn="0" w:lastColumn="0" w:oddVBand="0" w:evenVBand="0" w:oddHBand="0" w:evenHBand="0" w:firstRowFirstColumn="0" w:firstRowLastColumn="0" w:lastRowFirstColumn="0" w:lastRowLastColumn="0"/>
+            </w:pPr>
+            <w:r>
+              <w:t>Eigenschaften</w:t>
+            </w:r>
+          </w:p>
+        </w:tc>
+      </w:tr>
+      <w:tr>
+        <w:trPr>
+          <w:cnfStyle w:val="000000100000" w:firstRow="0" w:lastRow="0" w:firstColumn="0" w:lastColumn="0" w:oddVBand="0" w:evenVBand="0" w:oddHBand="1" w:evenHBand="0" w:firstRowFirstColumn="0" w:firstRowLastColumn="0" w:lastRowFirstColumn="0" w:lastRowLastColumn="0"/>
+        </w:trPr>
+        <w:tc>
+          <w:tcPr>
+            <w:cnfStyle w:val="001000000000" w:firstRow="0" w:lastRow="0" w:firstColumn="1" w:lastColumn="0" w:oddVBand="0" w:evenVBand="0" w:oddHBand="0" w:evenHBand="0" w:firstRowFirstColumn="0" w:firstRowLastColumn="0" w:lastRowFirstColumn="0" w:lastRowLastColumn="0"/>
+            <w:tcW w:w="0" w:type="auto"/>
+            <w:hideMark/>
+          </w:tcPr>
+          <w:p>
+            <w:pPr>
+              <w:spacing w:after="160" w:line="278" w:lineRule="auto"/>
+            </w:pPr>
+            <w:r>
+              <w:t>Service</w:t>
+            </w:r>
+          </w:p>
+        </w:tc>
+        <w:tc>
+          <w:tcPr>
+            <w:tcW w:w="0" w:type="auto"/>
+            <w:hideMark/>
+          </w:tcPr>
+          <w:p>
+            <w:pPr>
+              <w:spacing w:after="160" w:line="278" w:lineRule="auto"/>
+              <w:cnfStyle w:val="000000100000" w:firstRow="0" w:lastRow="0" w:firstColumn="0" w:lastColumn="0" w:oddVBand="0" w:evenVBand="0" w:oddHBand="1" w:evenHBand="0" w:firstRowFirstColumn="0" w:firstRowLastColumn="0" w:lastRowFirstColumn="0" w:lastRowLastColumn="0"/>
+              <w:rPr>
+                <w:lang w:val="en-US"/>
+              </w:rPr>
+            </w:pPr>
+            <w:r>
+              <w:rPr>
+                <w:lang w:val="en-US"/>
+              </w:rPr>
+              <w:t>Google Cloud Storage (inkl. Archive/Coldline/Nearline)</w:t>
+            </w:r>
+          </w:p>
+        </w:tc>
+      </w:tr>
+      <w:tr>
+        <w:tc>
+          <w:tcPr>
+            <w:cnfStyle w:val="001000000000" w:firstRow="0" w:lastRow="0" w:firstColumn="1" w:lastColumn="0" w:oddVBand="0" w:evenVBand="0" w:oddHBand="0" w:evenHBand="0" w:firstRowFirstColumn="0" w:firstRowLastColumn="0" w:lastRowFirstColumn="0" w:lastRowLastColumn="0"/>
+            <w:tcW w:w="0" w:type="auto"/>
+            <w:hideMark/>
+          </w:tcPr>
+          <w:p>
+            <w:pPr>
+              <w:spacing w:after="160" w:line="278" w:lineRule="auto"/>
+            </w:pPr>
+            <w:r>
+              <w:t>Kosten</w:t>
+            </w:r>
+          </w:p>
+        </w:tc>
+        <w:tc>
+          <w:tcPr>
+            <w:tcW w:w="0" w:type="auto"/>
+            <w:hideMark/>
+          </w:tcPr>
+          <w:p>
+            <w:pPr>
+              <w:spacing w:after="160" w:line="278" w:lineRule="auto"/>
+              <w:cnfStyle w:val="000000000000" w:firstRow="0" w:lastRow="0" w:firstColumn="0" w:lastColumn="0" w:oddVBand="0" w:evenVBand="0" w:oddHBand="0" w:evenHBand="0" w:firstRowFirstColumn="0" w:firstRowLastColumn="0" w:lastRowFirstColumn="0" w:lastRowLastColumn="0"/>
+            </w:pPr>
+            <w:r>
+              <w:t>Pay-as-you-go</w:t>
+            </w:r>
+          </w:p>
+        </w:tc>
+      </w:tr>
+      <w:tr>
+        <w:trPr>
+          <w:cnfStyle w:val="000000100000" w:firstRow="0" w:lastRow="0" w:firstColumn="0" w:lastColumn="0" w:oddVBand="0" w:evenVBand="0" w:oddHBand="1" w:evenHBand="0" w:firstRowFirstColumn="0" w:firstRowLastColumn="0" w:lastRowFirstColumn="0" w:lastRowLastColumn="0"/>
+        </w:trPr>
+        <w:tc>
+          <w:tcPr>
+            <w:cnfStyle w:val="001000000000" w:firstRow="0" w:lastRow="0" w:firstColumn="1" w:lastColumn="0" w:oddVBand="0" w:evenVBand="0" w:oddHBand="0" w:evenHBand="0" w:firstRowFirstColumn="0" w:firstRowLastColumn="0" w:lastRowFirstColumn="0" w:lastRowLastColumn="0"/>
+            <w:tcW w:w="0" w:type="auto"/>
+            <w:hideMark/>
+          </w:tcPr>
+          <w:p>
+            <w:pPr>
+              <w:spacing w:after="160" w:line="278" w:lineRule="auto"/>
+            </w:pPr>
+            <w:r>
+              <w:t>Free Tier</w:t>
+            </w:r>
+          </w:p>
+        </w:tc>
+        <w:tc>
+          <w:tcPr>
+            <w:tcW w:w="0" w:type="auto"/>
+            <w:hideMark/>
+          </w:tcPr>
+          <w:p>
+            <w:pPr>
+              <w:spacing w:after="160" w:line="278" w:lineRule="auto"/>
+              <w:cnfStyle w:val="000000100000" w:firstRow="0" w:lastRow="0" w:firstColumn="0" w:lastColumn="0" w:oddVBand="0" w:evenVBand="0" w:oddHBand="1" w:evenHBand="0" w:firstRowFirstColumn="0" w:firstRowLastColumn="0" w:lastRowFirstColumn="0" w:lastRowLastColumn="0"/>
+            </w:pPr>
+            <w:r>
+              <w:t>300 USD Startguthaben</w:t>
+            </w:r>
+          </w:p>
+        </w:tc>
+      </w:tr>
+      <w:tr>
+        <w:tc>
+          <w:tcPr>
+            <w:cnfStyle w:val="001000000000" w:firstRow="0" w:lastRow="0" w:firstColumn="1" w:lastColumn="0" w:oddVBand="0" w:evenVBand="0" w:oddHBand="0" w:evenHBand="0" w:firstRowFirstColumn="0" w:firstRowLastColumn="0" w:lastRowFirstColumn="0" w:lastRowLastColumn="0"/>
+            <w:tcW w:w="0" w:type="auto"/>
+            <w:hideMark/>
+          </w:tcPr>
+          <w:p>
+            <w:pPr>
+              <w:spacing w:after="160" w:line="278" w:lineRule="auto"/>
+            </w:pPr>
+            <w:r>
+              <w:t>Storage-Typen</w:t>
+            </w:r>
+          </w:p>
+        </w:tc>
+        <w:tc>
+          <w:tcPr>
+            <w:tcW w:w="0" w:type="auto"/>
+            <w:hideMark/>
+          </w:tcPr>
+          <w:p>
+            <w:pPr>
+              <w:spacing w:after="160" w:line="278" w:lineRule="auto"/>
+              <w:cnfStyle w:val="000000000000" w:firstRow="0" w:lastRow="0" w:firstColumn="0" w:lastColumn="0" w:oddVBand="0" w:evenVBand="0" w:oddHBand="0" w:evenHBand="0" w:firstRowFirstColumn="0" w:firstRowLastColumn="0" w:lastRowFirstColumn="0" w:lastRowLastColumn="0"/>
+            </w:pPr>
+            <w:r>
+              <w:t>Standard, Nearline, Coldline, Archive</w:t>
+            </w:r>
+          </w:p>
+        </w:tc>
+      </w:tr>
+      <w:tr>
+        <w:trPr>
+          <w:cnfStyle w:val="000000100000" w:firstRow="0" w:lastRow="0" w:firstColumn="0" w:lastColumn="0" w:oddVBand="0" w:evenVBand="0" w:oddHBand="1" w:evenHBand="0" w:firstRowFirstColumn="0" w:firstRowLastColumn="0" w:lastRowFirstColumn="0" w:lastRowLastColumn="0"/>
+        </w:trPr>
+        <w:tc>
+          <w:tcPr>
+            <w:cnfStyle w:val="001000000000" w:firstRow="0" w:lastRow="0" w:firstColumn="1" w:lastColumn="0" w:oddVBand="0" w:evenVBand="0" w:oddHBand="0" w:evenHBand="0" w:firstRowFirstColumn="0" w:firstRowLastColumn="0" w:lastRowFirstColumn="0" w:lastRowLastColumn="0"/>
+            <w:tcW w:w="0" w:type="auto"/>
+            <w:hideMark/>
+          </w:tcPr>
+          <w:p>
+            <w:pPr>
+              <w:spacing w:after="160" w:line="278" w:lineRule="auto"/>
+            </w:pPr>
+            <w:r>
+              <w:t>Informationen</w:t>
+            </w:r>
+          </w:p>
+        </w:tc>
+        <w:tc>
+          <w:tcPr>
+            <w:tcW w:w="0" w:type="auto"/>
+            <w:hideMark/>
+          </w:tcPr>
+          <w:p>
+            <w:pPr>
+              <w:spacing w:after="160" w:line="278" w:lineRule="auto"/>
+              <w:cnfStyle w:val="000000100000" w:firstRow="0" w:lastRow="0" w:firstColumn="0" w:lastColumn="0" w:oddVBand="0" w:evenVBand="0" w:oddHBand="1" w:evenHBand="0" w:firstRowFirstColumn="0" w:firstRowLastColumn="0" w:lastRowFirstColumn="0" w:lastRowLastColumn="0"/>
+            </w:pPr>
+            <w:r>
+              <w:t>Sehr leistungsfähig, global verteilt</w:t>
+            </w:r>
+          </w:p>
+        </w:tc>
+      </w:tr>
+      <w:tr>
+        <w:tc>
+          <w:tcPr>
+            <w:cnfStyle w:val="001000000000" w:firstRow="0" w:lastRow="0" w:firstColumn="1" w:lastColumn="0" w:oddVBand="0" w:evenVBand="0" w:oddHBand="0" w:evenHBand="0" w:firstRowFirstColumn="0" w:firstRowLastColumn="0" w:lastRowFirstColumn="0" w:lastRowLastColumn="0"/>
+            <w:tcW w:w="0" w:type="auto"/>
+            <w:hideMark/>
+          </w:tcPr>
+          <w:p>
+            <w:pPr>
+              <w:spacing w:after="160" w:line="278" w:lineRule="auto"/>
+            </w:pPr>
+            <w:r>
+              <w:t>Zusatz</w:t>
+            </w:r>
+          </w:p>
+        </w:tc>
+        <w:tc>
+          <w:tcPr>
+            <w:tcW w:w="0" w:type="auto"/>
+            <w:hideMark/>
+          </w:tcPr>
+          <w:p>
+            <w:pPr>
+              <w:spacing w:after="160" w:line="278" w:lineRule="auto"/>
+              <w:cnfStyle w:val="000000000000" w:firstRow="0" w:lastRow="0" w:firstColumn="0" w:lastColumn="0" w:oddVBand="0" w:evenVBand="0" w:oddHBand="0" w:evenHBand="0" w:firstRowFirstColumn="0" w:firstRowLastColumn="0" w:lastRowFirstColumn="0" w:lastRowLastColumn="0"/>
+              <w:rPr>
+                <w:lang w:val="en-US"/>
+              </w:rPr>
+            </w:pPr>
+            <w:r>
+              <w:rPr>
+                <w:lang w:val="en-US"/>
+              </w:rPr>
+              <w:t>Google Drive / Workspace (eigene Domain nötig für Business)</w:t>
+            </w:r>
+          </w:p>
+        </w:tc>
+      </w:tr>
+    </w:tbl>
+    <w:p>
+      <w:r>
+        <w:pict w14:anchorId="4C5BA3D8">
+          <v:rect id="_x0000_i1029" style="width:0;height:1.5pt" o:hralign="center" o:hrstd="t" o:hr="t" fillcolor="#a0a0a0" stroked="f"/>
+        </w:pict>
+      </w:r>
+    </w:p>
+    <w:p/>
+    <w:p>
+      <w:pPr>
+        <w:rPr>
+          <w:b/>
+          <w:bCs/>
+        </w:rPr>
+      </w:pPr>
+      <w:r>
+        <w:rPr>
+          <w:b/>
+          <w:bCs/>
+        </w:rPr>
+        <w:lastRenderedPageBreak/>
+        <w:t>Backblaze Cloud Storage</w:t>
+      </w:r>
+    </w:p>
+    <w:tbl>
+      <w:tblPr>
+        <w:tblStyle w:val="Gitternetztabelle4Akzent1"/>
+        <w:tblW w:w="0" w:type="auto"/>
+        <w:tblLook w:val="04A0" w:firstRow="1" w:lastRow="0" w:firstColumn="1" w:lastColumn="0" w:noHBand="0" w:noVBand="1"/>
+      </w:tblPr>
+      <w:tblGrid>
+        <w:gridCol w:w="1774"/>
+        <w:gridCol w:w="4244"/>
+      </w:tblGrid>
+      <w:tr>
+        <w:trPr>
+          <w:cnfStyle w:val="100000000000" w:firstRow="1" w:lastRow="0" w:firstColumn="0" w:lastColumn="0" w:oddVBand="0" w:evenVBand="0" w:oddHBand="0" w:evenHBand="0" w:firstRowFirstColumn="0" w:firstRowLastColumn="0" w:lastRowFirstColumn="0" w:lastRowLastColumn="0"/>
+        </w:trPr>
+        <w:tc>
+          <w:tcPr>
+            <w:cnfStyle w:val="001000000000" w:firstRow="0" w:lastRow="0" w:firstColumn="1" w:lastColumn="0" w:oddVBand="0" w:evenVBand="0" w:oddHBand="0" w:evenHBand="0" w:firstRowFirstColumn="0" w:firstRowLastColumn="0" w:lastRowFirstColumn="0" w:lastRowLastColumn="0"/>
+            <w:tcW w:w="0" w:type="auto"/>
+            <w:hideMark/>
+          </w:tcPr>
+          <w:p>
+            <w:pPr>
+              <w:spacing w:after="160" w:line="278" w:lineRule="auto"/>
+            </w:pPr>
+            <w:r>
+              <w:t>Kategorie</w:t>
+            </w:r>
+          </w:p>
+        </w:tc>
+        <w:tc>
+          <w:tcPr>
+            <w:tcW w:w="0" w:type="auto"/>
+            <w:hideMark/>
+          </w:tcPr>
+          <w:p>
+            <w:pPr>
+              <w:spacing w:after="160" w:line="278" w:lineRule="auto"/>
+              <w:cnfStyle w:val="100000000000" w:firstRow="1" w:lastRow="0" w:firstColumn="0" w:lastColumn="0" w:oddVBand="0" w:evenVBand="0" w:oddHBand="0" w:evenHBand="0" w:firstRowFirstColumn="0" w:firstRowLastColumn="0" w:lastRowFirstColumn="0" w:lastRowLastColumn="0"/>
+            </w:pPr>
+            <w:r>
+              <w:t>Eigenschaften</w:t>
+            </w:r>
+          </w:p>
+        </w:tc>
+      </w:tr>
+      <w:tr>
+        <w:trPr>
+          <w:cnfStyle w:val="000000100000" w:firstRow="0" w:lastRow="0" w:firstColumn="0" w:lastColumn="0" w:oddVBand="0" w:evenVBand="0" w:oddHBand="1" w:evenHBand="0" w:firstRowFirstColumn="0" w:firstRowLastColumn="0" w:lastRowFirstColumn="0" w:lastRowLastColumn="0"/>
+        </w:trPr>
+        <w:tc>
+          <w:tcPr>
+            <w:cnfStyle w:val="001000000000" w:firstRow="0" w:lastRow="0" w:firstColumn="1" w:lastColumn="0" w:oddVBand="0" w:evenVBand="0" w:oddHBand="0" w:evenHBand="0" w:firstRowFirstColumn="0" w:firstRowLastColumn="0" w:lastRowFirstColumn="0" w:lastRowLastColumn="0"/>
+            <w:tcW w:w="0" w:type="auto"/>
+            <w:hideMark/>
+          </w:tcPr>
+          <w:p>
+            <w:pPr>
+              <w:spacing w:after="160" w:line="278" w:lineRule="auto"/>
+            </w:pPr>
+            <w:r>
+              <w:t>Service</w:t>
+            </w:r>
+          </w:p>
+        </w:tc>
+        <w:tc>
+          <w:tcPr>
+            <w:tcW w:w="0" w:type="auto"/>
+            <w:hideMark/>
+          </w:tcPr>
+          <w:p>
+            <w:pPr>
+              <w:spacing w:after="160" w:line="278" w:lineRule="auto"/>
+              <w:cnfStyle w:val="000000100000" w:firstRow="0" w:lastRow="0" w:firstColumn="0" w:lastColumn="0" w:oddVBand="0" w:evenVBand="0" w:oddHBand="1" w:evenHBand="0" w:firstRowFirstColumn="0" w:firstRowLastColumn="0" w:lastRowFirstColumn="0" w:lastRowLastColumn="0"/>
+            </w:pPr>
+            <w:r>
+              <w:t>Backblaze B2 Cloud Storage</w:t>
+            </w:r>
+          </w:p>
+        </w:tc>
+      </w:tr>
+      <w:tr>
+        <w:tc>
+          <w:tcPr>
+            <w:cnfStyle w:val="001000000000" w:firstRow="0" w:lastRow="0" w:firstColumn="1" w:lastColumn="0" w:oddVBand="0" w:evenVBand="0" w:oddHBand="0" w:evenHBand="0" w:firstRowFirstColumn="0" w:firstRowLastColumn="0" w:lastRowFirstColumn="0" w:lastRowLastColumn="0"/>
+            <w:tcW w:w="0" w:type="auto"/>
+            <w:hideMark/>
+          </w:tcPr>
+          <w:p>
+            <w:pPr>
+              <w:spacing w:after="160" w:line="278" w:lineRule="auto"/>
+            </w:pPr>
+            <w:r>
+              <w:t>Kosten</w:t>
+            </w:r>
+          </w:p>
+        </w:tc>
+        <w:tc>
+          <w:tcPr>
+            <w:tcW w:w="0" w:type="auto"/>
+            <w:hideMark/>
+          </w:tcPr>
+          <w:p>
+            <w:pPr>
+              <w:spacing w:after="160" w:line="278" w:lineRule="auto"/>
+              <w:cnfStyle w:val="000000000000" w:firstRow="0" w:lastRow="0" w:firstColumn="0" w:lastColumn="0" w:oddVBand="0" w:evenVBand="0" w:oddHBand="0" w:evenHBand="0" w:firstRowFirstColumn="0" w:firstRowLastColumn="0" w:lastRowFirstColumn="0" w:lastRowLastColumn="0"/>
+            </w:pPr>
+            <w:r>
+              <w:t>Sehr günstig (ca. $5/TB/Monat)</w:t>
+            </w:r>
+          </w:p>
+        </w:tc>
+      </w:tr>
+      <w:tr>
+        <w:trPr>
+          <w:cnfStyle w:val="000000100000" w:firstRow="0" w:lastRow="0" w:firstColumn="0" w:lastColumn="0" w:oddVBand="0" w:evenVBand="0" w:oddHBand="1" w:evenHBand="0" w:firstRowFirstColumn="0" w:firstRowLastColumn="0" w:lastRowFirstColumn="0" w:lastRowLastColumn="0"/>
+        </w:trPr>
+        <w:tc>
+          <w:tcPr>
+            <w:cnfStyle w:val="001000000000" w:firstRow="0" w:lastRow="0" w:firstColumn="1" w:lastColumn="0" w:oddVBand="0" w:evenVBand="0" w:oddHBand="0" w:evenHBand="0" w:firstRowFirstColumn="0" w:firstRowLastColumn="0" w:lastRowFirstColumn="0" w:lastRowLastColumn="0"/>
+            <w:tcW w:w="0" w:type="auto"/>
+            <w:hideMark/>
+          </w:tcPr>
+          <w:p>
+            <w:pPr>
+              <w:spacing w:after="160" w:line="278" w:lineRule="auto"/>
+            </w:pPr>
+            <w:r>
+              <w:t>Free Tier</w:t>
+            </w:r>
+          </w:p>
+        </w:tc>
+        <w:tc>
+          <w:tcPr>
+            <w:tcW w:w="0" w:type="auto"/>
+            <w:hideMark/>
+          </w:tcPr>
+          <w:p>
+            <w:pPr>
+              <w:spacing w:after="160" w:line="278" w:lineRule="auto"/>
+              <w:cnfStyle w:val="000000100000" w:firstRow="0" w:lastRow="0" w:firstColumn="0" w:lastColumn="0" w:oddVBand="0" w:evenVBand="0" w:oddHBand="1" w:evenHBand="0" w:firstRowFirstColumn="0" w:firstRowLastColumn="0" w:lastRowFirstColumn="0" w:lastRowLastColumn="0"/>
+            </w:pPr>
+            <w:r>
+              <w:t>10 GB</w:t>
+            </w:r>
+          </w:p>
+        </w:tc>
+      </w:tr>
+      <w:tr>
+        <w:tc>
+          <w:tcPr>
+            <w:cnfStyle w:val="001000000000" w:firstRow="0" w:lastRow="0" w:firstColumn="1" w:lastColumn="0" w:oddVBand="0" w:evenVBand="0" w:oddHBand="0" w:evenHBand="0" w:firstRowFirstColumn="0" w:firstRowLastColumn="0" w:lastRowFirstColumn="0" w:lastRowLastColumn="0"/>
+            <w:tcW w:w="0" w:type="auto"/>
+            <w:hideMark/>
+          </w:tcPr>
+          <w:p>
+            <w:pPr>
+              <w:spacing w:after="160" w:line="278" w:lineRule="auto"/>
+            </w:pPr>
+            <w:r>
+              <w:t>Storage-Typen</w:t>
+            </w:r>
+          </w:p>
+        </w:tc>
+        <w:tc>
+          <w:tcPr>
+            <w:tcW w:w="0" w:type="auto"/>
+            <w:hideMark/>
+          </w:tcPr>
+          <w:p>
+            <w:pPr>
+              <w:spacing w:after="160" w:line="278" w:lineRule="auto"/>
+              <w:cnfStyle w:val="000000000000" w:firstRow="0" w:lastRow="0" w:firstColumn="0" w:lastColumn="0" w:oddVBand="0" w:evenVBand="0" w:oddHBand="0" w:evenHBand="0" w:firstRowFirstColumn="0" w:firstRowLastColumn="0" w:lastRowFirstColumn="0" w:lastRowLastColumn="0"/>
+            </w:pPr>
+            <w:r>
+              <w:t>Object Storage</w:t>
+            </w:r>
+          </w:p>
+        </w:tc>
+      </w:tr>
+      <w:tr>
+        <w:trPr>
+          <w:cnfStyle w:val="000000100000" w:firstRow="0" w:lastRow="0" w:firstColumn="0" w:lastColumn="0" w:oddVBand="0" w:evenVBand="0" w:oddHBand="1" w:evenHBand="0" w:firstRowFirstColumn="0" w:firstRowLastColumn="0" w:lastRowFirstColumn="0" w:lastRowLastColumn="0"/>
+        </w:trPr>
+        <w:tc>
+          <w:tcPr>
+            <w:cnfStyle w:val="001000000000" w:firstRow="0" w:lastRow="0" w:firstColumn="1" w:lastColumn="0" w:oddVBand="0" w:evenVBand="0" w:oddHBand="0" w:evenHBand="0" w:firstRowFirstColumn="0" w:firstRowLastColumn="0" w:lastRowFirstColumn="0" w:lastRowLastColumn="0"/>
+            <w:tcW w:w="0" w:type="auto"/>
+            <w:hideMark/>
+          </w:tcPr>
+          <w:p>
+            <w:pPr>
+              <w:spacing w:after="160" w:line="278" w:lineRule="auto"/>
+            </w:pPr>
+            <w:r>
+              <w:t>Informationen</w:t>
+            </w:r>
+          </w:p>
+        </w:tc>
+        <w:tc>
+          <w:tcPr>
+            <w:tcW w:w="0" w:type="auto"/>
+            <w:hideMark/>
+          </w:tcPr>
+          <w:p>
+            <w:pPr>
+              <w:spacing w:after="160" w:line="278" w:lineRule="auto"/>
+              <w:cnfStyle w:val="000000100000" w:firstRow="0" w:lastRow="0" w:firstColumn="0" w:lastColumn="0" w:oddVBand="0" w:evenVBand="0" w:oddHBand="1" w:evenHBand="0" w:firstRowFirstColumn="0" w:firstRowLastColumn="0" w:lastRowFirstColumn="0" w:lastRowLastColumn="0"/>
+            </w:pPr>
+            <w:r>
+              <w:t>Einfach, günstig, oft für Backup genutzt</w:t>
+            </w:r>
+          </w:p>
+        </w:tc>
+      </w:tr>
+      <w:tr>
+        <w:tc>
+          <w:tcPr>
+            <w:cnfStyle w:val="001000000000" w:firstRow="0" w:lastRow="0" w:firstColumn="1" w:lastColumn="0" w:oddVBand="0" w:evenVBand="0" w:oddHBand="0" w:evenHBand="0" w:firstRowFirstColumn="0" w:firstRowLastColumn="0" w:lastRowFirstColumn="0" w:lastRowLastColumn="0"/>
+            <w:tcW w:w="0" w:type="auto"/>
+            <w:hideMark/>
+          </w:tcPr>
+          <w:p>
+            <w:pPr>
+              <w:spacing w:after="160" w:line="278" w:lineRule="auto"/>
+            </w:pPr>
+            <w:r>
+              <w:t>Vorteil</w:t>
+            </w:r>
+          </w:p>
+        </w:tc>
+        <w:tc>
+          <w:tcPr>
+            <w:tcW w:w="0" w:type="auto"/>
+            <w:hideMark/>
+          </w:tcPr>
+          <w:p>
+            <w:pPr>
+              <w:spacing w:after="160" w:line="278" w:lineRule="auto"/>
+              <w:cnfStyle w:val="000000000000" w:firstRow="0" w:lastRow="0" w:firstColumn="0" w:lastColumn="0" w:oddVBand="0" w:evenVBand="0" w:oddHBand="0" w:evenHBand="0" w:firstRowFirstColumn="0" w:firstRowLastColumn="0" w:lastRowFirstColumn="0" w:lastRowLastColumn="0"/>
+            </w:pPr>
+            <w:r>
+              <w:t>Sehr gute Preis-Leistung</w:t>
+            </w:r>
+          </w:p>
+        </w:tc>
+      </w:tr>
+    </w:tbl>
+    <w:p>
+      <w:pPr>
+        <w:rPr>
+          <w:b/>
+          <w:bCs/>
+        </w:rPr>
+      </w:pPr>
+    </w:p>
+    <w:p>
+      <w:pPr>
+        <w:rPr>
+          <w:b/>
+          <w:bCs/>
+        </w:rPr>
+      </w:pPr>
+      <w:r>
+        <w:rPr>
+          <w:b/>
+          <w:bCs/>
+        </w:rPr>
+        <w:t>Meta10 Cloud Backup (Acronis)</w:t>
+      </w:r>
+    </w:p>
+    <w:tbl>
+      <w:tblPr>
+        <w:tblStyle w:val="Gitternetztabelle4Akzent1"/>
+        <w:tblW w:w="0" w:type="auto"/>
+        <w:tblLook w:val="04A0" w:firstRow="1" w:lastRow="0" w:firstColumn="1" w:lastColumn="0" w:noHBand="0" w:noVBand="1"/>
+      </w:tblPr>
+      <w:tblGrid>
+        <w:gridCol w:w="1774"/>
+        <w:gridCol w:w="5958"/>
+      </w:tblGrid>
+      <w:tr>
+        <w:trPr>
+          <w:cnfStyle w:val="100000000000" w:firstRow="1" w:lastRow="0" w:firstColumn="0" w:lastColumn="0" w:oddVBand="0" w:evenVBand="0" w:oddHBand="0" w:evenHBand="0" w:firstRowFirstColumn="0" w:firstRowLastColumn="0" w:lastRowFirstColumn="0" w:lastRowLastColumn="0"/>
+        </w:trPr>
+        <w:tc>
+          <w:tcPr>
+            <w:cnfStyle w:val="001000000000" w:firstRow="0" w:lastRow="0" w:firstColumn="1" w:lastColumn="0" w:oddVBand="0" w:evenVBand="0" w:oddHBand="0" w:evenHBand="0" w:firstRowFirstColumn="0" w:firstRowLastColumn="0" w:lastRowFirstColumn="0" w:lastRowLastColumn="0"/>
+            <w:tcW w:w="0" w:type="auto"/>
+            <w:hideMark/>
+          </w:tcPr>
+          <w:p>
+            <w:pPr>
+              <w:spacing w:after="160" w:line="278" w:lineRule="auto"/>
+            </w:pPr>
+            <w:r>
+              <w:t>Kategorie</w:t>
+            </w:r>
+          </w:p>
+        </w:tc>
+        <w:tc>
+          <w:tcPr>
+            <w:tcW w:w="0" w:type="auto"/>
+            <w:hideMark/>
+          </w:tcPr>
+          <w:p>
+            <w:pPr>
+              <w:spacing w:after="160" w:line="278" w:lineRule="auto"/>
+              <w:cnfStyle w:val="100000000000" w:firstRow="1" w:lastRow="0" w:firstColumn="0" w:lastColumn="0" w:oddVBand="0" w:evenVBand="0" w:oddHBand="0" w:evenHBand="0" w:firstRowFirstColumn="0" w:firstRowLastColumn="0" w:lastRowFirstColumn="0" w:lastRowLastColumn="0"/>
+            </w:pPr>
+            <w:r>
+              <w:t>Eigenschaften</w:t>
+            </w:r>
+          </w:p>
+        </w:tc>
+      </w:tr>
+      <w:tr>
+        <w:trPr>
+          <w:cnfStyle w:val="000000100000" w:firstRow="0" w:lastRow="0" w:firstColumn="0" w:lastColumn="0" w:oddVBand="0" w:evenVBand="0" w:oddHBand="1" w:evenHBand="0" w:firstRowFirstColumn="0" w:firstRowLastColumn="0" w:lastRowFirstColumn="0" w:lastRowLastColumn="0"/>
+        </w:trPr>
+        <w:tc>
+          <w:tcPr>
+            <w:cnfStyle w:val="001000000000" w:firstRow="0" w:lastRow="0" w:firstColumn="1" w:lastColumn="0" w:oddVBand="0" w:evenVBand="0" w:oddHBand="0" w:evenHBand="0" w:firstRowFirstColumn="0" w:firstRowLastColumn="0" w:lastRowFirstColumn="0" w:lastRowLastColumn="0"/>
+            <w:tcW w:w="0" w:type="auto"/>
+            <w:hideMark/>
+          </w:tcPr>
+          <w:p>
+            <w:pPr>
+              <w:spacing w:after="160" w:line="278" w:lineRule="auto"/>
+            </w:pPr>
+            <w:r>
+              <w:t>Service</w:t>
+            </w:r>
+          </w:p>
+        </w:tc>
+        <w:tc>
+          <w:tcPr>
+            <w:tcW w:w="0" w:type="auto"/>
+            <w:hideMark/>
+          </w:tcPr>
+          <w:p>
+            <w:pPr>
+              <w:spacing w:after="160" w:line="278" w:lineRule="auto"/>
+              <w:cnfStyle w:val="000000100000" w:firstRow="0" w:lastRow="0" w:firstColumn="0" w:lastColumn="0" w:oddVBand="0" w:evenVBand="0" w:oddHBand="1" w:evenHBand="0" w:firstRowFirstColumn="0" w:firstRowLastColumn="0" w:lastRowFirstColumn="0" w:lastRowLastColumn="0"/>
+              <w:rPr>
+                <w:lang w:val="en-US"/>
+              </w:rPr>
+            </w:pPr>
+            <w:r>
+              <w:rPr>
+                <w:lang w:val="en-US"/>
+              </w:rPr>
+              <w:t>Managed Cloud Backup (Acronis-basiert)</w:t>
+            </w:r>
+          </w:p>
+        </w:tc>
+      </w:tr>
+      <w:tr>
+        <w:tc>
+          <w:tcPr>
+            <w:cnfStyle w:val="001000000000" w:firstRow="0" w:lastRow="0" w:firstColumn="1" w:lastColumn="0" w:oddVBand="0" w:evenVBand="0" w:oddHBand="0" w:evenHBand="0" w:firstRowFirstColumn="0" w:firstRowLastColumn="0" w:lastRowFirstColumn="0" w:lastRowLastColumn="0"/>
+            <w:tcW w:w="0" w:type="auto"/>
+            <w:hideMark/>
+          </w:tcPr>
+          <w:p>
+            <w:pPr>
+              <w:spacing w:after="160" w:line="278" w:lineRule="auto"/>
+            </w:pPr>
+            <w:r>
+              <w:t>Kosten</w:t>
+            </w:r>
+          </w:p>
+        </w:tc>
+        <w:tc>
+          <w:tcPr>
+            <w:tcW w:w="0" w:type="auto"/>
+            <w:hideMark/>
+          </w:tcPr>
+          <w:p>
+            <w:pPr>
+              <w:spacing w:after="160" w:line="278" w:lineRule="auto"/>
+              <w:cnfStyle w:val="000000000000" w:firstRow="0" w:lastRow="0" w:firstColumn="0" w:lastColumn="0" w:oddVBand="0" w:evenVBand="0" w:oddHBand="0" w:evenHBand="0" w:firstRowFirstColumn="0" w:firstRowLastColumn="0" w:lastRowFirstColumn="0" w:lastRowLastColumn="0"/>
+            </w:pPr>
+            <w:r>
+              <w:t>Service-/Lizenzmodell</w:t>
+            </w:r>
+          </w:p>
+        </w:tc>
+      </w:tr>
+      <w:tr>
+        <w:trPr>
+          <w:cnfStyle w:val="000000100000" w:firstRow="0" w:lastRow="0" w:firstColumn="0" w:lastColumn="0" w:oddVBand="0" w:evenVBand="0" w:oddHBand="1" w:evenHBand="0" w:firstRowFirstColumn="0" w:firstRowLastColumn="0" w:lastRowFirstColumn="0" w:lastRowLastColumn="0"/>
+        </w:trPr>
+        <w:tc>
+          <w:tcPr>
+            <w:cnfStyle w:val="001000000000" w:firstRow="0" w:lastRow="0" w:firstColumn="1" w:lastColumn="0" w:oddVBand="0" w:evenVBand="0" w:oddHBand="0" w:evenHBand="0" w:firstRowFirstColumn="0" w:firstRowLastColumn="0" w:lastRowFirstColumn="0" w:lastRowLastColumn="0"/>
+            <w:tcW w:w="0" w:type="auto"/>
+            <w:hideMark/>
+          </w:tcPr>
+          <w:p>
+            <w:pPr>
+              <w:spacing w:after="160" w:line="278" w:lineRule="auto"/>
+            </w:pPr>
+            <w:r>
+              <w:t>Free Tier</w:t>
+            </w:r>
+          </w:p>
+        </w:tc>
+        <w:tc>
+          <w:tcPr>
+            <w:tcW w:w="0" w:type="auto"/>
+            <w:hideMark/>
+          </w:tcPr>
+          <w:p>
+            <w:pPr>
+              <w:spacing w:after="160" w:line="278" w:lineRule="auto"/>
+              <w:cnfStyle w:val="000000100000" w:firstRow="0" w:lastRow="0" w:firstColumn="0" w:lastColumn="0" w:oddVBand="0" w:evenVBand="0" w:oddHBand="1" w:evenHBand="0" w:firstRowFirstColumn="0" w:firstRowLastColumn="0" w:lastRowFirstColumn="0" w:lastRowLastColumn="0"/>
+            </w:pPr>
+            <w:r>
+              <w:t>Keine standardisierte Free-Version</w:t>
+            </w:r>
+          </w:p>
+        </w:tc>
+      </w:tr>
+      <w:tr>
+        <w:tc>
+          <w:tcPr>
+            <w:cnfStyle w:val="001000000000" w:firstRow="0" w:lastRow="0" w:firstColumn="1" w:lastColumn="0" w:oddVBand="0" w:evenVBand="0" w:oddHBand="0" w:evenHBand="0" w:firstRowFirstColumn="0" w:firstRowLastColumn="0" w:lastRowFirstColumn="0" w:lastRowLastColumn="0"/>
+            <w:tcW w:w="0" w:type="auto"/>
+            <w:hideMark/>
+          </w:tcPr>
+          <w:p>
+            <w:pPr>
+              <w:spacing w:after="160" w:line="278" w:lineRule="auto"/>
+            </w:pPr>
+            <w:r>
+              <w:t>Storage-Typen</w:t>
+            </w:r>
+          </w:p>
+        </w:tc>
+        <w:tc>
+          <w:tcPr>
+            <w:tcW w:w="0" w:type="auto"/>
+            <w:hideMark/>
+          </w:tcPr>
+          <w:p>
+            <w:pPr>
+              <w:spacing w:after="160" w:line="278" w:lineRule="auto"/>
+              <w:cnfStyle w:val="000000000000" w:firstRow="0" w:lastRow="0" w:firstColumn="0" w:lastColumn="0" w:oddVBand="0" w:evenVBand="0" w:oddHBand="0" w:evenHBand="0" w:firstRowFirstColumn="0" w:firstRowLastColumn="0" w:lastRowFirstColumn="0" w:lastRowLastColumn="0"/>
+            </w:pPr>
+            <w:r>
+              <w:t>Backup-as-a-Service</w:t>
+            </w:r>
+          </w:p>
+        </w:tc>
+      </w:tr>
+      <w:tr>
+        <w:trPr>
+          <w:cnfStyle w:val="000000100000" w:firstRow="0" w:lastRow="0" w:firstColumn="0" w:lastColumn="0" w:oddVBand="0" w:evenVBand="0" w:oddHBand="1" w:evenHBand="0" w:firstRowFirstColumn="0" w:firstRowLastColumn="0" w:lastRowFirstColumn="0" w:lastRowLastColumn="0"/>
+        </w:trPr>
+        <w:tc>
+          <w:tcPr>
+            <w:cnfStyle w:val="001000000000" w:firstRow="0" w:lastRow="0" w:firstColumn="1" w:lastColumn="0" w:oddVBand="0" w:evenVBand="0" w:oddHBand="0" w:evenHBand="0" w:firstRowFirstColumn="0" w:firstRowLastColumn="0" w:lastRowFirstColumn="0" w:lastRowLastColumn="0"/>
+            <w:tcW w:w="0" w:type="auto"/>
+            <w:hideMark/>
+          </w:tcPr>
+          <w:p>
+            <w:pPr>
+              <w:spacing w:after="160" w:line="278" w:lineRule="auto"/>
+            </w:pPr>
+            <w:r>
+              <w:t>Informationen</w:t>
+            </w:r>
+          </w:p>
+        </w:tc>
+        <w:tc>
+          <w:tcPr>
+            <w:tcW w:w="0" w:type="auto"/>
+            <w:hideMark/>
+          </w:tcPr>
+          <w:p>
+            <w:pPr>
+              <w:spacing w:after="160" w:line="278" w:lineRule="auto"/>
+              <w:cnfStyle w:val="000000100000" w:firstRow="0" w:lastRow="0" w:firstColumn="0" w:lastColumn="0" w:oddVBand="0" w:evenVBand="0" w:oddHBand="1" w:evenHBand="0" w:firstRowFirstColumn="0" w:firstRowLastColumn="0" w:lastRowFirstColumn="0" w:lastRowLastColumn="0"/>
+            </w:pPr>
+            <w:r>
+              <w:t>Fokus auf IT-Backup &amp; Business-Sicherheit</w:t>
+            </w:r>
+          </w:p>
+        </w:tc>
+      </w:tr>
+      <w:tr>
+        <w:tc>
+          <w:tcPr>
+            <w:cnfStyle w:val="001000000000" w:firstRow="0" w:lastRow="0" w:firstColumn="1" w:lastColumn="0" w:oddVBand="0" w:evenVBand="0" w:oddHBand="0" w:evenHBand="0" w:firstRowFirstColumn="0" w:firstRowLastColumn="0" w:lastRowFirstColumn="0" w:lastRowLastColumn="0"/>
+            <w:tcW w:w="0" w:type="auto"/>
+            <w:hideMark/>
+          </w:tcPr>
+          <w:p>
+            <w:pPr>
+              <w:spacing w:after="160" w:line="278" w:lineRule="auto"/>
+            </w:pPr>
+            <w:r>
+              <w:t>Vorteil</w:t>
+            </w:r>
+          </w:p>
+        </w:tc>
+        <w:tc>
+          <w:tcPr>
+            <w:tcW w:w="0" w:type="auto"/>
+            <w:hideMark/>
+          </w:tcPr>
+          <w:p>
+            <w:pPr>
+              <w:spacing w:after="160" w:line="278" w:lineRule="auto"/>
+              <w:cnfStyle w:val="000000000000" w:firstRow="0" w:lastRow="0" w:firstColumn="0" w:lastColumn="0" w:oddVBand="0" w:evenVBand="0" w:oddHBand="0" w:evenHBand="0" w:firstRowFirstColumn="0" w:firstRowLastColumn="0" w:lastRowFirstColumn="0" w:lastRowLastColumn="0"/>
+            </w:pPr>
+            <w:r>
+              <w:t>Managed Lösung (weniger technische Einrichtung nötig)</w:t>
+            </w:r>
+          </w:p>
+        </w:tc>
+      </w:tr>
+    </w:tbl>
+    <w:p/>
     <w:p/>
     <w:p/>
     <w:p/>
@@ -2590,6 +4491,13 @@
     <w:pitch w:val="variable"/>
     <w:sig w:usb0="20000287" w:usb1="00000003" w:usb2="00000000" w:usb3="00000000" w:csb0="0000019F" w:csb1="00000000"/>
   </w:font>
+  <w:font w:name="Segoe UI Emoji">
+    <w:panose1 w:val="020B0502040204020203"/>
+    <w:charset w:val="00"/>
+    <w:family w:val="swiss"/>
+    <w:pitch w:val="variable"/>
+    <w:sig w:usb0="00000003" w:usb1="02000000" w:usb2="08000000" w:usb3="00000000" w:csb0="00000001" w:csb1="00000000"/>
+  </w:font>
 </w:fonts>
 </file>
 
@@ -2610,9 +4518,9 @@
   </w:compat>
   <w:rsids>
     <w:rsidRoot w:val="004972B4"/>
-    <w:rsid w:val="002E1179"/>
     <w:rsid w:val="00374C65"/>
     <w:rsid w:val="004972B4"/>
+    <w:rsid w:val="007044A4"/>
     <w:rsid w:val="00710657"/>
     <w:rsid w:val="00724D4E"/>
     <w:rsid w:val="0073256B"/>

--- a/M143/LB3/LB3_Dokumentation.docx
+++ b/M143/LB3/LB3_Dokumentation.docx
@@ -898,16 +898,14 @@
         <w:rPr>
           <w:b/>
           <w:bCs/>
-          <w:lang w:val="en-US"/>
         </w:rPr>
       </w:pPr>
       <w:r>
         <w:rPr>
           <w:b/>
           <w:bCs/>
-          <w:lang w:val="en-US"/>
         </w:rPr>
-        <w:t>Amazon Cloud Storage</w:t>
+        <w:t>Amazon Cloud Storage (AWS)</w:t>
       </w:r>
     </w:p>
     <w:tbl>
@@ -917,8 +915,8 @@
         <w:tblLook w:val="04A0" w:firstRow="1" w:lastRow="0" w:firstColumn="1" w:lastColumn="0" w:noHBand="0" w:noVBand="1"/>
       </w:tblPr>
       <w:tblGrid>
-        <w:gridCol w:w="1774"/>
-        <w:gridCol w:w="7288"/>
+        <w:gridCol w:w="1621"/>
+        <w:gridCol w:w="3895"/>
       </w:tblGrid>
       <w:tr>
         <w:trPr>
@@ -970,7 +968,7 @@
               <w:spacing w:after="160" w:line="278" w:lineRule="auto"/>
             </w:pPr>
             <w:r>
-              <w:t>Service</w:t>
+              <w:t>Art</w:t>
             </w:r>
           </w:p>
         </w:tc>
@@ -985,24 +983,24 @@
               <w:cnfStyle w:val="000000100000" w:firstRow="0" w:lastRow="0" w:firstColumn="0" w:lastColumn="0" w:oddVBand="0" w:evenVBand="0" w:oddHBand="1" w:evenHBand="0" w:firstRowFirstColumn="0" w:firstRowLastColumn="0" w:lastRowFirstColumn="0" w:lastRowLastColumn="0"/>
             </w:pPr>
             <w:r>
-              <w:t>Amazon S3 / Glacier</w:t>
-            </w:r>
-          </w:p>
-        </w:tc>
-      </w:tr>
-      <w:tr>
-        <w:tc>
-          <w:tcPr>
-            <w:cnfStyle w:val="001000000000" w:firstRow="0" w:lastRow="0" w:firstColumn="1" w:lastColumn="0" w:oddVBand="0" w:evenVBand="0" w:oddHBand="0" w:evenHBand="0" w:firstRowFirstColumn="0" w:firstRowLastColumn="0" w:lastRowFirstColumn="0" w:lastRowLastColumn="0"/>
-            <w:tcW w:w="0" w:type="auto"/>
-            <w:hideMark/>
-          </w:tcPr>
-          <w:p>
-            <w:pPr>
-              <w:spacing w:after="160" w:line="278" w:lineRule="auto"/>
-            </w:pPr>
-            <w:r>
-              <w:t>Kosten</w:t>
+              <w:t>Objektspeicher / Archivspeicher</w:t>
+            </w:r>
+          </w:p>
+        </w:tc>
+      </w:tr>
+      <w:tr>
+        <w:tc>
+          <w:tcPr>
+            <w:cnfStyle w:val="001000000000" w:firstRow="0" w:lastRow="0" w:firstColumn="1" w:lastColumn="0" w:oddVBand="0" w:evenVBand="0" w:oddHBand="0" w:evenHBand="0" w:firstRowFirstColumn="0" w:firstRowLastColumn="0" w:lastRowFirstColumn="0" w:lastRowLastColumn="0"/>
+            <w:tcW w:w="0" w:type="auto"/>
+            <w:hideMark/>
+          </w:tcPr>
+          <w:p>
+            <w:pPr>
+              <w:spacing w:after="160" w:line="278" w:lineRule="auto"/>
+            </w:pPr>
+            <w:r>
+              <w:t>Schnittstelle</w:t>
             </w:r>
           </w:p>
         </w:tc>
@@ -1017,7 +1015,7 @@
               <w:cnfStyle w:val="000000000000" w:firstRow="0" w:lastRow="0" w:firstColumn="0" w:lastColumn="0" w:oddVBand="0" w:evenVBand="0" w:oddHBand="0" w:evenHBand="0" w:firstRowFirstColumn="0" w:firstRowLastColumn="0" w:lastRowFirstColumn="0" w:lastRowLastColumn="0"/>
             </w:pPr>
             <w:r>
-              <w:t>Pay-as-you-go</w:t>
+              <w:t>Weboberfläche, API, CLI</w:t>
             </w:r>
           </w:p>
         </w:tc>
@@ -1036,8 +1034,13 @@
             <w:pPr>
               <w:spacing w:after="160" w:line="278" w:lineRule="auto"/>
             </w:pPr>
-            <w:r>
-              <w:t>Free Tier</w:t>
+            <w:proofErr w:type="spellStart"/>
+            <w:r>
+              <w:t>Geschw</w:t>
+            </w:r>
+            <w:proofErr w:type="spellEnd"/>
+            <w:r>
+              <w:t>.</w:t>
             </w:r>
           </w:p>
         </w:tc>
@@ -1052,24 +1055,24 @@
               <w:cnfStyle w:val="000000100000" w:firstRow="0" w:lastRow="0" w:firstColumn="0" w:lastColumn="0" w:oddVBand="0" w:evenVBand="0" w:oddHBand="1" w:evenHBand="0" w:firstRowFirstColumn="0" w:firstRowLastColumn="0" w:lastRowFirstColumn="0" w:lastRowLastColumn="0"/>
             </w:pPr>
             <w:r>
-              <w:t>12 Monate eingeschränkt (S3)</w:t>
-            </w:r>
-          </w:p>
-        </w:tc>
-      </w:tr>
-      <w:tr>
-        <w:tc>
-          <w:tcPr>
-            <w:cnfStyle w:val="001000000000" w:firstRow="0" w:lastRow="0" w:firstColumn="1" w:lastColumn="0" w:oddVBand="0" w:evenVBand="0" w:oddHBand="0" w:evenHBand="0" w:firstRowFirstColumn="0" w:firstRowLastColumn="0" w:lastRowFirstColumn="0" w:lastRowLastColumn="0"/>
-            <w:tcW w:w="0" w:type="auto"/>
-            <w:hideMark/>
-          </w:tcPr>
-          <w:p>
-            <w:pPr>
-              <w:spacing w:after="160" w:line="278" w:lineRule="auto"/>
-            </w:pPr>
-            <w:r>
-              <w:t>Storage-Typen</w:t>
+              <w:t>Hoch</w:t>
+            </w:r>
+          </w:p>
+        </w:tc>
+      </w:tr>
+      <w:tr>
+        <w:tc>
+          <w:tcPr>
+            <w:cnfStyle w:val="001000000000" w:firstRow="0" w:lastRow="0" w:firstColumn="1" w:lastColumn="0" w:oddVBand="0" w:evenVBand="0" w:oddHBand="0" w:evenHBand="0" w:firstRowFirstColumn="0" w:firstRowLastColumn="0" w:lastRowFirstColumn="0" w:lastRowLastColumn="0"/>
+            <w:tcW w:w="0" w:type="auto"/>
+            <w:hideMark/>
+          </w:tcPr>
+          <w:p>
+            <w:pPr>
+              <w:spacing w:after="160" w:line="278" w:lineRule="auto"/>
+            </w:pPr>
+            <w:r>
+              <w:t>Platz</w:t>
             </w:r>
           </w:p>
         </w:tc>
@@ -1084,7 +1087,7 @@
               <w:cnfStyle w:val="000000000000" w:firstRow="0" w:lastRow="0" w:firstColumn="0" w:lastColumn="0" w:oddVBand="0" w:evenVBand="0" w:oddHBand="0" w:evenHBand="0" w:firstRowFirstColumn="0" w:firstRowLastColumn="0" w:lastRowFirstColumn="0" w:lastRowLastColumn="0"/>
             </w:pPr>
             <w:r>
-              <w:t>Standard, IA (Infrequent Access), Glacier, Deep Archive</w:t>
+              <w:t>Skalierbar, praktisch unbegrenzt</w:t>
             </w:r>
           </w:p>
         </w:tc>
@@ -1104,7 +1107,7 @@
               <w:spacing w:after="160" w:line="278" w:lineRule="auto"/>
             </w:pPr>
             <w:r>
-              <w:t>Informationen</w:t>
+              <w:t>Zugriff</w:t>
             </w:r>
           </w:p>
         </w:tc>
@@ -1119,24 +1122,24 @@
               <w:cnfStyle w:val="000000100000" w:firstRow="0" w:lastRow="0" w:firstColumn="0" w:lastColumn="0" w:oddVBand="0" w:evenVBand="0" w:oddHBand="1" w:evenHBand="0" w:firstRowFirstColumn="0" w:firstRowLastColumn="0" w:lastRowFirstColumn="0" w:lastRowLastColumn="0"/>
             </w:pPr>
             <w:r>
-              <w:t>Sehr skalierbar, extrem zuverlässig, komplexe Preisstruktur</w:t>
-            </w:r>
-          </w:p>
-        </w:tc>
-      </w:tr>
-      <w:tr>
-        <w:tc>
-          <w:tcPr>
-            <w:cnfStyle w:val="001000000000" w:firstRow="0" w:lastRow="0" w:firstColumn="1" w:lastColumn="0" w:oddVBand="0" w:evenVBand="0" w:oddHBand="0" w:evenHBand="0" w:firstRowFirstColumn="0" w:firstRowLastColumn="0" w:lastRowFirstColumn="0" w:lastRowLastColumn="0"/>
-            <w:tcW w:w="0" w:type="auto"/>
-            <w:hideMark/>
-          </w:tcPr>
-          <w:p>
-            <w:pPr>
-              <w:spacing w:after="160" w:line="278" w:lineRule="auto"/>
-            </w:pPr>
-            <w:r>
-              <w:t>Hinweis</w:t>
+              <w:t>Öffentlich oder privat konfigurierbar</w:t>
+            </w:r>
+          </w:p>
+        </w:tc>
+      </w:tr>
+      <w:tr>
+        <w:tc>
+          <w:tcPr>
+            <w:cnfStyle w:val="001000000000" w:firstRow="0" w:lastRow="0" w:firstColumn="1" w:lastColumn="0" w:oddVBand="0" w:evenVBand="0" w:oddHBand="0" w:evenHBand="0" w:firstRowFirstColumn="0" w:firstRowLastColumn="0" w:lastRowFirstColumn="0" w:lastRowLastColumn="0"/>
+            <w:tcW w:w="0" w:type="auto"/>
+            <w:hideMark/>
+          </w:tcPr>
+          <w:p>
+            <w:pPr>
+              <w:spacing w:after="160" w:line="278" w:lineRule="auto"/>
+            </w:pPr>
+            <w:r>
+              <w:t>Preis</w:t>
             </w:r>
           </w:p>
         </w:tc>
@@ -1149,10 +1152,96 @@
             <w:pPr>
               <w:spacing w:after="160" w:line="278" w:lineRule="auto"/>
               <w:cnfStyle w:val="000000000000" w:firstRow="0" w:lastRow="0" w:firstColumn="0" w:lastColumn="0" w:oddVBand="0" w:evenVBand="0" w:oddHBand="0" w:evenHBand="0" w:firstRowFirstColumn="0" w:firstRowLastColumn="0" w:lastRowFirstColumn="0" w:lastRowLastColumn="0"/>
-            </w:pPr>
-            <w:r>
-              <w:t>Learner Lab nicht geeignet → eigener Account empfohlen (&lt; CHF 1/Monat möglich bei kleiner Nutzung)</w:t>
-            </w:r>
+              <w:rPr>
+                <w:lang w:val="en-US"/>
+              </w:rPr>
+            </w:pPr>
+            <w:proofErr w:type="spellStart"/>
+            <w:r>
+              <w:rPr>
+                <w:lang w:val="en-US"/>
+              </w:rPr>
+              <w:t>Nutzungsabhängig</w:t>
+            </w:r>
+            <w:proofErr w:type="spellEnd"/>
+            <w:r>
+              <w:rPr>
+                <w:lang w:val="en-US"/>
+              </w:rPr>
+              <w:t xml:space="preserve"> (Pay-as-you-go)</w:t>
+            </w:r>
+          </w:p>
+        </w:tc>
+      </w:tr>
+      <w:tr>
+        <w:trPr>
+          <w:cnfStyle w:val="000000100000" w:firstRow="0" w:lastRow="0" w:firstColumn="0" w:lastColumn="0" w:oddVBand="0" w:evenVBand="0" w:oddHBand="1" w:evenHBand="0" w:firstRowFirstColumn="0" w:firstRowLastColumn="0" w:lastRowFirstColumn="0" w:lastRowLastColumn="0"/>
+        </w:trPr>
+        <w:tc>
+          <w:tcPr>
+            <w:cnfStyle w:val="001000000000" w:firstRow="0" w:lastRow="0" w:firstColumn="1" w:lastColumn="0" w:oddVBand="0" w:evenVBand="0" w:oddHBand="0" w:evenHBand="0" w:firstRowFirstColumn="0" w:firstRowLastColumn="0" w:lastRowFirstColumn="0" w:lastRowLastColumn="0"/>
+            <w:tcW w:w="0" w:type="auto"/>
+            <w:hideMark/>
+          </w:tcPr>
+          <w:p>
+            <w:pPr>
+              <w:spacing w:after="160" w:line="278" w:lineRule="auto"/>
+            </w:pPr>
+            <w:r>
+              <w:t>Ort</w:t>
+            </w:r>
+          </w:p>
+        </w:tc>
+        <w:tc>
+          <w:tcPr>
+            <w:tcW w:w="0" w:type="auto"/>
+            <w:hideMark/>
+          </w:tcPr>
+          <w:p>
+            <w:pPr>
+              <w:spacing w:after="160" w:line="278" w:lineRule="auto"/>
+              <w:cnfStyle w:val="000000100000" w:firstRow="0" w:lastRow="0" w:firstColumn="0" w:lastColumn="0" w:oddVBand="0" w:evenVBand="0" w:oddHBand="1" w:evenHBand="0" w:firstRowFirstColumn="0" w:firstRowLastColumn="0" w:lastRowFirstColumn="0" w:lastRowLastColumn="0"/>
+            </w:pPr>
+            <w:r>
+              <w:t>Weltweit, mehrere Regionen</w:t>
+            </w:r>
+          </w:p>
+        </w:tc>
+      </w:tr>
+      <w:tr>
+        <w:tc>
+          <w:tcPr>
+            <w:cnfStyle w:val="001000000000" w:firstRow="0" w:lastRow="0" w:firstColumn="1" w:lastColumn="0" w:oddVBand="0" w:evenVBand="0" w:oddHBand="0" w:evenHBand="0" w:firstRowFirstColumn="0" w:firstRowLastColumn="0" w:lastRowFirstColumn="0" w:lastRowLastColumn="0"/>
+            <w:tcW w:w="0" w:type="auto"/>
+            <w:hideMark/>
+          </w:tcPr>
+          <w:p>
+            <w:pPr>
+              <w:spacing w:after="160" w:line="278" w:lineRule="auto"/>
+            </w:pPr>
+            <w:r>
+              <w:t>Quelle</w:t>
+            </w:r>
+          </w:p>
+        </w:tc>
+        <w:tc>
+          <w:tcPr>
+            <w:tcW w:w="0" w:type="auto"/>
+            <w:hideMark/>
+          </w:tcPr>
+          <w:p>
+            <w:pPr>
+              <w:spacing w:after="160" w:line="278" w:lineRule="auto"/>
+              <w:cnfStyle w:val="000000000000" w:firstRow="0" w:lastRow="0" w:firstColumn="0" w:lastColumn="0" w:oddVBand="0" w:evenVBand="0" w:oddHBand="0" w:evenHBand="0" w:firstRowFirstColumn="0" w:firstRowLastColumn="0" w:lastRowFirstColumn="0" w:lastRowLastColumn="0"/>
+            </w:pPr>
+            <w:hyperlink r:id="rId11" w:history="1">
+              <w:r>
+                <w:rPr>
+                  <w:rStyle w:val="Hyperlink"/>
+                </w:rPr>
+                <w:t>https://aws.amazon.com/de/s3/</w:t>
+              </w:r>
+            </w:hyperlink>
           </w:p>
         </w:tc>
       </w:tr>
@@ -1180,8 +1269,8 @@
         <w:tblLook w:val="04A0" w:firstRow="1" w:lastRow="0" w:firstColumn="1" w:lastColumn="0" w:noHBand="0" w:noVBand="1"/>
       </w:tblPr>
       <w:tblGrid>
-        <w:gridCol w:w="1774"/>
-        <w:gridCol w:w="6665"/>
+        <w:gridCol w:w="1621"/>
+        <w:gridCol w:w="6387"/>
       </w:tblGrid>
       <w:tr>
         <w:trPr>
@@ -1233,7 +1322,7 @@
               <w:spacing w:after="160" w:line="278" w:lineRule="auto"/>
             </w:pPr>
             <w:r>
-              <w:t>Service</w:t>
+              <w:t>Art</w:t>
             </w:r>
           </w:p>
         </w:tc>
@@ -1248,24 +1337,24 @@
               <w:cnfStyle w:val="000000100000" w:firstRow="0" w:lastRow="0" w:firstColumn="0" w:lastColumn="0" w:oddVBand="0" w:evenVBand="0" w:oddHBand="1" w:evenHBand="0" w:firstRowFirstColumn="0" w:firstRowLastColumn="0" w:lastRowFirstColumn="0" w:lastRowLastColumn="0"/>
             </w:pPr>
             <w:r>
-              <w:t>Azure Blob Storage</w:t>
-            </w:r>
-          </w:p>
-        </w:tc>
-      </w:tr>
-      <w:tr>
-        <w:tc>
-          <w:tcPr>
-            <w:cnfStyle w:val="001000000000" w:firstRow="0" w:lastRow="0" w:firstColumn="1" w:lastColumn="0" w:oddVBand="0" w:evenVBand="0" w:oddHBand="0" w:evenHBand="0" w:firstRowFirstColumn="0" w:firstRowLastColumn="0" w:lastRowFirstColumn="0" w:lastRowLastColumn="0"/>
-            <w:tcW w:w="0" w:type="auto"/>
-            <w:hideMark/>
-          </w:tcPr>
-          <w:p>
-            <w:pPr>
-              <w:spacing w:after="160" w:line="278" w:lineRule="auto"/>
-            </w:pPr>
-            <w:r>
-              <w:t>Kosten</w:t>
+              <w:t>Objektspeicher</w:t>
+            </w:r>
+          </w:p>
+        </w:tc>
+      </w:tr>
+      <w:tr>
+        <w:tc>
+          <w:tcPr>
+            <w:cnfStyle w:val="001000000000" w:firstRow="0" w:lastRow="0" w:firstColumn="1" w:lastColumn="0" w:oddVBand="0" w:evenVBand="0" w:oddHBand="0" w:evenHBand="0" w:firstRowFirstColumn="0" w:firstRowLastColumn="0" w:lastRowFirstColumn="0" w:lastRowLastColumn="0"/>
+            <w:tcW w:w="0" w:type="auto"/>
+            <w:hideMark/>
+          </w:tcPr>
+          <w:p>
+            <w:pPr>
+              <w:spacing w:after="160" w:line="278" w:lineRule="auto"/>
+            </w:pPr>
+            <w:r>
+              <w:t>Schnittstelle</w:t>
             </w:r>
           </w:p>
         </w:tc>
@@ -1280,7 +1369,7 @@
               <w:cnfStyle w:val="000000000000" w:firstRow="0" w:lastRow="0" w:firstColumn="0" w:lastColumn="0" w:oddVBand="0" w:evenVBand="0" w:oddHBand="0" w:evenHBand="0" w:firstRowFirstColumn="0" w:firstRowLastColumn="0" w:lastRowFirstColumn="0" w:lastRowLastColumn="0"/>
             </w:pPr>
             <w:r>
-              <w:t>Pay-as-you-go</w:t>
+              <w:t>Webportal, API, CLI</w:t>
             </w:r>
           </w:p>
         </w:tc>
@@ -1299,8 +1388,13 @@
             <w:pPr>
               <w:spacing w:after="160" w:line="278" w:lineRule="auto"/>
             </w:pPr>
-            <w:r>
-              <w:t>Free Tier</w:t>
+            <w:proofErr w:type="spellStart"/>
+            <w:r>
+              <w:t>Geschw</w:t>
+            </w:r>
+            <w:proofErr w:type="spellEnd"/>
+            <w:r>
+              <w:t>.</w:t>
             </w:r>
           </w:p>
         </w:tc>
@@ -1315,24 +1409,24 @@
               <w:cnfStyle w:val="000000100000" w:firstRow="0" w:lastRow="0" w:firstColumn="0" w:lastColumn="0" w:oddVBand="0" w:evenVBand="0" w:oddHBand="1" w:evenHBand="0" w:firstRowFirstColumn="0" w:firstRowLastColumn="0" w:lastRowFirstColumn="0" w:lastRowLastColumn="0"/>
             </w:pPr>
             <w:r>
-              <w:t>100 USD Startguthaben (meist 30 Tage)</w:t>
-            </w:r>
-          </w:p>
-        </w:tc>
-      </w:tr>
-      <w:tr>
-        <w:tc>
-          <w:tcPr>
-            <w:cnfStyle w:val="001000000000" w:firstRow="0" w:lastRow="0" w:firstColumn="1" w:lastColumn="0" w:oddVBand="0" w:evenVBand="0" w:oddHBand="0" w:evenHBand="0" w:firstRowFirstColumn="0" w:firstRowLastColumn="0" w:lastRowFirstColumn="0" w:lastRowLastColumn="0"/>
-            <w:tcW w:w="0" w:type="auto"/>
-            <w:hideMark/>
-          </w:tcPr>
-          <w:p>
-            <w:pPr>
-              <w:spacing w:after="160" w:line="278" w:lineRule="auto"/>
-            </w:pPr>
-            <w:r>
-              <w:t>Storage-Typen</w:t>
+              <w:t>Hoch</w:t>
+            </w:r>
+          </w:p>
+        </w:tc>
+      </w:tr>
+      <w:tr>
+        <w:tc>
+          <w:tcPr>
+            <w:cnfStyle w:val="001000000000" w:firstRow="0" w:lastRow="0" w:firstColumn="1" w:lastColumn="0" w:oddVBand="0" w:evenVBand="0" w:oddHBand="0" w:evenHBand="0" w:firstRowFirstColumn="0" w:firstRowLastColumn="0" w:lastRowFirstColumn="0" w:lastRowLastColumn="0"/>
+            <w:tcW w:w="0" w:type="auto"/>
+            <w:hideMark/>
+          </w:tcPr>
+          <w:p>
+            <w:pPr>
+              <w:spacing w:after="160" w:line="278" w:lineRule="auto"/>
+            </w:pPr>
+            <w:r>
+              <w:t>Platz</w:t>
             </w:r>
           </w:p>
         </w:tc>
@@ -1347,7 +1441,7 @@
               <w:cnfStyle w:val="000000000000" w:firstRow="0" w:lastRow="0" w:firstColumn="0" w:lastColumn="0" w:oddVBand="0" w:evenVBand="0" w:oddHBand="0" w:evenHBand="0" w:firstRowFirstColumn="0" w:firstRowLastColumn="0" w:lastRowFirstColumn="0" w:lastRowLastColumn="0"/>
             </w:pPr>
             <w:r>
-              <w:t>Hot, Cool, Archive</w:t>
+              <w:t>Skalierbar, praktisch unbegrenzt</w:t>
             </w:r>
           </w:p>
         </w:tc>
@@ -1367,7 +1461,7 @@
               <w:spacing w:after="160" w:line="278" w:lineRule="auto"/>
             </w:pPr>
             <w:r>
-              <w:t>Informationen</w:t>
+              <w:t>Zugriff</w:t>
             </w:r>
           </w:p>
         </w:tc>
@@ -1382,24 +1476,24 @@
               <w:cnfStyle w:val="000000100000" w:firstRow="0" w:lastRow="0" w:firstColumn="0" w:lastColumn="0" w:oddVBand="0" w:evenVBand="0" w:oddHBand="1" w:evenHBand="0" w:firstRowFirstColumn="0" w:firstRowLastColumn="0" w:lastRowFirstColumn="0" w:lastRowLastColumn="0"/>
             </w:pPr>
             <w:r>
-              <w:t>Gute Integration in Microsoft-Umgebung (Windows, Office, AD)</w:t>
-            </w:r>
-          </w:p>
-        </w:tc>
-      </w:tr>
-      <w:tr>
-        <w:tc>
-          <w:tcPr>
-            <w:cnfStyle w:val="001000000000" w:firstRow="0" w:lastRow="0" w:firstColumn="1" w:lastColumn="0" w:oddVBand="0" w:evenVBand="0" w:oddHBand="0" w:evenHBand="0" w:firstRowFirstColumn="0" w:firstRowLastColumn="0" w:lastRowFirstColumn="0" w:lastRowLastColumn="0"/>
-            <w:tcW w:w="0" w:type="auto"/>
-            <w:hideMark/>
-          </w:tcPr>
-          <w:p>
-            <w:pPr>
-              <w:spacing w:after="160" w:line="278" w:lineRule="auto"/>
-            </w:pPr>
-            <w:r>
-              <w:t>Zielgruppe</w:t>
+              <w:t>Rollenbasiert, privat oder öffentlich</w:t>
+            </w:r>
+          </w:p>
+        </w:tc>
+      </w:tr>
+      <w:tr>
+        <w:tc>
+          <w:tcPr>
+            <w:cnfStyle w:val="001000000000" w:firstRow="0" w:lastRow="0" w:firstColumn="1" w:lastColumn="0" w:oddVBand="0" w:evenVBand="0" w:oddHBand="0" w:evenHBand="0" w:firstRowFirstColumn="0" w:firstRowLastColumn="0" w:lastRowFirstColumn="0" w:lastRowLastColumn="0"/>
+            <w:tcW w:w="0" w:type="auto"/>
+            <w:hideMark/>
+          </w:tcPr>
+          <w:p>
+            <w:pPr>
+              <w:spacing w:after="160" w:line="278" w:lineRule="auto"/>
+            </w:pPr>
+            <w:r>
+              <w:t>Preis</w:t>
             </w:r>
           </w:p>
         </w:tc>
@@ -1412,80 +1506,23 @@
             <w:pPr>
               <w:spacing w:after="160" w:line="278" w:lineRule="auto"/>
               <w:cnfStyle w:val="000000000000" w:firstRow="0" w:lastRow="0" w:firstColumn="0" w:lastColumn="0" w:oddVBand="0" w:evenVBand="0" w:oddHBand="0" w:evenHBand="0" w:firstRowFirstColumn="0" w:firstRowLastColumn="0" w:lastRowFirstColumn="0" w:lastRowLastColumn="0"/>
-            </w:pPr>
-            <w:r>
-              <w:t>Unternehmen &amp; Microsoft-Stack Nutzer</w:t>
-            </w:r>
-          </w:p>
-        </w:tc>
-      </w:tr>
-    </w:tbl>
-    <w:p/>
-    <w:p>
-      <w:pPr>
-        <w:rPr>
-          <w:b/>
-          <w:bCs/>
-        </w:rPr>
-      </w:pPr>
-    </w:p>
-    <w:p>
-      <w:pPr>
-        <w:rPr>
-          <w:b/>
-          <w:bCs/>
-        </w:rPr>
-      </w:pPr>
-      <w:r>
-        <w:rPr>
-          <w:b/>
-          <w:bCs/>
-        </w:rPr>
-        <w:lastRenderedPageBreak/>
-        <w:t>OVH Cloud Storage</w:t>
-      </w:r>
-    </w:p>
-    <w:tbl>
-      <w:tblPr>
-        <w:tblStyle w:val="Gitternetztabelle4Akzent1"/>
-        <w:tblW w:w="0" w:type="auto"/>
-        <w:tblLook w:val="04A0" w:firstRow="1" w:lastRow="0" w:firstColumn="1" w:lastColumn="0" w:noHBand="0" w:noVBand="1"/>
-      </w:tblPr>
-      <w:tblGrid>
-        <w:gridCol w:w="1774"/>
-        <w:gridCol w:w="6036"/>
-      </w:tblGrid>
-      <w:tr>
-        <w:trPr>
-          <w:cnfStyle w:val="100000000000" w:firstRow="1" w:lastRow="0" w:firstColumn="0" w:lastColumn="0" w:oddVBand="0" w:evenVBand="0" w:oddHBand="0" w:evenHBand="0" w:firstRowFirstColumn="0" w:firstRowLastColumn="0" w:lastRowFirstColumn="0" w:lastRowLastColumn="0"/>
-        </w:trPr>
-        <w:tc>
-          <w:tcPr>
-            <w:cnfStyle w:val="001000000000" w:firstRow="0" w:lastRow="0" w:firstColumn="1" w:lastColumn="0" w:oddVBand="0" w:evenVBand="0" w:oddHBand="0" w:evenHBand="0" w:firstRowFirstColumn="0" w:firstRowLastColumn="0" w:lastRowFirstColumn="0" w:lastRowLastColumn="0"/>
-            <w:tcW w:w="0" w:type="auto"/>
-            <w:hideMark/>
-          </w:tcPr>
-          <w:p>
-            <w:pPr>
-              <w:spacing w:after="160" w:line="278" w:lineRule="auto"/>
-            </w:pPr>
-            <w:r>
-              <w:t>Kategorie</w:t>
-            </w:r>
-          </w:p>
-        </w:tc>
-        <w:tc>
-          <w:tcPr>
-            <w:tcW w:w="0" w:type="auto"/>
-            <w:hideMark/>
-          </w:tcPr>
-          <w:p>
-            <w:pPr>
-              <w:spacing w:after="160" w:line="278" w:lineRule="auto"/>
-              <w:cnfStyle w:val="100000000000" w:firstRow="1" w:lastRow="0" w:firstColumn="0" w:lastColumn="0" w:oddVBand="0" w:evenVBand="0" w:oddHBand="0" w:evenHBand="0" w:firstRowFirstColumn="0" w:firstRowLastColumn="0" w:lastRowFirstColumn="0" w:lastRowLastColumn="0"/>
-            </w:pPr>
-            <w:r>
-              <w:t>Eigenschaften</w:t>
+              <w:rPr>
+                <w:lang w:val="en-US"/>
+              </w:rPr>
+            </w:pPr>
+            <w:proofErr w:type="spellStart"/>
+            <w:r>
+              <w:rPr>
+                <w:lang w:val="en-US"/>
+              </w:rPr>
+              <w:t>Nutzungsabhängig</w:t>
+            </w:r>
+            <w:proofErr w:type="spellEnd"/>
+            <w:r>
+              <w:rPr>
+                <w:lang w:val="en-US"/>
+              </w:rPr>
+              <w:t xml:space="preserve"> (Pay-as-you-go)</w:t>
             </w:r>
           </w:p>
         </w:tc>
@@ -1505,7 +1542,8 @@
               <w:spacing w:after="160" w:line="278" w:lineRule="auto"/>
             </w:pPr>
             <w:r>
-              <w:t>Service</w:t>
+              <w:lastRenderedPageBreak/>
+              <w:t>Ort</w:t>
             </w:r>
           </w:p>
         </w:tc>
@@ -1518,32 +1556,26 @@
             <w:pPr>
               <w:spacing w:after="160" w:line="278" w:lineRule="auto"/>
               <w:cnfStyle w:val="000000100000" w:firstRow="0" w:lastRow="0" w:firstColumn="0" w:lastColumn="0" w:oddVBand="0" w:evenVBand="0" w:oddHBand="1" w:evenHBand="0" w:firstRowFirstColumn="0" w:firstRowLastColumn="0" w:lastRowFirstColumn="0" w:lastRowLastColumn="0"/>
-              <w:rPr>
-                <w:lang w:val="en-US"/>
-              </w:rPr>
-            </w:pPr>
-            <w:r>
-              <w:rPr>
-                <w:lang w:val="en-US"/>
-              </w:rPr>
-              <w:t>OVH Cloud Archive / Object Storage</w:t>
-            </w:r>
-          </w:p>
-        </w:tc>
-      </w:tr>
-      <w:tr>
-        <w:tc>
-          <w:tcPr>
-            <w:cnfStyle w:val="001000000000" w:firstRow="0" w:lastRow="0" w:firstColumn="1" w:lastColumn="0" w:oddVBand="0" w:evenVBand="0" w:oddHBand="0" w:evenHBand="0" w:firstRowFirstColumn="0" w:firstRowLastColumn="0" w:lastRowFirstColumn="0" w:lastRowLastColumn="0"/>
-            <w:tcW w:w="0" w:type="auto"/>
-            <w:hideMark/>
-          </w:tcPr>
-          <w:p>
-            <w:pPr>
-              <w:spacing w:after="160" w:line="278" w:lineRule="auto"/>
-            </w:pPr>
-            <w:r>
-              <w:t>Kosten</w:t>
+            </w:pPr>
+            <w:r>
+              <w:t>Weltweit, inkl. Europa</w:t>
+            </w:r>
+          </w:p>
+        </w:tc>
+      </w:tr>
+      <w:tr>
+        <w:tc>
+          <w:tcPr>
+            <w:cnfStyle w:val="001000000000" w:firstRow="0" w:lastRow="0" w:firstColumn="1" w:lastColumn="0" w:oddVBand="0" w:evenVBand="0" w:oddHBand="0" w:evenHBand="0" w:firstRowFirstColumn="0" w:firstRowLastColumn="0" w:lastRowFirstColumn="0" w:lastRowLastColumn="0"/>
+            <w:tcW w:w="0" w:type="auto"/>
+            <w:hideMark/>
+          </w:tcPr>
+          <w:p>
+            <w:pPr>
+              <w:spacing w:after="160" w:line="278" w:lineRule="auto"/>
+            </w:pPr>
+            <w:r>
+              <w:t>Quelle</w:t>
             </w:r>
           </w:p>
         </w:tc>
@@ -1557,143 +1589,14 @@
               <w:spacing w:after="160" w:line="278" w:lineRule="auto"/>
               <w:cnfStyle w:val="000000000000" w:firstRow="0" w:lastRow="0" w:firstColumn="0" w:lastColumn="0" w:oddVBand="0" w:evenVBand="0" w:oddHBand="0" w:evenHBand="0" w:firstRowFirstColumn="0" w:firstRowLastColumn="0" w:lastRowFirstColumn="0" w:lastRowLastColumn="0"/>
             </w:pPr>
-            <w:r>
-              <w:t>Sehr günstig im Vergleich zu Hyperscalern</w:t>
-            </w:r>
-          </w:p>
-        </w:tc>
-      </w:tr>
-      <w:tr>
-        <w:trPr>
-          <w:cnfStyle w:val="000000100000" w:firstRow="0" w:lastRow="0" w:firstColumn="0" w:lastColumn="0" w:oddVBand="0" w:evenVBand="0" w:oddHBand="1" w:evenHBand="0" w:firstRowFirstColumn="0" w:firstRowLastColumn="0" w:lastRowFirstColumn="0" w:lastRowLastColumn="0"/>
-        </w:trPr>
-        <w:tc>
-          <w:tcPr>
-            <w:cnfStyle w:val="001000000000" w:firstRow="0" w:lastRow="0" w:firstColumn="1" w:lastColumn="0" w:oddVBand="0" w:evenVBand="0" w:oddHBand="0" w:evenHBand="0" w:firstRowFirstColumn="0" w:firstRowLastColumn="0" w:lastRowFirstColumn="0" w:lastRowLastColumn="0"/>
-            <w:tcW w:w="0" w:type="auto"/>
-            <w:hideMark/>
-          </w:tcPr>
-          <w:p>
-            <w:pPr>
-              <w:spacing w:after="160" w:line="278" w:lineRule="auto"/>
-            </w:pPr>
-            <w:r>
-              <w:t>Free Tier</w:t>
-            </w:r>
-          </w:p>
-        </w:tc>
-        <w:tc>
-          <w:tcPr>
-            <w:tcW w:w="0" w:type="auto"/>
-            <w:hideMark/>
-          </w:tcPr>
-          <w:p>
-            <w:pPr>
-              <w:spacing w:after="160" w:line="278" w:lineRule="auto"/>
-              <w:cnfStyle w:val="000000100000" w:firstRow="0" w:lastRow="0" w:firstColumn="0" w:lastColumn="0" w:oddVBand="0" w:evenVBand="0" w:oddHBand="1" w:evenHBand="0" w:firstRowFirstColumn="0" w:firstRowLastColumn="0" w:lastRowFirstColumn="0" w:lastRowLastColumn="0"/>
-            </w:pPr>
-            <w:r>
-              <w:t>Kein klassisches Free Tier</w:t>
-            </w:r>
-          </w:p>
-        </w:tc>
-      </w:tr>
-      <w:tr>
-        <w:tc>
-          <w:tcPr>
-            <w:cnfStyle w:val="001000000000" w:firstRow="0" w:lastRow="0" w:firstColumn="1" w:lastColumn="0" w:oddVBand="0" w:evenVBand="0" w:oddHBand="0" w:evenHBand="0" w:firstRowFirstColumn="0" w:firstRowLastColumn="0" w:lastRowFirstColumn="0" w:lastRowLastColumn="0"/>
-            <w:tcW w:w="0" w:type="auto"/>
-            <w:hideMark/>
-          </w:tcPr>
-          <w:p>
-            <w:pPr>
-              <w:spacing w:after="160" w:line="278" w:lineRule="auto"/>
-            </w:pPr>
-            <w:r>
-              <w:t>Storage-Typen</w:t>
-            </w:r>
-          </w:p>
-        </w:tc>
-        <w:tc>
-          <w:tcPr>
-            <w:tcW w:w="0" w:type="auto"/>
-            <w:hideMark/>
-          </w:tcPr>
-          <w:p>
-            <w:pPr>
-              <w:spacing w:after="160" w:line="278" w:lineRule="auto"/>
-              <w:cnfStyle w:val="000000000000" w:firstRow="0" w:lastRow="0" w:firstColumn="0" w:lastColumn="0" w:oddVBand="0" w:evenVBand="0" w:oddHBand="0" w:evenHBand="0" w:firstRowFirstColumn="0" w:firstRowLastColumn="0" w:lastRowFirstColumn="0" w:lastRowLastColumn="0"/>
-            </w:pPr>
-            <w:r>
-              <w:t>Object Storage, Archive Storage</w:t>
-            </w:r>
-          </w:p>
-        </w:tc>
-      </w:tr>
-      <w:tr>
-        <w:trPr>
-          <w:cnfStyle w:val="000000100000" w:firstRow="0" w:lastRow="0" w:firstColumn="0" w:lastColumn="0" w:oddVBand="0" w:evenVBand="0" w:oddHBand="1" w:evenHBand="0" w:firstRowFirstColumn="0" w:firstRowLastColumn="0" w:lastRowFirstColumn="0" w:lastRowLastColumn="0"/>
-        </w:trPr>
-        <w:tc>
-          <w:tcPr>
-            <w:cnfStyle w:val="001000000000" w:firstRow="0" w:lastRow="0" w:firstColumn="1" w:lastColumn="0" w:oddVBand="0" w:evenVBand="0" w:oddHBand="0" w:evenHBand="0" w:firstRowFirstColumn="0" w:firstRowLastColumn="0" w:lastRowFirstColumn="0" w:lastRowLastColumn="0"/>
-            <w:tcW w:w="0" w:type="auto"/>
-            <w:hideMark/>
-          </w:tcPr>
-          <w:p>
-            <w:pPr>
-              <w:spacing w:after="160" w:line="278" w:lineRule="auto"/>
-            </w:pPr>
-            <w:r>
-              <w:t>Informationen</w:t>
-            </w:r>
-          </w:p>
-        </w:tc>
-        <w:tc>
-          <w:tcPr>
-            <w:tcW w:w="0" w:type="auto"/>
-            <w:hideMark/>
-          </w:tcPr>
-          <w:p>
-            <w:pPr>
-              <w:spacing w:after="160" w:line="278" w:lineRule="auto"/>
-              <w:cnfStyle w:val="000000100000" w:firstRow="0" w:lastRow="0" w:firstColumn="0" w:lastColumn="0" w:oddVBand="0" w:evenVBand="0" w:oddHBand="1" w:evenHBand="0" w:firstRowFirstColumn="0" w:firstRowLastColumn="0" w:lastRowFirstColumn="0" w:lastRowLastColumn="0"/>
-            </w:pPr>
-            <w:r>
-              <w:t>Europäischer Anbieter (Datenschutz stark EU-fokussiert)</w:t>
-            </w:r>
-          </w:p>
-        </w:tc>
-      </w:tr>
-      <w:tr>
-        <w:tc>
-          <w:tcPr>
-            <w:cnfStyle w:val="001000000000" w:firstRow="0" w:lastRow="0" w:firstColumn="1" w:lastColumn="0" w:oddVBand="0" w:evenVBand="0" w:oddHBand="0" w:evenHBand="0" w:firstRowFirstColumn="0" w:firstRowLastColumn="0" w:lastRowFirstColumn="0" w:lastRowLastColumn="0"/>
-            <w:tcW w:w="0" w:type="auto"/>
-            <w:hideMark/>
-          </w:tcPr>
-          <w:p>
-            <w:pPr>
-              <w:spacing w:after="160" w:line="278" w:lineRule="auto"/>
-            </w:pPr>
-            <w:r>
-              <w:t>Vorteil</w:t>
-            </w:r>
-          </w:p>
-        </w:tc>
-        <w:tc>
-          <w:tcPr>
-            <w:tcW w:w="0" w:type="auto"/>
-            <w:hideMark/>
-          </w:tcPr>
-          <w:p>
-            <w:pPr>
-              <w:spacing w:after="160" w:line="278" w:lineRule="auto"/>
-              <w:cnfStyle w:val="000000000000" w:firstRow="0" w:lastRow="0" w:firstColumn="0" w:lastColumn="0" w:oddVBand="0" w:evenVBand="0" w:oddHBand="0" w:evenHBand="0" w:firstRowFirstColumn="0" w:firstRowLastColumn="0" w:lastRowFirstColumn="0" w:lastRowLastColumn="0"/>
-            </w:pPr>
-            <w:r>
-              <w:t>DSGVO-konform, Preis-Leistungs-Verhältnis gut</w:t>
-            </w:r>
+            <w:hyperlink r:id="rId12" w:history="1">
+              <w:r>
+                <w:rPr>
+                  <w:rStyle w:val="Hyperlink"/>
+                </w:rPr>
+                <w:t>https://azure.microsoft.com/de-de/products/storage/blobs/</w:t>
+              </w:r>
+            </w:hyperlink>
           </w:p>
         </w:tc>
       </w:tr>
@@ -1711,7 +1614,7 @@
           <w:b/>
           <w:bCs/>
         </w:rPr>
-        <w:t>STRATO HiDrive</w:t>
+        <w:t>OVH Cloud Storage</w:t>
       </w:r>
     </w:p>
     <w:tbl>
@@ -1721,8 +1624,8 @@
         <w:tblLook w:val="04A0" w:firstRow="1" w:lastRow="0" w:firstColumn="1" w:lastColumn="0" w:noHBand="0" w:noVBand="1"/>
       </w:tblPr>
       <w:tblGrid>
-        <w:gridCol w:w="1774"/>
-        <w:gridCol w:w="5422"/>
+        <w:gridCol w:w="1621"/>
+        <w:gridCol w:w="6337"/>
       </w:tblGrid>
       <w:tr>
         <w:trPr>
@@ -1774,7 +1677,7 @@
               <w:spacing w:after="160" w:line="278" w:lineRule="auto"/>
             </w:pPr>
             <w:r>
-              <w:t>Service</w:t>
+              <w:t>Art</w:t>
             </w:r>
           </w:p>
         </w:tc>
@@ -1789,24 +1692,24 @@
               <w:cnfStyle w:val="000000100000" w:firstRow="0" w:lastRow="0" w:firstColumn="0" w:lastColumn="0" w:oddVBand="0" w:evenVBand="0" w:oddHBand="1" w:evenHBand="0" w:firstRowFirstColumn="0" w:firstRowLastColumn="0" w:lastRowFirstColumn="0" w:lastRowLastColumn="0"/>
             </w:pPr>
             <w:r>
-              <w:t>HiDrive Cloud Storage</w:t>
-            </w:r>
-          </w:p>
-        </w:tc>
-      </w:tr>
-      <w:tr>
-        <w:tc>
-          <w:tcPr>
-            <w:cnfStyle w:val="001000000000" w:firstRow="0" w:lastRow="0" w:firstColumn="1" w:lastColumn="0" w:oddVBand="0" w:evenVBand="0" w:oddHBand="0" w:evenHBand="0" w:firstRowFirstColumn="0" w:firstRowLastColumn="0" w:lastRowFirstColumn="0" w:lastRowLastColumn="0"/>
-            <w:tcW w:w="0" w:type="auto"/>
-            <w:hideMark/>
-          </w:tcPr>
-          <w:p>
-            <w:pPr>
-              <w:spacing w:after="160" w:line="278" w:lineRule="auto"/>
-            </w:pPr>
-            <w:r>
-              <w:t>Kosten</w:t>
+              <w:t>Objektspeicher / Archivspeicher</w:t>
+            </w:r>
+          </w:p>
+        </w:tc>
+      </w:tr>
+      <w:tr>
+        <w:tc>
+          <w:tcPr>
+            <w:cnfStyle w:val="001000000000" w:firstRow="0" w:lastRow="0" w:firstColumn="1" w:lastColumn="0" w:oddVBand="0" w:evenVBand="0" w:oddHBand="0" w:evenHBand="0" w:firstRowFirstColumn="0" w:firstRowLastColumn="0" w:lastRowFirstColumn="0" w:lastRowLastColumn="0"/>
+            <w:tcW w:w="0" w:type="auto"/>
+            <w:hideMark/>
+          </w:tcPr>
+          <w:p>
+            <w:pPr>
+              <w:spacing w:after="160" w:line="278" w:lineRule="auto"/>
+            </w:pPr>
+            <w:r>
+              <w:t>Schnittstelle</w:t>
             </w:r>
           </w:p>
         </w:tc>
@@ -1821,7 +1724,7 @@
               <w:cnfStyle w:val="000000000000" w:firstRow="0" w:lastRow="0" w:firstColumn="0" w:lastColumn="0" w:oddVBand="0" w:evenVBand="0" w:oddHBand="0" w:evenHBand="0" w:firstRowFirstColumn="0" w:firstRowLastColumn="0" w:lastRowFirstColumn="0" w:lastRowLastColumn="0"/>
             </w:pPr>
             <w:r>
-              <w:t>Fixe Monatsabos</w:t>
+              <w:t>Weboberfläche, API</w:t>
             </w:r>
           </w:p>
         </w:tc>
@@ -1840,8 +1743,13 @@
             <w:pPr>
               <w:spacing w:after="160" w:line="278" w:lineRule="auto"/>
             </w:pPr>
-            <w:r>
-              <w:t>Free Tier</w:t>
+            <w:proofErr w:type="spellStart"/>
+            <w:r>
+              <w:t>Geschw</w:t>
+            </w:r>
+            <w:proofErr w:type="spellEnd"/>
+            <w:r>
+              <w:t>.</w:t>
             </w:r>
           </w:p>
         </w:tc>
@@ -1856,24 +1764,24 @@
               <w:cnfStyle w:val="000000100000" w:firstRow="0" w:lastRow="0" w:firstColumn="0" w:lastColumn="0" w:oddVBand="0" w:evenVBand="0" w:oddHBand="1" w:evenHBand="0" w:firstRowFirstColumn="0" w:firstRowLastColumn="0" w:lastRowFirstColumn="0" w:lastRowLastColumn="0"/>
             </w:pPr>
             <w:r>
-              <w:t>Teilweise Testangebote</w:t>
-            </w:r>
-          </w:p>
-        </w:tc>
-      </w:tr>
-      <w:tr>
-        <w:tc>
-          <w:tcPr>
-            <w:cnfStyle w:val="001000000000" w:firstRow="0" w:lastRow="0" w:firstColumn="1" w:lastColumn="0" w:oddVBand="0" w:evenVBand="0" w:oddHBand="0" w:evenHBand="0" w:firstRowFirstColumn="0" w:firstRowLastColumn="0" w:lastRowFirstColumn="0" w:lastRowLastColumn="0"/>
-            <w:tcW w:w="0" w:type="auto"/>
-            <w:hideMark/>
-          </w:tcPr>
-          <w:p>
-            <w:pPr>
-              <w:spacing w:after="160" w:line="278" w:lineRule="auto"/>
-            </w:pPr>
-            <w:r>
-              <w:t>Storage-Typen</w:t>
+              <w:t>Mittel bis hoch</w:t>
+            </w:r>
+          </w:p>
+        </w:tc>
+      </w:tr>
+      <w:tr>
+        <w:tc>
+          <w:tcPr>
+            <w:cnfStyle w:val="001000000000" w:firstRow="0" w:lastRow="0" w:firstColumn="1" w:lastColumn="0" w:oddVBand="0" w:evenVBand="0" w:oddHBand="0" w:evenHBand="0" w:firstRowFirstColumn="0" w:firstRowLastColumn="0" w:lastRowFirstColumn="0" w:lastRowLastColumn="0"/>
+            <w:tcW w:w="0" w:type="auto"/>
+            <w:hideMark/>
+          </w:tcPr>
+          <w:p>
+            <w:pPr>
+              <w:spacing w:after="160" w:line="278" w:lineRule="auto"/>
+            </w:pPr>
+            <w:r>
+              <w:t>Platz</w:t>
             </w:r>
           </w:p>
         </w:tc>
@@ -1888,7 +1796,7 @@
               <w:cnfStyle w:val="000000000000" w:firstRow="0" w:lastRow="0" w:firstColumn="0" w:lastColumn="0" w:oddVBand="0" w:evenVBand="0" w:oddHBand="0" w:evenHBand="0" w:firstRowFirstColumn="0" w:firstRowLastColumn="0" w:lastRowFirstColumn="0" w:lastRowLastColumn="0"/>
             </w:pPr>
             <w:r>
-              <w:t>Standard Cloud Storage</w:t>
+              <w:t>Skalierbar</w:t>
             </w:r>
           </w:p>
         </w:tc>
@@ -1908,7 +1816,7 @@
               <w:spacing w:after="160" w:line="278" w:lineRule="auto"/>
             </w:pPr>
             <w:r>
-              <w:t>Informationen</w:t>
+              <w:t>Zugriff</w:t>
             </w:r>
           </w:p>
         </w:tc>
@@ -1923,24 +1831,24 @@
               <w:cnfStyle w:val="000000100000" w:firstRow="0" w:lastRow="0" w:firstColumn="0" w:lastColumn="0" w:oddVBand="0" w:evenVBand="0" w:oddHBand="1" w:evenHBand="0" w:firstRowFirstColumn="0" w:firstRowLastColumn="0" w:lastRowFirstColumn="0" w:lastRowLastColumn="0"/>
             </w:pPr>
             <w:r>
-              <w:t>Einfache Bedienung, Fokus auf Privatnutzer &amp; KMU</w:t>
-            </w:r>
-          </w:p>
-        </w:tc>
-      </w:tr>
-      <w:tr>
-        <w:tc>
-          <w:tcPr>
-            <w:cnfStyle w:val="001000000000" w:firstRow="0" w:lastRow="0" w:firstColumn="1" w:lastColumn="0" w:oddVBand="0" w:evenVBand="0" w:oddHBand="0" w:evenHBand="0" w:firstRowFirstColumn="0" w:firstRowLastColumn="0" w:lastRowFirstColumn="0" w:lastRowLastColumn="0"/>
-            <w:tcW w:w="0" w:type="auto"/>
-            <w:hideMark/>
-          </w:tcPr>
-          <w:p>
-            <w:pPr>
-              <w:spacing w:after="160" w:line="278" w:lineRule="auto"/>
-            </w:pPr>
-            <w:r>
-              <w:t>Vorteil</w:t>
+              <w:t>Privat, konfigurierbar</w:t>
+            </w:r>
+          </w:p>
+        </w:tc>
+      </w:tr>
+      <w:tr>
+        <w:tc>
+          <w:tcPr>
+            <w:cnfStyle w:val="001000000000" w:firstRow="0" w:lastRow="0" w:firstColumn="1" w:lastColumn="0" w:oddVBand="0" w:evenVBand="0" w:oddHBand="0" w:evenHBand="0" w:firstRowFirstColumn="0" w:firstRowLastColumn="0" w:lastRowFirstColumn="0" w:lastRowLastColumn="0"/>
+            <w:tcW w:w="0" w:type="auto"/>
+            <w:hideMark/>
+          </w:tcPr>
+          <w:p>
+            <w:pPr>
+              <w:spacing w:after="160" w:line="278" w:lineRule="auto"/>
+            </w:pPr>
+            <w:r>
+              <w:t>Preis</w:t>
             </w:r>
           </w:p>
         </w:tc>
@@ -1955,12 +1863,85 @@
               <w:cnfStyle w:val="000000000000" w:firstRow="0" w:lastRow="0" w:firstColumn="0" w:lastColumn="0" w:oddVBand="0" w:evenVBand="0" w:oddHBand="0" w:evenHBand="0" w:firstRowFirstColumn="0" w:firstRowLastColumn="0" w:lastRowFirstColumn="0" w:lastRowLastColumn="0"/>
             </w:pPr>
             <w:r>
-              <w:t>Deutscher Anbieter, einfache Nutzung</w:t>
-            </w:r>
+              <w:t>Nutzungsabhängig, eher günstig</w:t>
+            </w:r>
+          </w:p>
+        </w:tc>
+      </w:tr>
+      <w:tr>
+        <w:trPr>
+          <w:cnfStyle w:val="000000100000" w:firstRow="0" w:lastRow="0" w:firstColumn="0" w:lastColumn="0" w:oddVBand="0" w:evenVBand="0" w:oddHBand="1" w:evenHBand="0" w:firstRowFirstColumn="0" w:firstRowLastColumn="0" w:lastRowFirstColumn="0" w:lastRowLastColumn="0"/>
+        </w:trPr>
+        <w:tc>
+          <w:tcPr>
+            <w:cnfStyle w:val="001000000000" w:firstRow="0" w:lastRow="0" w:firstColumn="1" w:lastColumn="0" w:oddVBand="0" w:evenVBand="0" w:oddHBand="0" w:evenHBand="0" w:firstRowFirstColumn="0" w:firstRowLastColumn="0" w:lastRowFirstColumn="0" w:lastRowLastColumn="0"/>
+            <w:tcW w:w="0" w:type="auto"/>
+            <w:hideMark/>
+          </w:tcPr>
+          <w:p>
+            <w:pPr>
+              <w:spacing w:after="160" w:line="278" w:lineRule="auto"/>
+            </w:pPr>
+            <w:r>
+              <w:t>Ort</w:t>
+            </w:r>
+          </w:p>
+        </w:tc>
+        <w:tc>
+          <w:tcPr>
+            <w:tcW w:w="0" w:type="auto"/>
+            <w:hideMark/>
+          </w:tcPr>
+          <w:p>
+            <w:pPr>
+              <w:spacing w:after="160" w:line="278" w:lineRule="auto"/>
+              <w:cnfStyle w:val="000000100000" w:firstRow="0" w:lastRow="0" w:firstColumn="0" w:lastColumn="0" w:oddVBand="0" w:evenVBand="0" w:oddHBand="1" w:evenHBand="0" w:firstRowFirstColumn="0" w:firstRowLastColumn="0" w:lastRowFirstColumn="0" w:lastRowLastColumn="0"/>
+            </w:pPr>
+            <w:r>
+              <w:t>Europa-Fokus</w:t>
+            </w:r>
+          </w:p>
+        </w:tc>
+      </w:tr>
+      <w:tr>
+        <w:tc>
+          <w:tcPr>
+            <w:cnfStyle w:val="001000000000" w:firstRow="0" w:lastRow="0" w:firstColumn="1" w:lastColumn="0" w:oddVBand="0" w:evenVBand="0" w:oddHBand="0" w:evenHBand="0" w:firstRowFirstColumn="0" w:firstRowLastColumn="0" w:lastRowFirstColumn="0" w:lastRowLastColumn="0"/>
+            <w:tcW w:w="0" w:type="auto"/>
+            <w:hideMark/>
+          </w:tcPr>
+          <w:p>
+            <w:pPr>
+              <w:spacing w:after="160" w:line="278" w:lineRule="auto"/>
+            </w:pPr>
+            <w:r>
+              <w:t>Quelle</w:t>
+            </w:r>
+          </w:p>
+        </w:tc>
+        <w:tc>
+          <w:tcPr>
+            <w:tcW w:w="0" w:type="auto"/>
+            <w:hideMark/>
+          </w:tcPr>
+          <w:p>
+            <w:pPr>
+              <w:spacing w:after="160" w:line="278" w:lineRule="auto"/>
+              <w:cnfStyle w:val="000000000000" w:firstRow="0" w:lastRow="0" w:firstColumn="0" w:lastColumn="0" w:oddVBand="0" w:evenVBand="0" w:oddHBand="0" w:evenHBand="0" w:firstRowFirstColumn="0" w:firstRowLastColumn="0" w:lastRowFirstColumn="0" w:lastRowLastColumn="0"/>
+            </w:pPr>
+            <w:hyperlink r:id="rId13" w:history="1">
+              <w:r>
+                <w:rPr>
+                  <w:rStyle w:val="Hyperlink"/>
+                </w:rPr>
+                <w:t>https://www.ovhcloud.com/de/public-cloud/cloud-archive/</w:t>
+              </w:r>
+            </w:hyperlink>
           </w:p>
         </w:tc>
       </w:tr>
     </w:tbl>
+    <w:p/>
     <w:p>
       <w:pPr>
         <w:rPr>
@@ -1968,7 +1949,348 @@
           <w:bCs/>
         </w:rPr>
       </w:pPr>
+      <w:r>
+        <w:rPr>
+          <w:b/>
+          <w:bCs/>
+        </w:rPr>
+        <w:t xml:space="preserve">STRATO </w:t>
+      </w:r>
+      <w:proofErr w:type="spellStart"/>
+      <w:r>
+        <w:rPr>
+          <w:b/>
+          <w:bCs/>
+        </w:rPr>
+        <w:t>HiDrive</w:t>
+      </w:r>
+      <w:proofErr w:type="spellEnd"/>
     </w:p>
+    <w:tbl>
+      <w:tblPr>
+        <w:tblStyle w:val="Gitternetztabelle4Akzent1"/>
+        <w:tblW w:w="0" w:type="auto"/>
+        <w:tblLook w:val="04A0" w:firstRow="1" w:lastRow="0" w:firstColumn="1" w:lastColumn="0" w:noHBand="0" w:noVBand="1"/>
+      </w:tblPr>
+      <w:tblGrid>
+        <w:gridCol w:w="1621"/>
+        <w:gridCol w:w="4194"/>
+      </w:tblGrid>
+      <w:tr>
+        <w:trPr>
+          <w:cnfStyle w:val="100000000000" w:firstRow="1" w:lastRow="0" w:firstColumn="0" w:lastColumn="0" w:oddVBand="0" w:evenVBand="0" w:oddHBand="0" w:evenHBand="0" w:firstRowFirstColumn="0" w:firstRowLastColumn="0" w:lastRowFirstColumn="0" w:lastRowLastColumn="0"/>
+        </w:trPr>
+        <w:tc>
+          <w:tcPr>
+            <w:cnfStyle w:val="001000000000" w:firstRow="0" w:lastRow="0" w:firstColumn="1" w:lastColumn="0" w:oddVBand="0" w:evenVBand="0" w:oddHBand="0" w:evenHBand="0" w:firstRowFirstColumn="0" w:firstRowLastColumn="0" w:lastRowFirstColumn="0" w:lastRowLastColumn="0"/>
+            <w:tcW w:w="0" w:type="auto"/>
+            <w:hideMark/>
+          </w:tcPr>
+          <w:p>
+            <w:pPr>
+              <w:spacing w:after="160" w:line="278" w:lineRule="auto"/>
+            </w:pPr>
+            <w:r>
+              <w:t>Kategorie</w:t>
+            </w:r>
+          </w:p>
+        </w:tc>
+        <w:tc>
+          <w:tcPr>
+            <w:tcW w:w="0" w:type="auto"/>
+            <w:hideMark/>
+          </w:tcPr>
+          <w:p>
+            <w:pPr>
+              <w:spacing w:after="160" w:line="278" w:lineRule="auto"/>
+              <w:cnfStyle w:val="100000000000" w:firstRow="1" w:lastRow="0" w:firstColumn="0" w:lastColumn="0" w:oddVBand="0" w:evenVBand="0" w:oddHBand="0" w:evenHBand="0" w:firstRowFirstColumn="0" w:firstRowLastColumn="0" w:lastRowFirstColumn="0" w:lastRowLastColumn="0"/>
+            </w:pPr>
+            <w:r>
+              <w:t>Eigenschaften</w:t>
+            </w:r>
+          </w:p>
+        </w:tc>
+      </w:tr>
+      <w:tr>
+        <w:trPr>
+          <w:cnfStyle w:val="000000100000" w:firstRow="0" w:lastRow="0" w:firstColumn="0" w:lastColumn="0" w:oddVBand="0" w:evenVBand="0" w:oddHBand="1" w:evenHBand="0" w:firstRowFirstColumn="0" w:firstRowLastColumn="0" w:lastRowFirstColumn="0" w:lastRowLastColumn="0"/>
+        </w:trPr>
+        <w:tc>
+          <w:tcPr>
+            <w:cnfStyle w:val="001000000000" w:firstRow="0" w:lastRow="0" w:firstColumn="1" w:lastColumn="0" w:oddVBand="0" w:evenVBand="0" w:oddHBand="0" w:evenHBand="0" w:firstRowFirstColumn="0" w:firstRowLastColumn="0" w:lastRowFirstColumn="0" w:lastRowLastColumn="0"/>
+            <w:tcW w:w="0" w:type="auto"/>
+            <w:hideMark/>
+          </w:tcPr>
+          <w:p>
+            <w:pPr>
+              <w:spacing w:after="160" w:line="278" w:lineRule="auto"/>
+            </w:pPr>
+            <w:r>
+              <w:t>Art</w:t>
+            </w:r>
+          </w:p>
+        </w:tc>
+        <w:tc>
+          <w:tcPr>
+            <w:tcW w:w="0" w:type="auto"/>
+            <w:hideMark/>
+          </w:tcPr>
+          <w:p>
+            <w:pPr>
+              <w:spacing w:after="160" w:line="278" w:lineRule="auto"/>
+              <w:cnfStyle w:val="000000100000" w:firstRow="0" w:lastRow="0" w:firstColumn="0" w:lastColumn="0" w:oddVBand="0" w:evenVBand="0" w:oddHBand="1" w:evenHBand="0" w:firstRowFirstColumn="0" w:firstRowLastColumn="0" w:lastRowFirstColumn="0" w:lastRowLastColumn="0"/>
+            </w:pPr>
+            <w:r>
+              <w:t>Cloud-Dateispeicher</w:t>
+            </w:r>
+          </w:p>
+        </w:tc>
+      </w:tr>
+      <w:tr>
+        <w:tc>
+          <w:tcPr>
+            <w:cnfStyle w:val="001000000000" w:firstRow="0" w:lastRow="0" w:firstColumn="1" w:lastColumn="0" w:oddVBand="0" w:evenVBand="0" w:oddHBand="0" w:evenHBand="0" w:firstRowFirstColumn="0" w:firstRowLastColumn="0" w:lastRowFirstColumn="0" w:lastRowLastColumn="0"/>
+            <w:tcW w:w="0" w:type="auto"/>
+            <w:hideMark/>
+          </w:tcPr>
+          <w:p>
+            <w:pPr>
+              <w:spacing w:after="160" w:line="278" w:lineRule="auto"/>
+            </w:pPr>
+            <w:r>
+              <w:t>Schnittstelle</w:t>
+            </w:r>
+          </w:p>
+        </w:tc>
+        <w:tc>
+          <w:tcPr>
+            <w:tcW w:w="0" w:type="auto"/>
+            <w:hideMark/>
+          </w:tcPr>
+          <w:p>
+            <w:pPr>
+              <w:spacing w:after="160" w:line="278" w:lineRule="auto"/>
+              <w:cnfStyle w:val="000000000000" w:firstRow="0" w:lastRow="0" w:firstColumn="0" w:lastColumn="0" w:oddVBand="0" w:evenVBand="0" w:oddHBand="0" w:evenHBand="0" w:firstRowFirstColumn="0" w:firstRowLastColumn="0" w:lastRowFirstColumn="0" w:lastRowLastColumn="0"/>
+            </w:pPr>
+            <w:r>
+              <w:t>Weboberfläche, App, WebDAV, SMB</w:t>
+            </w:r>
+          </w:p>
+        </w:tc>
+      </w:tr>
+      <w:tr>
+        <w:trPr>
+          <w:cnfStyle w:val="000000100000" w:firstRow="0" w:lastRow="0" w:firstColumn="0" w:lastColumn="0" w:oddVBand="0" w:evenVBand="0" w:oddHBand="1" w:evenHBand="0" w:firstRowFirstColumn="0" w:firstRowLastColumn="0" w:lastRowFirstColumn="0" w:lastRowLastColumn="0"/>
+        </w:trPr>
+        <w:tc>
+          <w:tcPr>
+            <w:cnfStyle w:val="001000000000" w:firstRow="0" w:lastRow="0" w:firstColumn="1" w:lastColumn="0" w:oddVBand="0" w:evenVBand="0" w:oddHBand="0" w:evenHBand="0" w:firstRowFirstColumn="0" w:firstRowLastColumn="0" w:lastRowFirstColumn="0" w:lastRowLastColumn="0"/>
+            <w:tcW w:w="0" w:type="auto"/>
+            <w:hideMark/>
+          </w:tcPr>
+          <w:p>
+            <w:pPr>
+              <w:spacing w:after="160" w:line="278" w:lineRule="auto"/>
+            </w:pPr>
+            <w:proofErr w:type="spellStart"/>
+            <w:r>
+              <w:t>Geschw</w:t>
+            </w:r>
+            <w:proofErr w:type="spellEnd"/>
+            <w:r>
+              <w:t>.</w:t>
+            </w:r>
+          </w:p>
+        </w:tc>
+        <w:tc>
+          <w:tcPr>
+            <w:tcW w:w="0" w:type="auto"/>
+            <w:hideMark/>
+          </w:tcPr>
+          <w:p>
+            <w:pPr>
+              <w:spacing w:after="160" w:line="278" w:lineRule="auto"/>
+              <w:cnfStyle w:val="000000100000" w:firstRow="0" w:lastRow="0" w:firstColumn="0" w:lastColumn="0" w:oddVBand="0" w:evenVBand="0" w:oddHBand="1" w:evenHBand="0" w:firstRowFirstColumn="0" w:firstRowLastColumn="0" w:lastRowFirstColumn="0" w:lastRowLastColumn="0"/>
+            </w:pPr>
+            <w:r>
+              <w:t>Mittel</w:t>
+            </w:r>
+          </w:p>
+        </w:tc>
+      </w:tr>
+      <w:tr>
+        <w:tc>
+          <w:tcPr>
+            <w:cnfStyle w:val="001000000000" w:firstRow="0" w:lastRow="0" w:firstColumn="1" w:lastColumn="0" w:oddVBand="0" w:evenVBand="0" w:oddHBand="0" w:evenHBand="0" w:firstRowFirstColumn="0" w:firstRowLastColumn="0" w:lastRowFirstColumn="0" w:lastRowLastColumn="0"/>
+            <w:tcW w:w="0" w:type="auto"/>
+            <w:hideMark/>
+          </w:tcPr>
+          <w:p>
+            <w:pPr>
+              <w:spacing w:after="160" w:line="278" w:lineRule="auto"/>
+            </w:pPr>
+            <w:r>
+              <w:t>Platz</w:t>
+            </w:r>
+          </w:p>
+        </w:tc>
+        <w:tc>
+          <w:tcPr>
+            <w:tcW w:w="0" w:type="auto"/>
+            <w:hideMark/>
+          </w:tcPr>
+          <w:p>
+            <w:pPr>
+              <w:spacing w:after="160" w:line="278" w:lineRule="auto"/>
+              <w:cnfStyle w:val="000000000000" w:firstRow="0" w:lastRow="0" w:firstColumn="0" w:lastColumn="0" w:oddVBand="0" w:evenVBand="0" w:oddHBand="0" w:evenHBand="0" w:firstRowFirstColumn="0" w:firstRowLastColumn="0" w:lastRowFirstColumn="0" w:lastRowLastColumn="0"/>
+            </w:pPr>
+            <w:r>
+              <w:t>Tarifabhängig</w:t>
+            </w:r>
+          </w:p>
+        </w:tc>
+      </w:tr>
+      <w:tr>
+        <w:trPr>
+          <w:cnfStyle w:val="000000100000" w:firstRow="0" w:lastRow="0" w:firstColumn="0" w:lastColumn="0" w:oddVBand="0" w:evenVBand="0" w:oddHBand="1" w:evenHBand="0" w:firstRowFirstColumn="0" w:firstRowLastColumn="0" w:lastRowFirstColumn="0" w:lastRowLastColumn="0"/>
+        </w:trPr>
+        <w:tc>
+          <w:tcPr>
+            <w:cnfStyle w:val="001000000000" w:firstRow="0" w:lastRow="0" w:firstColumn="1" w:lastColumn="0" w:oddVBand="0" w:evenVBand="0" w:oddHBand="0" w:evenHBand="0" w:firstRowFirstColumn="0" w:firstRowLastColumn="0" w:lastRowFirstColumn="0" w:lastRowLastColumn="0"/>
+            <w:tcW w:w="0" w:type="auto"/>
+            <w:hideMark/>
+          </w:tcPr>
+          <w:p>
+            <w:pPr>
+              <w:spacing w:after="160" w:line="278" w:lineRule="auto"/>
+            </w:pPr>
+            <w:r>
+              <w:t>Zugriff</w:t>
+            </w:r>
+          </w:p>
+        </w:tc>
+        <w:tc>
+          <w:tcPr>
+            <w:tcW w:w="0" w:type="auto"/>
+            <w:hideMark/>
+          </w:tcPr>
+          <w:p>
+            <w:pPr>
+              <w:spacing w:after="160" w:line="278" w:lineRule="auto"/>
+              <w:cnfStyle w:val="000000100000" w:firstRow="0" w:lastRow="0" w:firstColumn="0" w:lastColumn="0" w:oddVBand="0" w:evenVBand="0" w:oddHBand="1" w:evenHBand="0" w:firstRowFirstColumn="0" w:firstRowLastColumn="0" w:lastRowFirstColumn="0" w:lastRowLastColumn="0"/>
+            </w:pPr>
+            <w:r>
+              <w:t>Benutzerkonten / Freigabelinks</w:t>
+            </w:r>
+          </w:p>
+        </w:tc>
+      </w:tr>
+      <w:tr>
+        <w:tc>
+          <w:tcPr>
+            <w:cnfStyle w:val="001000000000" w:firstRow="0" w:lastRow="0" w:firstColumn="1" w:lastColumn="0" w:oddVBand="0" w:evenVBand="0" w:oddHBand="0" w:evenHBand="0" w:firstRowFirstColumn="0" w:firstRowLastColumn="0" w:lastRowFirstColumn="0" w:lastRowLastColumn="0"/>
+            <w:tcW w:w="0" w:type="auto"/>
+            <w:hideMark/>
+          </w:tcPr>
+          <w:p>
+            <w:pPr>
+              <w:spacing w:after="160" w:line="278" w:lineRule="auto"/>
+            </w:pPr>
+            <w:r>
+              <w:t>Preis</w:t>
+            </w:r>
+          </w:p>
+        </w:tc>
+        <w:tc>
+          <w:tcPr>
+            <w:tcW w:w="0" w:type="auto"/>
+            <w:hideMark/>
+          </w:tcPr>
+          <w:p>
+            <w:pPr>
+              <w:spacing w:after="160" w:line="278" w:lineRule="auto"/>
+              <w:cnfStyle w:val="000000000000" w:firstRow="0" w:lastRow="0" w:firstColumn="0" w:lastColumn="0" w:oddVBand="0" w:evenVBand="0" w:oddHBand="0" w:evenHBand="0" w:firstRowFirstColumn="0" w:firstRowLastColumn="0" w:lastRowFirstColumn="0" w:lastRowLastColumn="0"/>
+            </w:pPr>
+            <w:r>
+              <w:t>Monatsabo</w:t>
+            </w:r>
+          </w:p>
+        </w:tc>
+      </w:tr>
+      <w:tr>
+        <w:trPr>
+          <w:cnfStyle w:val="000000100000" w:firstRow="0" w:lastRow="0" w:firstColumn="0" w:lastColumn="0" w:oddVBand="0" w:evenVBand="0" w:oddHBand="1" w:evenHBand="0" w:firstRowFirstColumn="0" w:firstRowLastColumn="0" w:lastRowFirstColumn="0" w:lastRowLastColumn="0"/>
+        </w:trPr>
+        <w:tc>
+          <w:tcPr>
+            <w:cnfStyle w:val="001000000000" w:firstRow="0" w:lastRow="0" w:firstColumn="1" w:lastColumn="0" w:oddVBand="0" w:evenVBand="0" w:oddHBand="0" w:evenHBand="0" w:firstRowFirstColumn="0" w:firstRowLastColumn="0" w:lastRowFirstColumn="0" w:lastRowLastColumn="0"/>
+            <w:tcW w:w="0" w:type="auto"/>
+            <w:hideMark/>
+          </w:tcPr>
+          <w:p>
+            <w:pPr>
+              <w:spacing w:after="160" w:line="278" w:lineRule="auto"/>
+            </w:pPr>
+            <w:r>
+              <w:t>Ort</w:t>
+            </w:r>
+          </w:p>
+        </w:tc>
+        <w:tc>
+          <w:tcPr>
+            <w:tcW w:w="0" w:type="auto"/>
+            <w:hideMark/>
+          </w:tcPr>
+          <w:p>
+            <w:pPr>
+              <w:spacing w:after="160" w:line="278" w:lineRule="auto"/>
+              <w:cnfStyle w:val="000000100000" w:firstRow="0" w:lastRow="0" w:firstColumn="0" w:lastColumn="0" w:oddVBand="0" w:evenVBand="0" w:oddHBand="1" w:evenHBand="0" w:firstRowFirstColumn="0" w:firstRowLastColumn="0" w:lastRowFirstColumn="0" w:lastRowLastColumn="0"/>
+            </w:pPr>
+            <w:r>
+              <w:t>Deutschland</w:t>
+            </w:r>
+          </w:p>
+        </w:tc>
+      </w:tr>
+      <w:tr>
+        <w:tc>
+          <w:tcPr>
+            <w:cnfStyle w:val="001000000000" w:firstRow="0" w:lastRow="0" w:firstColumn="1" w:lastColumn="0" w:oddVBand="0" w:evenVBand="0" w:oddHBand="0" w:evenHBand="0" w:firstRowFirstColumn="0" w:firstRowLastColumn="0" w:lastRowFirstColumn="0" w:lastRowLastColumn="0"/>
+            <w:tcW w:w="0" w:type="auto"/>
+            <w:hideMark/>
+          </w:tcPr>
+          <w:p>
+            <w:pPr>
+              <w:spacing w:after="160" w:line="278" w:lineRule="auto"/>
+            </w:pPr>
+            <w:r>
+              <w:t>Quelle</w:t>
+            </w:r>
+          </w:p>
+        </w:tc>
+        <w:tc>
+          <w:tcPr>
+            <w:tcW w:w="0" w:type="auto"/>
+            <w:hideMark/>
+          </w:tcPr>
+          <w:p>
+            <w:pPr>
+              <w:spacing w:after="160" w:line="278" w:lineRule="auto"/>
+              <w:cnfStyle w:val="000000000000" w:firstRow="0" w:lastRow="0" w:firstColumn="0" w:lastColumn="0" w:oddVBand="0" w:evenVBand="0" w:oddHBand="0" w:evenHBand="0" w:firstRowFirstColumn="0" w:firstRowLastColumn="0" w:lastRowFirstColumn="0" w:lastRowLastColumn="0"/>
+            </w:pPr>
+            <w:hyperlink r:id="rId14" w:history="1">
+              <w:r>
+                <w:rPr>
+                  <w:rStyle w:val="Hyperlink"/>
+                </w:rPr>
+                <w:t>https://www.strato.de/cloud-speicher/</w:t>
+              </w:r>
+            </w:hyperlink>
+          </w:p>
+        </w:tc>
+      </w:tr>
+    </w:tbl>
+    <w:p/>
     <w:p>
       <w:pPr>
         <w:rPr>
@@ -1991,8 +2313,8 @@
         <w:tblLook w:val="04A0" w:firstRow="1" w:lastRow="0" w:firstColumn="1" w:lastColumn="0" w:noHBand="0" w:noVBand="1"/>
       </w:tblPr>
       <w:tblGrid>
-        <w:gridCol w:w="1774"/>
-        <w:gridCol w:w="6513"/>
+        <w:gridCol w:w="1621"/>
+        <w:gridCol w:w="3665"/>
       </w:tblGrid>
       <w:tr>
         <w:trPr>
@@ -2044,7 +2366,7 @@
               <w:spacing w:after="160" w:line="278" w:lineRule="auto"/>
             </w:pPr>
             <w:r>
-              <w:t>Service</w:t>
+              <w:t>Art</w:t>
             </w:r>
           </w:p>
         </w:tc>
@@ -2057,32 +2379,27 @@
             <w:pPr>
               <w:spacing w:after="160" w:line="278" w:lineRule="auto"/>
               <w:cnfStyle w:val="000000100000" w:firstRow="0" w:lastRow="0" w:firstColumn="0" w:lastColumn="0" w:oddVBand="0" w:evenVBand="0" w:oddHBand="1" w:evenHBand="0" w:firstRowFirstColumn="0" w:firstRowLastColumn="0" w:lastRowFirstColumn="0" w:lastRowLastColumn="0"/>
-              <w:rPr>
-                <w:lang w:val="en-US"/>
-              </w:rPr>
-            </w:pPr>
-            <w:r>
-              <w:rPr>
-                <w:lang w:val="en-US"/>
-              </w:rPr>
-              <w:t>Google Cloud Storage (inkl. Archive/Coldline/Nearline)</w:t>
-            </w:r>
-          </w:p>
-        </w:tc>
-      </w:tr>
-      <w:tr>
-        <w:tc>
-          <w:tcPr>
-            <w:cnfStyle w:val="001000000000" w:firstRow="0" w:lastRow="0" w:firstColumn="1" w:lastColumn="0" w:oddVBand="0" w:evenVBand="0" w:oddHBand="0" w:evenHBand="0" w:firstRowFirstColumn="0" w:firstRowLastColumn="0" w:lastRowFirstColumn="0" w:lastRowLastColumn="0"/>
-            <w:tcW w:w="0" w:type="auto"/>
-            <w:hideMark/>
-          </w:tcPr>
-          <w:p>
-            <w:pPr>
-              <w:spacing w:after="160" w:line="278" w:lineRule="auto"/>
-            </w:pPr>
-            <w:r>
-              <w:t>Kosten</w:t>
+            </w:pPr>
+            <w:r>
+              <w:t>Objektspeicher</w:t>
+            </w:r>
+          </w:p>
+        </w:tc>
+      </w:tr>
+      <w:tr>
+        <w:tc>
+          <w:tcPr>
+            <w:cnfStyle w:val="001000000000" w:firstRow="0" w:lastRow="0" w:firstColumn="1" w:lastColumn="0" w:oddVBand="0" w:evenVBand="0" w:oddHBand="0" w:evenHBand="0" w:firstRowFirstColumn="0" w:firstRowLastColumn="0" w:lastRowFirstColumn="0" w:lastRowLastColumn="0"/>
+            <w:tcW w:w="0" w:type="auto"/>
+            <w:hideMark/>
+          </w:tcPr>
+          <w:p>
+            <w:pPr>
+              <w:spacing w:after="160" w:line="278" w:lineRule="auto"/>
+            </w:pPr>
+            <w:r>
+              <w:lastRenderedPageBreak/>
+              <w:t>Schnittstelle</w:t>
             </w:r>
           </w:p>
         </w:tc>
@@ -2097,7 +2414,7 @@
               <w:cnfStyle w:val="000000000000" w:firstRow="0" w:lastRow="0" w:firstColumn="0" w:lastColumn="0" w:oddVBand="0" w:evenVBand="0" w:oddHBand="0" w:evenHBand="0" w:firstRowFirstColumn="0" w:firstRowLastColumn="0" w:lastRowFirstColumn="0" w:lastRowLastColumn="0"/>
             </w:pPr>
             <w:r>
-              <w:t>Pay-as-you-go</w:t>
+              <w:t>Weboberfläche, API, CLI</w:t>
             </w:r>
           </w:p>
         </w:tc>
@@ -2116,8 +2433,13 @@
             <w:pPr>
               <w:spacing w:after="160" w:line="278" w:lineRule="auto"/>
             </w:pPr>
-            <w:r>
-              <w:t>Free Tier</w:t>
+            <w:proofErr w:type="spellStart"/>
+            <w:r>
+              <w:t>Geschw</w:t>
+            </w:r>
+            <w:proofErr w:type="spellEnd"/>
+            <w:r>
+              <w:t>.</w:t>
             </w:r>
           </w:p>
         </w:tc>
@@ -2132,24 +2454,24 @@
               <w:cnfStyle w:val="000000100000" w:firstRow="0" w:lastRow="0" w:firstColumn="0" w:lastColumn="0" w:oddVBand="0" w:evenVBand="0" w:oddHBand="1" w:evenHBand="0" w:firstRowFirstColumn="0" w:firstRowLastColumn="0" w:lastRowFirstColumn="0" w:lastRowLastColumn="0"/>
             </w:pPr>
             <w:r>
-              <w:t>300 USD Startguthaben</w:t>
-            </w:r>
-          </w:p>
-        </w:tc>
-      </w:tr>
-      <w:tr>
-        <w:tc>
-          <w:tcPr>
-            <w:cnfStyle w:val="001000000000" w:firstRow="0" w:lastRow="0" w:firstColumn="1" w:lastColumn="0" w:oddVBand="0" w:evenVBand="0" w:oddHBand="0" w:evenHBand="0" w:firstRowFirstColumn="0" w:firstRowLastColumn="0" w:lastRowFirstColumn="0" w:lastRowLastColumn="0"/>
-            <w:tcW w:w="0" w:type="auto"/>
-            <w:hideMark/>
-          </w:tcPr>
-          <w:p>
-            <w:pPr>
-              <w:spacing w:after="160" w:line="278" w:lineRule="auto"/>
-            </w:pPr>
-            <w:r>
-              <w:t>Storage-Typen</w:t>
+              <w:t>Hoch</w:t>
+            </w:r>
+          </w:p>
+        </w:tc>
+      </w:tr>
+      <w:tr>
+        <w:tc>
+          <w:tcPr>
+            <w:cnfStyle w:val="001000000000" w:firstRow="0" w:lastRow="0" w:firstColumn="1" w:lastColumn="0" w:oddVBand="0" w:evenVBand="0" w:oddHBand="0" w:evenHBand="0" w:firstRowFirstColumn="0" w:firstRowLastColumn="0" w:lastRowFirstColumn="0" w:lastRowLastColumn="0"/>
+            <w:tcW w:w="0" w:type="auto"/>
+            <w:hideMark/>
+          </w:tcPr>
+          <w:p>
+            <w:pPr>
+              <w:spacing w:after="160" w:line="278" w:lineRule="auto"/>
+            </w:pPr>
+            <w:r>
+              <w:t>Platz</w:t>
             </w:r>
           </w:p>
         </w:tc>
@@ -2164,7 +2486,7 @@
               <w:cnfStyle w:val="000000000000" w:firstRow="0" w:lastRow="0" w:firstColumn="0" w:lastColumn="0" w:oddVBand="0" w:evenVBand="0" w:oddHBand="0" w:evenHBand="0" w:firstRowFirstColumn="0" w:firstRowLastColumn="0" w:lastRowFirstColumn="0" w:lastRowLastColumn="0"/>
             </w:pPr>
             <w:r>
-              <w:t>Standard, Nearline, Coldline, Archive</w:t>
+              <w:t>Skalierbar, praktisch unbegrenzt</w:t>
             </w:r>
           </w:p>
         </w:tc>
@@ -2184,7 +2506,7 @@
               <w:spacing w:after="160" w:line="278" w:lineRule="auto"/>
             </w:pPr>
             <w:r>
-              <w:t>Informationen</w:t>
+              <w:t>Zugriff</w:t>
             </w:r>
           </w:p>
         </w:tc>
@@ -2199,24 +2521,24 @@
               <w:cnfStyle w:val="000000100000" w:firstRow="0" w:lastRow="0" w:firstColumn="0" w:lastColumn="0" w:oddVBand="0" w:evenVBand="0" w:oddHBand="1" w:evenHBand="0" w:firstRowFirstColumn="0" w:firstRowLastColumn="0" w:lastRowFirstColumn="0" w:lastRowLastColumn="0"/>
             </w:pPr>
             <w:r>
-              <w:t>Sehr leistungsfähig, global verteilt</w:t>
-            </w:r>
-          </w:p>
-        </w:tc>
-      </w:tr>
-      <w:tr>
-        <w:tc>
-          <w:tcPr>
-            <w:cnfStyle w:val="001000000000" w:firstRow="0" w:lastRow="0" w:firstColumn="1" w:lastColumn="0" w:oddVBand="0" w:evenVBand="0" w:oddHBand="0" w:evenHBand="0" w:firstRowFirstColumn="0" w:firstRowLastColumn="0" w:lastRowFirstColumn="0" w:lastRowLastColumn="0"/>
-            <w:tcW w:w="0" w:type="auto"/>
-            <w:hideMark/>
-          </w:tcPr>
-          <w:p>
-            <w:pPr>
-              <w:spacing w:after="160" w:line="278" w:lineRule="auto"/>
-            </w:pPr>
-            <w:r>
-              <w:t>Zusatz</w:t>
+              <w:t>IAM-Rechte, privat/öffentlich</w:t>
+            </w:r>
+          </w:p>
+        </w:tc>
+      </w:tr>
+      <w:tr>
+        <w:tc>
+          <w:tcPr>
+            <w:cnfStyle w:val="001000000000" w:firstRow="0" w:lastRow="0" w:firstColumn="1" w:lastColumn="0" w:oddVBand="0" w:evenVBand="0" w:oddHBand="0" w:evenHBand="0" w:firstRowFirstColumn="0" w:firstRowLastColumn="0" w:lastRowFirstColumn="0" w:lastRowLastColumn="0"/>
+            <w:tcW w:w="0" w:type="auto"/>
+            <w:hideMark/>
+          </w:tcPr>
+          <w:p>
+            <w:pPr>
+              <w:spacing w:after="160" w:line="278" w:lineRule="auto"/>
+            </w:pPr>
+            <w:r>
+              <w:t>Preis</w:t>
             </w:r>
           </w:p>
         </w:tc>
@@ -2229,28 +2551,94 @@
             <w:pPr>
               <w:spacing w:after="160" w:line="278" w:lineRule="auto"/>
               <w:cnfStyle w:val="000000000000" w:firstRow="0" w:lastRow="0" w:firstColumn="0" w:lastColumn="0" w:oddVBand="0" w:evenVBand="0" w:oddHBand="0" w:evenHBand="0" w:firstRowFirstColumn="0" w:firstRowLastColumn="0" w:lastRowFirstColumn="0" w:lastRowLastColumn="0"/>
-              <w:rPr>
-                <w:lang w:val="en-US"/>
-              </w:rPr>
-            </w:pPr>
-            <w:r>
-              <w:rPr>
-                <w:lang w:val="en-US"/>
-              </w:rPr>
-              <w:t>Google Drive / Workspace (eigene Domain nötig für Business)</w:t>
-            </w:r>
+            </w:pPr>
+            <w:r>
+              <w:t>Nutzungsabhängig</w:t>
+            </w:r>
+          </w:p>
+        </w:tc>
+      </w:tr>
+      <w:tr>
+        <w:trPr>
+          <w:cnfStyle w:val="000000100000" w:firstRow="0" w:lastRow="0" w:firstColumn="0" w:lastColumn="0" w:oddVBand="0" w:evenVBand="0" w:oddHBand="1" w:evenHBand="0" w:firstRowFirstColumn="0" w:firstRowLastColumn="0" w:lastRowFirstColumn="0" w:lastRowLastColumn="0"/>
+        </w:trPr>
+        <w:tc>
+          <w:tcPr>
+            <w:cnfStyle w:val="001000000000" w:firstRow="0" w:lastRow="0" w:firstColumn="1" w:lastColumn="0" w:oddVBand="0" w:evenVBand="0" w:oddHBand="0" w:evenHBand="0" w:firstRowFirstColumn="0" w:firstRowLastColumn="0" w:lastRowFirstColumn="0" w:lastRowLastColumn="0"/>
+            <w:tcW w:w="0" w:type="auto"/>
+            <w:hideMark/>
+          </w:tcPr>
+          <w:p>
+            <w:pPr>
+              <w:spacing w:after="160" w:line="278" w:lineRule="auto"/>
+            </w:pPr>
+            <w:r>
+              <w:t>Ort</w:t>
+            </w:r>
+          </w:p>
+        </w:tc>
+        <w:tc>
+          <w:tcPr>
+            <w:tcW w:w="0" w:type="auto"/>
+            <w:hideMark/>
+          </w:tcPr>
+          <w:p>
+            <w:pPr>
+              <w:spacing w:after="160" w:line="278" w:lineRule="auto"/>
+              <w:cnfStyle w:val="000000100000" w:firstRow="0" w:lastRow="0" w:firstColumn="0" w:lastColumn="0" w:oddVBand="0" w:evenVBand="0" w:oddHBand="1" w:evenHBand="0" w:firstRowFirstColumn="0" w:firstRowLastColumn="0" w:lastRowFirstColumn="0" w:lastRowLastColumn="0"/>
+            </w:pPr>
+            <w:r>
+              <w:t>Weltweit</w:t>
+            </w:r>
+          </w:p>
+        </w:tc>
+      </w:tr>
+      <w:tr>
+        <w:tc>
+          <w:tcPr>
+            <w:cnfStyle w:val="001000000000" w:firstRow="0" w:lastRow="0" w:firstColumn="1" w:lastColumn="0" w:oddVBand="0" w:evenVBand="0" w:oddHBand="0" w:evenHBand="0" w:firstRowFirstColumn="0" w:firstRowLastColumn="0" w:lastRowFirstColumn="0" w:lastRowLastColumn="0"/>
+            <w:tcW w:w="0" w:type="auto"/>
+            <w:hideMark/>
+          </w:tcPr>
+          <w:p>
+            <w:pPr>
+              <w:spacing w:after="160" w:line="278" w:lineRule="auto"/>
+            </w:pPr>
+            <w:r>
+              <w:t>Quelle</w:t>
+            </w:r>
+          </w:p>
+        </w:tc>
+        <w:tc>
+          <w:tcPr>
+            <w:tcW w:w="0" w:type="auto"/>
+            <w:hideMark/>
+          </w:tcPr>
+          <w:p>
+            <w:pPr>
+              <w:spacing w:after="160" w:line="278" w:lineRule="auto"/>
+              <w:cnfStyle w:val="000000000000" w:firstRow="0" w:lastRow="0" w:firstColumn="0" w:lastColumn="0" w:oddVBand="0" w:evenVBand="0" w:oddHBand="0" w:evenHBand="0" w:firstRowFirstColumn="0" w:firstRowLastColumn="0" w:lastRowFirstColumn="0" w:lastRowLastColumn="0"/>
+            </w:pPr>
+            <w:hyperlink r:id="rId15" w:history="1">
+              <w:r>
+                <w:rPr>
+                  <w:rStyle w:val="Hyperlink"/>
+                </w:rPr>
+                <w:t>https://cloud.google.com/storage</w:t>
+              </w:r>
+            </w:hyperlink>
           </w:p>
         </w:tc>
       </w:tr>
     </w:tbl>
     <w:p>
-      <w:r>
-        <w:pict w14:anchorId="4C5BA3D8">
-          <v:rect id="_x0000_i1029" style="width:0;height:1.5pt" o:hralign="center" o:hrstd="t" o:hr="t" fillcolor="#a0a0a0" stroked="f"/>
-        </w:pict>
-      </w:r>
+      <w:pPr>
+        <w:rPr>
+          <w:b/>
+          <w:bCs/>
+        </w:rPr>
+      </w:pPr>
     </w:p>
-    <w:p/>
     <w:p>
       <w:pPr>
         <w:rPr>
@@ -2263,8 +2651,23 @@
           <w:b/>
           <w:bCs/>
         </w:rPr>
-        <w:lastRenderedPageBreak/>
-        <w:t>Backblaze Cloud Storage</w:t>
+        <w:t xml:space="preserve"> </w:t>
+      </w:r>
+      <w:proofErr w:type="spellStart"/>
+      <w:r>
+        <w:rPr>
+          <w:b/>
+          <w:bCs/>
+        </w:rPr>
+        <w:t>Backblaze</w:t>
+      </w:r>
+      <w:proofErr w:type="spellEnd"/>
+      <w:r>
+        <w:rPr>
+          <w:b/>
+          <w:bCs/>
+        </w:rPr>
+        <w:t xml:space="preserve"> B2 Cloud Storage</w:t>
       </w:r>
     </w:p>
     <w:tbl>
@@ -2274,8 +2677,8 @@
         <w:tblLook w:val="04A0" w:firstRow="1" w:lastRow="0" w:firstColumn="1" w:lastColumn="0" w:noHBand="0" w:noVBand="1"/>
       </w:tblPr>
       <w:tblGrid>
-        <w:gridCol w:w="1774"/>
-        <w:gridCol w:w="4244"/>
+        <w:gridCol w:w="1621"/>
+        <w:gridCol w:w="5525"/>
       </w:tblGrid>
       <w:tr>
         <w:trPr>
@@ -2327,7 +2730,7 @@
               <w:spacing w:after="160" w:line="278" w:lineRule="auto"/>
             </w:pPr>
             <w:r>
-              <w:t>Service</w:t>
+              <w:t>Art</w:t>
             </w:r>
           </w:p>
         </w:tc>
@@ -2342,24 +2745,24 @@
               <w:cnfStyle w:val="000000100000" w:firstRow="0" w:lastRow="0" w:firstColumn="0" w:lastColumn="0" w:oddVBand="0" w:evenVBand="0" w:oddHBand="1" w:evenHBand="0" w:firstRowFirstColumn="0" w:firstRowLastColumn="0" w:lastRowFirstColumn="0" w:lastRowLastColumn="0"/>
             </w:pPr>
             <w:r>
-              <w:t>Backblaze B2 Cloud Storage</w:t>
-            </w:r>
-          </w:p>
-        </w:tc>
-      </w:tr>
-      <w:tr>
-        <w:tc>
-          <w:tcPr>
-            <w:cnfStyle w:val="001000000000" w:firstRow="0" w:lastRow="0" w:firstColumn="1" w:lastColumn="0" w:oddVBand="0" w:evenVBand="0" w:oddHBand="0" w:evenHBand="0" w:firstRowFirstColumn="0" w:firstRowLastColumn="0" w:lastRowFirstColumn="0" w:lastRowLastColumn="0"/>
-            <w:tcW w:w="0" w:type="auto"/>
-            <w:hideMark/>
-          </w:tcPr>
-          <w:p>
-            <w:pPr>
-              <w:spacing w:after="160" w:line="278" w:lineRule="auto"/>
-            </w:pPr>
-            <w:r>
-              <w:t>Kosten</w:t>
+              <w:t>Objektspeicher</w:t>
+            </w:r>
+          </w:p>
+        </w:tc>
+      </w:tr>
+      <w:tr>
+        <w:tc>
+          <w:tcPr>
+            <w:cnfStyle w:val="001000000000" w:firstRow="0" w:lastRow="0" w:firstColumn="1" w:lastColumn="0" w:oddVBand="0" w:evenVBand="0" w:oddHBand="0" w:evenHBand="0" w:firstRowFirstColumn="0" w:firstRowLastColumn="0" w:lastRowFirstColumn="0" w:lastRowLastColumn="0"/>
+            <w:tcW w:w="0" w:type="auto"/>
+            <w:hideMark/>
+          </w:tcPr>
+          <w:p>
+            <w:pPr>
+              <w:spacing w:after="160" w:line="278" w:lineRule="auto"/>
+            </w:pPr>
+            <w:r>
+              <w:t>Schnittstelle</w:t>
             </w:r>
           </w:p>
         </w:tc>
@@ -2374,7 +2777,7 @@
               <w:cnfStyle w:val="000000000000" w:firstRow="0" w:lastRow="0" w:firstColumn="0" w:lastColumn="0" w:oddVBand="0" w:evenVBand="0" w:oddHBand="0" w:evenHBand="0" w:firstRowFirstColumn="0" w:firstRowLastColumn="0" w:lastRowFirstColumn="0" w:lastRowLastColumn="0"/>
             </w:pPr>
             <w:r>
-              <w:t>Sehr günstig (ca. $5/TB/Monat)</w:t>
+              <w:t>Weboberfläche, API</w:t>
             </w:r>
           </w:p>
         </w:tc>
@@ -2393,8 +2796,13 @@
             <w:pPr>
               <w:spacing w:after="160" w:line="278" w:lineRule="auto"/>
             </w:pPr>
-            <w:r>
-              <w:t>Free Tier</w:t>
+            <w:proofErr w:type="spellStart"/>
+            <w:r>
+              <w:t>Geschw</w:t>
+            </w:r>
+            <w:proofErr w:type="spellEnd"/>
+            <w:r>
+              <w:t>.</w:t>
             </w:r>
           </w:p>
         </w:tc>
@@ -2409,24 +2817,24 @@
               <w:cnfStyle w:val="000000100000" w:firstRow="0" w:lastRow="0" w:firstColumn="0" w:lastColumn="0" w:oddVBand="0" w:evenVBand="0" w:oddHBand="1" w:evenHBand="0" w:firstRowFirstColumn="0" w:firstRowLastColumn="0" w:lastRowFirstColumn="0" w:lastRowLastColumn="0"/>
             </w:pPr>
             <w:r>
-              <w:t>10 GB</w:t>
-            </w:r>
-          </w:p>
-        </w:tc>
-      </w:tr>
-      <w:tr>
-        <w:tc>
-          <w:tcPr>
-            <w:cnfStyle w:val="001000000000" w:firstRow="0" w:lastRow="0" w:firstColumn="1" w:lastColumn="0" w:oddVBand="0" w:evenVBand="0" w:oddHBand="0" w:evenHBand="0" w:firstRowFirstColumn="0" w:firstRowLastColumn="0" w:lastRowFirstColumn="0" w:lastRowLastColumn="0"/>
-            <w:tcW w:w="0" w:type="auto"/>
-            <w:hideMark/>
-          </w:tcPr>
-          <w:p>
-            <w:pPr>
-              <w:spacing w:after="160" w:line="278" w:lineRule="auto"/>
-            </w:pPr>
-            <w:r>
-              <w:t>Storage-Typen</w:t>
+              <w:t>Mittel</w:t>
+            </w:r>
+          </w:p>
+        </w:tc>
+      </w:tr>
+      <w:tr>
+        <w:tc>
+          <w:tcPr>
+            <w:cnfStyle w:val="001000000000" w:firstRow="0" w:lastRow="0" w:firstColumn="1" w:lastColumn="0" w:oddVBand="0" w:evenVBand="0" w:oddHBand="0" w:evenHBand="0" w:firstRowFirstColumn="0" w:firstRowLastColumn="0" w:lastRowFirstColumn="0" w:lastRowLastColumn="0"/>
+            <w:tcW w:w="0" w:type="auto"/>
+            <w:hideMark/>
+          </w:tcPr>
+          <w:p>
+            <w:pPr>
+              <w:spacing w:after="160" w:line="278" w:lineRule="auto"/>
+            </w:pPr>
+            <w:r>
+              <w:t>Platz</w:t>
             </w:r>
           </w:p>
         </w:tc>
@@ -2441,7 +2849,7 @@
               <w:cnfStyle w:val="000000000000" w:firstRow="0" w:lastRow="0" w:firstColumn="0" w:lastColumn="0" w:oddVBand="0" w:evenVBand="0" w:oddHBand="0" w:evenHBand="0" w:firstRowFirstColumn="0" w:firstRowLastColumn="0" w:lastRowFirstColumn="0" w:lastRowLastColumn="0"/>
             </w:pPr>
             <w:r>
-              <w:t>Object Storage</w:t>
+              <w:t>Skalierbar</w:t>
             </w:r>
           </w:p>
         </w:tc>
@@ -2461,7 +2869,7 @@
               <w:spacing w:after="160" w:line="278" w:lineRule="auto"/>
             </w:pPr>
             <w:r>
-              <w:t>Informationen</w:t>
+              <w:t>Zugriff</w:t>
             </w:r>
           </w:p>
         </w:tc>
@@ -2476,24 +2884,24 @@
               <w:cnfStyle w:val="000000100000" w:firstRow="0" w:lastRow="0" w:firstColumn="0" w:lastColumn="0" w:oddVBand="0" w:evenVBand="0" w:oddHBand="1" w:evenHBand="0" w:firstRowFirstColumn="0" w:firstRowLastColumn="0" w:lastRowFirstColumn="0" w:lastRowLastColumn="0"/>
             </w:pPr>
             <w:r>
-              <w:t>Einfach, günstig, oft für Backup genutzt</w:t>
-            </w:r>
-          </w:p>
-        </w:tc>
-      </w:tr>
-      <w:tr>
-        <w:tc>
-          <w:tcPr>
-            <w:cnfStyle w:val="001000000000" w:firstRow="0" w:lastRow="0" w:firstColumn="1" w:lastColumn="0" w:oddVBand="0" w:evenVBand="0" w:oddHBand="0" w:evenHBand="0" w:firstRowFirstColumn="0" w:firstRowLastColumn="0" w:lastRowFirstColumn="0" w:lastRowLastColumn="0"/>
-            <w:tcW w:w="0" w:type="auto"/>
-            <w:hideMark/>
-          </w:tcPr>
-          <w:p>
-            <w:pPr>
-              <w:spacing w:after="160" w:line="278" w:lineRule="auto"/>
-            </w:pPr>
-            <w:r>
-              <w:t>Vorteil</w:t>
+              <w:t>Privat oder öffentlich einstellbar</w:t>
+            </w:r>
+          </w:p>
+        </w:tc>
+      </w:tr>
+      <w:tr>
+        <w:tc>
+          <w:tcPr>
+            <w:cnfStyle w:val="001000000000" w:firstRow="0" w:lastRow="0" w:firstColumn="1" w:lastColumn="0" w:oddVBand="0" w:evenVBand="0" w:oddHBand="0" w:evenHBand="0" w:firstRowFirstColumn="0" w:firstRowLastColumn="0" w:lastRowFirstColumn="0" w:lastRowLastColumn="0"/>
+            <w:tcW w:w="0" w:type="auto"/>
+            <w:hideMark/>
+          </w:tcPr>
+          <w:p>
+            <w:pPr>
+              <w:spacing w:after="160" w:line="278" w:lineRule="auto"/>
+            </w:pPr>
+            <w:r>
+              <w:t>Preis</w:t>
             </w:r>
           </w:p>
         </w:tc>
@@ -2508,20 +2916,85 @@
               <w:cnfStyle w:val="000000000000" w:firstRow="0" w:lastRow="0" w:firstColumn="0" w:lastColumn="0" w:oddVBand="0" w:evenVBand="0" w:oddHBand="0" w:evenHBand="0" w:firstRowFirstColumn="0" w:firstRowLastColumn="0" w:lastRowFirstColumn="0" w:lastRowLastColumn="0"/>
             </w:pPr>
             <w:r>
-              <w:t>Sehr gute Preis-Leistung</w:t>
-            </w:r>
+              <w:t>Günstig, nutzungsabhängig</w:t>
+            </w:r>
+          </w:p>
+        </w:tc>
+      </w:tr>
+      <w:tr>
+        <w:trPr>
+          <w:cnfStyle w:val="000000100000" w:firstRow="0" w:lastRow="0" w:firstColumn="0" w:lastColumn="0" w:oddVBand="0" w:evenVBand="0" w:oddHBand="1" w:evenHBand="0" w:firstRowFirstColumn="0" w:firstRowLastColumn="0" w:lastRowFirstColumn="0" w:lastRowLastColumn="0"/>
+        </w:trPr>
+        <w:tc>
+          <w:tcPr>
+            <w:cnfStyle w:val="001000000000" w:firstRow="0" w:lastRow="0" w:firstColumn="1" w:lastColumn="0" w:oddVBand="0" w:evenVBand="0" w:oddHBand="0" w:evenHBand="0" w:firstRowFirstColumn="0" w:firstRowLastColumn="0" w:lastRowFirstColumn="0" w:lastRowLastColumn="0"/>
+            <w:tcW w:w="0" w:type="auto"/>
+            <w:hideMark/>
+          </w:tcPr>
+          <w:p>
+            <w:pPr>
+              <w:spacing w:after="160" w:line="278" w:lineRule="auto"/>
+            </w:pPr>
+            <w:r>
+              <w:t>Ort</w:t>
+            </w:r>
+          </w:p>
+        </w:tc>
+        <w:tc>
+          <w:tcPr>
+            <w:tcW w:w="0" w:type="auto"/>
+            <w:hideMark/>
+          </w:tcPr>
+          <w:p>
+            <w:pPr>
+              <w:spacing w:after="160" w:line="278" w:lineRule="auto"/>
+              <w:cnfStyle w:val="000000100000" w:firstRow="0" w:lastRow="0" w:firstColumn="0" w:lastColumn="0" w:oddVBand="0" w:evenVBand="0" w:oddHBand="1" w:evenHBand="0" w:firstRowFirstColumn="0" w:firstRowLastColumn="0" w:lastRowFirstColumn="0" w:lastRowLastColumn="0"/>
+            </w:pPr>
+            <w:r>
+              <w:t>USA / ausgewählte Regionen</w:t>
+            </w:r>
+          </w:p>
+        </w:tc>
+      </w:tr>
+      <w:tr>
+        <w:tc>
+          <w:tcPr>
+            <w:cnfStyle w:val="001000000000" w:firstRow="0" w:lastRow="0" w:firstColumn="1" w:lastColumn="0" w:oddVBand="0" w:evenVBand="0" w:oddHBand="0" w:evenHBand="0" w:firstRowFirstColumn="0" w:firstRowLastColumn="0" w:lastRowFirstColumn="0" w:lastRowLastColumn="0"/>
+            <w:tcW w:w="0" w:type="auto"/>
+            <w:hideMark/>
+          </w:tcPr>
+          <w:p>
+            <w:pPr>
+              <w:spacing w:after="160" w:line="278" w:lineRule="auto"/>
+            </w:pPr>
+            <w:r>
+              <w:t>Quelle</w:t>
+            </w:r>
+          </w:p>
+        </w:tc>
+        <w:tc>
+          <w:tcPr>
+            <w:tcW w:w="0" w:type="auto"/>
+            <w:hideMark/>
+          </w:tcPr>
+          <w:p>
+            <w:pPr>
+              <w:spacing w:after="160" w:line="278" w:lineRule="auto"/>
+              <w:cnfStyle w:val="000000000000" w:firstRow="0" w:lastRow="0" w:firstColumn="0" w:lastColumn="0" w:oddVBand="0" w:evenVBand="0" w:oddHBand="0" w:evenHBand="0" w:firstRowFirstColumn="0" w:firstRowLastColumn="0" w:lastRowFirstColumn="0" w:lastRowLastColumn="0"/>
+            </w:pPr>
+            <w:hyperlink r:id="rId16" w:history="1">
+              <w:r>
+                <w:rPr>
+                  <w:rStyle w:val="Hyperlink"/>
+                </w:rPr>
+                <w:t>https://www.backblaze.com/b2/cloud-storage.html</w:t>
+              </w:r>
+            </w:hyperlink>
           </w:p>
         </w:tc>
       </w:tr>
     </w:tbl>
-    <w:p>
-      <w:pPr>
-        <w:rPr>
-          <w:b/>
-          <w:bCs/>
-        </w:rPr>
-      </w:pPr>
-    </w:p>
+    <w:p/>
     <w:p>
       <w:pPr>
         <w:rPr>
@@ -2544,8 +3017,8 @@
         <w:tblLook w:val="04A0" w:firstRow="1" w:lastRow="0" w:firstColumn="1" w:lastColumn="0" w:noHBand="0" w:noVBand="1"/>
       </w:tblPr>
       <w:tblGrid>
-        <w:gridCol w:w="1774"/>
-        <w:gridCol w:w="5958"/>
+        <w:gridCol w:w="1621"/>
+        <w:gridCol w:w="5400"/>
       </w:tblGrid>
       <w:tr>
         <w:trPr>
@@ -2597,7 +3070,7 @@
               <w:spacing w:after="160" w:line="278" w:lineRule="auto"/>
             </w:pPr>
             <w:r>
-              <w:t>Service</w:t>
+              <w:t>Art</w:t>
             </w:r>
           </w:p>
         </w:tc>
@@ -2610,32 +3083,34 @@
             <w:pPr>
               <w:spacing w:after="160" w:line="278" w:lineRule="auto"/>
               <w:cnfStyle w:val="000000100000" w:firstRow="0" w:lastRow="0" w:firstColumn="0" w:lastColumn="0" w:oddVBand="0" w:evenVBand="0" w:oddHBand="1" w:evenHBand="0" w:firstRowFirstColumn="0" w:firstRowLastColumn="0" w:lastRowFirstColumn="0" w:lastRowLastColumn="0"/>
-              <w:rPr>
-                <w:lang w:val="en-US"/>
-              </w:rPr>
-            </w:pPr>
-            <w:r>
-              <w:rPr>
-                <w:lang w:val="en-US"/>
-              </w:rPr>
-              <w:t>Managed Cloud Backup (Acronis-basiert)</w:t>
-            </w:r>
-          </w:p>
-        </w:tc>
-      </w:tr>
-      <w:tr>
-        <w:tc>
-          <w:tcPr>
-            <w:cnfStyle w:val="001000000000" w:firstRow="0" w:lastRow="0" w:firstColumn="1" w:lastColumn="0" w:oddVBand="0" w:evenVBand="0" w:oddHBand="0" w:evenHBand="0" w:firstRowFirstColumn="0" w:firstRowLastColumn="0" w:lastRowFirstColumn="0" w:lastRowLastColumn="0"/>
-            <w:tcW w:w="0" w:type="auto"/>
-            <w:hideMark/>
-          </w:tcPr>
-          <w:p>
-            <w:pPr>
-              <w:spacing w:after="160" w:line="278" w:lineRule="auto"/>
-            </w:pPr>
-            <w:r>
-              <w:t>Kosten</w:t>
+            </w:pPr>
+            <w:r>
+              <w:t>Backup-</w:t>
+            </w:r>
+            <w:proofErr w:type="spellStart"/>
+            <w:r>
+              <w:t>as</w:t>
+            </w:r>
+            <w:proofErr w:type="spellEnd"/>
+            <w:r>
+              <w:t>-a-Service</w:t>
+            </w:r>
+          </w:p>
+        </w:tc>
+      </w:tr>
+      <w:tr>
+        <w:tc>
+          <w:tcPr>
+            <w:cnfStyle w:val="001000000000" w:firstRow="0" w:lastRow="0" w:firstColumn="1" w:lastColumn="0" w:oddVBand="0" w:evenVBand="0" w:oddHBand="0" w:evenHBand="0" w:firstRowFirstColumn="0" w:firstRowLastColumn="0" w:lastRowFirstColumn="0" w:lastRowLastColumn="0"/>
+            <w:tcW w:w="0" w:type="auto"/>
+            <w:hideMark/>
+          </w:tcPr>
+          <w:p>
+            <w:pPr>
+              <w:spacing w:after="160" w:line="278" w:lineRule="auto"/>
+            </w:pPr>
+            <w:r>
+              <w:t>Schnittstelle</w:t>
             </w:r>
           </w:p>
         </w:tc>
@@ -2650,7 +3125,7 @@
               <w:cnfStyle w:val="000000000000" w:firstRow="0" w:lastRow="0" w:firstColumn="0" w:lastColumn="0" w:oddVBand="0" w:evenVBand="0" w:oddHBand="0" w:evenHBand="0" w:firstRowFirstColumn="0" w:firstRowLastColumn="0" w:lastRowFirstColumn="0" w:lastRowLastColumn="0"/>
             </w:pPr>
             <w:r>
-              <w:t>Service-/Lizenzmodell</w:t>
+              <w:t>Webportal, Agent-Software</w:t>
             </w:r>
           </w:p>
         </w:tc>
@@ -2669,8 +3144,13 @@
             <w:pPr>
               <w:spacing w:after="160" w:line="278" w:lineRule="auto"/>
             </w:pPr>
-            <w:r>
-              <w:t>Free Tier</w:t>
+            <w:proofErr w:type="spellStart"/>
+            <w:r>
+              <w:t>Geschw</w:t>
+            </w:r>
+            <w:proofErr w:type="spellEnd"/>
+            <w:r>
+              <w:t>.</w:t>
             </w:r>
           </w:p>
         </w:tc>
@@ -2685,24 +3165,24 @@
               <w:cnfStyle w:val="000000100000" w:firstRow="0" w:lastRow="0" w:firstColumn="0" w:lastColumn="0" w:oddVBand="0" w:evenVBand="0" w:oddHBand="1" w:evenHBand="0" w:firstRowFirstColumn="0" w:firstRowLastColumn="0" w:lastRowFirstColumn="0" w:lastRowLastColumn="0"/>
             </w:pPr>
             <w:r>
-              <w:t>Keine standardisierte Free-Version</w:t>
-            </w:r>
-          </w:p>
-        </w:tc>
-      </w:tr>
-      <w:tr>
-        <w:tc>
-          <w:tcPr>
-            <w:cnfStyle w:val="001000000000" w:firstRow="0" w:lastRow="0" w:firstColumn="1" w:lastColumn="0" w:oddVBand="0" w:evenVBand="0" w:oddHBand="0" w:evenHBand="0" w:firstRowFirstColumn="0" w:firstRowLastColumn="0" w:lastRowFirstColumn="0" w:lastRowLastColumn="0"/>
-            <w:tcW w:w="0" w:type="auto"/>
-            <w:hideMark/>
-          </w:tcPr>
-          <w:p>
-            <w:pPr>
-              <w:spacing w:after="160" w:line="278" w:lineRule="auto"/>
-            </w:pPr>
-            <w:r>
-              <w:t>Storage-Typen</w:t>
+              <w:t>Mittel</w:t>
+            </w:r>
+          </w:p>
+        </w:tc>
+      </w:tr>
+      <w:tr>
+        <w:tc>
+          <w:tcPr>
+            <w:cnfStyle w:val="001000000000" w:firstRow="0" w:lastRow="0" w:firstColumn="1" w:lastColumn="0" w:oddVBand="0" w:evenVBand="0" w:oddHBand="0" w:evenHBand="0" w:firstRowFirstColumn="0" w:firstRowLastColumn="0" w:lastRowFirstColumn="0" w:lastRowLastColumn="0"/>
+            <w:tcW w:w="0" w:type="auto"/>
+            <w:hideMark/>
+          </w:tcPr>
+          <w:p>
+            <w:pPr>
+              <w:spacing w:after="160" w:line="278" w:lineRule="auto"/>
+            </w:pPr>
+            <w:r>
+              <w:t>Platz</w:t>
             </w:r>
           </w:p>
         </w:tc>
@@ -2717,7 +3197,7 @@
               <w:cnfStyle w:val="000000000000" w:firstRow="0" w:lastRow="0" w:firstColumn="0" w:lastColumn="0" w:oddVBand="0" w:evenVBand="0" w:oddHBand="0" w:evenHBand="0" w:firstRowFirstColumn="0" w:firstRowLastColumn="0" w:lastRowFirstColumn="0" w:lastRowLastColumn="0"/>
             </w:pPr>
             <w:r>
-              <w:t>Backup-as-a-Service</w:t>
+              <w:t>Tarifabhängig</w:t>
             </w:r>
           </w:p>
         </w:tc>
@@ -2737,7 +3217,7 @@
               <w:spacing w:after="160" w:line="278" w:lineRule="auto"/>
             </w:pPr>
             <w:r>
-              <w:t>Informationen</w:t>
+              <w:t>Zugriff</w:t>
             </w:r>
           </w:p>
         </w:tc>
@@ -2752,24 +3232,24 @@
               <w:cnfStyle w:val="000000100000" w:firstRow="0" w:lastRow="0" w:firstColumn="0" w:lastColumn="0" w:oddVBand="0" w:evenVBand="0" w:oddHBand="1" w:evenHBand="0" w:firstRowFirstColumn="0" w:firstRowLastColumn="0" w:lastRowFirstColumn="0" w:lastRowLastColumn="0"/>
             </w:pPr>
             <w:r>
-              <w:t>Fokus auf IT-Backup &amp; Business-Sicherheit</w:t>
-            </w:r>
-          </w:p>
-        </w:tc>
-      </w:tr>
-      <w:tr>
-        <w:tc>
-          <w:tcPr>
-            <w:cnfStyle w:val="001000000000" w:firstRow="0" w:lastRow="0" w:firstColumn="1" w:lastColumn="0" w:oddVBand="0" w:evenVBand="0" w:oddHBand="0" w:evenHBand="0" w:firstRowFirstColumn="0" w:firstRowLastColumn="0" w:lastRowFirstColumn="0" w:lastRowLastColumn="0"/>
-            <w:tcW w:w="0" w:type="auto"/>
-            <w:hideMark/>
-          </w:tcPr>
-          <w:p>
-            <w:pPr>
-              <w:spacing w:after="160" w:line="278" w:lineRule="auto"/>
-            </w:pPr>
-            <w:r>
-              <w:t>Vorteil</w:t>
+              <w:t>Administriert / Benutzerrechte</w:t>
+            </w:r>
+          </w:p>
+        </w:tc>
+      </w:tr>
+      <w:tr>
+        <w:tc>
+          <w:tcPr>
+            <w:cnfStyle w:val="001000000000" w:firstRow="0" w:lastRow="0" w:firstColumn="1" w:lastColumn="0" w:oddVBand="0" w:evenVBand="0" w:oddHBand="0" w:evenHBand="0" w:firstRowFirstColumn="0" w:firstRowLastColumn="0" w:lastRowFirstColumn="0" w:lastRowLastColumn="0"/>
+            <w:tcW w:w="0" w:type="auto"/>
+            <w:hideMark/>
+          </w:tcPr>
+          <w:p>
+            <w:pPr>
+              <w:spacing w:after="160" w:line="278" w:lineRule="auto"/>
+            </w:pPr>
+            <w:r>
+              <w:t>Preis</w:t>
             </w:r>
           </w:p>
         </w:tc>
@@ -2784,12 +3264,87 @@
               <w:cnfStyle w:val="000000000000" w:firstRow="0" w:lastRow="0" w:firstColumn="0" w:lastColumn="0" w:oddVBand="0" w:evenVBand="0" w:oddHBand="0" w:evenHBand="0" w:firstRowFirstColumn="0" w:firstRowLastColumn="0" w:lastRowFirstColumn="0" w:lastRowLastColumn="0"/>
             </w:pPr>
             <w:r>
-              <w:t>Managed Lösung (weniger technische Einrichtung nötig)</w:t>
-            </w:r>
+              <w:t>Lizenz- / Service-Modell</w:t>
+            </w:r>
+          </w:p>
+        </w:tc>
+      </w:tr>
+      <w:tr>
+        <w:trPr>
+          <w:cnfStyle w:val="000000100000" w:firstRow="0" w:lastRow="0" w:firstColumn="0" w:lastColumn="0" w:oddVBand="0" w:evenVBand="0" w:oddHBand="1" w:evenHBand="0" w:firstRowFirstColumn="0" w:firstRowLastColumn="0" w:lastRowFirstColumn="0" w:lastRowLastColumn="0"/>
+        </w:trPr>
+        <w:tc>
+          <w:tcPr>
+            <w:cnfStyle w:val="001000000000" w:firstRow="0" w:lastRow="0" w:firstColumn="1" w:lastColumn="0" w:oddVBand="0" w:evenVBand="0" w:oddHBand="0" w:evenHBand="0" w:firstRowFirstColumn="0" w:firstRowLastColumn="0" w:lastRowFirstColumn="0" w:lastRowLastColumn="0"/>
+            <w:tcW w:w="0" w:type="auto"/>
+            <w:hideMark/>
+          </w:tcPr>
+          <w:p>
+            <w:pPr>
+              <w:spacing w:after="160" w:line="278" w:lineRule="auto"/>
+            </w:pPr>
+            <w:r>
+              <w:t>Ort</w:t>
+            </w:r>
+          </w:p>
+        </w:tc>
+        <w:tc>
+          <w:tcPr>
+            <w:tcW w:w="0" w:type="auto"/>
+            <w:hideMark/>
+          </w:tcPr>
+          <w:p>
+            <w:pPr>
+              <w:spacing w:after="160" w:line="278" w:lineRule="auto"/>
+              <w:cnfStyle w:val="000000100000" w:firstRow="0" w:lastRow="0" w:firstColumn="0" w:lastColumn="0" w:oddVBand="0" w:evenVBand="0" w:oddHBand="1" w:evenHBand="0" w:firstRowFirstColumn="0" w:firstRowLastColumn="0" w:lastRowFirstColumn="0" w:lastRowLastColumn="0"/>
+            </w:pPr>
+            <w:r>
+              <w:t>Je nach Vertrag / Anbieterstandort</w:t>
+            </w:r>
+          </w:p>
+        </w:tc>
+      </w:tr>
+      <w:tr>
+        <w:tc>
+          <w:tcPr>
+            <w:cnfStyle w:val="001000000000" w:firstRow="0" w:lastRow="0" w:firstColumn="1" w:lastColumn="0" w:oddVBand="0" w:evenVBand="0" w:oddHBand="0" w:evenHBand="0" w:firstRowFirstColumn="0" w:firstRowLastColumn="0" w:lastRowFirstColumn="0" w:lastRowLastColumn="0"/>
+            <w:tcW w:w="0" w:type="auto"/>
+            <w:hideMark/>
+          </w:tcPr>
+          <w:p>
+            <w:pPr>
+              <w:spacing w:after="160" w:line="278" w:lineRule="auto"/>
+            </w:pPr>
+            <w:r>
+              <w:lastRenderedPageBreak/>
+              <w:t>Quelle</w:t>
+            </w:r>
+          </w:p>
+        </w:tc>
+        <w:tc>
+          <w:tcPr>
+            <w:tcW w:w="0" w:type="auto"/>
+            <w:hideMark/>
+          </w:tcPr>
+          <w:p>
+            <w:pPr>
+              <w:spacing w:after="160" w:line="278" w:lineRule="auto"/>
+              <w:cnfStyle w:val="000000000000" w:firstRow="0" w:lastRow="0" w:firstColumn="0" w:lastColumn="0" w:oddVBand="0" w:evenVBand="0" w:oddHBand="0" w:evenHBand="0" w:firstRowFirstColumn="0" w:firstRowLastColumn="0" w:lastRowFirstColumn="0" w:lastRowLastColumn="0"/>
+            </w:pPr>
+            <w:hyperlink r:id="rId17" w:history="1">
+              <w:r>
+                <w:rPr>
+                  <w:rStyle w:val="Hyperlink"/>
+                </w:rPr>
+                <w:t>https://meta10.com/Products/Apps/CloudBackup</w:t>
+              </w:r>
+            </w:hyperlink>
           </w:p>
         </w:tc>
       </w:tr>
     </w:tbl>
+    <w:p/>
+    <w:p/>
     <w:p/>
     <w:p/>
     <w:p/>
@@ -2850,8 +3405,8 @@
     </w:p>
     <w:p/>
     <w:sectPr>
-      <w:headerReference w:type="default" r:id="rId11"/>
-      <w:footerReference w:type="default" r:id="rId12"/>
+      <w:headerReference w:type="default" r:id="rId18"/>
+      <w:footerReference w:type="default" r:id="rId19"/>
       <w:pgSz w:w="11906" w:h="16838"/>
       <w:pgMar w:top="1417" w:right="1417" w:bottom="1134" w:left="1417" w:header="708" w:footer="708" w:gutter="0"/>
       <w:pgNumType w:start="0"/>

--- a/M143/LB3/LB3_Dokumentation.docx
+++ b/M143/LB3/LB3_Dokumentation.docx
@@ -634,7 +634,7 @@
           <w:r>
             <w:fldChar w:fldCharType="separate"/>
           </w:r>
-          <w:hyperlink w:anchor="_Toc227486305" w:history="1">
+          <w:hyperlink w:anchor="_Toc228108243" w:history="1">
             <w:r>
               <w:rPr>
                 <w:rStyle w:val="Hyperlink"/>
@@ -661,7 +661,7 @@
                 <w:noProof/>
                 <w:webHidden/>
               </w:rPr>
-              <w:instrText xml:space="preserve"> PAGEREF _Toc227486305 \h </w:instrText>
+              <w:instrText xml:space="preserve"> PAGEREF _Toc228108243 \h </w:instrText>
             </w:r>
             <w:r>
               <w:rPr>
@@ -682,6 +682,636 @@
                 <w:webHidden/>
               </w:rPr>
               <w:t>2</w:t>
+            </w:r>
+            <w:r>
+              <w:rPr>
+                <w:noProof/>
+                <w:webHidden/>
+              </w:rPr>
+              <w:fldChar w:fldCharType="end"/>
+            </w:r>
+          </w:hyperlink>
+        </w:p>
+        <w:p>
+          <w:pPr>
+            <w:pStyle w:val="Verzeichnis2"/>
+            <w:tabs>
+              <w:tab w:val="right" w:leader="dot" w:pos="9062"/>
+            </w:tabs>
+            <w:rPr>
+              <w:rFonts w:eastAsiaTheme="minorEastAsia"/>
+              <w:noProof/>
+              <w:lang w:eastAsia="de-CH"/>
+            </w:rPr>
+          </w:pPr>
+          <w:hyperlink w:anchor="_Toc228108244" w:history="1">
+            <w:r>
+              <w:rPr>
+                <w:rStyle w:val="Hyperlink"/>
+                <w:noProof/>
+              </w:rPr>
+              <w:t>Einleitung</w:t>
+            </w:r>
+            <w:r>
+              <w:rPr>
+                <w:noProof/>
+                <w:webHidden/>
+              </w:rPr>
+              <w:tab/>
+            </w:r>
+            <w:r>
+              <w:rPr>
+                <w:noProof/>
+                <w:webHidden/>
+              </w:rPr>
+              <w:fldChar w:fldCharType="begin"/>
+            </w:r>
+            <w:r>
+              <w:rPr>
+                <w:noProof/>
+                <w:webHidden/>
+              </w:rPr>
+              <w:instrText xml:space="preserve"> PAGEREF _Toc228108244 \h </w:instrText>
+            </w:r>
+            <w:r>
+              <w:rPr>
+                <w:noProof/>
+                <w:webHidden/>
+              </w:rPr>
+            </w:r>
+            <w:r>
+              <w:rPr>
+                <w:noProof/>
+                <w:webHidden/>
+              </w:rPr>
+              <w:fldChar w:fldCharType="separate"/>
+            </w:r>
+            <w:r>
+              <w:rPr>
+                <w:noProof/>
+                <w:webHidden/>
+              </w:rPr>
+              <w:t>2</w:t>
+            </w:r>
+            <w:r>
+              <w:rPr>
+                <w:noProof/>
+                <w:webHidden/>
+              </w:rPr>
+              <w:fldChar w:fldCharType="end"/>
+            </w:r>
+          </w:hyperlink>
+        </w:p>
+        <w:p>
+          <w:pPr>
+            <w:pStyle w:val="Verzeichnis2"/>
+            <w:tabs>
+              <w:tab w:val="right" w:leader="dot" w:pos="9062"/>
+            </w:tabs>
+            <w:rPr>
+              <w:rFonts w:eastAsiaTheme="minorEastAsia"/>
+              <w:noProof/>
+              <w:lang w:eastAsia="de-CH"/>
+            </w:rPr>
+          </w:pPr>
+          <w:hyperlink w:anchor="_Toc228108245" w:history="1">
+            <w:r>
+              <w:rPr>
+                <w:rStyle w:val="Hyperlink"/>
+                <w:noProof/>
+              </w:rPr>
+              <w:t>Kenndaten der einzelnen Anbieter</w:t>
+            </w:r>
+            <w:r>
+              <w:rPr>
+                <w:noProof/>
+                <w:webHidden/>
+              </w:rPr>
+              <w:tab/>
+            </w:r>
+            <w:r>
+              <w:rPr>
+                <w:noProof/>
+                <w:webHidden/>
+              </w:rPr>
+              <w:fldChar w:fldCharType="begin"/>
+            </w:r>
+            <w:r>
+              <w:rPr>
+                <w:noProof/>
+                <w:webHidden/>
+              </w:rPr>
+              <w:instrText xml:space="preserve"> PAGEREF _Toc228108245 \h </w:instrText>
+            </w:r>
+            <w:r>
+              <w:rPr>
+                <w:noProof/>
+                <w:webHidden/>
+              </w:rPr>
+            </w:r>
+            <w:r>
+              <w:rPr>
+                <w:noProof/>
+                <w:webHidden/>
+              </w:rPr>
+              <w:fldChar w:fldCharType="separate"/>
+            </w:r>
+            <w:r>
+              <w:rPr>
+                <w:noProof/>
+                <w:webHidden/>
+              </w:rPr>
+              <w:t>2</w:t>
+            </w:r>
+            <w:r>
+              <w:rPr>
+                <w:noProof/>
+                <w:webHidden/>
+              </w:rPr>
+              <w:fldChar w:fldCharType="end"/>
+            </w:r>
+          </w:hyperlink>
+        </w:p>
+        <w:p>
+          <w:pPr>
+            <w:pStyle w:val="Verzeichnis2"/>
+            <w:tabs>
+              <w:tab w:val="right" w:leader="dot" w:pos="9062"/>
+            </w:tabs>
+            <w:rPr>
+              <w:rFonts w:eastAsiaTheme="minorEastAsia"/>
+              <w:noProof/>
+              <w:lang w:eastAsia="de-CH"/>
+            </w:rPr>
+          </w:pPr>
+          <w:hyperlink w:anchor="_Toc228108246" w:history="1">
+            <w:r>
+              <w:rPr>
+                <w:rStyle w:val="Hyperlink"/>
+                <w:noProof/>
+              </w:rPr>
+              <w:t>Amazon Cloud Storage (AWS)</w:t>
+            </w:r>
+            <w:r>
+              <w:rPr>
+                <w:noProof/>
+                <w:webHidden/>
+              </w:rPr>
+              <w:tab/>
+            </w:r>
+            <w:r>
+              <w:rPr>
+                <w:noProof/>
+                <w:webHidden/>
+              </w:rPr>
+              <w:fldChar w:fldCharType="begin"/>
+            </w:r>
+            <w:r>
+              <w:rPr>
+                <w:noProof/>
+                <w:webHidden/>
+              </w:rPr>
+              <w:instrText xml:space="preserve"> PAGEREF _Toc228108246 \h </w:instrText>
+            </w:r>
+            <w:r>
+              <w:rPr>
+                <w:noProof/>
+                <w:webHidden/>
+              </w:rPr>
+            </w:r>
+            <w:r>
+              <w:rPr>
+                <w:noProof/>
+                <w:webHidden/>
+              </w:rPr>
+              <w:fldChar w:fldCharType="separate"/>
+            </w:r>
+            <w:r>
+              <w:rPr>
+                <w:noProof/>
+                <w:webHidden/>
+              </w:rPr>
+              <w:t>2</w:t>
+            </w:r>
+            <w:r>
+              <w:rPr>
+                <w:noProof/>
+                <w:webHidden/>
+              </w:rPr>
+              <w:fldChar w:fldCharType="end"/>
+            </w:r>
+          </w:hyperlink>
+        </w:p>
+        <w:p>
+          <w:pPr>
+            <w:pStyle w:val="Verzeichnis2"/>
+            <w:tabs>
+              <w:tab w:val="right" w:leader="dot" w:pos="9062"/>
+            </w:tabs>
+            <w:rPr>
+              <w:rFonts w:eastAsiaTheme="minorEastAsia"/>
+              <w:noProof/>
+              <w:lang w:eastAsia="de-CH"/>
+            </w:rPr>
+          </w:pPr>
+          <w:hyperlink w:anchor="_Toc228108247" w:history="1">
+            <w:r>
+              <w:rPr>
+                <w:rStyle w:val="Hyperlink"/>
+                <w:noProof/>
+              </w:rPr>
+              <w:t>Microsoft Azure Blob Storage</w:t>
+            </w:r>
+            <w:r>
+              <w:rPr>
+                <w:noProof/>
+                <w:webHidden/>
+              </w:rPr>
+              <w:tab/>
+            </w:r>
+            <w:r>
+              <w:rPr>
+                <w:noProof/>
+                <w:webHidden/>
+              </w:rPr>
+              <w:fldChar w:fldCharType="begin"/>
+            </w:r>
+            <w:r>
+              <w:rPr>
+                <w:noProof/>
+                <w:webHidden/>
+              </w:rPr>
+              <w:instrText xml:space="preserve"> PAGEREF _Toc228108247 \h </w:instrText>
+            </w:r>
+            <w:r>
+              <w:rPr>
+                <w:noProof/>
+                <w:webHidden/>
+              </w:rPr>
+            </w:r>
+            <w:r>
+              <w:rPr>
+                <w:noProof/>
+                <w:webHidden/>
+              </w:rPr>
+              <w:fldChar w:fldCharType="separate"/>
+            </w:r>
+            <w:r>
+              <w:rPr>
+                <w:noProof/>
+                <w:webHidden/>
+              </w:rPr>
+              <w:t>3</w:t>
+            </w:r>
+            <w:r>
+              <w:rPr>
+                <w:noProof/>
+                <w:webHidden/>
+              </w:rPr>
+              <w:fldChar w:fldCharType="end"/>
+            </w:r>
+          </w:hyperlink>
+        </w:p>
+        <w:p>
+          <w:pPr>
+            <w:pStyle w:val="Verzeichnis2"/>
+            <w:tabs>
+              <w:tab w:val="right" w:leader="dot" w:pos="9062"/>
+            </w:tabs>
+            <w:rPr>
+              <w:rFonts w:eastAsiaTheme="minorEastAsia"/>
+              <w:noProof/>
+              <w:lang w:eastAsia="de-CH"/>
+            </w:rPr>
+          </w:pPr>
+          <w:hyperlink w:anchor="_Toc228108248" w:history="1">
+            <w:r>
+              <w:rPr>
+                <w:rStyle w:val="Hyperlink"/>
+                <w:noProof/>
+              </w:rPr>
+              <w:t>OVH Cloud Storage</w:t>
+            </w:r>
+            <w:r>
+              <w:rPr>
+                <w:noProof/>
+                <w:webHidden/>
+              </w:rPr>
+              <w:tab/>
+            </w:r>
+            <w:r>
+              <w:rPr>
+                <w:noProof/>
+                <w:webHidden/>
+              </w:rPr>
+              <w:fldChar w:fldCharType="begin"/>
+            </w:r>
+            <w:r>
+              <w:rPr>
+                <w:noProof/>
+                <w:webHidden/>
+              </w:rPr>
+              <w:instrText xml:space="preserve"> PAGEREF _Toc228108248 \h </w:instrText>
+            </w:r>
+            <w:r>
+              <w:rPr>
+                <w:noProof/>
+                <w:webHidden/>
+              </w:rPr>
+            </w:r>
+            <w:r>
+              <w:rPr>
+                <w:noProof/>
+                <w:webHidden/>
+              </w:rPr>
+              <w:fldChar w:fldCharType="separate"/>
+            </w:r>
+            <w:r>
+              <w:rPr>
+                <w:noProof/>
+                <w:webHidden/>
+              </w:rPr>
+              <w:t>3</w:t>
+            </w:r>
+            <w:r>
+              <w:rPr>
+                <w:noProof/>
+                <w:webHidden/>
+              </w:rPr>
+              <w:fldChar w:fldCharType="end"/>
+            </w:r>
+          </w:hyperlink>
+        </w:p>
+        <w:p>
+          <w:pPr>
+            <w:pStyle w:val="Verzeichnis2"/>
+            <w:tabs>
+              <w:tab w:val="right" w:leader="dot" w:pos="9062"/>
+            </w:tabs>
+            <w:rPr>
+              <w:rFonts w:eastAsiaTheme="minorEastAsia"/>
+              <w:noProof/>
+              <w:lang w:eastAsia="de-CH"/>
+            </w:rPr>
+          </w:pPr>
+          <w:hyperlink w:anchor="_Toc228108249" w:history="1">
+            <w:r>
+              <w:rPr>
+                <w:rStyle w:val="Hyperlink"/>
+                <w:noProof/>
+              </w:rPr>
+              <w:t>STRATO HiDrive</w:t>
+            </w:r>
+            <w:r>
+              <w:rPr>
+                <w:noProof/>
+                <w:webHidden/>
+              </w:rPr>
+              <w:tab/>
+            </w:r>
+            <w:r>
+              <w:rPr>
+                <w:noProof/>
+                <w:webHidden/>
+              </w:rPr>
+              <w:fldChar w:fldCharType="begin"/>
+            </w:r>
+            <w:r>
+              <w:rPr>
+                <w:noProof/>
+                <w:webHidden/>
+              </w:rPr>
+              <w:instrText xml:space="preserve"> PAGEREF _Toc228108249 \h </w:instrText>
+            </w:r>
+            <w:r>
+              <w:rPr>
+                <w:noProof/>
+                <w:webHidden/>
+              </w:rPr>
+            </w:r>
+            <w:r>
+              <w:rPr>
+                <w:noProof/>
+                <w:webHidden/>
+              </w:rPr>
+              <w:fldChar w:fldCharType="separate"/>
+            </w:r>
+            <w:r>
+              <w:rPr>
+                <w:noProof/>
+                <w:webHidden/>
+              </w:rPr>
+              <w:t>4</w:t>
+            </w:r>
+            <w:r>
+              <w:rPr>
+                <w:noProof/>
+                <w:webHidden/>
+              </w:rPr>
+              <w:fldChar w:fldCharType="end"/>
+            </w:r>
+          </w:hyperlink>
+        </w:p>
+        <w:p>
+          <w:pPr>
+            <w:pStyle w:val="Verzeichnis2"/>
+            <w:tabs>
+              <w:tab w:val="right" w:leader="dot" w:pos="9062"/>
+            </w:tabs>
+            <w:rPr>
+              <w:rFonts w:eastAsiaTheme="minorEastAsia"/>
+              <w:noProof/>
+              <w:lang w:eastAsia="de-CH"/>
+            </w:rPr>
+          </w:pPr>
+          <w:hyperlink w:anchor="_Toc228108250" w:history="1">
+            <w:r>
+              <w:rPr>
+                <w:rStyle w:val="Hyperlink"/>
+                <w:noProof/>
+              </w:rPr>
+              <w:t>Google Cloud Storage</w:t>
+            </w:r>
+            <w:r>
+              <w:rPr>
+                <w:noProof/>
+                <w:webHidden/>
+              </w:rPr>
+              <w:tab/>
+            </w:r>
+            <w:r>
+              <w:rPr>
+                <w:noProof/>
+                <w:webHidden/>
+              </w:rPr>
+              <w:fldChar w:fldCharType="begin"/>
+            </w:r>
+            <w:r>
+              <w:rPr>
+                <w:noProof/>
+                <w:webHidden/>
+              </w:rPr>
+              <w:instrText xml:space="preserve"> PAGEREF _Toc228108250 \h </w:instrText>
+            </w:r>
+            <w:r>
+              <w:rPr>
+                <w:noProof/>
+                <w:webHidden/>
+              </w:rPr>
+            </w:r>
+            <w:r>
+              <w:rPr>
+                <w:noProof/>
+                <w:webHidden/>
+              </w:rPr>
+              <w:fldChar w:fldCharType="separate"/>
+            </w:r>
+            <w:r>
+              <w:rPr>
+                <w:noProof/>
+                <w:webHidden/>
+              </w:rPr>
+              <w:t>4</w:t>
+            </w:r>
+            <w:r>
+              <w:rPr>
+                <w:noProof/>
+                <w:webHidden/>
+              </w:rPr>
+              <w:fldChar w:fldCharType="end"/>
+            </w:r>
+          </w:hyperlink>
+        </w:p>
+        <w:p>
+          <w:pPr>
+            <w:pStyle w:val="Verzeichnis2"/>
+            <w:tabs>
+              <w:tab w:val="right" w:leader="dot" w:pos="9062"/>
+            </w:tabs>
+            <w:rPr>
+              <w:rFonts w:eastAsiaTheme="minorEastAsia"/>
+              <w:noProof/>
+              <w:lang w:eastAsia="de-CH"/>
+            </w:rPr>
+          </w:pPr>
+          <w:hyperlink w:anchor="_Toc228108251" w:history="1">
+            <w:r>
+              <w:rPr>
+                <w:rStyle w:val="Hyperlink"/>
+                <w:noProof/>
+              </w:rPr>
+              <w:t>Backblaze B2 Cloud Storage</w:t>
+            </w:r>
+            <w:r>
+              <w:rPr>
+                <w:noProof/>
+                <w:webHidden/>
+              </w:rPr>
+              <w:tab/>
+            </w:r>
+            <w:r>
+              <w:rPr>
+                <w:noProof/>
+                <w:webHidden/>
+              </w:rPr>
+              <w:fldChar w:fldCharType="begin"/>
+            </w:r>
+            <w:r>
+              <w:rPr>
+                <w:noProof/>
+                <w:webHidden/>
+              </w:rPr>
+              <w:instrText xml:space="preserve"> PAGEREF _Toc228108251 \h </w:instrText>
+            </w:r>
+            <w:r>
+              <w:rPr>
+                <w:noProof/>
+                <w:webHidden/>
+              </w:rPr>
+            </w:r>
+            <w:r>
+              <w:rPr>
+                <w:noProof/>
+                <w:webHidden/>
+              </w:rPr>
+              <w:fldChar w:fldCharType="separate"/>
+            </w:r>
+            <w:r>
+              <w:rPr>
+                <w:noProof/>
+                <w:webHidden/>
+              </w:rPr>
+              <w:t>5</w:t>
+            </w:r>
+            <w:r>
+              <w:rPr>
+                <w:noProof/>
+                <w:webHidden/>
+              </w:rPr>
+              <w:fldChar w:fldCharType="end"/>
+            </w:r>
+          </w:hyperlink>
+        </w:p>
+        <w:p>
+          <w:pPr>
+            <w:pStyle w:val="Verzeichnis2"/>
+            <w:tabs>
+              <w:tab w:val="right" w:leader="dot" w:pos="9062"/>
+            </w:tabs>
+            <w:rPr>
+              <w:rFonts w:eastAsiaTheme="minorEastAsia"/>
+              <w:noProof/>
+              <w:lang w:eastAsia="de-CH"/>
+            </w:rPr>
+          </w:pPr>
+          <w:hyperlink w:anchor="_Toc228108252" w:history="1">
+            <w:r>
+              <w:rPr>
+                <w:rStyle w:val="Hyperlink"/>
+                <w:noProof/>
+              </w:rPr>
+              <w:t>Meta10 Cloud Backup (Acronis)</w:t>
+            </w:r>
+            <w:r>
+              <w:rPr>
+                <w:noProof/>
+                <w:webHidden/>
+              </w:rPr>
+              <w:tab/>
+            </w:r>
+            <w:r>
+              <w:rPr>
+                <w:noProof/>
+                <w:webHidden/>
+              </w:rPr>
+              <w:fldChar w:fldCharType="begin"/>
+            </w:r>
+            <w:r>
+              <w:rPr>
+                <w:noProof/>
+                <w:webHidden/>
+              </w:rPr>
+              <w:instrText xml:space="preserve"> PAGEREF _Toc228108252 \h </w:instrText>
+            </w:r>
+            <w:r>
+              <w:rPr>
+                <w:noProof/>
+                <w:webHidden/>
+              </w:rPr>
+            </w:r>
+            <w:r>
+              <w:rPr>
+                <w:noProof/>
+                <w:webHidden/>
+              </w:rPr>
+              <w:fldChar w:fldCharType="separate"/>
+            </w:r>
+            <w:r>
+              <w:rPr>
+                <w:noProof/>
+                <w:webHidden/>
+              </w:rPr>
+              <w:t>5</w:t>
             </w:r>
             <w:r>
               <w:rPr>
@@ -704,7 +1334,7 @@
               <w:lang w:eastAsia="de-CH"/>
             </w:rPr>
           </w:pPr>
-          <w:hyperlink w:anchor="_Toc227486306" w:history="1">
+          <w:hyperlink w:anchor="_Toc228108253" w:history="1">
             <w:r>
               <w:rPr>
                 <w:rStyle w:val="Hyperlink"/>
@@ -731,7 +1361,7 @@
                 <w:noProof/>
                 <w:webHidden/>
               </w:rPr>
-              <w:instrText xml:space="preserve"> PAGEREF _Toc227486306 \h </w:instrText>
+              <w:instrText xml:space="preserve"> PAGEREF _Toc228108253 \h </w:instrText>
             </w:r>
             <w:r>
               <w:rPr>
@@ -751,7 +1381,7 @@
                 <w:noProof/>
                 <w:webHidden/>
               </w:rPr>
-              <w:t>3</w:t>
+              <w:t>6</w:t>
             </w:r>
             <w:r>
               <w:rPr>
@@ -774,7 +1404,7 @@
               <w:lang w:eastAsia="de-CH"/>
             </w:rPr>
           </w:pPr>
-          <w:hyperlink w:anchor="_Toc227486307" w:history="1">
+          <w:hyperlink w:anchor="_Toc228108254" w:history="1">
             <w:r>
               <w:rPr>
                 <w:rStyle w:val="Hyperlink"/>
@@ -801,7 +1431,7 @@
                 <w:noProof/>
                 <w:webHidden/>
               </w:rPr>
-              <w:instrText xml:space="preserve"> PAGEREF _Toc227486307 \h </w:instrText>
+              <w:instrText xml:space="preserve"> PAGEREF _Toc228108254 \h </w:instrText>
             </w:r>
             <w:r>
               <w:rPr>
@@ -821,7 +1451,7 @@
                 <w:noProof/>
                 <w:webHidden/>
               </w:rPr>
-              <w:t>4</w:t>
+              <w:t>7</w:t>
             </w:r>
             <w:r>
               <w:rPr>
@@ -854,7 +1484,7 @@
       <w:pPr>
         <w:pStyle w:val="berschrift1"/>
       </w:pPr>
-      <w:bookmarkStart w:id="0" w:name="_Toc227486305"/>
+      <w:bookmarkStart w:id="0" w:name="_Toc228108243"/>
       <w:r>
         <w:lastRenderedPageBreak/>
         <w:t xml:space="preserve">Meilenstein 1: </w:t>
@@ -865,9 +1495,14 @@
       <w:bookmarkEnd w:id="0"/>
     </w:p>
     <w:p>
+      <w:pPr>
+        <w:pStyle w:val="berschrift2"/>
+      </w:pPr>
+      <w:bookmarkStart w:id="1" w:name="_Toc228108244"/>
       <w:r>
         <w:t>Einleitung</w:t>
       </w:r>
+      <w:bookmarkEnd w:id="1"/>
     </w:p>
     <w:p>
       <w:r>
@@ -878,9 +1513,14 @@
       </w:r>
     </w:p>
     <w:p>
+      <w:pPr>
+        <w:pStyle w:val="berschrift2"/>
+      </w:pPr>
+      <w:bookmarkStart w:id="2" w:name="_Toc228108245"/>
       <w:r>
         <w:t>Kenndaten der einzelnen Anbieter</w:t>
       </w:r>
+      <w:bookmarkEnd w:id="2"/>
     </w:p>
     <w:p>
       <w:r>
@@ -895,18 +1535,13 @@
     </w:p>
     <w:p>
       <w:pPr>
-        <w:rPr>
-          <w:b/>
-          <w:bCs/>
-        </w:rPr>
+        <w:pStyle w:val="berschrift2"/>
       </w:pPr>
+      <w:bookmarkStart w:id="3" w:name="_Toc228108246"/>
       <w:r>
-        <w:rPr>
-          <w:b/>
-          <w:bCs/>
-        </w:rPr>
         <w:t>Amazon Cloud Storage (AWS)</w:t>
       </w:r>
+      <w:bookmarkEnd w:id="3"/>
     </w:p>
     <w:tbl>
       <w:tblPr>
@@ -1247,20 +1882,23 @@
       </w:tr>
     </w:tbl>
     <w:p/>
+    <w:p/>
+    <w:p/>
+    <w:p/>
+    <w:p/>
+    <w:p/>
+    <w:p/>
+    <w:p/>
     <w:p>
       <w:pPr>
-        <w:rPr>
-          <w:b/>
-          <w:bCs/>
-        </w:rPr>
+        <w:pStyle w:val="berschrift2"/>
       </w:pPr>
+      <w:bookmarkStart w:id="4" w:name="_Toc228108247"/>
       <w:r>
-        <w:rPr>
-          <w:b/>
-          <w:bCs/>
-        </w:rPr>
+        <w:lastRenderedPageBreak/>
         <w:t>Microsoft Azure Blob Storage</w:t>
       </w:r>
+      <w:bookmarkEnd w:id="4"/>
     </w:p>
     <w:tbl>
       <w:tblPr>
@@ -1542,7 +2180,6 @@
               <w:spacing w:after="160" w:line="278" w:lineRule="auto"/>
             </w:pPr>
             <w:r>
-              <w:lastRenderedPageBreak/>
               <w:t>Ort</w:t>
             </w:r>
           </w:p>
@@ -1604,18 +2241,13 @@
     <w:p/>
     <w:p>
       <w:pPr>
-        <w:rPr>
-          <w:b/>
-          <w:bCs/>
-        </w:rPr>
+        <w:pStyle w:val="berschrift2"/>
       </w:pPr>
+      <w:bookmarkStart w:id="5" w:name="_Toc228108248"/>
       <w:r>
-        <w:rPr>
-          <w:b/>
-          <w:bCs/>
-        </w:rPr>
         <w:t>OVH Cloud Storage</w:t>
       </w:r>
+      <w:bookmarkEnd w:id="5"/>
     </w:p>
     <w:tbl>
       <w:tblPr>
@@ -1942,28 +2574,24 @@
       </w:tr>
     </w:tbl>
     <w:p/>
+    <w:p/>
+    <w:p/>
+    <w:p/>
+    <w:p/>
     <w:p>
       <w:pPr>
-        <w:rPr>
-          <w:b/>
-          <w:bCs/>
-        </w:rPr>
+        <w:pStyle w:val="berschrift2"/>
       </w:pPr>
+      <w:bookmarkStart w:id="6" w:name="_Toc228108249"/>
       <w:r>
-        <w:rPr>
-          <w:b/>
-          <w:bCs/>
-        </w:rPr>
+        <w:lastRenderedPageBreak/>
         <w:t xml:space="preserve">STRATO </w:t>
       </w:r>
       <w:proofErr w:type="spellStart"/>
       <w:r>
-        <w:rPr>
-          <w:b/>
-          <w:bCs/>
-        </w:rPr>
         <w:t>HiDrive</w:t>
       </w:r>
+      <w:bookmarkEnd w:id="6"/>
       <w:proofErr w:type="spellEnd"/>
     </w:p>
     <w:tbl>
@@ -2293,18 +2921,13 @@
     <w:p/>
     <w:p>
       <w:pPr>
-        <w:rPr>
-          <w:b/>
-          <w:bCs/>
-        </w:rPr>
+        <w:pStyle w:val="berschrift2"/>
       </w:pPr>
+      <w:bookmarkStart w:id="7" w:name="_Toc228108250"/>
       <w:r>
-        <w:rPr>
-          <w:b/>
-          <w:bCs/>
-        </w:rPr>
         <w:t>Google Cloud Storage</w:t>
       </w:r>
+      <w:bookmarkEnd w:id="7"/>
     </w:p>
     <w:tbl>
       <w:tblPr>
@@ -2398,7 +3021,6 @@
               <w:spacing w:after="160" w:line="278" w:lineRule="auto"/>
             </w:pPr>
             <w:r>
-              <w:lastRenderedPageBreak/>
               <w:t>Schnittstelle</w:t>
             </w:r>
           </w:p>
@@ -2646,29 +3268,49 @@
           <w:bCs/>
         </w:rPr>
       </w:pPr>
-      <w:r>
+    </w:p>
+    <w:p>
+      <w:pPr>
         <w:rPr>
           <w:b/>
           <w:bCs/>
         </w:rPr>
-        <w:t xml:space="preserve"> </w:t>
-      </w:r>
-      <w:proofErr w:type="spellStart"/>
-      <w:r>
+      </w:pPr>
+    </w:p>
+    <w:p>
+      <w:pPr>
         <w:rPr>
           <w:b/>
           <w:bCs/>
         </w:rPr>
+      </w:pPr>
+    </w:p>
+    <w:p>
+      <w:pPr>
+        <w:rPr>
+          <w:b/>
+          <w:bCs/>
+        </w:rPr>
+      </w:pPr>
+    </w:p>
+    <w:p>
+      <w:pPr>
+        <w:pStyle w:val="berschrift2"/>
+      </w:pPr>
+      <w:r>
+        <w:lastRenderedPageBreak/>
+        <w:t xml:space="preserve"> </w:t>
+      </w:r>
+      <w:bookmarkStart w:id="8" w:name="_Toc228108251"/>
+      <w:proofErr w:type="spellStart"/>
+      <w:r>
         <w:t>Backblaze</w:t>
       </w:r>
       <w:proofErr w:type="spellEnd"/>
       <w:r>
-        <w:rPr>
-          <w:b/>
-          <w:bCs/>
-        </w:rPr>
         <w:t xml:space="preserve"> B2 Cloud Storage</w:t>
       </w:r>
+      <w:bookmarkEnd w:id="8"/>
     </w:p>
     <w:tbl>
       <w:tblPr>
@@ -2997,18 +3639,13 @@
     <w:p/>
     <w:p>
       <w:pPr>
-        <w:rPr>
-          <w:b/>
-          <w:bCs/>
-        </w:rPr>
+        <w:pStyle w:val="berschrift2"/>
       </w:pPr>
+      <w:bookmarkStart w:id="9" w:name="_Toc228108252"/>
       <w:r>
-        <w:rPr>
-          <w:b/>
-          <w:bCs/>
-        </w:rPr>
         <w:t>Meta10 Cloud Backup (Acronis)</w:t>
       </w:r>
+      <w:bookmarkEnd w:id="9"/>
     </w:p>
     <w:tbl>
       <w:tblPr>
@@ -3316,7 +3953,6 @@
               <w:spacing w:after="160" w:line="278" w:lineRule="auto"/>
             </w:pPr>
             <w:r>
-              <w:lastRenderedPageBreak/>
               <w:t>Quelle</w:t>
             </w:r>
           </w:p>
@@ -3380,11 +4016,11 @@
       <w:pPr>
         <w:pStyle w:val="berschrift1"/>
       </w:pPr>
-      <w:bookmarkStart w:id="1" w:name="_Toc227486306"/>
+      <w:bookmarkStart w:id="10" w:name="_Toc228108253"/>
       <w:r>
         <w:t>Meilenstein 2: Cloud-Konzept, Entscheidung</w:t>
       </w:r>
-      <w:bookmarkEnd w:id="1"/>
+      <w:bookmarkEnd w:id="10"/>
     </w:p>
     <w:p/>
     <w:p>
@@ -3396,12 +4032,12 @@
       <w:pPr>
         <w:pStyle w:val="berschrift1"/>
       </w:pPr>
-      <w:bookmarkStart w:id="2" w:name="_Toc227486307"/>
+      <w:bookmarkStart w:id="11" w:name="_Toc228108254"/>
       <w:r>
         <w:lastRenderedPageBreak/>
         <w:t>Meilenstein 3: Realisation, Auswertung</w:t>
       </w:r>
-      <w:bookmarkEnd w:id="2"/>
+      <w:bookmarkEnd w:id="11"/>
     </w:p>
     <w:p/>
     <w:sectPr>

--- a/M143/LB3/LB3_Dokumentation.docx
+++ b/M143/LB3/LB3_Dokumentation.docx
@@ -1669,13 +1669,8 @@
             <w:pPr>
               <w:spacing w:after="160" w:line="278" w:lineRule="auto"/>
             </w:pPr>
-            <w:proofErr w:type="spellStart"/>
-            <w:r>
-              <w:t>Geschw</w:t>
-            </w:r>
-            <w:proofErr w:type="spellEnd"/>
-            <w:r>
-              <w:t>.</w:t>
+            <w:r>
+              <w:t>Geschw.</w:t>
             </w:r>
           </w:p>
         </w:tc>
@@ -1791,19 +1786,11 @@
                 <w:lang w:val="en-US"/>
               </w:rPr>
             </w:pPr>
-            <w:proofErr w:type="spellStart"/>
             <w:r>
               <w:rPr>
                 <w:lang w:val="en-US"/>
               </w:rPr>
-              <w:t>Nutzungsabhängig</w:t>
-            </w:r>
-            <w:proofErr w:type="spellEnd"/>
-            <w:r>
-              <w:rPr>
-                <w:lang w:val="en-US"/>
-              </w:rPr>
-              <w:t xml:space="preserve"> (Pay-as-you-go)</w:t>
+              <w:t>Nutzungsabhängig (Pay-as-you-go)</w:t>
             </w:r>
           </w:p>
         </w:tc>
@@ -2026,13 +2013,8 @@
             <w:pPr>
               <w:spacing w:after="160" w:line="278" w:lineRule="auto"/>
             </w:pPr>
-            <w:proofErr w:type="spellStart"/>
-            <w:r>
-              <w:t>Geschw</w:t>
-            </w:r>
-            <w:proofErr w:type="spellEnd"/>
-            <w:r>
-              <w:t>.</w:t>
+            <w:r>
+              <w:t>Geschw.</w:t>
             </w:r>
           </w:p>
         </w:tc>
@@ -2148,19 +2130,11 @@
                 <w:lang w:val="en-US"/>
               </w:rPr>
             </w:pPr>
-            <w:proofErr w:type="spellStart"/>
             <w:r>
               <w:rPr>
                 <w:lang w:val="en-US"/>
               </w:rPr>
-              <w:t>Nutzungsabhängig</w:t>
-            </w:r>
-            <w:proofErr w:type="spellEnd"/>
-            <w:r>
-              <w:rPr>
-                <w:lang w:val="en-US"/>
-              </w:rPr>
-              <w:t xml:space="preserve"> (Pay-as-you-go)</w:t>
+              <w:t>Nutzungsabhängig (Pay-as-you-go)</w:t>
             </w:r>
           </w:p>
         </w:tc>
@@ -2375,13 +2349,8 @@
             <w:pPr>
               <w:spacing w:after="160" w:line="278" w:lineRule="auto"/>
             </w:pPr>
-            <w:proofErr w:type="spellStart"/>
-            <w:r>
-              <w:t>Geschw</w:t>
-            </w:r>
-            <w:proofErr w:type="spellEnd"/>
-            <w:r>
-              <w:t>.</w:t>
+            <w:r>
+              <w:t>Geschw.</w:t>
             </w:r>
           </w:p>
         </w:tc>
@@ -2585,14 +2554,9 @@
       <w:bookmarkStart w:id="6" w:name="_Toc228108249"/>
       <w:r>
         <w:lastRenderedPageBreak/>
-        <w:t xml:space="preserve">STRATO </w:t>
-      </w:r>
-      <w:proofErr w:type="spellStart"/>
-      <w:r>
-        <w:t>HiDrive</w:t>
+        <w:t>STRATO HiDrive</w:t>
       </w:r>
       <w:bookmarkEnd w:id="6"/>
-      <w:proofErr w:type="spellEnd"/>
     </w:p>
     <w:tbl>
       <w:tblPr>
@@ -2720,13 +2684,8 @@
             <w:pPr>
               <w:spacing w:after="160" w:line="278" w:lineRule="auto"/>
             </w:pPr>
-            <w:proofErr w:type="spellStart"/>
-            <w:r>
-              <w:t>Geschw</w:t>
-            </w:r>
-            <w:proofErr w:type="spellEnd"/>
-            <w:r>
-              <w:t>.</w:t>
+            <w:r>
+              <w:t>Geschw.</w:t>
             </w:r>
           </w:p>
         </w:tc>
@@ -3055,13 +3014,8 @@
             <w:pPr>
               <w:spacing w:after="160" w:line="278" w:lineRule="auto"/>
             </w:pPr>
-            <w:proofErr w:type="spellStart"/>
-            <w:r>
-              <w:t>Geschw</w:t>
-            </w:r>
-            <w:proofErr w:type="spellEnd"/>
-            <w:r>
-              <w:t>.</w:t>
+            <w:r>
+              <w:t>Geschw.</w:t>
             </w:r>
           </w:p>
         </w:tc>
@@ -3302,13 +3256,8 @@
         <w:t xml:space="preserve"> </w:t>
       </w:r>
       <w:bookmarkStart w:id="8" w:name="_Toc228108251"/>
-      <w:proofErr w:type="spellStart"/>
       <w:r>
-        <w:t>Backblaze</w:t>
-      </w:r>
-      <w:proofErr w:type="spellEnd"/>
-      <w:r>
-        <w:t xml:space="preserve"> B2 Cloud Storage</w:t>
+        <w:t>Backblaze B2 Cloud Storage</w:t>
       </w:r>
       <w:bookmarkEnd w:id="8"/>
     </w:p>
@@ -3438,13 +3387,8 @@
             <w:pPr>
               <w:spacing w:after="160" w:line="278" w:lineRule="auto"/>
             </w:pPr>
-            <w:proofErr w:type="spellStart"/>
-            <w:r>
-              <w:t>Geschw</w:t>
-            </w:r>
-            <w:proofErr w:type="spellEnd"/>
-            <w:r>
-              <w:t>.</w:t>
+            <w:r>
+              <w:t>Geschw.</w:t>
             </w:r>
           </w:p>
         </w:tc>
@@ -3722,15 +3666,7 @@
               <w:cnfStyle w:val="000000100000" w:firstRow="0" w:lastRow="0" w:firstColumn="0" w:lastColumn="0" w:oddVBand="0" w:evenVBand="0" w:oddHBand="1" w:evenHBand="0" w:firstRowFirstColumn="0" w:firstRowLastColumn="0" w:lastRowFirstColumn="0" w:lastRowLastColumn="0"/>
             </w:pPr>
             <w:r>
-              <w:t>Backup-</w:t>
-            </w:r>
-            <w:proofErr w:type="spellStart"/>
-            <w:r>
-              <w:t>as</w:t>
-            </w:r>
-            <w:proofErr w:type="spellEnd"/>
-            <w:r>
-              <w:t>-a-Service</w:t>
+              <w:t>Backup-as-a-Service</w:t>
             </w:r>
           </w:p>
         </w:tc>
@@ -3781,13 +3717,8 @@
             <w:pPr>
               <w:spacing w:after="160" w:line="278" w:lineRule="auto"/>
             </w:pPr>
-            <w:proofErr w:type="spellStart"/>
-            <w:r>
-              <w:t>Geschw</w:t>
-            </w:r>
-            <w:proofErr w:type="spellEnd"/>
-            <w:r>
-              <w:t>.</w:t>
+            <w:r>
+              <w:t>Geschw.</w:t>
             </w:r>
           </w:p>
         </w:tc>
@@ -4017,10 +3948,134 @@
         <w:pStyle w:val="berschrift1"/>
       </w:pPr>
       <w:bookmarkStart w:id="10" w:name="_Toc228108253"/>
+    </w:p>
+    <w:p/>
+    <w:p/>
+    <w:p>
+      <w:pPr>
+        <w:pStyle w:val="berschrift1"/>
+      </w:pPr>
       <w:r>
+        <w:lastRenderedPageBreak/>
         <w:t>Meilenstein 2: Cloud-Konzept, Entscheidung</w:t>
       </w:r>
       <w:bookmarkEnd w:id="10"/>
+    </w:p>
+    <w:p>
+      <w:r>
+        <w:t>3-2-1-1-0 Konzept</w:t>
+      </w:r>
+    </w:p>
+    <w:p>
+      <w:pPr>
+        <w:pStyle w:val="berschrift2"/>
+      </w:pPr>
+      <w:r>
+        <w:t>Ist-Zustand</w:t>
+      </w:r>
+    </w:p>
+    <w:p>
+      <w:r>
+        <w:t>Es folgt der Ist-Zustand des Backups.</w:t>
+      </w:r>
+      <w:r>
+        <w:t xml:space="preserve"> Die Dokumentation dieses Zustandes entstammt grösstenteils des vorhergehenden Projektes und dessen Konzept.</w:t>
+      </w:r>
+    </w:p>
+    <w:p>
+      <w:r>
+        <w:rPr>
+          <w:b/>
+          <w:bCs/>
+        </w:rPr>
+        <w:t>Konfiguration Server 3 (Bestellungen / Aufträge)</w:t>
+      </w:r>
+    </w:p>
+    <w:p>
+      <w:r>
+        <w:rPr>
+          <w:b/>
+          <w:bCs/>
+        </w:rPr>
+        <w:t>Backup-Art</w:t>
+      </w:r>
+    </w:p>
+    <w:p>
+      <w:r>
+        <w:t>Das Backup des Servers 3 wird on-premise durchgeführt. Dies, da ein schneller Zugriff auf die Bestellungen und Aufträge stehts möglich sein muss und die Daten möglichst in Kontrolle der Firma sein sollen. Die Daten werden regelmässig auf das NAS gespielt und dort 25 Wochen lang gespeichert. Anschliessend werden die Daten auf Tape (LTO) geschrieben und aufbewahrt.</w:t>
+      </w:r>
+    </w:p>
+    <w:p/>
+    <w:p>
+      <w:r>
+        <w:rPr>
+          <w:b/>
+          <w:bCs/>
+        </w:rPr>
+        <w:t>Datenmenge</w:t>
+      </w:r>
+    </w:p>
+    <w:p>
+      <w:r>
+        <w:t>Zum Zeitpunkt des Go Live wird mit einer ungefähren Datenmenge von 6.3 TB gerechnet. Es wird ein Zuwachs von 10% pro Jahr erwartet. Die maximale Speicheranforderung an das NAS durch die Korrespondenz</w:t>
+      </w:r>
+      <w:r>
+        <w:t>d</w:t>
+      </w:r>
+      <w:r>
+        <w:t>aten liegt nach 5 Jahren bei ungefähr 40 TB. Wie es zu dieser Zahl kommt, ist unter "Backupschema" dargelegt.</w:t>
+      </w:r>
+    </w:p>
+    <w:p/>
+    <w:p>
+      <w:r>
+        <w:rPr>
+          <w:b/>
+          <w:bCs/>
+        </w:rPr>
+        <w:t>Backupschema</w:t>
+      </w:r>
+    </w:p>
+    <w:p>
+      <w:r>
+        <w:t>Es wird hier in Zyklen gespeichert. In der ersten Woche eines Zyklus wird am Montag um 02:00 ein Full Backup gemacht. In den darauf folgenden 4 Wochen wird am Montag um 02:00 Uhr jeweils ein inkrementelles Backup gemacht. Nach diesem Zyklus (5 Wochen) beginnt der nächste. Dies ebenfalls mit einem Full Backup. Jegliche, in diesem Abschnitt beschriebenen, Backups werden auf dem NAS gespeichert. Es bleiben jeweils die letzten 5 Zyklen auf dem NAS bestehen. Sobald der 6. Zyklus beginnt, wird der erste gelöscht. Dieser Prozess wird für die weiteren Zyklen so weitergeführt. Damit sind auf dem NAS jeweils die letzten 25 Wochen gespeichert. Zusätzlich werden die Daten regelmässig auf LTO geshrieben und extern an einem vor höheren Mächten geschützten Ort aufbewahrt. Alle 25 Wochen, also exakt 5 Zyklen, werden die gesamten Daten auf dem NAS auf Tape (LTO) gespielt. Diese Bänder werden über einen, durch den Kunden noch zu definierenden, Zeitraum aufbewahrt. Mithilfe dieses Schemas sind die Daten über eine lange Zeit auf dem NAS und können somit schnell wiederhergestellt werden. Gleichzeitig können jedoch auch zu viele Daten auf dem NAS und auf Tape verhindert werden.</w:t>
+      </w:r>
+    </w:p>
+    <w:p/>
+    <w:p>
+      <w:r>
+        <w:rPr>
+          <w:b/>
+          <w:bCs/>
+        </w:rPr>
+        <w:t>Infrastruktur</w:t>
+      </w:r>
+    </w:p>
+    <w:p>
+      <w:r>
+        <w:t>Der Server 3 nutzt die gleiche Infrastruktur wie der Server 1.</w:t>
+      </w:r>
+    </w:p>
+    <w:p/>
+    <w:p>
+      <w:r>
+        <w:rPr>
+          <w:b/>
+          <w:bCs/>
+        </w:rPr>
+        <w:t>Backupsoftware</w:t>
+      </w:r>
+    </w:p>
+    <w:p>
+      <w:r>
+        <w:t xml:space="preserve">Wie bei den Servern 1 und 2, kommt auch hier die Applikation Veeam zum Einsatz. Es wird zum Speichern des Backups auf das NAS und zum </w:t>
+      </w:r>
+      <w:r>
+        <w:t>Schreiben</w:t>
+      </w:r>
+      <w:r>
+        <w:t xml:space="preserve"> der Daten auf Tape (LTO) verwendet. </w:t>
+      </w:r>
     </w:p>
     <w:p/>
     <w:p>
@@ -5711,6 +5766,7 @@
     <w:rsidRoot w:val="004972B4"/>
     <w:rsid w:val="00374C65"/>
     <w:rsid w:val="004972B4"/>
+    <w:rsid w:val="00630E91"/>
     <w:rsid w:val="007044A4"/>
     <w:rsid w:val="00710657"/>
     <w:rsid w:val="00724D4E"/>
@@ -5718,6 +5774,7 @@
     <w:rsid w:val="00767D7E"/>
     <w:rsid w:val="008C44B0"/>
     <w:rsid w:val="00B835B5"/>
+    <w:rsid w:val="00BA4146"/>
     <w:rsid w:val="00F4468C"/>
     <w:rsid w:val="00FC6145"/>
     <w:rsid w:val="00FF1687"/>

--- a/M143/LB3/LB3_Dokumentation.docx
+++ b/M143/LB3/LB3_Dokumentation.docx
@@ -1669,8 +1669,13 @@
             <w:pPr>
               <w:spacing w:after="160" w:line="278" w:lineRule="auto"/>
             </w:pPr>
-            <w:r>
-              <w:t>Geschw.</w:t>
+            <w:proofErr w:type="spellStart"/>
+            <w:r>
+              <w:t>Geschw</w:t>
+            </w:r>
+            <w:proofErr w:type="spellEnd"/>
+            <w:r>
+              <w:t>.</w:t>
             </w:r>
           </w:p>
         </w:tc>
@@ -1786,11 +1791,19 @@
                 <w:lang w:val="en-US"/>
               </w:rPr>
             </w:pPr>
+            <w:proofErr w:type="spellStart"/>
             <w:r>
               <w:rPr>
                 <w:lang w:val="en-US"/>
               </w:rPr>
-              <w:t>Nutzungsabhängig (Pay-as-you-go)</w:t>
+              <w:t>Nutzungsabhängig</w:t>
+            </w:r>
+            <w:proofErr w:type="spellEnd"/>
+            <w:r>
+              <w:rPr>
+                <w:lang w:val="en-US"/>
+              </w:rPr>
+              <w:t xml:space="preserve"> (Pay-as-you-go)</w:t>
             </w:r>
           </w:p>
         </w:tc>
@@ -2013,8 +2026,13 @@
             <w:pPr>
               <w:spacing w:after="160" w:line="278" w:lineRule="auto"/>
             </w:pPr>
-            <w:r>
-              <w:t>Geschw.</w:t>
+            <w:proofErr w:type="spellStart"/>
+            <w:r>
+              <w:t>Geschw</w:t>
+            </w:r>
+            <w:proofErr w:type="spellEnd"/>
+            <w:r>
+              <w:t>.</w:t>
             </w:r>
           </w:p>
         </w:tc>
@@ -2130,11 +2148,19 @@
                 <w:lang w:val="en-US"/>
               </w:rPr>
             </w:pPr>
+            <w:proofErr w:type="spellStart"/>
             <w:r>
               <w:rPr>
                 <w:lang w:val="en-US"/>
               </w:rPr>
-              <w:t>Nutzungsabhängig (Pay-as-you-go)</w:t>
+              <w:t>Nutzungsabhängig</w:t>
+            </w:r>
+            <w:proofErr w:type="spellEnd"/>
+            <w:r>
+              <w:rPr>
+                <w:lang w:val="en-US"/>
+              </w:rPr>
+              <w:t xml:space="preserve"> (Pay-as-you-go)</w:t>
             </w:r>
           </w:p>
         </w:tc>
@@ -2349,8 +2375,13 @@
             <w:pPr>
               <w:spacing w:after="160" w:line="278" w:lineRule="auto"/>
             </w:pPr>
-            <w:r>
-              <w:t>Geschw.</w:t>
+            <w:proofErr w:type="spellStart"/>
+            <w:r>
+              <w:t>Geschw</w:t>
+            </w:r>
+            <w:proofErr w:type="spellEnd"/>
+            <w:r>
+              <w:t>.</w:t>
             </w:r>
           </w:p>
         </w:tc>
@@ -2554,9 +2585,14 @@
       <w:bookmarkStart w:id="6" w:name="_Toc228108249"/>
       <w:r>
         <w:lastRenderedPageBreak/>
-        <w:t>STRATO HiDrive</w:t>
+        <w:t xml:space="preserve">STRATO </w:t>
+      </w:r>
+      <w:proofErr w:type="spellStart"/>
+      <w:r>
+        <w:t>HiDrive</w:t>
       </w:r>
       <w:bookmarkEnd w:id="6"/>
+      <w:proofErr w:type="spellEnd"/>
     </w:p>
     <w:tbl>
       <w:tblPr>
@@ -2684,8 +2720,13 @@
             <w:pPr>
               <w:spacing w:after="160" w:line="278" w:lineRule="auto"/>
             </w:pPr>
-            <w:r>
-              <w:t>Geschw.</w:t>
+            <w:proofErr w:type="spellStart"/>
+            <w:r>
+              <w:t>Geschw</w:t>
+            </w:r>
+            <w:proofErr w:type="spellEnd"/>
+            <w:r>
+              <w:t>.</w:t>
             </w:r>
           </w:p>
         </w:tc>
@@ -3014,8 +3055,13 @@
             <w:pPr>
               <w:spacing w:after="160" w:line="278" w:lineRule="auto"/>
             </w:pPr>
-            <w:r>
-              <w:t>Geschw.</w:t>
+            <w:proofErr w:type="spellStart"/>
+            <w:r>
+              <w:t>Geschw</w:t>
+            </w:r>
+            <w:proofErr w:type="spellEnd"/>
+            <w:r>
+              <w:t>.</w:t>
             </w:r>
           </w:p>
         </w:tc>
@@ -3256,8 +3302,13 @@
         <w:t xml:space="preserve"> </w:t>
       </w:r>
       <w:bookmarkStart w:id="8" w:name="_Toc228108251"/>
-      <w:r>
-        <w:t>Backblaze B2 Cloud Storage</w:t>
+      <w:proofErr w:type="spellStart"/>
+      <w:r>
+        <w:t>Backblaze</w:t>
+      </w:r>
+      <w:proofErr w:type="spellEnd"/>
+      <w:r>
+        <w:t xml:space="preserve"> B2 Cloud Storage</w:t>
       </w:r>
       <w:bookmarkEnd w:id="8"/>
     </w:p>
@@ -3387,8 +3438,13 @@
             <w:pPr>
               <w:spacing w:after="160" w:line="278" w:lineRule="auto"/>
             </w:pPr>
-            <w:r>
-              <w:t>Geschw.</w:t>
+            <w:proofErr w:type="spellStart"/>
+            <w:r>
+              <w:t>Geschw</w:t>
+            </w:r>
+            <w:proofErr w:type="spellEnd"/>
+            <w:r>
+              <w:t>.</w:t>
             </w:r>
           </w:p>
         </w:tc>
@@ -3666,7 +3722,15 @@
               <w:cnfStyle w:val="000000100000" w:firstRow="0" w:lastRow="0" w:firstColumn="0" w:lastColumn="0" w:oddVBand="0" w:evenVBand="0" w:oddHBand="1" w:evenHBand="0" w:firstRowFirstColumn="0" w:firstRowLastColumn="0" w:lastRowFirstColumn="0" w:lastRowLastColumn="0"/>
             </w:pPr>
             <w:r>
-              <w:t>Backup-as-a-Service</w:t>
+              <w:t>Backup-</w:t>
+            </w:r>
+            <w:proofErr w:type="spellStart"/>
+            <w:r>
+              <w:t>as</w:t>
+            </w:r>
+            <w:proofErr w:type="spellEnd"/>
+            <w:r>
+              <w:t>-a-Service</w:t>
             </w:r>
           </w:p>
         </w:tc>
@@ -3717,8 +3781,13 @@
             <w:pPr>
               <w:spacing w:after="160" w:line="278" w:lineRule="auto"/>
             </w:pPr>
-            <w:r>
-              <w:t>Geschw.</w:t>
+            <w:proofErr w:type="spellStart"/>
+            <w:r>
+              <w:t>Geschw</w:t>
+            </w:r>
+            <w:proofErr w:type="spellEnd"/>
+            <w:r>
+              <w:t>.</w:t>
             </w:r>
           </w:p>
         </w:tc>
@@ -4002,7 +4071,15 @@
     </w:p>
     <w:p>
       <w:r>
-        <w:t>Das Backup des Servers 3 wird on-premise durchgeführt. Dies, da ein schneller Zugriff auf die Bestellungen und Aufträge stehts möglich sein muss und die Daten möglichst in Kontrolle der Firma sein sollen. Die Daten werden regelmässig auf das NAS gespielt und dort 25 Wochen lang gespeichert. Anschliessend werden die Daten auf Tape (LTO) geschrieben und aufbewahrt.</w:t>
+        <w:t>Das Backup des Servers 3 wird on-</w:t>
+      </w:r>
+      <w:proofErr w:type="spellStart"/>
+      <w:r>
+        <w:t>premise</w:t>
+      </w:r>
+      <w:proofErr w:type="spellEnd"/>
+      <w:r>
+        <w:t xml:space="preserve"> durchgeführt. Dies, da ein schneller Zugriff auf die Bestellungen und Aufträge stehts möglich sein muss und die Daten möglichst in Kontrolle der Firma sein sollen. Die Daten werden regelmässig auf das NAS gespielt und dort 25 Wochen lang gespeichert. Anschliessend werden die Daten auf Tape (LTO) geschrieben und aufbewahrt.</w:t>
       </w:r>
     </w:p>
     <w:p/>
@@ -4038,7 +4115,23 @@
     </w:p>
     <w:p>
       <w:r>
-        <w:t>Es wird hier in Zyklen gespeichert. In der ersten Woche eines Zyklus wird am Montag um 02:00 ein Full Backup gemacht. In den darauf folgenden 4 Wochen wird am Montag um 02:00 Uhr jeweils ein inkrementelles Backup gemacht. Nach diesem Zyklus (5 Wochen) beginnt der nächste. Dies ebenfalls mit einem Full Backup. Jegliche, in diesem Abschnitt beschriebenen, Backups werden auf dem NAS gespeichert. Es bleiben jeweils die letzten 5 Zyklen auf dem NAS bestehen. Sobald der 6. Zyklus beginnt, wird der erste gelöscht. Dieser Prozess wird für die weiteren Zyklen so weitergeführt. Damit sind auf dem NAS jeweils die letzten 25 Wochen gespeichert. Zusätzlich werden die Daten regelmässig auf LTO geshrieben und extern an einem vor höheren Mächten geschützten Ort aufbewahrt. Alle 25 Wochen, also exakt 5 Zyklen, werden die gesamten Daten auf dem NAS auf Tape (LTO) gespielt. Diese Bänder werden über einen, durch den Kunden noch zu definierenden, Zeitraum aufbewahrt. Mithilfe dieses Schemas sind die Daten über eine lange Zeit auf dem NAS und können somit schnell wiederhergestellt werden. Gleichzeitig können jedoch auch zu viele Daten auf dem NAS und auf Tape verhindert werden.</w:t>
+        <w:t xml:space="preserve">Es wird hier in Zyklen gespeichert. In der ersten Woche eines Zyklus wird am Montag um 02:00 ein Full Backup gemacht. In den </w:t>
+      </w:r>
+      <w:proofErr w:type="gramStart"/>
+      <w:r>
+        <w:t>darauf folgenden</w:t>
+      </w:r>
+      <w:proofErr w:type="gramEnd"/>
+      <w:r>
+        <w:t xml:space="preserve"> 4 Wochen wird am Montag um 02:00 Uhr jeweils ein inkrementelles Backup gemacht. Nach diesem Zyklus (5 Wochen) beginnt der nächste. Dies ebenfalls mit einem Full Backup. Jegliche, in diesem Abschnitt beschriebenen, Backups werden auf dem NAS gespeichert. Es bleiben jeweils die letzten 5 Zyklen auf dem NAS bestehen. Sobald der 6. Zyklus beginnt, wird der erste gelöscht. Dieser Prozess wird für die weiteren Zyklen so weitergeführt. Damit sind auf dem NAS jeweils die letzten 25 Wochen gespeichert. Zusätzlich werden die Daten regelmässig auf LTO </w:t>
+      </w:r>
+      <w:proofErr w:type="spellStart"/>
+      <w:r>
+        <w:t>geshrieben</w:t>
+      </w:r>
+      <w:proofErr w:type="spellEnd"/>
+      <w:r>
+        <w:t xml:space="preserve"> und extern an einem vor höheren Mächten geschützten Ort aufbewahrt. Alle 25 Wochen, also exakt 5 Zyklen, werden die gesamten Daten auf dem NAS auf Tape (LTO) gespielt. Diese Bänder werden über einen, durch den Kunden noch zu definierenden, Zeitraum aufbewahrt. Mithilfe dieses Schemas sind die Daten über eine lange Zeit auf dem NAS und können somit schnell wiederhergestellt werden. Gleichzeitig können jedoch auch zu viele Daten auf dem NAS und auf Tape verhindert werden.</w:t>
       </w:r>
     </w:p>
     <w:p/>
@@ -4074,7 +4167,119 @@
         <w:t>Schreiben</w:t>
       </w:r>
       <w:r>
-        <w:t xml:space="preserve"> der Daten auf Tape (LTO) verwendet. </w:t>
+        <w:t xml:space="preserve"> der Daten auf Tape (LTO) verwendet.</w:t>
+      </w:r>
+    </w:p>
+    <w:p>
+      <w:pPr>
+        <w:pStyle w:val="berschrift2"/>
+      </w:pPr>
+      <w:r>
+        <w:t xml:space="preserve"> </w:t>
+      </w:r>
+      <w:r>
+        <w:t>Soll-Zustand</w:t>
+      </w:r>
+    </w:p>
+    <w:p>
+      <w:r>
+        <w:t xml:space="preserve">Im Soll-Zustand kommt nun nicht nur, wie im Ist-Zustand beschrieben, ein 3-2-1 Backup, sondern ein 3-2-1-1-0 Backup zum Einsatz. </w:t>
+      </w:r>
+      <w:r>
+        <w:t>Zusätzlich</w:t>
+      </w:r>
+      <w:r>
+        <w:t xml:space="preserve"> wird nun </w:t>
+      </w:r>
+      <w:r>
+        <w:t xml:space="preserve">also </w:t>
+      </w:r>
+      <w:r>
+        <w:t xml:space="preserve">mit einem Cloudanbieter gearbeitet. </w:t>
+      </w:r>
+      <w:r>
+        <w:t xml:space="preserve">Hierbei fiel die Entscheidung auf </w:t>
+      </w:r>
+      <w:r>
+        <w:t>Google Cloud (Storage).</w:t>
+      </w:r>
+      <w:r>
+        <w:t xml:space="preserve"> Die einzelnen Punkte des 3-2-1-1-0 Backups sind nun wie folgt abgedeckt:</w:t>
+      </w:r>
+    </w:p>
+    <w:p>
+      <w:r>
+        <w:t>3 Kopien: Backserver, NAS und Cloud</w:t>
+      </w:r>
+    </w:p>
+    <w:p>
+      <w:r>
+        <w:t>2 Medien: LTO, NAS</w:t>
+      </w:r>
+    </w:p>
+    <w:p>
+      <w:r>
+        <w:t>1 Offside Kopie: Cloud</w:t>
+      </w:r>
+    </w:p>
+    <w:p>
+      <w:r>
+        <w:t xml:space="preserve">1 </w:t>
+      </w:r>
+      <w:r>
+        <w:t>Offlineversion</w:t>
+      </w:r>
+      <w:r>
+        <w:t>: LTO</w:t>
+      </w:r>
+    </w:p>
+    <w:p>
+      <w:r>
+        <w:t xml:space="preserve">0 Fehlerhafte Backups: </w:t>
+      </w:r>
+      <w:r>
+        <w:t xml:space="preserve">Dieser Punkt wird alle 3 Monate durch Tests durch die IT-Abteilung überprüft. Diese Tests umfassen etwa </w:t>
+      </w:r>
+      <w:r>
+        <w:t xml:space="preserve">testweise </w:t>
+      </w:r>
+      <w:proofErr w:type="spellStart"/>
+      <w:r>
+        <w:t>R</w:t>
+      </w:r>
+      <w:r>
+        <w:t>ecoveries</w:t>
+      </w:r>
+      <w:proofErr w:type="spellEnd"/>
+      <w:r>
+        <w:t xml:space="preserve"> oder eine </w:t>
+      </w:r>
+      <w:proofErr w:type="spellStart"/>
+      <w:r>
+        <w:t>D</w:t>
+      </w:r>
+      <w:r>
+        <w:t>e</w:t>
+      </w:r>
+      <w:r>
+        <w:t>saster</w:t>
+      </w:r>
+      <w:r>
+        <w:t>simulation</w:t>
+      </w:r>
+      <w:proofErr w:type="spellEnd"/>
+      <w:r>
+        <w:t>.</w:t>
+      </w:r>
+    </w:p>
+    <w:p>
+      <w:r>
+        <w:t>Entscheidung für Cloudanbieter</w:t>
+      </w:r>
+    </w:p>
+    <w:p>
+      <w:r>
+        <w:t>Wie oben erwähnt wird mit dem Cloudanbieter Google Cloud Storage gearbeitet. Es folgt die Begründung für diese Entscheidung in Form einer Entscheidungsmatrix:</w:t>
       </w:r>
     </w:p>
     <w:p/>
@@ -5766,12 +5971,12 @@
     <w:rsidRoot w:val="004972B4"/>
     <w:rsid w:val="00374C65"/>
     <w:rsid w:val="004972B4"/>
-    <w:rsid w:val="00630E91"/>
     <w:rsid w:val="007044A4"/>
     <w:rsid w:val="00710657"/>
     <w:rsid w:val="00724D4E"/>
     <w:rsid w:val="0073256B"/>
     <w:rsid w:val="00767D7E"/>
+    <w:rsid w:val="00866A7D"/>
     <w:rsid w:val="008C44B0"/>
     <w:rsid w:val="00B835B5"/>
     <w:rsid w:val="00BA4146"/>

--- a/M143/LB3/LB3_Dokumentation.docx
+++ b/M143/LB3/LB3_Dokumentation.docx
@@ -3985,45 +3985,13 @@
     <w:p/>
     <w:p/>
     <w:p/>
-    <w:p/>
-    <w:p/>
-    <w:p/>
-    <w:p/>
-    <w:p/>
-    <w:p/>
-    <w:p/>
-    <w:p/>
-    <w:p/>
-    <w:p/>
-    <w:p/>
-    <w:p/>
-    <w:p/>
-    <w:p/>
-    <w:p/>
-    <w:p/>
-    <w:p/>
-    <w:p/>
-    <w:p/>
-    <w:p/>
-    <w:p/>
-    <w:p/>
     <w:p>
-      <w:pPr>
-        <w:pStyle w:val="berschrift1"/>
-      </w:pPr>
+      <w:bookmarkStart w:id="10" w:name="_Toc228108253"/>
     </w:p>
     <w:p>
       <w:pPr>
         <w:pStyle w:val="berschrift1"/>
       </w:pPr>
-      <w:bookmarkStart w:id="10" w:name="_Toc228108253"/>
-    </w:p>
-    <w:p/>
-    <w:p/>
-    <w:p>
-      <w:pPr>
-        <w:pStyle w:val="berschrift1"/>
-      </w:pPr>
       <w:r>
         <w:lastRenderedPageBreak/>
         <w:t>Meilenstein 2: Cloud-Konzept, Entscheidung</w:t>
@@ -4115,15 +4083,7 @@
     </w:p>
     <w:p>
       <w:r>
-        <w:t xml:space="preserve">Es wird hier in Zyklen gespeichert. In der ersten Woche eines Zyklus wird am Montag um 02:00 ein Full Backup gemacht. In den </w:t>
-      </w:r>
-      <w:proofErr w:type="gramStart"/>
-      <w:r>
-        <w:t>darauf folgenden</w:t>
-      </w:r>
-      <w:proofErr w:type="gramEnd"/>
-      <w:r>
-        <w:t xml:space="preserve"> 4 Wochen wird am Montag um 02:00 Uhr jeweils ein inkrementelles Backup gemacht. Nach diesem Zyklus (5 Wochen) beginnt der nächste. Dies ebenfalls mit einem Full Backup. Jegliche, in diesem Abschnitt beschriebenen, Backups werden auf dem NAS gespeichert. Es bleiben jeweils die letzten 5 Zyklen auf dem NAS bestehen. Sobald der 6. Zyklus beginnt, wird der erste gelöscht. Dieser Prozess wird für die weiteren Zyklen so weitergeführt. Damit sind auf dem NAS jeweils die letzten 25 Wochen gespeichert. Zusätzlich werden die Daten regelmässig auf LTO </w:t>
+        <w:t xml:space="preserve">Es wird hier in Zyklen gespeichert. In der ersten Woche eines Zyklus wird am Montag um 02:00 ein Full Backup gemacht. In den darauf folgenden 4 Wochen wird am Montag um 02:00 Uhr jeweils ein inkrementelles Backup gemacht. Nach diesem Zyklus (5 Wochen) beginnt der nächste. Dies ebenfalls mit einem Full Backup. Jegliche, in diesem Abschnitt beschriebenen, Backups werden auf dem NAS gespeichert. Es bleiben jeweils die letzten 5 Zyklen auf dem NAS bestehen. Sobald der 6. Zyklus beginnt, wird der erste gelöscht. Dieser Prozess wird für die weiteren Zyklen so weitergeführt. Damit sind auf dem NAS jeweils die letzten 25 Wochen gespeichert. Zusätzlich werden die Daten regelmässig auf LTO </w:t>
       </w:r>
       <w:proofErr w:type="spellStart"/>
       <w:r>
@@ -4273,18 +4233,115 @@
       </w:r>
     </w:p>
     <w:p>
+      <w:pPr>
+        <w:pStyle w:val="berschrift2"/>
+      </w:pPr>
       <w:r>
         <w:t>Entscheidung für Cloudanbieter</w:t>
       </w:r>
     </w:p>
     <w:p>
       <w:r>
-        <w:t>Wie oben erwähnt wird mit dem Cloudanbieter Google Cloud Storage gearbeitet. Es folgt die Begründung für diese Entscheidung in Form einer Entscheidungsmatrix:</w:t>
+        <w:t xml:space="preserve">Wie oben erwähnt wird mit dem Cloudanbieter Google Cloud Storage gearbeitet. Es folgt die Begründung für diese Entscheidung in Form </w:t>
+      </w:r>
+      <w:r>
+        <w:t>der Beantwortung der relevanten Fragen:</w:t>
+      </w:r>
+    </w:p>
+    <w:p>
+      <w:pPr>
+        <w:rPr>
+          <w:i/>
+          <w:iCs/>
+        </w:rPr>
+      </w:pPr>
+      <w:r>
+        <w:rPr>
+          <w:i/>
+          <w:iCs/>
+        </w:rPr>
+        <w:t xml:space="preserve">Wie sieht das Cloud-Backup-Konzept aus? </w:t>
+      </w:r>
+    </w:p>
+    <w:p>
+      <w:pPr>
+        <w:rPr>
+          <w:i/>
+          <w:iCs/>
+        </w:rPr>
+      </w:pPr>
+      <w:r>
+        <w:rPr>
+          <w:i/>
+          <w:iCs/>
+        </w:rPr>
+        <w:t xml:space="preserve">Wie wird die Datensicherheit sichergestellt? </w:t>
+      </w:r>
+    </w:p>
+    <w:p>
+      <w:pPr>
+        <w:rPr>
+          <w:i/>
+          <w:iCs/>
+        </w:rPr>
+      </w:pPr>
+      <w:r>
+        <w:rPr>
+          <w:i/>
+          <w:iCs/>
+        </w:rPr>
+        <w:t xml:space="preserve">Welcher Anbieter und welches Tool werden dabei eingesetzt? </w:t>
+      </w:r>
+    </w:p>
+    <w:p>
+      <w:pPr>
+        <w:rPr>
+          <w:i/>
+          <w:iCs/>
+        </w:rPr>
+      </w:pPr>
+      <w:r>
+        <w:rPr>
+          <w:i/>
+          <w:iCs/>
+        </w:rPr>
+        <w:t xml:space="preserve">Ist die Machbarkeit durch die POC-Demo bestätigt? </w:t>
+      </w:r>
+    </w:p>
+    <w:p>
+      <w:pPr>
+        <w:rPr>
+          <w:i/>
+          <w:iCs/>
+        </w:rPr>
+      </w:pPr>
+      <w:r>
+        <w:rPr>
+          <w:i/>
+          <w:iCs/>
+        </w:rPr>
+        <w:t xml:space="preserve">Welche Backup- und Restore-Dauer sind zu erwarten? (Transfer) </w:t>
+      </w:r>
+    </w:p>
+    <w:p>
+      <w:pPr>
+        <w:rPr>
+          <w:i/>
+          <w:iCs/>
+        </w:rPr>
+      </w:pPr>
+      <w:r>
+        <w:rPr>
+          <w:i/>
+          <w:iCs/>
+        </w:rPr>
+        <w:t>Welcher Preis (pro Jahr) ist anhand der Datenmenge und des Schemas zu erwarten?</w:t>
       </w:r>
     </w:p>
     <w:p/>
     <w:p>
       <w:r>
+        <w:lastRenderedPageBreak/>
         <w:br w:type="page"/>
       </w:r>
     </w:p>
@@ -4473,6 +4530,119 @@
 <file path=word/numbering.xml><?xml version="1.0" encoding="utf-8"?>
 <w:numbering xmlns:wpc="http://schemas.microsoft.com/office/word/2010/wordprocessingCanvas" xmlns:cx="http://schemas.microsoft.com/office/drawing/2014/chartex" xmlns:cx1="http://schemas.microsoft.com/office/drawing/2015/9/8/chartex" xmlns:cx2="http://schemas.microsoft.com/office/drawing/2015/10/21/chartex" xmlns:cx3="http://schemas.microsoft.com/office/drawing/2016/5/9/chartex" xmlns:cx4="http://schemas.microsoft.com/office/drawing/2016/5/10/chartex" xmlns:cx5="http://schemas.microsoft.com/office/drawing/2016/5/11/chartex" xmlns:cx6="http://schemas.microsoft.com/office/drawing/2016/5/12/chartex" xmlns:cx7="http://schemas.microsoft.com/office/drawing/2016/5/13/chartex" xmlns:cx8="http://schemas.microsoft.com/office/drawing/2016/5/14/chartex" xmlns:mc="http://schemas.openxmlformats.org/markup-compatibility/2006" xmlns:aink="http://schemas.microsoft.com/office/drawing/2016/ink" xmlns:am3d="http://schemas.microsoft.com/office/drawing/2017/model3d" xmlns:o="urn:schemas-microsoft-com:office:office" xmlns:oel="http://schemas.microsoft.com/office/2019/extlst" xmlns:r="http://schemas.openxmlformats.org/officeDocument/2006/relationships" xmlns:m="http://schemas.openxmlformats.org/officeDocument/2006/math" xmlns:v="urn:schemas-microsoft-com:vml" xmlns:wp14="http://schemas.microsoft.com/office/word/2010/wordprocessingDrawing" xmlns:wp="http://schemas.openxmlformats.org/drawingml/2006/wordprocessingDrawing" xmlns:w10="urn:schemas-microsoft-com:office:word" xmlns:w="http://schemas.openxmlformats.org/wordprocessingml/2006/main" xmlns:w14="http://schemas.microsoft.com/office/word/2010/wordml" xmlns:w15="http://schemas.microsoft.com/office/word/2012/wordml" xmlns:w16cex="http://schemas.microsoft.com/office/word/2018/wordml/cex" xmlns:w16cid="http://schemas.microsoft.com/office/word/2016/wordml/cid" xmlns:w16="http://schemas.microsoft.com/office/word/2018/wordml" xmlns:w16du="http://schemas.microsoft.com/office/word/2023/wordml/word16du" xmlns:w16sdtdh="http://schemas.microsoft.com/office/word/2020/wordml/sdtdatahash" xmlns:w16sdtfl="http://schemas.microsoft.com/office/word/2024/wordml/sdtformatlock" xmlns:w16se="http://schemas.microsoft.com/office/word/2015/wordml/symex" xmlns:wpg="http://schemas.microsoft.com/office/word/2010/wordprocessingGroup" xmlns:wpi="http://schemas.microsoft.com/office/word/2010/wordprocessingInk" xmlns:wne="http://schemas.microsoft.com/office/word/2006/wordml" xmlns:wps="http://schemas.microsoft.com/office/word/2010/wordprocessingShape" mc:Ignorable="w14 w15 w16se w16cid w16 w16cex w16sdtdh w16sdtfl w16du wp14">
   <w:abstractNum w:abstractNumId="0" w15:restartNumberingAfterBreak="0">
+    <w:nsid w:val="3C472DA1"/>
+    <w:multiLevelType w:val="hybridMultilevel"/>
+    <w:tmpl w:val="48A8E470"/>
+    <w:lvl w:ilvl="0" w:tplc="04070001">
+      <w:start w:val="1"/>
+      <w:numFmt w:val="bullet"/>
+      <w:lvlText w:val=""/>
+      <w:lvlJc w:val="left"/>
+      <w:pPr>
+        <w:ind w:left="1080" w:hanging="360"/>
+      </w:pPr>
+      <w:rPr>
+        <w:rFonts w:ascii="Symbol" w:hAnsi="Symbol" w:hint="default"/>
+      </w:rPr>
+    </w:lvl>
+    <w:lvl w:ilvl="1" w:tplc="04070003">
+      <w:start w:val="1"/>
+      <w:numFmt w:val="bullet"/>
+      <w:lvlText w:val="o"/>
+      <w:lvlJc w:val="left"/>
+      <w:pPr>
+        <w:ind w:left="1800" w:hanging="360"/>
+      </w:pPr>
+      <w:rPr>
+        <w:rFonts w:ascii="Courier New" w:hAnsi="Courier New" w:cs="Courier New" w:hint="default"/>
+      </w:rPr>
+    </w:lvl>
+    <w:lvl w:ilvl="2" w:tplc="04070005">
+      <w:start w:val="1"/>
+      <w:numFmt w:val="bullet"/>
+      <w:lvlText w:val=""/>
+      <w:lvlJc w:val="left"/>
+      <w:pPr>
+        <w:ind w:left="2520" w:hanging="360"/>
+      </w:pPr>
+      <w:rPr>
+        <w:rFonts w:ascii="Wingdings" w:hAnsi="Wingdings" w:hint="default"/>
+      </w:rPr>
+    </w:lvl>
+    <w:lvl w:ilvl="3" w:tplc="04070001">
+      <w:start w:val="1"/>
+      <w:numFmt w:val="bullet"/>
+      <w:lvlText w:val=""/>
+      <w:lvlJc w:val="left"/>
+      <w:pPr>
+        <w:ind w:left="3240" w:hanging="360"/>
+      </w:pPr>
+      <w:rPr>
+        <w:rFonts w:ascii="Symbol" w:hAnsi="Symbol" w:hint="default"/>
+      </w:rPr>
+    </w:lvl>
+    <w:lvl w:ilvl="4" w:tplc="04070003">
+      <w:start w:val="1"/>
+      <w:numFmt w:val="bullet"/>
+      <w:lvlText w:val="o"/>
+      <w:lvlJc w:val="left"/>
+      <w:pPr>
+        <w:ind w:left="3960" w:hanging="360"/>
+      </w:pPr>
+      <w:rPr>
+        <w:rFonts w:ascii="Courier New" w:hAnsi="Courier New" w:cs="Courier New" w:hint="default"/>
+      </w:rPr>
+    </w:lvl>
+    <w:lvl w:ilvl="5" w:tplc="04070005">
+      <w:start w:val="1"/>
+      <w:numFmt w:val="bullet"/>
+      <w:lvlText w:val=""/>
+      <w:lvlJc w:val="left"/>
+      <w:pPr>
+        <w:ind w:left="4680" w:hanging="360"/>
+      </w:pPr>
+      <w:rPr>
+        <w:rFonts w:ascii="Wingdings" w:hAnsi="Wingdings" w:hint="default"/>
+      </w:rPr>
+    </w:lvl>
+    <w:lvl w:ilvl="6" w:tplc="04070001">
+      <w:start w:val="1"/>
+      <w:numFmt w:val="bullet"/>
+      <w:lvlText w:val=""/>
+      <w:lvlJc w:val="left"/>
+      <w:pPr>
+        <w:ind w:left="5400" w:hanging="360"/>
+      </w:pPr>
+      <w:rPr>
+        <w:rFonts w:ascii="Symbol" w:hAnsi="Symbol" w:hint="default"/>
+      </w:rPr>
+    </w:lvl>
+    <w:lvl w:ilvl="7" w:tplc="04070003">
+      <w:start w:val="1"/>
+      <w:numFmt w:val="bullet"/>
+      <w:lvlText w:val="o"/>
+      <w:lvlJc w:val="left"/>
+      <w:pPr>
+        <w:ind w:left="6120" w:hanging="360"/>
+      </w:pPr>
+      <w:rPr>
+        <w:rFonts w:ascii="Courier New" w:hAnsi="Courier New" w:cs="Courier New" w:hint="default"/>
+      </w:rPr>
+    </w:lvl>
+    <w:lvl w:ilvl="8" w:tplc="04070005">
+      <w:start w:val="1"/>
+      <w:numFmt w:val="bullet"/>
+      <w:lvlText w:val=""/>
+      <w:lvlJc w:val="left"/>
+      <w:pPr>
+        <w:ind w:left="6840" w:hanging="360"/>
+      </w:pPr>
+      <w:rPr>
+        <w:rFonts w:ascii="Wingdings" w:hAnsi="Wingdings" w:hint="default"/>
+      </w:rPr>
+    </w:lvl>
+  </w:abstractNum>
+  <w:abstractNum w:abstractNumId="1" w15:restartNumberingAfterBreak="0">
     <w:nsid w:val="50D53203"/>
     <w:multiLevelType w:val="hybridMultilevel"/>
     <w:tmpl w:val="4C9C77EA"/>
@@ -4586,7 +4756,19 @@
     </w:lvl>
   </w:abstractNum>
   <w:num w:numId="1" w16cid:durableId="677512403">
+    <w:abstractNumId w:val="1"/>
+  </w:num>
+  <w:num w:numId="2" w16cid:durableId="236597847">
     <w:abstractNumId w:val="0"/>
+    <w:lvlOverride w:ilvl="0"/>
+    <w:lvlOverride w:ilvl="1"/>
+    <w:lvlOverride w:ilvl="2"/>
+    <w:lvlOverride w:ilvl="3"/>
+    <w:lvlOverride w:ilvl="4"/>
+    <w:lvlOverride w:ilvl="5"/>
+    <w:lvlOverride w:ilvl="6"/>
+    <w:lvlOverride w:ilvl="7"/>
+    <w:lvlOverride w:ilvl="8"/>
   </w:num>
 </w:numbering>
 </file>
@@ -5976,8 +6158,8 @@
     <w:rsid w:val="00724D4E"/>
     <w:rsid w:val="0073256B"/>
     <w:rsid w:val="00767D7E"/>
-    <w:rsid w:val="00866A7D"/>
     <w:rsid w:val="008C44B0"/>
+    <w:rsid w:val="00A56E8A"/>
     <w:rsid w:val="00B835B5"/>
     <w:rsid w:val="00BA4146"/>
     <w:rsid w:val="00F4468C"/>

--- a/M143/LB3/LB3_Dokumentation.docx
+++ b/M143/LB3/LB3_Dokumentation.docx
@@ -4264,18 +4264,19 @@
       </w:r>
     </w:p>
     <w:p>
-      <w:pPr>
-        <w:rPr>
-          <w:i/>
-          <w:iCs/>
-        </w:rPr>
-      </w:pPr>
-      <w:r>
-        <w:rPr>
-          <w:i/>
-          <w:iCs/>
-        </w:rPr>
-        <w:t xml:space="preserve">Wie wird die Datensicherheit sichergestellt? </w:t>
+      <w:r>
+        <w:t xml:space="preserve">Am Montag, 2 Uhr der ersten Kalenderwoche wird ein </w:t>
+      </w:r>
+      <w:proofErr w:type="spellStart"/>
+      <w:r>
+        <w:t>Fullback</w:t>
+      </w:r>
+      <w:r>
+        <w:t>up</w:t>
+      </w:r>
+      <w:proofErr w:type="spellEnd"/>
+      <w:r>
+        <w:t xml:space="preserve"> gemacht. Anschliessend die folgenden 4 Wochen ein inkrementelles Backup. In Woche 6 beginnt dieser Zyklus von vorne. </w:t>
       </w:r>
     </w:p>
     <w:p>
@@ -4290,7 +4291,7 @@
           <w:i/>
           <w:iCs/>
         </w:rPr>
-        <w:t xml:space="preserve">Welcher Anbieter und welches Tool werden dabei eingesetzt? </w:t>
+        <w:t xml:space="preserve">Wie wird die Datensicherheit sichergestellt? </w:t>
       </w:r>
     </w:p>
     <w:p>
@@ -4305,7 +4306,7 @@
           <w:i/>
           <w:iCs/>
         </w:rPr>
-        <w:t xml:space="preserve">Ist die Machbarkeit durch die POC-Demo bestätigt? </w:t>
+        <w:t xml:space="preserve">Welcher Anbieter und welches Tool werden dabei eingesetzt? </w:t>
       </w:r>
     </w:p>
     <w:p>
@@ -4320,7 +4321,7 @@
           <w:i/>
           <w:iCs/>
         </w:rPr>
-        <w:t xml:space="preserve">Welche Backup- und Restore-Dauer sind zu erwarten? (Transfer) </w:t>
+        <w:t xml:space="preserve">Ist die Machbarkeit durch die POC-Demo bestätigt? </w:t>
       </w:r>
     </w:p>
     <w:p>
@@ -4335,13 +4336,28 @@
           <w:i/>
           <w:iCs/>
         </w:rPr>
+        <w:t xml:space="preserve">Welche Backup- und Restore-Dauer sind zu erwarten? (Transfer) </w:t>
+      </w:r>
+    </w:p>
+    <w:p>
+      <w:pPr>
+        <w:rPr>
+          <w:i/>
+          <w:iCs/>
+        </w:rPr>
+      </w:pPr>
+      <w:r>
+        <w:rPr>
+          <w:i/>
+          <w:iCs/>
+        </w:rPr>
+        <w:lastRenderedPageBreak/>
         <w:t>Welcher Preis (pro Jahr) ist anhand der Datenmenge und des Schemas zu erwarten?</w:t>
       </w:r>
     </w:p>
     <w:p/>
     <w:p>
       <w:r>
-        <w:lastRenderedPageBreak/>
         <w:br w:type="page"/>
       </w:r>
     </w:p>
@@ -6152,6 +6168,7 @@
   <w:rsids>
     <w:rsidRoot w:val="004972B4"/>
     <w:rsid w:val="00374C65"/>
+    <w:rsid w:val="00385E6E"/>
     <w:rsid w:val="004972B4"/>
     <w:rsid w:val="007044A4"/>
     <w:rsid w:val="00710657"/>
@@ -6159,7 +6176,6 @@
     <w:rsid w:val="0073256B"/>
     <w:rsid w:val="00767D7E"/>
     <w:rsid w:val="008C44B0"/>
-    <w:rsid w:val="00A56E8A"/>
     <w:rsid w:val="00B835B5"/>
     <w:rsid w:val="00BA4146"/>
     <w:rsid w:val="00F4468C"/>

--- a/M143/LB3/LB3_Dokumentation.docx
+++ b/M143/LB3/LB3_Dokumentation.docx
@@ -1526,12 +1526,6 @@
       <w:r>
         <w:t xml:space="preserve">Zur Formatierung von Tabellen wurde teilweise AI verwendet. Der Inhalt der Texte wurde jedoch komplett mit HI erstellt. HI-generierte Inhalte können ungenau sein. Bitte prüfen Sie wichtige Angaben. </w:t>
       </w:r>
-      <w:r>
-        <w:rPr>
-          <w:rFonts w:ascii="Segoe UI Emoji" w:hAnsi="Segoe UI Emoji" w:cs="Segoe UI Emoji"/>
-        </w:rPr>
-        <w:t>😊</w:t>
-      </w:r>
     </w:p>
     <w:p>
       <w:pPr>
@@ -1669,13 +1663,8 @@
             <w:pPr>
               <w:spacing w:after="160" w:line="278" w:lineRule="auto"/>
             </w:pPr>
-            <w:proofErr w:type="spellStart"/>
-            <w:r>
-              <w:t>Geschw</w:t>
-            </w:r>
-            <w:proofErr w:type="spellEnd"/>
-            <w:r>
-              <w:t>.</w:t>
+            <w:r>
+              <w:t>Geschw.</w:t>
             </w:r>
           </w:p>
         </w:tc>
@@ -1722,7 +1711,7 @@
               <w:cnfStyle w:val="000000000000" w:firstRow="0" w:lastRow="0" w:firstColumn="0" w:lastColumn="0" w:oddVBand="0" w:evenVBand="0" w:oddHBand="0" w:evenHBand="0" w:firstRowFirstColumn="0" w:firstRowLastColumn="0" w:lastRowFirstColumn="0" w:lastRowLastColumn="0"/>
             </w:pPr>
             <w:r>
-              <w:t>Skalierbar, praktisch unbegrenzt</w:t>
+              <w:t>Skalierbar</w:t>
             </w:r>
           </w:p>
         </w:tc>
@@ -1791,19 +1780,11 @@
                 <w:lang w:val="en-US"/>
               </w:rPr>
             </w:pPr>
-            <w:proofErr w:type="spellStart"/>
             <w:r>
               <w:rPr>
                 <w:lang w:val="en-US"/>
               </w:rPr>
-              <w:t>Nutzungsabhängig</w:t>
-            </w:r>
-            <w:proofErr w:type="spellEnd"/>
-            <w:r>
-              <w:rPr>
-                <w:lang w:val="en-US"/>
-              </w:rPr>
-              <w:t xml:space="preserve"> (Pay-as-you-go)</w:t>
+              <w:t>Pay-as-you-go</w:t>
             </w:r>
           </w:p>
         </w:tc>
@@ -1838,7 +1819,7 @@
               <w:cnfStyle w:val="000000100000" w:firstRow="0" w:lastRow="0" w:firstColumn="0" w:lastColumn="0" w:oddVBand="0" w:evenVBand="0" w:oddHBand="1" w:evenHBand="0" w:firstRowFirstColumn="0" w:firstRowLastColumn="0" w:lastRowFirstColumn="0" w:lastRowLastColumn="0"/>
             </w:pPr>
             <w:r>
-              <w:t>Weltweit, mehrere Regionen</w:t>
+              <w:t>Weltweit</w:t>
             </w:r>
           </w:p>
         </w:tc>
@@ -2026,13 +2007,8 @@
             <w:pPr>
               <w:spacing w:after="160" w:line="278" w:lineRule="auto"/>
             </w:pPr>
-            <w:proofErr w:type="spellStart"/>
-            <w:r>
-              <w:t>Geschw</w:t>
-            </w:r>
-            <w:proofErr w:type="spellEnd"/>
-            <w:r>
-              <w:t>.</w:t>
+            <w:r>
+              <w:t>Geschw.</w:t>
             </w:r>
           </w:p>
         </w:tc>
@@ -2079,7 +2055,7 @@
               <w:cnfStyle w:val="000000000000" w:firstRow="0" w:lastRow="0" w:firstColumn="0" w:lastColumn="0" w:oddVBand="0" w:evenVBand="0" w:oddHBand="0" w:evenHBand="0" w:firstRowFirstColumn="0" w:firstRowLastColumn="0" w:lastRowFirstColumn="0" w:lastRowLastColumn="0"/>
             </w:pPr>
             <w:r>
-              <w:t>Skalierbar, praktisch unbegrenzt</w:t>
+              <w:t>Skalierbar</w:t>
             </w:r>
           </w:p>
         </w:tc>
@@ -2114,7 +2090,10 @@
               <w:cnfStyle w:val="000000100000" w:firstRow="0" w:lastRow="0" w:firstColumn="0" w:lastColumn="0" w:oddVBand="0" w:evenVBand="0" w:oddHBand="1" w:evenHBand="0" w:firstRowFirstColumn="0" w:firstRowLastColumn="0" w:lastRowFirstColumn="0" w:lastRowLastColumn="0"/>
             </w:pPr>
             <w:r>
-              <w:t>Rollenbasiert, privat oder öffentlich</w:t>
+              <w:t>P</w:t>
+            </w:r>
+            <w:r>
+              <w:t>rivat oder öffentlich</w:t>
             </w:r>
           </w:p>
         </w:tc>
@@ -2148,19 +2127,11 @@
                 <w:lang w:val="en-US"/>
               </w:rPr>
             </w:pPr>
-            <w:proofErr w:type="spellStart"/>
             <w:r>
               <w:rPr>
                 <w:lang w:val="en-US"/>
               </w:rPr>
-              <w:t>Nutzungsabhängig</w:t>
-            </w:r>
-            <w:proofErr w:type="spellEnd"/>
-            <w:r>
-              <w:rPr>
-                <w:lang w:val="en-US"/>
-              </w:rPr>
-              <w:t xml:space="preserve"> (Pay-as-you-go)</w:t>
+              <w:t>Pay-as-you-go</w:t>
             </w:r>
           </w:p>
         </w:tc>
@@ -2195,7 +2166,7 @@
               <w:cnfStyle w:val="000000100000" w:firstRow="0" w:lastRow="0" w:firstColumn="0" w:lastColumn="0" w:oddVBand="0" w:evenVBand="0" w:oddHBand="1" w:evenHBand="0" w:firstRowFirstColumn="0" w:firstRowLastColumn="0" w:lastRowFirstColumn="0" w:lastRowLastColumn="0"/>
             </w:pPr>
             <w:r>
-              <w:t>Weltweit, inkl. Europa</w:t>
+              <w:t>Weltweit</w:t>
             </w:r>
           </w:p>
         </w:tc>
@@ -2375,13 +2346,8 @@
             <w:pPr>
               <w:spacing w:after="160" w:line="278" w:lineRule="auto"/>
             </w:pPr>
-            <w:proofErr w:type="spellStart"/>
-            <w:r>
-              <w:t>Geschw</w:t>
-            </w:r>
-            <w:proofErr w:type="spellEnd"/>
-            <w:r>
-              <w:t>.</w:t>
+            <w:r>
+              <w:t>Geschw.</w:t>
             </w:r>
           </w:p>
         </w:tc>
@@ -2463,7 +2429,7 @@
               <w:cnfStyle w:val="000000100000" w:firstRow="0" w:lastRow="0" w:firstColumn="0" w:lastColumn="0" w:oddVBand="0" w:evenVBand="0" w:oddHBand="1" w:evenHBand="0" w:firstRowFirstColumn="0" w:firstRowLastColumn="0" w:lastRowFirstColumn="0" w:lastRowLastColumn="0"/>
             </w:pPr>
             <w:r>
-              <w:t>Privat, konfigurierbar</w:t>
+              <w:t>Privat</w:t>
             </w:r>
           </w:p>
         </w:tc>
@@ -2495,7 +2461,13 @@
               <w:cnfStyle w:val="000000000000" w:firstRow="0" w:lastRow="0" w:firstColumn="0" w:lastColumn="0" w:oddVBand="0" w:evenVBand="0" w:oddHBand="0" w:evenHBand="0" w:firstRowFirstColumn="0" w:firstRowLastColumn="0" w:lastRowFirstColumn="0" w:lastRowLastColumn="0"/>
             </w:pPr>
             <w:r>
-              <w:t>Nutzungsabhängig, eher günstig</w:t>
+              <w:t xml:space="preserve">Nutzungsabhängig, </w:t>
+            </w:r>
+            <w:r>
+              <w:t>im Vergleich eher</w:t>
+            </w:r>
+            <w:r>
+              <w:t xml:space="preserve"> günstig</w:t>
             </w:r>
           </w:p>
         </w:tc>
@@ -2530,7 +2502,7 @@
               <w:cnfStyle w:val="000000100000" w:firstRow="0" w:lastRow="0" w:firstColumn="0" w:lastColumn="0" w:oddVBand="0" w:evenVBand="0" w:oddHBand="1" w:evenHBand="0" w:firstRowFirstColumn="0" w:firstRowLastColumn="0" w:lastRowFirstColumn="0" w:lastRowLastColumn="0"/>
             </w:pPr>
             <w:r>
-              <w:t>Europa-Fokus</w:t>
+              <w:t>Europa</w:t>
             </w:r>
           </w:p>
         </w:tc>
@@ -2585,14 +2557,9 @@
       <w:bookmarkStart w:id="6" w:name="_Toc228108249"/>
       <w:r>
         <w:lastRenderedPageBreak/>
-        <w:t xml:space="preserve">STRATO </w:t>
-      </w:r>
-      <w:proofErr w:type="spellStart"/>
-      <w:r>
-        <w:t>HiDrive</w:t>
+        <w:t>STRATO HiDrive</w:t>
       </w:r>
       <w:bookmarkEnd w:id="6"/>
-      <w:proofErr w:type="spellEnd"/>
     </w:p>
     <w:tbl>
       <w:tblPr>
@@ -2720,13 +2687,8 @@
             <w:pPr>
               <w:spacing w:after="160" w:line="278" w:lineRule="auto"/>
             </w:pPr>
-            <w:proofErr w:type="spellStart"/>
-            <w:r>
-              <w:t>Geschw</w:t>
-            </w:r>
-            <w:proofErr w:type="spellEnd"/>
-            <w:r>
-              <w:t>.</w:t>
+            <w:r>
+              <w:t>Geschw.</w:t>
             </w:r>
           </w:p>
         </w:tc>
@@ -2840,7 +2802,7 @@
               <w:cnfStyle w:val="000000000000" w:firstRow="0" w:lastRow="0" w:firstColumn="0" w:lastColumn="0" w:oddVBand="0" w:evenVBand="0" w:oddHBand="0" w:evenHBand="0" w:firstRowFirstColumn="0" w:firstRowLastColumn="0" w:lastRowFirstColumn="0" w:lastRowLastColumn="0"/>
             </w:pPr>
             <w:r>
-              <w:t>Monatsabo</w:t>
+              <w:t>Abonnementbasiert</w:t>
             </w:r>
           </w:p>
         </w:tc>
@@ -3055,13 +3017,8 @@
             <w:pPr>
               <w:spacing w:after="160" w:line="278" w:lineRule="auto"/>
             </w:pPr>
-            <w:proofErr w:type="spellStart"/>
-            <w:r>
-              <w:t>Geschw</w:t>
-            </w:r>
-            <w:proofErr w:type="spellEnd"/>
-            <w:r>
-              <w:t>.</w:t>
+            <w:r>
+              <w:t>Geschw.</w:t>
             </w:r>
           </w:p>
         </w:tc>
@@ -3302,13 +3259,8 @@
         <w:t xml:space="preserve"> </w:t>
       </w:r>
       <w:bookmarkStart w:id="8" w:name="_Toc228108251"/>
-      <w:proofErr w:type="spellStart"/>
-      <w:r>
-        <w:t>Backblaze</w:t>
-      </w:r>
-      <w:proofErr w:type="spellEnd"/>
-      <w:r>
-        <w:t xml:space="preserve"> B2 Cloud Storage</w:t>
+      <w:r>
+        <w:t>Backblaze B2 Cloud Storage</w:t>
       </w:r>
       <w:bookmarkEnd w:id="8"/>
     </w:p>
@@ -3438,13 +3390,8 @@
             <w:pPr>
               <w:spacing w:after="160" w:line="278" w:lineRule="auto"/>
             </w:pPr>
-            <w:proofErr w:type="spellStart"/>
-            <w:r>
-              <w:t>Geschw</w:t>
-            </w:r>
-            <w:proofErr w:type="spellEnd"/>
-            <w:r>
-              <w:t>.</w:t>
+            <w:r>
+              <w:t>Geschw.</w:t>
             </w:r>
           </w:p>
         </w:tc>
@@ -3526,7 +3473,7 @@
               <w:cnfStyle w:val="000000100000" w:firstRow="0" w:lastRow="0" w:firstColumn="0" w:lastColumn="0" w:oddVBand="0" w:evenVBand="0" w:oddHBand="1" w:evenHBand="0" w:firstRowFirstColumn="0" w:firstRowLastColumn="0" w:lastRowFirstColumn="0" w:lastRowLastColumn="0"/>
             </w:pPr>
             <w:r>
-              <w:t>Privat oder öffentlich einstellbar</w:t>
+              <w:t>Privat oder öffentlich</w:t>
             </w:r>
           </w:p>
         </w:tc>
@@ -3593,7 +3540,10 @@
               <w:cnfStyle w:val="000000100000" w:firstRow="0" w:lastRow="0" w:firstColumn="0" w:lastColumn="0" w:oddVBand="0" w:evenVBand="0" w:oddHBand="1" w:evenHBand="0" w:firstRowFirstColumn="0" w:firstRowLastColumn="0" w:lastRowFirstColumn="0" w:lastRowLastColumn="0"/>
             </w:pPr>
             <w:r>
-              <w:t>USA / ausgewählte Regionen</w:t>
+              <w:t xml:space="preserve">USA / </w:t>
+            </w:r>
+            <w:r>
+              <w:t>zusätzliche Regionen</w:t>
             </w:r>
           </w:p>
         </w:tc>
@@ -3722,15 +3672,7 @@
               <w:cnfStyle w:val="000000100000" w:firstRow="0" w:lastRow="0" w:firstColumn="0" w:lastColumn="0" w:oddVBand="0" w:evenVBand="0" w:oddHBand="1" w:evenHBand="0" w:firstRowFirstColumn="0" w:firstRowLastColumn="0" w:lastRowFirstColumn="0" w:lastRowLastColumn="0"/>
             </w:pPr>
             <w:r>
-              <w:t>Backup-</w:t>
-            </w:r>
-            <w:proofErr w:type="spellStart"/>
-            <w:r>
-              <w:t>as</w:t>
-            </w:r>
-            <w:proofErr w:type="spellEnd"/>
-            <w:r>
-              <w:t>-a-Service</w:t>
+              <w:t>Backup-as-a-Service</w:t>
             </w:r>
           </w:p>
         </w:tc>
@@ -3781,13 +3723,8 @@
             <w:pPr>
               <w:spacing w:after="160" w:line="278" w:lineRule="auto"/>
             </w:pPr>
-            <w:proofErr w:type="spellStart"/>
-            <w:r>
-              <w:t>Geschw</w:t>
-            </w:r>
-            <w:proofErr w:type="spellEnd"/>
-            <w:r>
-              <w:t>.</w:t>
+            <w:r>
+              <w:t>Geschw.</w:t>
             </w:r>
           </w:p>
         </w:tc>
@@ -3901,7 +3838,13 @@
               <w:cnfStyle w:val="000000000000" w:firstRow="0" w:lastRow="0" w:firstColumn="0" w:lastColumn="0" w:oddVBand="0" w:evenVBand="0" w:oddHBand="0" w:evenHBand="0" w:firstRowFirstColumn="0" w:firstRowLastColumn="0" w:lastRowFirstColumn="0" w:lastRowLastColumn="0"/>
             </w:pPr>
             <w:r>
-              <w:t>Lizenz- / Service-Modell</w:t>
+              <w:t xml:space="preserve">Unterschiedliche </w:t>
+            </w:r>
+            <w:r>
+              <w:t>Modell</w:t>
+            </w:r>
+            <w:r>
+              <w:t>e</w:t>
             </w:r>
           </w:p>
         </w:tc>
@@ -3936,7 +3879,13 @@
               <w:cnfStyle w:val="000000100000" w:firstRow="0" w:lastRow="0" w:firstColumn="0" w:lastColumn="0" w:oddVBand="0" w:evenVBand="0" w:oddHBand="1" w:evenHBand="0" w:firstRowFirstColumn="0" w:firstRowLastColumn="0" w:lastRowFirstColumn="0" w:lastRowLastColumn="0"/>
             </w:pPr>
             <w:r>
-              <w:t>Je nach Vertrag / Anbieterstandort</w:t>
+              <w:t xml:space="preserve">Je nach Vertrag / </w:t>
+            </w:r>
+            <w:r>
+              <w:t>S</w:t>
+            </w:r>
+            <w:r>
+              <w:t>tandort</w:t>
             </w:r>
           </w:p>
         </w:tc>
@@ -3999,8 +3948,124 @@
       <w:bookmarkEnd w:id="10"/>
     </w:p>
     <w:p>
-      <w:r>
-        <w:t>3-2-1-1-0 Konzept</w:t>
+      <w:pPr>
+        <w:pStyle w:val="berschrift2"/>
+      </w:pPr>
+      <w:r>
+        <w:t>Ist-Zustand</w:t>
+      </w:r>
+    </w:p>
+    <w:p>
+      <w:r>
+        <w:t>Es folgt der Ist-Zustand des Backups.</w:t>
+      </w:r>
+      <w:r>
+        <w:t xml:space="preserve"> Die Dokumentation dieses Zustandes entstammt grösstenteils des vorhergehenden Projektes und dessen Konzept.</w:t>
+      </w:r>
+    </w:p>
+    <w:p>
+      <w:r>
+        <w:rPr>
+          <w:b/>
+          <w:bCs/>
+        </w:rPr>
+        <w:t>Konfiguration Server 3 (Bestellungen / Aufträge)</w:t>
+      </w:r>
+    </w:p>
+    <w:p>
+      <w:r>
+        <w:rPr>
+          <w:b/>
+          <w:bCs/>
+        </w:rPr>
+        <w:t>Backup-Art</w:t>
+      </w:r>
+    </w:p>
+    <w:p>
+      <w:r>
+        <w:t>Das Backup des Servers 3 wird on-premise durchgeführt. Dies, da ein schneller Zugriff auf die Bestellungen und Aufträge stehts möglich sein muss und die Daten möglichst in Kontrolle der Firma sein sollen. Die Daten werden regelmässig auf das NAS gespielt und dort 25 Wochen lang gespeichert. Anschliessend werden die Daten auf Tape (LTO) geschrieben und aufbewahrt.</w:t>
+      </w:r>
+    </w:p>
+    <w:p/>
+    <w:p>
+      <w:r>
+        <w:rPr>
+          <w:b/>
+          <w:bCs/>
+        </w:rPr>
+        <w:t>Datenmenge</w:t>
+      </w:r>
+    </w:p>
+    <w:p>
+      <w:r>
+        <w:t>Zum Zeitpunkt des Go Live wird mit einer ungefähren Datenmenge von 6.3 TB gerechnet. Es wird ein Zuwachs von 10% pro Jahr erwartet. Die maximale Speicheranforderung an das NAS durch die Korrespondenz</w:t>
+      </w:r>
+      <w:r>
+        <w:t>d</w:t>
+      </w:r>
+      <w:r>
+        <w:t>aten liegt nach 5 Jahren bei ungefähr 40 TB. Wie es zu dieser Zahl kommt, ist unter "Backupschema" dargelegt.</w:t>
+      </w:r>
+    </w:p>
+    <w:p/>
+    <w:p>
+      <w:r>
+        <w:rPr>
+          <w:b/>
+          <w:bCs/>
+        </w:rPr>
+        <w:t>Backupschema</w:t>
+      </w:r>
+    </w:p>
+    <w:p>
+      <w:r>
+        <w:t>Es wird hier in Zyklen gespeichert. In der ersten Woche eines Zyklus wird am Montag um 02:00 ein Full Backup gemacht. In den darauf folgenden 4 Wochen wird am Montag um 02:00 Uhr jeweils ein inkrementelles Backup gemacht. Nach diesem Zyklus (5 Wochen) beginnt der nächste. Dies ebenfalls mit einem Full Backup. Jegliche, in diesem Abschnitt beschriebenen, Backups werden auf dem NAS gespeichert. Es bleiben jeweils die letzten 5 Zyklen auf dem NAS bestehen. Sobald der 6. Zyklus beginnt, wird der erste gelöscht. Dieser Prozess wird für die weiteren Zyklen so weitergeführt. Damit sind auf dem NAS jeweils die letzten 25 Wochen gespeichert. Zusätzlich werden die Daten regelmässig auf LTO geshrieben und extern an einem vor höheren Mächten geschützten Ort aufbewahrt. Alle 25 Wochen, also exakt 5 Zyklen, werden die gesamten Daten auf dem NAS auf Tape (LTO) gespielt. Diese Bänder werden über einen, durch den Kunden noch zu definierenden, Zeitraum aufbewahrt. Mithilfe dieses Schemas sind die Daten über eine lange Zeit auf dem NAS und können somit schnell wiederhergestellt werden. Gleichzeitig können jedoch auch zu viele Daten auf dem NAS und auf Tape verhindert werden.</w:t>
+      </w:r>
+    </w:p>
+    <w:p/>
+    <w:p>
+      <w:r>
+        <w:rPr>
+          <w:b/>
+          <w:bCs/>
+        </w:rPr>
+        <w:lastRenderedPageBreak/>
+        <w:t>Infrastruktur</w:t>
+      </w:r>
+    </w:p>
+    <w:p>
+      <w:r>
+        <w:t xml:space="preserve">Es wird, nebst dem grundlegenden Server </w:t>
+      </w:r>
+      <w:r>
+        <w:t>3</w:t>
+      </w:r>
+      <w:r>
+        <w:t>, mit einem leistungsfähigen NAS sowie mit LTO gearbeitet werden. Die Bänder werden extern in einem vor höheren Mächten geschützten Tresor aufbewart werden. Ein Band kann ungefähr 45 TB speichern und kostet ungefähr 150 CHF. Die Preise und Leitungen der Bänder können jedoch stark variieren. Beim Wahl des NAS fiel diese auf eine Synology 12-bay DiskStation AMD Ryzen V1500B quad (DS2422+). Die Anschaffungskosten liegen bei ungefähr 2000 CHF. Die zusätzlichen Anschaffungkosten für die benötigen Disks liegen bei ungefähr 6000 CHF. Diese Kosten decken die physische Infrastruktur für das gesamte Backupkonzept ab. Für die Bereiche Server 2 und Server 3 fallen lediglich die Kosten für die zu verwendeten LTO Bänder an. Die Gesamtkosten für jene werden jedoch aufgrund ihrer Unberechenbarkeit erst später dargelegt. Diese Infrastruktur kann sehr gut skaliert und über eine längere Zeit betrieben werden. Zusätzlich sind die Betriebskosten nicht sonderlich hoch.</w:t>
+      </w:r>
+    </w:p>
+    <w:p/>
+    <w:p>
+      <w:r>
+        <w:rPr>
+          <w:b/>
+          <w:bCs/>
+        </w:rPr>
+        <w:t>Backupsoftware</w:t>
+      </w:r>
+    </w:p>
+    <w:p>
+      <w:r>
+        <w:t>Es</w:t>
+      </w:r>
+      <w:r>
+        <w:t xml:space="preserve"> kommt die Applikation Veeam zum Einsatz. Es wird zum Speichern des Backups auf das NAS und zum </w:t>
+      </w:r>
+      <w:r>
+        <w:t>Schreiben</w:t>
+      </w:r>
+      <w:r>
+        <w:t xml:space="preserve"> der Daten auf Tape (LTO) verwendet.</w:t>
       </w:r>
     </w:p>
     <w:p>
@@ -4008,215 +4073,76 @@
         <w:pStyle w:val="berschrift2"/>
       </w:pPr>
       <w:r>
-        <w:t>Ist-Zustand</w:t>
+        <w:t xml:space="preserve"> </w:t>
+      </w:r>
+      <w:r>
+        <w:t>Soll-Zustand</w:t>
       </w:r>
     </w:p>
     <w:p>
       <w:r>
-        <w:t>Es folgt der Ist-Zustand des Backups.</w:t>
-      </w:r>
-      <w:r>
-        <w:t xml:space="preserve"> Die Dokumentation dieses Zustandes entstammt grösstenteils des vorhergehenden Projektes und dessen Konzept.</w:t>
+        <w:t xml:space="preserve">Im Soll-Zustand kommt nun nicht nur, wie im Ist-Zustand beschrieben, ein 3-2-1 Backup, sondern ein 3-2-1-1-0 Backup zum Einsatz. </w:t>
+      </w:r>
+      <w:r>
+        <w:t>Zusätzlich</w:t>
+      </w:r>
+      <w:r>
+        <w:t xml:space="preserve"> wird nun </w:t>
+      </w:r>
+      <w:r>
+        <w:t xml:space="preserve">also </w:t>
+      </w:r>
+      <w:r>
+        <w:t xml:space="preserve">mit einem Cloudanbieter gearbeitet. </w:t>
+      </w:r>
+      <w:r>
+        <w:t xml:space="preserve">Hierbei fiel die Entscheidung auf </w:t>
+      </w:r>
+      <w:r>
+        <w:t>Google Cloud (Storage).</w:t>
+      </w:r>
+      <w:r>
+        <w:t xml:space="preserve"> Die einzelnen Punkte des 3-2-1-1-0 Backups sind nun wie folgt abgedeckt:</w:t>
       </w:r>
     </w:p>
     <w:p>
       <w:r>
-        <w:rPr>
-          <w:b/>
-          <w:bCs/>
-        </w:rPr>
-        <w:t>Konfiguration Server 3 (Bestellungen / Aufträge)</w:t>
+        <w:t>3 Kopien: Backserver, NAS und Cloud</w:t>
       </w:r>
     </w:p>
     <w:p>
       <w:r>
-        <w:rPr>
-          <w:b/>
-          <w:bCs/>
-        </w:rPr>
-        <w:t>Backup-Art</w:t>
+        <w:t>2 Medien: LTO, NAS</w:t>
       </w:r>
     </w:p>
     <w:p>
       <w:r>
-        <w:t>Das Backup des Servers 3 wird on-</w:t>
-      </w:r>
-      <w:proofErr w:type="spellStart"/>
-      <w:r>
-        <w:t>premise</w:t>
-      </w:r>
-      <w:proofErr w:type="spellEnd"/>
-      <w:r>
-        <w:t xml:space="preserve"> durchgeführt. Dies, da ein schneller Zugriff auf die Bestellungen und Aufträge stehts möglich sein muss und die Daten möglichst in Kontrolle der Firma sein sollen. Die Daten werden regelmässig auf das NAS gespielt und dort 25 Wochen lang gespeichert. Anschliessend werden die Daten auf Tape (LTO) geschrieben und aufbewahrt.</w:t>
-      </w:r>
-    </w:p>
-    <w:p/>
-    <w:p>
-      <w:r>
-        <w:rPr>
-          <w:b/>
-          <w:bCs/>
-        </w:rPr>
-        <w:t>Datenmenge</w:t>
+        <w:t>1 Offside Kopie: Cloud</w:t>
       </w:r>
     </w:p>
     <w:p>
       <w:r>
-        <w:t>Zum Zeitpunkt des Go Live wird mit einer ungefähren Datenmenge von 6.3 TB gerechnet. Es wird ein Zuwachs von 10% pro Jahr erwartet. Die maximale Speicheranforderung an das NAS durch die Korrespondenz</w:t>
-      </w:r>
-      <w:r>
-        <w:t>d</w:t>
-      </w:r>
-      <w:r>
-        <w:t>aten liegt nach 5 Jahren bei ungefähr 40 TB. Wie es zu dieser Zahl kommt, ist unter "Backupschema" dargelegt.</w:t>
-      </w:r>
-    </w:p>
-    <w:p/>
-    <w:p>
-      <w:r>
-        <w:rPr>
-          <w:b/>
-          <w:bCs/>
-        </w:rPr>
-        <w:t>Backupschema</w:t>
+        <w:t xml:space="preserve">1 </w:t>
+      </w:r>
+      <w:r>
+        <w:t>Offlineversion</w:t>
+      </w:r>
+      <w:r>
+        <w:t>: LTO</w:t>
       </w:r>
     </w:p>
     <w:p>
       <w:r>
-        <w:t xml:space="preserve">Es wird hier in Zyklen gespeichert. In der ersten Woche eines Zyklus wird am Montag um 02:00 ein Full Backup gemacht. In den darauf folgenden 4 Wochen wird am Montag um 02:00 Uhr jeweils ein inkrementelles Backup gemacht. Nach diesem Zyklus (5 Wochen) beginnt der nächste. Dies ebenfalls mit einem Full Backup. Jegliche, in diesem Abschnitt beschriebenen, Backups werden auf dem NAS gespeichert. Es bleiben jeweils die letzten 5 Zyklen auf dem NAS bestehen. Sobald der 6. Zyklus beginnt, wird der erste gelöscht. Dieser Prozess wird für die weiteren Zyklen so weitergeführt. Damit sind auf dem NAS jeweils die letzten 25 Wochen gespeichert. Zusätzlich werden die Daten regelmässig auf LTO </w:t>
-      </w:r>
-      <w:proofErr w:type="spellStart"/>
-      <w:r>
-        <w:t>geshrieben</w:t>
-      </w:r>
-      <w:proofErr w:type="spellEnd"/>
-      <w:r>
-        <w:t xml:space="preserve"> und extern an einem vor höheren Mächten geschützten Ort aufbewahrt. Alle 25 Wochen, also exakt 5 Zyklen, werden die gesamten Daten auf dem NAS auf Tape (LTO) gespielt. Diese Bänder werden über einen, durch den Kunden noch zu definierenden, Zeitraum aufbewahrt. Mithilfe dieses Schemas sind die Daten über eine lange Zeit auf dem NAS und können somit schnell wiederhergestellt werden. Gleichzeitig können jedoch auch zu viele Daten auf dem NAS und auf Tape verhindert werden.</w:t>
-      </w:r>
-    </w:p>
-    <w:p/>
-    <w:p>
-      <w:r>
-        <w:rPr>
-          <w:b/>
-          <w:bCs/>
-        </w:rPr>
-        <w:t>Infrastruktur</w:t>
-      </w:r>
-    </w:p>
-    <w:p>
-      <w:r>
-        <w:t>Der Server 3 nutzt die gleiche Infrastruktur wie der Server 1.</w:t>
-      </w:r>
-    </w:p>
-    <w:p/>
-    <w:p>
-      <w:r>
-        <w:rPr>
-          <w:b/>
-          <w:bCs/>
-        </w:rPr>
-        <w:t>Backupsoftware</w:t>
-      </w:r>
-    </w:p>
-    <w:p>
-      <w:r>
-        <w:t xml:space="preserve">Wie bei den Servern 1 und 2, kommt auch hier die Applikation Veeam zum Einsatz. Es wird zum Speichern des Backups auf das NAS und zum </w:t>
-      </w:r>
-      <w:r>
-        <w:t>Schreiben</w:t>
-      </w:r>
-      <w:r>
-        <w:t xml:space="preserve"> der Daten auf Tape (LTO) verwendet.</w:t>
-      </w:r>
-    </w:p>
-    <w:p>
-      <w:pPr>
-        <w:pStyle w:val="berschrift2"/>
-      </w:pPr>
-      <w:r>
-        <w:t xml:space="preserve"> </w:t>
-      </w:r>
-      <w:r>
-        <w:t>Soll-Zustand</w:t>
-      </w:r>
-    </w:p>
-    <w:p>
-      <w:r>
-        <w:t xml:space="preserve">Im Soll-Zustand kommt nun nicht nur, wie im Ist-Zustand beschrieben, ein 3-2-1 Backup, sondern ein 3-2-1-1-0 Backup zum Einsatz. </w:t>
-      </w:r>
-      <w:r>
-        <w:t>Zusätzlich</w:t>
-      </w:r>
-      <w:r>
-        <w:t xml:space="preserve"> wird nun </w:t>
-      </w:r>
-      <w:r>
-        <w:t xml:space="preserve">also </w:t>
-      </w:r>
-      <w:r>
-        <w:t xml:space="preserve">mit einem Cloudanbieter gearbeitet. </w:t>
-      </w:r>
-      <w:r>
-        <w:t xml:space="preserve">Hierbei fiel die Entscheidung auf </w:t>
-      </w:r>
-      <w:r>
-        <w:t>Google Cloud (Storage).</w:t>
-      </w:r>
-      <w:r>
-        <w:t xml:space="preserve"> Die einzelnen Punkte des 3-2-1-1-0 Backups sind nun wie folgt abgedeckt:</w:t>
-      </w:r>
-    </w:p>
-    <w:p>
-      <w:r>
-        <w:t>3 Kopien: Backserver, NAS und Cloud</w:t>
-      </w:r>
-    </w:p>
-    <w:p>
-      <w:r>
-        <w:t>2 Medien: LTO, NAS</w:t>
-      </w:r>
-    </w:p>
-    <w:p>
-      <w:r>
-        <w:t>1 Offside Kopie: Cloud</w:t>
-      </w:r>
-    </w:p>
-    <w:p>
-      <w:r>
-        <w:t xml:space="preserve">1 </w:t>
-      </w:r>
-      <w:r>
-        <w:t>Offlineversion</w:t>
-      </w:r>
-      <w:r>
-        <w:t>: LTO</w:t>
-      </w:r>
-    </w:p>
-    <w:p>
-      <w:r>
         <w:t xml:space="preserve">0 Fehlerhafte Backups: </w:t>
       </w:r>
       <w:r>
         <w:t xml:space="preserve">Dieser Punkt wird alle 3 Monate durch Tests durch die IT-Abteilung überprüft. Diese Tests umfassen etwa </w:t>
       </w:r>
       <w:r>
-        <w:t xml:space="preserve">testweise </w:t>
-      </w:r>
-      <w:proofErr w:type="spellStart"/>
-      <w:r>
-        <w:t>R</w:t>
-      </w:r>
-      <w:r>
-        <w:t>ecoveries</w:t>
-      </w:r>
-      <w:proofErr w:type="spellEnd"/>
-      <w:r>
-        <w:t xml:space="preserve"> oder eine </w:t>
-      </w:r>
-      <w:proofErr w:type="spellStart"/>
-      <w:r>
-        <w:t>D</w:t>
+        <w:t>testweise R</w:t>
+      </w:r>
+      <w:r>
+        <w:t>ecoveries oder eine D</w:t>
       </w:r>
       <w:r>
         <w:t>e</w:t>
@@ -4227,7 +4153,9 @@
       <w:r>
         <w:t>simulation</w:t>
       </w:r>
-      <w:proofErr w:type="spellEnd"/>
+      <w:r>
+        <w:t>s</w:t>
+      </w:r>
       <w:r>
         <w:t>.</w:t>
       </w:r>
@@ -4265,16 +4193,18 @@
     </w:p>
     <w:p>
       <w:r>
-        <w:t xml:space="preserve">Am Montag, 2 Uhr der ersten Kalenderwoche wird ein </w:t>
-      </w:r>
-      <w:proofErr w:type="spellStart"/>
-      <w:r>
-        <w:t>Fullback</w:t>
+        <w:lastRenderedPageBreak/>
+        <w:t xml:space="preserve">Am </w:t>
+      </w:r>
+      <w:r>
+        <w:t>Sonntag</w:t>
+      </w:r>
+      <w:r>
+        <w:t>, 2 Uhr der ersten Kalenderwoche wird ein Fullback</w:t>
       </w:r>
       <w:r>
         <w:t>up</w:t>
       </w:r>
-      <w:proofErr w:type="spellEnd"/>
       <w:r>
         <w:t xml:space="preserve"> gemacht. Anschliessend die folgenden 4 Wochen ein inkrementelles Backup. In Woche 6 beginnt dieser Zyklus von vorne. </w:t>
       </w:r>
@@ -4295,18 +4225,45 @@
       </w:r>
     </w:p>
     <w:p>
+      <w:r>
+        <w:t xml:space="preserve">Es wurde für dieses Projekt mit Google Cloud ein vertrauenswürdiger Cloudanbieter gewählt. Aufgrund der sensiblen Daten werden nur die absolut nötigen Rechte vergeben werden. Diese werden </w:t>
+      </w:r>
+      <w:r>
+        <w:t>voraussichtlich</w:t>
+      </w:r>
+      <w:r>
+        <w:t xml:space="preserve"> nur den zuständigen IT-</w:t>
+      </w:r>
+      <w:r>
+        <w:t>Mitarbeitern</w:t>
+      </w:r>
+      <w:r>
+        <w:t xml:space="preserve"> und eingeschränkt einer führenden Person der Firma Yeez1 AG erteilt.</w:t>
+      </w:r>
+    </w:p>
+    <w:p>
       <w:pPr>
         <w:rPr>
           <w:i/>
           <w:iCs/>
+          <w:highlight w:val="red"/>
         </w:rPr>
       </w:pPr>
       <w:r>
         <w:rPr>
           <w:i/>
           <w:iCs/>
+          <w:highlight w:val="red"/>
         </w:rPr>
-        <w:t xml:space="preserve">Welcher Anbieter und welches Tool werden dabei eingesetzt? </w:t>
+        <w:t xml:space="preserve">Ist die Machbarkeit durch die POC-Demo bestätigt? </w:t>
+      </w:r>
+    </w:p>
+    <w:p>
+      <w:r>
+        <w:rPr>
+          <w:highlight w:val="red"/>
+        </w:rPr>
+        <w:t>Die Demo steht noch aus.</w:t>
       </w:r>
     </w:p>
     <w:p>
@@ -4321,7 +4278,21 @@
           <w:i/>
           <w:iCs/>
         </w:rPr>
-        <w:t xml:space="preserve">Ist die Machbarkeit durch die POC-Demo bestätigt? </w:t>
+        <w:t xml:space="preserve">Welche Backup- und Restore-Dauer sind zu erwarten? (Transfer) </w:t>
+      </w:r>
+    </w:p>
+    <w:p>
+      <w:r>
+        <w:t xml:space="preserve">Gemäss groben Schätzungen dürfte sich das initiale Backup über mehrere Stunden hinweg ziehen. Die folgenden inkrementellen Backups werden deutlich schneller gehen. Die Restoredauer kann kaum bemessen werden, da die Datenmenge stark </w:t>
+      </w:r>
+      <w:r>
+        <w:t xml:space="preserve">variieren kann. Die Dauer des Restores bei einem Desaster, mit der initialen Datenmenge, dürfte jedoch über mehrere Stunden ziehen. Dies </w:t>
+      </w:r>
+      <w:r>
+        <w:t>kann jedoch je nach Zeitpunkt sehr unterschiedlich sein.</w:t>
+      </w:r>
+      <w:r>
+        <w:t xml:space="preserve"> </w:t>
       </w:r>
     </w:p>
     <w:p>
@@ -4336,23 +4307,12 @@
           <w:i/>
           <w:iCs/>
         </w:rPr>
-        <w:t xml:space="preserve">Welche Backup- und Restore-Dauer sind zu erwarten? (Transfer) </w:t>
+        <w:t>Welcher Preis (pro Jahr) ist anhand der Datenmenge und des Schemas zu erwarten?</w:t>
       </w:r>
     </w:p>
     <w:p>
-      <w:pPr>
-        <w:rPr>
-          <w:i/>
-          <w:iCs/>
-        </w:rPr>
-      </w:pPr>
-      <w:r>
-        <w:rPr>
-          <w:i/>
-          <w:iCs/>
-        </w:rPr>
-        <w:lastRenderedPageBreak/>
-        <w:t>Welcher Preis (pro Jahr) ist anhand der Datenmenge und des Schemas zu erwarten?</w:t>
+      <w:r>
+        <w:t>Es ist mit Preisen von rund 1'500 bis 2'200 Franken zu rechnen. Diese Zahlen beziehen sich auf das erste Jahr im laufenden Betrieb.</w:t>
       </w:r>
     </w:p>
     <w:p/>
@@ -4776,15 +4736,6 @@
   </w:num>
   <w:num w:numId="2" w16cid:durableId="236597847">
     <w:abstractNumId w:val="0"/>
-    <w:lvlOverride w:ilvl="0"/>
-    <w:lvlOverride w:ilvl="1"/>
-    <w:lvlOverride w:ilvl="2"/>
-    <w:lvlOverride w:ilvl="3"/>
-    <w:lvlOverride w:ilvl="4"/>
-    <w:lvlOverride w:ilvl="5"/>
-    <w:lvlOverride w:ilvl="6"/>
-    <w:lvlOverride w:ilvl="7"/>
-    <w:lvlOverride w:ilvl="8"/>
   </w:num>
 </w:numbering>
 </file>
@@ -6140,13 +6091,6 @@
     <w:pitch w:val="variable"/>
     <w:sig w:usb0="20000287" w:usb1="00000003" w:usb2="00000000" w:usb3="00000000" w:csb0="0000019F" w:csb1="00000000"/>
   </w:font>
-  <w:font w:name="Segoe UI Emoji">
-    <w:panose1 w:val="020B0502040204020203"/>
-    <w:charset w:val="00"/>
-    <w:family w:val="swiss"/>
-    <w:pitch w:val="variable"/>
-    <w:sig w:usb0="00000003" w:usb1="02000000" w:usb2="08000000" w:usb3="00000000" w:csb0="00000001" w:csb1="00000000"/>
-  </w:font>
 </w:fonts>
 </file>
 
@@ -6175,10 +6119,12 @@
     <w:rsid w:val="00724D4E"/>
     <w:rsid w:val="0073256B"/>
     <w:rsid w:val="00767D7E"/>
+    <w:rsid w:val="007851EF"/>
     <w:rsid w:val="008C44B0"/>
     <w:rsid w:val="00B835B5"/>
     <w:rsid w:val="00BA4146"/>
     <w:rsid w:val="00F4468C"/>
+    <w:rsid w:val="00F96A85"/>
     <w:rsid w:val="00FC6145"/>
     <w:rsid w:val="00FF1687"/>
   </w:rsids>

--- a/M143/LB3/LB3_Dokumentation.docx
+++ b/M143/LB3/LB3_Dokumentation.docx
@@ -634,7 +634,7 @@
           <w:r>
             <w:fldChar w:fldCharType="separate"/>
           </w:r>
-          <w:hyperlink w:anchor="_Toc228108243" w:history="1">
+          <w:hyperlink w:anchor="_Toc229313576" w:history="1">
             <w:r>
               <w:rPr>
                 <w:rStyle w:val="Hyperlink"/>
@@ -661,7 +661,7 @@
                 <w:noProof/>
                 <w:webHidden/>
               </w:rPr>
-              <w:instrText xml:space="preserve"> PAGEREF _Toc228108243 \h </w:instrText>
+              <w:instrText xml:space="preserve"> PAGEREF _Toc229313576 \h </w:instrText>
             </w:r>
             <w:r>
               <w:rPr>
@@ -704,7 +704,7 @@
               <w:lang w:eastAsia="de-CH"/>
             </w:rPr>
           </w:pPr>
-          <w:hyperlink w:anchor="_Toc228108244" w:history="1">
+          <w:hyperlink w:anchor="_Toc229313577" w:history="1">
             <w:r>
               <w:rPr>
                 <w:rStyle w:val="Hyperlink"/>
@@ -731,7 +731,7 @@
                 <w:noProof/>
                 <w:webHidden/>
               </w:rPr>
-              <w:instrText xml:space="preserve"> PAGEREF _Toc228108244 \h </w:instrText>
+              <w:instrText xml:space="preserve"> PAGEREF _Toc229313577 \h </w:instrText>
             </w:r>
             <w:r>
               <w:rPr>
@@ -774,7 +774,7 @@
               <w:lang w:eastAsia="de-CH"/>
             </w:rPr>
           </w:pPr>
-          <w:hyperlink w:anchor="_Toc228108245" w:history="1">
+          <w:hyperlink w:anchor="_Toc229313578" w:history="1">
             <w:r>
               <w:rPr>
                 <w:rStyle w:val="Hyperlink"/>
@@ -801,7 +801,7 @@
                 <w:noProof/>
                 <w:webHidden/>
               </w:rPr>
-              <w:instrText xml:space="preserve"> PAGEREF _Toc228108245 \h </w:instrText>
+              <w:instrText xml:space="preserve"> PAGEREF _Toc229313578 \h </w:instrText>
             </w:r>
             <w:r>
               <w:rPr>
@@ -844,7 +844,7 @@
               <w:lang w:eastAsia="de-CH"/>
             </w:rPr>
           </w:pPr>
-          <w:hyperlink w:anchor="_Toc228108246" w:history="1">
+          <w:hyperlink w:anchor="_Toc229313579" w:history="1">
             <w:r>
               <w:rPr>
                 <w:rStyle w:val="Hyperlink"/>
@@ -871,7 +871,7 @@
                 <w:noProof/>
                 <w:webHidden/>
               </w:rPr>
-              <w:instrText xml:space="preserve"> PAGEREF _Toc228108246 \h </w:instrText>
+              <w:instrText xml:space="preserve"> PAGEREF _Toc229313579 \h </w:instrText>
             </w:r>
             <w:r>
               <w:rPr>
@@ -914,7 +914,7 @@
               <w:lang w:eastAsia="de-CH"/>
             </w:rPr>
           </w:pPr>
-          <w:hyperlink w:anchor="_Toc228108247" w:history="1">
+          <w:hyperlink w:anchor="_Toc229313580" w:history="1">
             <w:r>
               <w:rPr>
                 <w:rStyle w:val="Hyperlink"/>
@@ -941,7 +941,7 @@
                 <w:noProof/>
                 <w:webHidden/>
               </w:rPr>
-              <w:instrText xml:space="preserve"> PAGEREF _Toc228108247 \h </w:instrText>
+              <w:instrText xml:space="preserve"> PAGEREF _Toc229313580 \h </w:instrText>
             </w:r>
             <w:r>
               <w:rPr>
@@ -984,7 +984,7 @@
               <w:lang w:eastAsia="de-CH"/>
             </w:rPr>
           </w:pPr>
-          <w:hyperlink w:anchor="_Toc228108248" w:history="1">
+          <w:hyperlink w:anchor="_Toc229313581" w:history="1">
             <w:r>
               <w:rPr>
                 <w:rStyle w:val="Hyperlink"/>
@@ -1011,7 +1011,7 @@
                 <w:noProof/>
                 <w:webHidden/>
               </w:rPr>
-              <w:instrText xml:space="preserve"> PAGEREF _Toc228108248 \h </w:instrText>
+              <w:instrText xml:space="preserve"> PAGEREF _Toc229313581 \h </w:instrText>
             </w:r>
             <w:r>
               <w:rPr>
@@ -1054,7 +1054,7 @@
               <w:lang w:eastAsia="de-CH"/>
             </w:rPr>
           </w:pPr>
-          <w:hyperlink w:anchor="_Toc228108249" w:history="1">
+          <w:hyperlink w:anchor="_Toc229313582" w:history="1">
             <w:r>
               <w:rPr>
                 <w:rStyle w:val="Hyperlink"/>
@@ -1081,7 +1081,7 @@
                 <w:noProof/>
                 <w:webHidden/>
               </w:rPr>
-              <w:instrText xml:space="preserve"> PAGEREF _Toc228108249 \h </w:instrText>
+              <w:instrText xml:space="preserve"> PAGEREF _Toc229313582 \h </w:instrText>
             </w:r>
             <w:r>
               <w:rPr>
@@ -1124,7 +1124,7 @@
               <w:lang w:eastAsia="de-CH"/>
             </w:rPr>
           </w:pPr>
-          <w:hyperlink w:anchor="_Toc228108250" w:history="1">
+          <w:hyperlink w:anchor="_Toc229313583" w:history="1">
             <w:r>
               <w:rPr>
                 <w:rStyle w:val="Hyperlink"/>
@@ -1151,7 +1151,7 @@
                 <w:noProof/>
                 <w:webHidden/>
               </w:rPr>
-              <w:instrText xml:space="preserve"> PAGEREF _Toc228108250 \h </w:instrText>
+              <w:instrText xml:space="preserve"> PAGEREF _Toc229313583 \h </w:instrText>
             </w:r>
             <w:r>
               <w:rPr>
@@ -1194,7 +1194,7 @@
               <w:lang w:eastAsia="de-CH"/>
             </w:rPr>
           </w:pPr>
-          <w:hyperlink w:anchor="_Toc228108251" w:history="1">
+          <w:hyperlink w:anchor="_Toc229313584" w:history="1">
             <w:r>
               <w:rPr>
                 <w:rStyle w:val="Hyperlink"/>
@@ -1221,7 +1221,7 @@
                 <w:noProof/>
                 <w:webHidden/>
               </w:rPr>
-              <w:instrText xml:space="preserve"> PAGEREF _Toc228108251 \h </w:instrText>
+              <w:instrText xml:space="preserve"> PAGEREF _Toc229313584 \h </w:instrText>
             </w:r>
             <w:r>
               <w:rPr>
@@ -1264,7 +1264,7 @@
               <w:lang w:eastAsia="de-CH"/>
             </w:rPr>
           </w:pPr>
-          <w:hyperlink w:anchor="_Toc228108252" w:history="1">
+          <w:hyperlink w:anchor="_Toc229313585" w:history="1">
             <w:r>
               <w:rPr>
                 <w:rStyle w:val="Hyperlink"/>
@@ -1291,7 +1291,7 @@
                 <w:noProof/>
                 <w:webHidden/>
               </w:rPr>
-              <w:instrText xml:space="preserve"> PAGEREF _Toc228108252 \h </w:instrText>
+              <w:instrText xml:space="preserve"> PAGEREF _Toc229313585 \h </w:instrText>
             </w:r>
             <w:r>
               <w:rPr>
@@ -1334,7 +1334,7 @@
               <w:lang w:eastAsia="de-CH"/>
             </w:rPr>
           </w:pPr>
-          <w:hyperlink w:anchor="_Toc228108253" w:history="1">
+          <w:hyperlink w:anchor="_Toc229313586" w:history="1">
             <w:r>
               <w:rPr>
                 <w:rStyle w:val="Hyperlink"/>
@@ -1361,7 +1361,7 @@
                 <w:noProof/>
                 <w:webHidden/>
               </w:rPr>
-              <w:instrText xml:space="preserve"> PAGEREF _Toc228108253 \h </w:instrText>
+              <w:instrText xml:space="preserve"> PAGEREF _Toc229313586 \h </w:instrText>
             </w:r>
             <w:r>
               <w:rPr>
@@ -1382,6 +1382,216 @@
                 <w:webHidden/>
               </w:rPr>
               <w:t>6</w:t>
+            </w:r>
+            <w:r>
+              <w:rPr>
+                <w:noProof/>
+                <w:webHidden/>
+              </w:rPr>
+              <w:fldChar w:fldCharType="end"/>
+            </w:r>
+          </w:hyperlink>
+        </w:p>
+        <w:p>
+          <w:pPr>
+            <w:pStyle w:val="Verzeichnis2"/>
+            <w:tabs>
+              <w:tab w:val="right" w:leader="dot" w:pos="9062"/>
+            </w:tabs>
+            <w:rPr>
+              <w:rFonts w:eastAsiaTheme="minorEastAsia"/>
+              <w:noProof/>
+              <w:lang w:eastAsia="de-CH"/>
+            </w:rPr>
+          </w:pPr>
+          <w:hyperlink w:anchor="_Toc229313587" w:history="1">
+            <w:r>
+              <w:rPr>
+                <w:rStyle w:val="Hyperlink"/>
+                <w:noProof/>
+              </w:rPr>
+              <w:t>Ist-Zustand</w:t>
+            </w:r>
+            <w:r>
+              <w:rPr>
+                <w:noProof/>
+                <w:webHidden/>
+              </w:rPr>
+              <w:tab/>
+            </w:r>
+            <w:r>
+              <w:rPr>
+                <w:noProof/>
+                <w:webHidden/>
+              </w:rPr>
+              <w:fldChar w:fldCharType="begin"/>
+            </w:r>
+            <w:r>
+              <w:rPr>
+                <w:noProof/>
+                <w:webHidden/>
+              </w:rPr>
+              <w:instrText xml:space="preserve"> PAGEREF _Toc229313587 \h </w:instrText>
+            </w:r>
+            <w:r>
+              <w:rPr>
+                <w:noProof/>
+                <w:webHidden/>
+              </w:rPr>
+            </w:r>
+            <w:r>
+              <w:rPr>
+                <w:noProof/>
+                <w:webHidden/>
+              </w:rPr>
+              <w:fldChar w:fldCharType="separate"/>
+            </w:r>
+            <w:r>
+              <w:rPr>
+                <w:noProof/>
+                <w:webHidden/>
+              </w:rPr>
+              <w:t>6</w:t>
+            </w:r>
+            <w:r>
+              <w:rPr>
+                <w:noProof/>
+                <w:webHidden/>
+              </w:rPr>
+              <w:fldChar w:fldCharType="end"/>
+            </w:r>
+          </w:hyperlink>
+        </w:p>
+        <w:p>
+          <w:pPr>
+            <w:pStyle w:val="Verzeichnis2"/>
+            <w:tabs>
+              <w:tab w:val="right" w:leader="dot" w:pos="9062"/>
+            </w:tabs>
+            <w:rPr>
+              <w:rFonts w:eastAsiaTheme="minorEastAsia"/>
+              <w:noProof/>
+              <w:lang w:eastAsia="de-CH"/>
+            </w:rPr>
+          </w:pPr>
+          <w:hyperlink w:anchor="_Toc229313588" w:history="1">
+            <w:r>
+              <w:rPr>
+                <w:rStyle w:val="Hyperlink"/>
+                <w:noProof/>
+              </w:rPr>
+              <w:t>Soll-Zustand</w:t>
+            </w:r>
+            <w:r>
+              <w:rPr>
+                <w:noProof/>
+                <w:webHidden/>
+              </w:rPr>
+              <w:tab/>
+            </w:r>
+            <w:r>
+              <w:rPr>
+                <w:noProof/>
+                <w:webHidden/>
+              </w:rPr>
+              <w:fldChar w:fldCharType="begin"/>
+            </w:r>
+            <w:r>
+              <w:rPr>
+                <w:noProof/>
+                <w:webHidden/>
+              </w:rPr>
+              <w:instrText xml:space="preserve"> PAGEREF _Toc229313588 \h </w:instrText>
+            </w:r>
+            <w:r>
+              <w:rPr>
+                <w:noProof/>
+                <w:webHidden/>
+              </w:rPr>
+            </w:r>
+            <w:r>
+              <w:rPr>
+                <w:noProof/>
+                <w:webHidden/>
+              </w:rPr>
+              <w:fldChar w:fldCharType="separate"/>
+            </w:r>
+            <w:r>
+              <w:rPr>
+                <w:noProof/>
+                <w:webHidden/>
+              </w:rPr>
+              <w:t>7</w:t>
+            </w:r>
+            <w:r>
+              <w:rPr>
+                <w:noProof/>
+                <w:webHidden/>
+              </w:rPr>
+              <w:fldChar w:fldCharType="end"/>
+            </w:r>
+          </w:hyperlink>
+        </w:p>
+        <w:p>
+          <w:pPr>
+            <w:pStyle w:val="Verzeichnis2"/>
+            <w:tabs>
+              <w:tab w:val="right" w:leader="dot" w:pos="9062"/>
+            </w:tabs>
+            <w:rPr>
+              <w:rFonts w:eastAsiaTheme="minorEastAsia"/>
+              <w:noProof/>
+              <w:lang w:eastAsia="de-CH"/>
+            </w:rPr>
+          </w:pPr>
+          <w:hyperlink w:anchor="_Toc229313589" w:history="1">
+            <w:r>
+              <w:rPr>
+                <w:rStyle w:val="Hyperlink"/>
+                <w:noProof/>
+              </w:rPr>
+              <w:t>Entscheidung für Cloudanbieter</w:t>
+            </w:r>
+            <w:r>
+              <w:rPr>
+                <w:noProof/>
+                <w:webHidden/>
+              </w:rPr>
+              <w:tab/>
+            </w:r>
+            <w:r>
+              <w:rPr>
+                <w:noProof/>
+                <w:webHidden/>
+              </w:rPr>
+              <w:fldChar w:fldCharType="begin"/>
+            </w:r>
+            <w:r>
+              <w:rPr>
+                <w:noProof/>
+                <w:webHidden/>
+              </w:rPr>
+              <w:instrText xml:space="preserve"> PAGEREF _Toc229313589 \h </w:instrText>
+            </w:r>
+            <w:r>
+              <w:rPr>
+                <w:noProof/>
+                <w:webHidden/>
+              </w:rPr>
+            </w:r>
+            <w:r>
+              <w:rPr>
+                <w:noProof/>
+                <w:webHidden/>
+              </w:rPr>
+              <w:fldChar w:fldCharType="separate"/>
+            </w:r>
+            <w:r>
+              <w:rPr>
+                <w:noProof/>
+                <w:webHidden/>
+              </w:rPr>
+              <w:t>7</w:t>
             </w:r>
             <w:r>
               <w:rPr>
@@ -1404,7 +1614,7 @@
               <w:lang w:eastAsia="de-CH"/>
             </w:rPr>
           </w:pPr>
-          <w:hyperlink w:anchor="_Toc228108254" w:history="1">
+          <w:hyperlink w:anchor="_Toc229313590" w:history="1">
             <w:r>
               <w:rPr>
                 <w:rStyle w:val="Hyperlink"/>
@@ -1431,7 +1641,7 @@
                 <w:noProof/>
                 <w:webHidden/>
               </w:rPr>
-              <w:instrText xml:space="preserve"> PAGEREF _Toc228108254 \h </w:instrText>
+              <w:instrText xml:space="preserve"> PAGEREF _Toc229313590 \h </w:instrText>
             </w:r>
             <w:r>
               <w:rPr>
@@ -1451,7 +1661,7 @@
                 <w:noProof/>
                 <w:webHidden/>
               </w:rPr>
-              <w:t>7</w:t>
+              <w:t>9</w:t>
             </w:r>
             <w:r>
               <w:rPr>
@@ -1484,7 +1694,7 @@
       <w:pPr>
         <w:pStyle w:val="berschrift1"/>
       </w:pPr>
-      <w:bookmarkStart w:id="0" w:name="_Toc228108243"/>
+      <w:bookmarkStart w:id="0" w:name="_Toc229313576"/>
       <w:r>
         <w:lastRenderedPageBreak/>
         <w:t xml:space="preserve">Meilenstein 1: </w:t>
@@ -1498,7 +1708,7 @@
       <w:pPr>
         <w:pStyle w:val="berschrift2"/>
       </w:pPr>
-      <w:bookmarkStart w:id="1" w:name="_Toc228108244"/>
+      <w:bookmarkStart w:id="1" w:name="_Toc229313577"/>
       <w:r>
         <w:t>Einleitung</w:t>
       </w:r>
@@ -1516,7 +1726,7 @@
       <w:pPr>
         <w:pStyle w:val="berschrift2"/>
       </w:pPr>
-      <w:bookmarkStart w:id="2" w:name="_Toc228108245"/>
+      <w:bookmarkStart w:id="2" w:name="_Toc229313578"/>
       <w:r>
         <w:t>Kenndaten der einzelnen Anbieter</w:t>
       </w:r>
@@ -1531,7 +1741,7 @@
       <w:pPr>
         <w:pStyle w:val="berschrift2"/>
       </w:pPr>
-      <w:bookmarkStart w:id="3" w:name="_Toc228108246"/>
+      <w:bookmarkStart w:id="3" w:name="_Toc229313579"/>
       <w:r>
         <w:t>Amazon Cloud Storage (AWS)</w:t>
       </w:r>
@@ -1874,7 +2084,7 @@
       <w:pPr>
         <w:pStyle w:val="berschrift2"/>
       </w:pPr>
-      <w:bookmarkStart w:id="4" w:name="_Toc228108247"/>
+      <w:bookmarkStart w:id="4" w:name="_Toc229313580"/>
       <w:r>
         <w:lastRenderedPageBreak/>
         <w:t>Microsoft Azure Blob Storage</w:t>
@@ -2214,7 +2424,7 @@
       <w:pPr>
         <w:pStyle w:val="berschrift2"/>
       </w:pPr>
-      <w:bookmarkStart w:id="5" w:name="_Toc228108248"/>
+      <w:bookmarkStart w:id="5" w:name="_Toc229313581"/>
       <w:r>
         <w:t>OVH Cloud Storage</w:t>
       </w:r>
@@ -2554,7 +2764,7 @@
       <w:pPr>
         <w:pStyle w:val="berschrift2"/>
       </w:pPr>
-      <w:bookmarkStart w:id="6" w:name="_Toc228108249"/>
+      <w:bookmarkStart w:id="6" w:name="_Toc229313582"/>
       <w:r>
         <w:lastRenderedPageBreak/>
         <w:t>STRATO HiDrive</w:t>
@@ -2885,7 +3095,7 @@
       <w:pPr>
         <w:pStyle w:val="berschrift2"/>
       </w:pPr>
-      <w:bookmarkStart w:id="7" w:name="_Toc228108250"/>
+      <w:bookmarkStart w:id="7" w:name="_Toc229313583"/>
       <w:r>
         <w:t>Google Cloud Storage</w:t>
       </w:r>
@@ -3258,7 +3468,7 @@
         <w:lastRenderedPageBreak/>
         <w:t xml:space="preserve"> </w:t>
       </w:r>
-      <w:bookmarkStart w:id="8" w:name="_Toc228108251"/>
+      <w:bookmarkStart w:id="8" w:name="_Toc229313584"/>
       <w:r>
         <w:t>Backblaze B2 Cloud Storage</w:t>
       </w:r>
@@ -3591,7 +3801,7 @@
       <w:pPr>
         <w:pStyle w:val="berschrift2"/>
       </w:pPr>
-      <w:bookmarkStart w:id="9" w:name="_Toc228108252"/>
+      <w:bookmarkStart w:id="9" w:name="_Toc229313585"/>
       <w:r>
         <w:t>Meta10 Cloud Backup (Acronis)</w:t>
       </w:r>
@@ -3934,13 +4144,12 @@
     <w:p/>
     <w:p/>
     <w:p/>
-    <w:p>
-      <w:bookmarkStart w:id="10" w:name="_Toc228108253"/>
-    </w:p>
+    <w:p/>
     <w:p>
       <w:pPr>
         <w:pStyle w:val="berschrift1"/>
       </w:pPr>
+      <w:bookmarkStart w:id="10" w:name="_Toc229313586"/>
       <w:r>
         <w:lastRenderedPageBreak/>
         <w:t>Meilenstein 2: Cloud-Konzept, Entscheidung</w:t>
@@ -3951,9 +4160,11 @@
       <w:pPr>
         <w:pStyle w:val="berschrift2"/>
       </w:pPr>
+      <w:bookmarkStart w:id="11" w:name="_Toc229313587"/>
       <w:r>
         <w:t>Ist-Zustand</w:t>
       </w:r>
+      <w:bookmarkEnd w:id="11"/>
     </w:p>
     <w:p>
       <w:r>
@@ -4019,7 +4230,13 @@
     </w:p>
     <w:p>
       <w:r>
-        <w:t>Es wird hier in Zyklen gespeichert. In der ersten Woche eines Zyklus wird am Montag um 02:00 ein Full Backup gemacht. In den darauf folgenden 4 Wochen wird am Montag um 02:00 Uhr jeweils ein inkrementelles Backup gemacht. Nach diesem Zyklus (5 Wochen) beginnt der nächste. Dies ebenfalls mit einem Full Backup. Jegliche, in diesem Abschnitt beschriebenen, Backups werden auf dem NAS gespeichert. Es bleiben jeweils die letzten 5 Zyklen auf dem NAS bestehen. Sobald der 6. Zyklus beginnt, wird der erste gelöscht. Dieser Prozess wird für die weiteren Zyklen so weitergeführt. Damit sind auf dem NAS jeweils die letzten 25 Wochen gespeichert. Zusätzlich werden die Daten regelmässig auf LTO geshrieben und extern an einem vor höheren Mächten geschützten Ort aufbewahrt. Alle 25 Wochen, also exakt 5 Zyklen, werden die gesamten Daten auf dem NAS auf Tape (LTO) gespielt. Diese Bänder werden über einen, durch den Kunden noch zu definierenden, Zeitraum aufbewahrt. Mithilfe dieses Schemas sind die Daten über eine lange Zeit auf dem NAS und können somit schnell wiederhergestellt werden. Gleichzeitig können jedoch auch zu viele Daten auf dem NAS und auf Tape verhindert werden.</w:t>
+        <w:t xml:space="preserve">Es wird hier in Zyklen gespeichert. In der ersten Woche eines Zyklus wird am Montag um 02:00 ein Full Backup gemacht. In den </w:t>
+      </w:r>
+      <w:r>
+        <w:t>darauffolgenden</w:t>
+      </w:r>
+      <w:r>
+        <w:t xml:space="preserve"> 4 Wochen wird am Montag um 02:00 Uhr jeweils ein inkrementelles Backup gemacht. Nach diesem Zyklus (5 Wochen) beginnt der nächste. Dies ebenfalls mit einem Full Backup. Jegliche, in diesem Abschnitt beschriebenen, Backups werden auf dem NAS gespeichert. Es bleiben jeweils die letzten 5 Zyklen auf dem NAS bestehen. Sobald der 6. Zyklus beginnt, wird der erste gelöscht. Dieser Prozess wird für die weiteren Zyklen so weitergeführt. Damit sind auf dem NAS jeweils die letzten 25 Wochen gespeichert. Zusätzlich werden die Daten regelmässig auf LTO geshrieben und extern an einem vor höheren Mächten geschützten Ort aufbewahrt. Alle 25 Wochen, also exakt 5 Zyklen, werden die gesamten Daten auf dem NAS auf Tape (LTO) gespielt. Diese Bänder werden über einen, durch den Kunden noch zu definierenden, Zeitraum aufbewahrt. Mithilfe dieses Schemas sind die Daten über eine lange Zeit auf dem NAS und können somit schnell wiederhergestellt werden. Gleichzeitig können jedoch auch zu viele Daten auf dem NAS und auf Tape verhindert werden.</w:t>
       </w:r>
     </w:p>
     <w:p/>
@@ -4041,7 +4258,13 @@
         <w:t>3</w:t>
       </w:r>
       <w:r>
-        <w:t>, mit einem leistungsfähigen NAS sowie mit LTO gearbeitet werden. Die Bänder werden extern in einem vor höheren Mächten geschützten Tresor aufbewart werden. Ein Band kann ungefähr 45 TB speichern und kostet ungefähr 150 CHF. Die Preise und Leitungen der Bänder können jedoch stark variieren. Beim Wahl des NAS fiel diese auf eine Synology 12-bay DiskStation AMD Ryzen V1500B quad (DS2422+). Die Anschaffungskosten liegen bei ungefähr 2000 CHF. Die zusätzlichen Anschaffungkosten für die benötigen Disks liegen bei ungefähr 6000 CHF. Diese Kosten decken die physische Infrastruktur für das gesamte Backupkonzept ab. Für die Bereiche Server 2 und Server 3 fallen lediglich die Kosten für die zu verwendeten LTO Bänder an. Die Gesamtkosten für jene werden jedoch aufgrund ihrer Unberechenbarkeit erst später dargelegt. Diese Infrastruktur kann sehr gut skaliert und über eine längere Zeit betrieben werden. Zusätzlich sind die Betriebskosten nicht sonderlich hoch.</w:t>
+        <w:t xml:space="preserve">, mit einem leistungsfähigen NAS sowie mit LTO gearbeitet werden. Die Bänder werden extern in einem vor höheren Mächten geschützten Tresor aufbewart werden. Ein Band kann ungefähr 45 TB speichern und kostet ungefähr 150 CHF. Die Preise und Leitungen der Bänder können jedoch stark variieren. Beim Wahl des NAS fiel diese auf eine Synology 12-bay DiskStation AMD Ryzen V1500B quad (DS2422+). Die Anschaffungskosten liegen bei ungefähr 2000 CHF. Die zusätzlichen Anschaffungkosten für die benötigen Disks liegen bei ungefähr 6000 CHF. Diese Kosten decken die physische Infrastruktur für das gesamte Backupkonzept ab. Für die Bereiche Server 2 und Server 3 fallen lediglich die Kosten für die zu verwendeten </w:t>
+      </w:r>
+      <w:r>
+        <w:t>LTO-Bänder</w:t>
+      </w:r>
+      <w:r>
+        <w:t xml:space="preserve"> an. Die Gesamtkosten für jene werden jedoch aufgrund ihrer Unberechenbarkeit erst später dargelegt. Diese Infrastruktur kann sehr gut skaliert und über eine längere Zeit betrieben werden. Zusätzlich sind die Betriebskosten nicht sonderlich hoch.</w:t>
       </w:r>
     </w:p>
     <w:p/>
@@ -4075,9 +4298,11 @@
       <w:r>
         <w:t xml:space="preserve"> </w:t>
       </w:r>
+      <w:bookmarkStart w:id="12" w:name="_Toc229313588"/>
       <w:r>
         <w:t>Soll-Zustand</w:t>
       </w:r>
+      <w:bookmarkEnd w:id="12"/>
     </w:p>
     <w:p>
       <w:r>
@@ -4164,9 +4389,11 @@
       <w:pPr>
         <w:pStyle w:val="berschrift2"/>
       </w:pPr>
+      <w:bookmarkStart w:id="13" w:name="_Toc229313589"/>
       <w:r>
         <w:t>Entscheidung für Cloudanbieter</w:t>
       </w:r>
+      <w:bookmarkEnd w:id="13"/>
     </w:p>
     <w:p>
       <w:r>
@@ -4246,24 +4473,19 @@
         <w:rPr>
           <w:i/>
           <w:iCs/>
-          <w:highlight w:val="red"/>
         </w:rPr>
       </w:pPr>
       <w:r>
         <w:rPr>
           <w:i/>
           <w:iCs/>
-          <w:highlight w:val="red"/>
         </w:rPr>
         <w:t xml:space="preserve">Ist die Machbarkeit durch die POC-Demo bestätigt? </w:t>
       </w:r>
     </w:p>
     <w:p>
       <w:r>
-        <w:rPr>
-          <w:highlight w:val="red"/>
-        </w:rPr>
-        <w:t>Die Demo steht noch aus.</w:t>
+        <w:t>Ja, die Machbarkeit ist durch die Tests in der Praxis bestätigt.</w:t>
       </w:r>
     </w:p>
     <w:p>
@@ -4325,12 +4547,348 @@
       <w:pPr>
         <w:pStyle w:val="berschrift1"/>
       </w:pPr>
-      <w:bookmarkStart w:id="11" w:name="_Toc228108254"/>
+      <w:bookmarkStart w:id="14" w:name="_Toc229313590"/>
       <w:r>
         <w:lastRenderedPageBreak/>
         <w:t>Meilenstein 3: Realisation, Auswertung</w:t>
       </w:r>
-      <w:bookmarkEnd w:id="11"/>
+      <w:bookmarkEnd w:id="14"/>
+    </w:p>
+    <w:p>
+      <w:r>
+        <w:t>Bei der Umsetzung kam es zu mehreren Problemen, welche zu einem grossen zusätzlichen Zeitaufwand führ</w:t>
+      </w:r>
+      <w:r>
+        <w:t>ten. In diesem Abschnitt werden nur die relevantesten davon erwähnt. Unter dem Punkt «Live-Notizen» sind auch die weiteren Probleme während der Realisation niedergeschrieben.</w:t>
+      </w:r>
+    </w:p>
+    <w:p>
+      <w:r>
+        <w:t>Zu Beginn</w:t>
+      </w:r>
+    </w:p>
+    <w:p>
+      <w:r>
+        <w:t>Live-Notizen</w:t>
+      </w:r>
+    </w:p>
+    <w:p>
+      <w:pPr>
+        <w:pStyle w:val="Listenabsatz"/>
+        <w:numPr>
+          <w:ilvl w:val="0"/>
+          <w:numId w:val="4"/>
+        </w:numPr>
+      </w:pPr>
+      <w:r>
+        <w:t>Problem mit GitHub festgestellt.</w:t>
+      </w:r>
+    </w:p>
+    <w:p>
+      <w:pPr>
+        <w:pStyle w:val="Listenabsatz"/>
+        <w:numPr>
+          <w:ilvl w:val="0"/>
+          <w:numId w:val="4"/>
+        </w:numPr>
+      </w:pPr>
+      <w:r>
+        <w:t>Das Problem konnte durch erneutes Anmelden</w:t>
+      </w:r>
+      <w:r>
+        <w:t xml:space="preserve"> und Ändern des Passwortes</w:t>
+      </w:r>
+      <w:r>
+        <w:t xml:space="preserve"> gelöst werden.</w:t>
+      </w:r>
+    </w:p>
+    <w:p>
+      <w:pPr>
+        <w:pStyle w:val="Listenabsatz"/>
+        <w:numPr>
+          <w:ilvl w:val="0"/>
+          <w:numId w:val="4"/>
+        </w:numPr>
+      </w:pPr>
+      <w:r>
+        <w:t>Ein Testbackup mit Duplicati wurde erstellt.</w:t>
+      </w:r>
+    </w:p>
+    <w:p>
+      <w:pPr>
+        <w:pStyle w:val="Listenabsatz"/>
+        <w:numPr>
+          <w:ilvl w:val="0"/>
+          <w:numId w:val="4"/>
+        </w:numPr>
+      </w:pPr>
+      <w:r>
+        <w:t>Die Anmeldung bei Google über Duplicati wurde durchgeführt.</w:t>
+      </w:r>
+    </w:p>
+    <w:p>
+      <w:pPr>
+        <w:pStyle w:val="Listenabsatz"/>
+        <w:numPr>
+          <w:ilvl w:val="0"/>
+          <w:numId w:val="4"/>
+        </w:numPr>
+      </w:pPr>
+      <w:r>
+        <w:t>Die Credentials wurden erhalten.</w:t>
+      </w:r>
+    </w:p>
+    <w:p>
+      <w:pPr>
+        <w:pStyle w:val="Listenabsatz"/>
+        <w:numPr>
+          <w:ilvl w:val="0"/>
+          <w:numId w:val="4"/>
+        </w:numPr>
+      </w:pPr>
+      <w:r>
+        <w:t>Der Pfad zum Ordner in backup_cloud wurde nicht akzeptiert.</w:t>
+      </w:r>
+    </w:p>
+    <w:p>
+      <w:pPr>
+        <w:pStyle w:val="Listenabsatz"/>
+        <w:numPr>
+          <w:ilvl w:val="0"/>
+          <w:numId w:val="4"/>
+        </w:numPr>
+      </w:pPr>
+      <w:r>
+        <w:t>Troubleshooting des Pfadproblems durchgeführt.</w:t>
+      </w:r>
+    </w:p>
+    <w:p>
+      <w:pPr>
+        <w:pStyle w:val="Listenabsatz"/>
+        <w:numPr>
+          <w:ilvl w:val="0"/>
+          <w:numId w:val="4"/>
+        </w:numPr>
+      </w:pPr>
+      <w:r>
+        <w:t>Ein neuer Bucket wurde erstellt, da der bisherige Bucket aufgrund des Unterstrichs nicht gültig war.</w:t>
+      </w:r>
+    </w:p>
+    <w:p>
+      <w:pPr>
+        <w:pStyle w:val="Listenabsatz"/>
+        <w:numPr>
+          <w:ilvl w:val="0"/>
+          <w:numId w:val="4"/>
+        </w:numPr>
+      </w:pPr>
+      <w:r>
+        <w:t>Nach der Erstellung des neuen Buckets trat erneut eine Fehlermeldung auf.</w:t>
+      </w:r>
+    </w:p>
+    <w:p>
+      <w:pPr>
+        <w:pStyle w:val="Listenabsatz"/>
+        <w:numPr>
+          <w:ilvl w:val="0"/>
+          <w:numId w:val="4"/>
+        </w:numPr>
+      </w:pPr>
+      <w:r>
+        <w:t>Der Pfad musste angepasst werden, da ein Rechtschreibfehler im Bucket-Namen und ein fehlerhafter Pfad vorhanden waren.</w:t>
+      </w:r>
+    </w:p>
+    <w:p>
+      <w:pPr>
+        <w:pStyle w:val="Listenabsatz"/>
+        <w:numPr>
+          <w:ilvl w:val="0"/>
+          <w:numId w:val="4"/>
+        </w:numPr>
+      </w:pPr>
+      <w:r>
+        <w:t>Ein Testordner wurde über den Duplicati-Client von lokal in den Cloud Storage gesichert.</w:t>
+      </w:r>
+    </w:p>
+    <w:p>
+      <w:pPr>
+        <w:pStyle w:val="Listenabsatz"/>
+        <w:numPr>
+          <w:ilvl w:val="0"/>
+          <w:numId w:val="4"/>
+        </w:numPr>
+      </w:pPr>
+      <w:r>
+        <w:t>Das Backup war erfolgreich.</w:t>
+      </w:r>
+    </w:p>
+    <w:p>
+      <w:pPr>
+        <w:pStyle w:val="Listenabsatz"/>
+        <w:numPr>
+          <w:ilvl w:val="0"/>
+          <w:numId w:val="4"/>
+        </w:numPr>
+      </w:pPr>
+      <w:r>
+        <w:t>Der Testordner konnte wiederhergestellt werden.</w:t>
+      </w:r>
+    </w:p>
+    <w:p>
+      <w:pPr>
+        <w:pStyle w:val="Listenabsatz"/>
+        <w:numPr>
+          <w:ilvl w:val="0"/>
+          <w:numId w:val="4"/>
+        </w:numPr>
+      </w:pPr>
+      <w:r>
+        <w:t xml:space="preserve">Ein Testversuch über die VM wurde </w:t>
+      </w:r>
+      <w:r>
+        <w:t>gestartet</w:t>
+      </w:r>
+      <w:r>
+        <w:t>.</w:t>
+      </w:r>
+    </w:p>
+    <w:p>
+      <w:pPr>
+        <w:pStyle w:val="Listenabsatz"/>
+        <w:numPr>
+          <w:ilvl w:val="0"/>
+          <w:numId w:val="4"/>
+        </w:numPr>
+      </w:pPr>
+      <w:r>
+        <w:t>Die</w:t>
+      </w:r>
+      <w:r>
+        <w:t xml:space="preserve"> </w:t>
+      </w:r>
+      <w:r>
+        <w:t>VM startete nicht korrekt.</w:t>
+      </w:r>
+    </w:p>
+    <w:p>
+      <w:pPr>
+        <w:pStyle w:val="Listenabsatz"/>
+        <w:numPr>
+          <w:ilvl w:val="0"/>
+          <w:numId w:val="4"/>
+        </w:numPr>
+      </w:pPr>
+      <w:r>
+        <w:t>Troubleshooting der VM durchgeführt.</w:t>
+      </w:r>
+    </w:p>
+    <w:p>
+      <w:pPr>
+        <w:pStyle w:val="Listenabsatz"/>
+        <w:numPr>
+          <w:ilvl w:val="0"/>
+          <w:numId w:val="4"/>
+        </w:numPr>
+      </w:pPr>
+      <w:r>
+        <w:t>Die VM musste aus dem VMware Workstation Player entfernt und neu hinzugefügt werden.</w:t>
+      </w:r>
+    </w:p>
+    <w:p>
+      <w:pPr>
+        <w:pStyle w:val="Listenabsatz"/>
+        <w:numPr>
+          <w:ilvl w:val="0"/>
+          <w:numId w:val="4"/>
+        </w:numPr>
+      </w:pPr>
+      <w:r>
+        <w:t>Duplicati wurde auf der VM heruntergeladen.</w:t>
+      </w:r>
+    </w:p>
+    <w:p>
+      <w:pPr>
+        <w:pStyle w:val="Listenabsatz"/>
+        <w:numPr>
+          <w:ilvl w:val="0"/>
+          <w:numId w:val="4"/>
+        </w:numPr>
+      </w:pPr>
+      <w:r>
+        <w:t>Der erste Test hat nicht funktioniert, da das Kopieren vom Laptop auf die VM nicht korrekt funktionierte.</w:t>
+      </w:r>
+    </w:p>
+    <w:p>
+      <w:pPr>
+        <w:pStyle w:val="Listenabsatz"/>
+        <w:numPr>
+          <w:ilvl w:val="0"/>
+          <w:numId w:val="4"/>
+        </w:numPr>
+      </w:pPr>
+      <w:r>
+        <w:t>Gewisse Zeichen wurden beim Kopieren verändert.</w:t>
+      </w:r>
+    </w:p>
+    <w:p>
+      <w:pPr>
+        <w:pStyle w:val="Listenabsatz"/>
+        <w:numPr>
+          <w:ilvl w:val="0"/>
+          <w:numId w:val="4"/>
+        </w:numPr>
+      </w:pPr>
+      <w:r>
+        <w:t>Troubleshooting der VM durchgeführt, da diese stockte.</w:t>
+      </w:r>
+    </w:p>
+    <w:p>
+      <w:pPr>
+        <w:pStyle w:val="Listenabsatz"/>
+        <w:numPr>
+          <w:ilvl w:val="0"/>
+          <w:numId w:val="4"/>
+        </w:numPr>
+      </w:pPr>
+      <w:r>
+        <w:t>Ein Problem trat auf, da bereits eine ähnlich benannte Datei im Backup vorhanden war.</w:t>
+      </w:r>
+    </w:p>
+    <w:p>
+      <w:pPr>
+        <w:pStyle w:val="Listenabsatz"/>
+        <w:numPr>
+          <w:ilvl w:val="0"/>
+          <w:numId w:val="4"/>
+        </w:numPr>
+      </w:pPr>
+      <w:r>
+        <w:t>Ein neuer Ordner im Cloud Storage wurde erstellt.</w:t>
+      </w:r>
+    </w:p>
+    <w:p>
+      <w:pPr>
+        <w:pStyle w:val="Listenabsatz"/>
+        <w:numPr>
+          <w:ilvl w:val="0"/>
+          <w:numId w:val="4"/>
+        </w:numPr>
+      </w:pPr>
+      <w:r>
+        <w:t>Das Backup einer Testdatei auf der VM war erfolgreich.</w:t>
+      </w:r>
+    </w:p>
+    <w:p>
+      <w:pPr>
+        <w:pStyle w:val="Listenabsatz"/>
+        <w:numPr>
+          <w:ilvl w:val="0"/>
+          <w:numId w:val="4"/>
+        </w:numPr>
+      </w:pPr>
+      <w:r>
+        <w:t>Eine 5 GB grosse Datei wurde per CMD-Befehl erstellt.</w:t>
+      </w:r>
     </w:p>
     <w:p/>
     <w:sectPr>
@@ -4731,11 +5289,243 @@
       </w:rPr>
     </w:lvl>
   </w:abstractNum>
+  <w:abstractNum w:abstractNumId="2" w15:restartNumberingAfterBreak="0">
+    <w:nsid w:val="67364F96"/>
+    <w:multiLevelType w:val="hybridMultilevel"/>
+    <w:tmpl w:val="FB0C9034"/>
+    <w:lvl w:ilvl="0" w:tplc="08070001">
+      <w:start w:val="1"/>
+      <w:numFmt w:val="bullet"/>
+      <w:lvlText w:val=""/>
+      <w:lvlJc w:val="left"/>
+      <w:pPr>
+        <w:ind w:left="720" w:hanging="360"/>
+      </w:pPr>
+      <w:rPr>
+        <w:rFonts w:ascii="Symbol" w:hAnsi="Symbol" w:hint="default"/>
+      </w:rPr>
+    </w:lvl>
+    <w:lvl w:ilvl="1" w:tplc="08070003" w:tentative="1">
+      <w:start w:val="1"/>
+      <w:numFmt w:val="bullet"/>
+      <w:lvlText w:val="o"/>
+      <w:lvlJc w:val="left"/>
+      <w:pPr>
+        <w:ind w:left="1440" w:hanging="360"/>
+      </w:pPr>
+      <w:rPr>
+        <w:rFonts w:ascii="Courier New" w:hAnsi="Courier New" w:cs="Courier New" w:hint="default"/>
+      </w:rPr>
+    </w:lvl>
+    <w:lvl w:ilvl="2" w:tplc="08070005" w:tentative="1">
+      <w:start w:val="1"/>
+      <w:numFmt w:val="bullet"/>
+      <w:lvlText w:val=""/>
+      <w:lvlJc w:val="left"/>
+      <w:pPr>
+        <w:ind w:left="2160" w:hanging="360"/>
+      </w:pPr>
+      <w:rPr>
+        <w:rFonts w:ascii="Wingdings" w:hAnsi="Wingdings" w:hint="default"/>
+      </w:rPr>
+    </w:lvl>
+    <w:lvl w:ilvl="3" w:tplc="08070001" w:tentative="1">
+      <w:start w:val="1"/>
+      <w:numFmt w:val="bullet"/>
+      <w:lvlText w:val=""/>
+      <w:lvlJc w:val="left"/>
+      <w:pPr>
+        <w:ind w:left="2880" w:hanging="360"/>
+      </w:pPr>
+      <w:rPr>
+        <w:rFonts w:ascii="Symbol" w:hAnsi="Symbol" w:hint="default"/>
+      </w:rPr>
+    </w:lvl>
+    <w:lvl w:ilvl="4" w:tplc="08070003" w:tentative="1">
+      <w:start w:val="1"/>
+      <w:numFmt w:val="bullet"/>
+      <w:lvlText w:val="o"/>
+      <w:lvlJc w:val="left"/>
+      <w:pPr>
+        <w:ind w:left="3600" w:hanging="360"/>
+      </w:pPr>
+      <w:rPr>
+        <w:rFonts w:ascii="Courier New" w:hAnsi="Courier New" w:cs="Courier New" w:hint="default"/>
+      </w:rPr>
+    </w:lvl>
+    <w:lvl w:ilvl="5" w:tplc="08070005" w:tentative="1">
+      <w:start w:val="1"/>
+      <w:numFmt w:val="bullet"/>
+      <w:lvlText w:val=""/>
+      <w:lvlJc w:val="left"/>
+      <w:pPr>
+        <w:ind w:left="4320" w:hanging="360"/>
+      </w:pPr>
+      <w:rPr>
+        <w:rFonts w:ascii="Wingdings" w:hAnsi="Wingdings" w:hint="default"/>
+      </w:rPr>
+    </w:lvl>
+    <w:lvl w:ilvl="6" w:tplc="08070001" w:tentative="1">
+      <w:start w:val="1"/>
+      <w:numFmt w:val="bullet"/>
+      <w:lvlText w:val=""/>
+      <w:lvlJc w:val="left"/>
+      <w:pPr>
+        <w:ind w:left="5040" w:hanging="360"/>
+      </w:pPr>
+      <w:rPr>
+        <w:rFonts w:ascii="Symbol" w:hAnsi="Symbol" w:hint="default"/>
+      </w:rPr>
+    </w:lvl>
+    <w:lvl w:ilvl="7" w:tplc="08070003" w:tentative="1">
+      <w:start w:val="1"/>
+      <w:numFmt w:val="bullet"/>
+      <w:lvlText w:val="o"/>
+      <w:lvlJc w:val="left"/>
+      <w:pPr>
+        <w:ind w:left="5760" w:hanging="360"/>
+      </w:pPr>
+      <w:rPr>
+        <w:rFonts w:ascii="Courier New" w:hAnsi="Courier New" w:cs="Courier New" w:hint="default"/>
+      </w:rPr>
+    </w:lvl>
+    <w:lvl w:ilvl="8" w:tplc="08070005" w:tentative="1">
+      <w:start w:val="1"/>
+      <w:numFmt w:val="bullet"/>
+      <w:lvlText w:val=""/>
+      <w:lvlJc w:val="left"/>
+      <w:pPr>
+        <w:ind w:left="6480" w:hanging="360"/>
+      </w:pPr>
+      <w:rPr>
+        <w:rFonts w:ascii="Wingdings" w:hAnsi="Wingdings" w:hint="default"/>
+      </w:rPr>
+    </w:lvl>
+  </w:abstractNum>
+  <w:abstractNum w:abstractNumId="3" w15:restartNumberingAfterBreak="0">
+    <w:nsid w:val="79522141"/>
+    <w:multiLevelType w:val="hybridMultilevel"/>
+    <w:tmpl w:val="DA1E703C"/>
+    <w:lvl w:ilvl="0" w:tplc="0807000B">
+      <w:start w:val="1"/>
+      <w:numFmt w:val="bullet"/>
+      <w:lvlText w:val=""/>
+      <w:lvlJc w:val="left"/>
+      <w:pPr>
+        <w:ind w:left="720" w:hanging="360"/>
+      </w:pPr>
+      <w:rPr>
+        <w:rFonts w:ascii="Wingdings" w:hAnsi="Wingdings" w:hint="default"/>
+      </w:rPr>
+    </w:lvl>
+    <w:lvl w:ilvl="1" w:tplc="08070003" w:tentative="1">
+      <w:start w:val="1"/>
+      <w:numFmt w:val="bullet"/>
+      <w:lvlText w:val="o"/>
+      <w:lvlJc w:val="left"/>
+      <w:pPr>
+        <w:ind w:left="1440" w:hanging="360"/>
+      </w:pPr>
+      <w:rPr>
+        <w:rFonts w:ascii="Courier New" w:hAnsi="Courier New" w:cs="Courier New" w:hint="default"/>
+      </w:rPr>
+    </w:lvl>
+    <w:lvl w:ilvl="2" w:tplc="08070005" w:tentative="1">
+      <w:start w:val="1"/>
+      <w:numFmt w:val="bullet"/>
+      <w:lvlText w:val=""/>
+      <w:lvlJc w:val="left"/>
+      <w:pPr>
+        <w:ind w:left="2160" w:hanging="360"/>
+      </w:pPr>
+      <w:rPr>
+        <w:rFonts w:ascii="Wingdings" w:hAnsi="Wingdings" w:hint="default"/>
+      </w:rPr>
+    </w:lvl>
+    <w:lvl w:ilvl="3" w:tplc="08070001" w:tentative="1">
+      <w:start w:val="1"/>
+      <w:numFmt w:val="bullet"/>
+      <w:lvlText w:val=""/>
+      <w:lvlJc w:val="left"/>
+      <w:pPr>
+        <w:ind w:left="2880" w:hanging="360"/>
+      </w:pPr>
+      <w:rPr>
+        <w:rFonts w:ascii="Symbol" w:hAnsi="Symbol" w:hint="default"/>
+      </w:rPr>
+    </w:lvl>
+    <w:lvl w:ilvl="4" w:tplc="08070003" w:tentative="1">
+      <w:start w:val="1"/>
+      <w:numFmt w:val="bullet"/>
+      <w:lvlText w:val="o"/>
+      <w:lvlJc w:val="left"/>
+      <w:pPr>
+        <w:ind w:left="3600" w:hanging="360"/>
+      </w:pPr>
+      <w:rPr>
+        <w:rFonts w:ascii="Courier New" w:hAnsi="Courier New" w:cs="Courier New" w:hint="default"/>
+      </w:rPr>
+    </w:lvl>
+    <w:lvl w:ilvl="5" w:tplc="08070005" w:tentative="1">
+      <w:start w:val="1"/>
+      <w:numFmt w:val="bullet"/>
+      <w:lvlText w:val=""/>
+      <w:lvlJc w:val="left"/>
+      <w:pPr>
+        <w:ind w:left="4320" w:hanging="360"/>
+      </w:pPr>
+      <w:rPr>
+        <w:rFonts w:ascii="Wingdings" w:hAnsi="Wingdings" w:hint="default"/>
+      </w:rPr>
+    </w:lvl>
+    <w:lvl w:ilvl="6" w:tplc="08070001" w:tentative="1">
+      <w:start w:val="1"/>
+      <w:numFmt w:val="bullet"/>
+      <w:lvlText w:val=""/>
+      <w:lvlJc w:val="left"/>
+      <w:pPr>
+        <w:ind w:left="5040" w:hanging="360"/>
+      </w:pPr>
+      <w:rPr>
+        <w:rFonts w:ascii="Symbol" w:hAnsi="Symbol" w:hint="default"/>
+      </w:rPr>
+    </w:lvl>
+    <w:lvl w:ilvl="7" w:tplc="08070003" w:tentative="1">
+      <w:start w:val="1"/>
+      <w:numFmt w:val="bullet"/>
+      <w:lvlText w:val="o"/>
+      <w:lvlJc w:val="left"/>
+      <w:pPr>
+        <w:ind w:left="5760" w:hanging="360"/>
+      </w:pPr>
+      <w:rPr>
+        <w:rFonts w:ascii="Courier New" w:hAnsi="Courier New" w:cs="Courier New" w:hint="default"/>
+      </w:rPr>
+    </w:lvl>
+    <w:lvl w:ilvl="8" w:tplc="08070005" w:tentative="1">
+      <w:start w:val="1"/>
+      <w:numFmt w:val="bullet"/>
+      <w:lvlText w:val=""/>
+      <w:lvlJc w:val="left"/>
+      <w:pPr>
+        <w:ind w:left="6480" w:hanging="360"/>
+      </w:pPr>
+      <w:rPr>
+        <w:rFonts w:ascii="Wingdings" w:hAnsi="Wingdings" w:hint="default"/>
+      </w:rPr>
+    </w:lvl>
+  </w:abstractNum>
   <w:num w:numId="1" w16cid:durableId="677512403">
     <w:abstractNumId w:val="1"/>
   </w:num>
   <w:num w:numId="2" w16cid:durableId="236597847">
     <w:abstractNumId w:val="0"/>
+  </w:num>
+  <w:num w:numId="3" w16cid:durableId="1615867849">
+    <w:abstractNumId w:val="2"/>
+  </w:num>
+  <w:num w:numId="4" w16cid:durableId="1063412505">
+    <w:abstractNumId w:val="3"/>
   </w:num>
 </w:numbering>
 </file>
@@ -6120,9 +6910,11 @@
     <w:rsid w:val="0073256B"/>
     <w:rsid w:val="00767D7E"/>
     <w:rsid w:val="007851EF"/>
+    <w:rsid w:val="00803A33"/>
     <w:rsid w:val="008C44B0"/>
     <w:rsid w:val="00B835B5"/>
     <w:rsid w:val="00BA4146"/>
+    <w:rsid w:val="00E87A93"/>
     <w:rsid w:val="00F4468C"/>
     <w:rsid w:val="00F96A85"/>
     <w:rsid w:val="00FC6145"/>

--- a/M143/LB3/LB3_Dokumentation.docx
+++ b/M143/LB3/LB3_Dokumentation.docx
@@ -1873,8 +1873,13 @@
             <w:pPr>
               <w:spacing w:after="160" w:line="278" w:lineRule="auto"/>
             </w:pPr>
-            <w:r>
-              <w:t>Geschw.</w:t>
+            <w:proofErr w:type="spellStart"/>
+            <w:r>
+              <w:t>Geschw</w:t>
+            </w:r>
+            <w:proofErr w:type="spellEnd"/>
+            <w:r>
+              <w:t>.</w:t>
             </w:r>
           </w:p>
         </w:tc>
@@ -2217,8 +2222,13 @@
             <w:pPr>
               <w:spacing w:after="160" w:line="278" w:lineRule="auto"/>
             </w:pPr>
-            <w:r>
-              <w:t>Geschw.</w:t>
+            <w:proofErr w:type="spellStart"/>
+            <w:r>
+              <w:t>Geschw</w:t>
+            </w:r>
+            <w:proofErr w:type="spellEnd"/>
+            <w:r>
+              <w:t>.</w:t>
             </w:r>
           </w:p>
         </w:tc>
@@ -2556,8 +2566,13 @@
             <w:pPr>
               <w:spacing w:after="160" w:line="278" w:lineRule="auto"/>
             </w:pPr>
-            <w:r>
-              <w:t>Geschw.</w:t>
+            <w:proofErr w:type="spellStart"/>
+            <w:r>
+              <w:t>Geschw</w:t>
+            </w:r>
+            <w:proofErr w:type="spellEnd"/>
+            <w:r>
+              <w:t>.</w:t>
             </w:r>
           </w:p>
         </w:tc>
@@ -2767,9 +2782,14 @@
       <w:bookmarkStart w:id="6" w:name="_Toc229313582"/>
       <w:r>
         <w:lastRenderedPageBreak/>
-        <w:t>STRATO HiDrive</w:t>
+        <w:t xml:space="preserve">STRATO </w:t>
+      </w:r>
+      <w:proofErr w:type="spellStart"/>
+      <w:r>
+        <w:t>HiDrive</w:t>
       </w:r>
       <w:bookmarkEnd w:id="6"/>
+      <w:proofErr w:type="spellEnd"/>
     </w:p>
     <w:tbl>
       <w:tblPr>
@@ -2897,8 +2917,13 @@
             <w:pPr>
               <w:spacing w:after="160" w:line="278" w:lineRule="auto"/>
             </w:pPr>
-            <w:r>
-              <w:t>Geschw.</w:t>
+            <w:proofErr w:type="spellStart"/>
+            <w:r>
+              <w:t>Geschw</w:t>
+            </w:r>
+            <w:proofErr w:type="spellEnd"/>
+            <w:r>
+              <w:t>.</w:t>
             </w:r>
           </w:p>
         </w:tc>
@@ -3227,8 +3252,13 @@
             <w:pPr>
               <w:spacing w:after="160" w:line="278" w:lineRule="auto"/>
             </w:pPr>
-            <w:r>
-              <w:t>Geschw.</w:t>
+            <w:proofErr w:type="spellStart"/>
+            <w:r>
+              <w:t>Geschw</w:t>
+            </w:r>
+            <w:proofErr w:type="spellEnd"/>
+            <w:r>
+              <w:t>.</w:t>
             </w:r>
           </w:p>
         </w:tc>
@@ -3469,8 +3499,13 @@
         <w:t xml:space="preserve"> </w:t>
       </w:r>
       <w:bookmarkStart w:id="8" w:name="_Toc229313584"/>
-      <w:r>
-        <w:t>Backblaze B2 Cloud Storage</w:t>
+      <w:proofErr w:type="spellStart"/>
+      <w:r>
+        <w:t>Backblaze</w:t>
+      </w:r>
+      <w:proofErr w:type="spellEnd"/>
+      <w:r>
+        <w:t xml:space="preserve"> B2 Cloud Storage</w:t>
       </w:r>
       <w:bookmarkEnd w:id="8"/>
     </w:p>
@@ -3600,8 +3635,13 @@
             <w:pPr>
               <w:spacing w:after="160" w:line="278" w:lineRule="auto"/>
             </w:pPr>
-            <w:r>
-              <w:t>Geschw.</w:t>
+            <w:proofErr w:type="spellStart"/>
+            <w:r>
+              <w:t>Geschw</w:t>
+            </w:r>
+            <w:proofErr w:type="spellEnd"/>
+            <w:r>
+              <w:t>.</w:t>
             </w:r>
           </w:p>
         </w:tc>
@@ -3882,7 +3922,15 @@
               <w:cnfStyle w:val="000000100000" w:firstRow="0" w:lastRow="0" w:firstColumn="0" w:lastColumn="0" w:oddVBand="0" w:evenVBand="0" w:oddHBand="1" w:evenHBand="0" w:firstRowFirstColumn="0" w:firstRowLastColumn="0" w:lastRowFirstColumn="0" w:lastRowLastColumn="0"/>
             </w:pPr>
             <w:r>
-              <w:t>Backup-as-a-Service</w:t>
+              <w:t>Backup-</w:t>
+            </w:r>
+            <w:proofErr w:type="spellStart"/>
+            <w:r>
+              <w:t>as</w:t>
+            </w:r>
+            <w:proofErr w:type="spellEnd"/>
+            <w:r>
+              <w:t>-a-Service</w:t>
             </w:r>
           </w:p>
         </w:tc>
@@ -3933,8 +3981,13 @@
             <w:pPr>
               <w:spacing w:after="160" w:line="278" w:lineRule="auto"/>
             </w:pPr>
-            <w:r>
-              <w:t>Geschw.</w:t>
+            <w:proofErr w:type="spellStart"/>
+            <w:r>
+              <w:t>Geschw</w:t>
+            </w:r>
+            <w:proofErr w:type="spellEnd"/>
+            <w:r>
+              <w:t>.</w:t>
             </w:r>
           </w:p>
         </w:tc>
@@ -4194,7 +4247,15 @@
     </w:p>
     <w:p>
       <w:r>
-        <w:t>Das Backup des Servers 3 wird on-premise durchgeführt. Dies, da ein schneller Zugriff auf die Bestellungen und Aufträge stehts möglich sein muss und die Daten möglichst in Kontrolle der Firma sein sollen. Die Daten werden regelmässig auf das NAS gespielt und dort 25 Wochen lang gespeichert. Anschliessend werden die Daten auf Tape (LTO) geschrieben und aufbewahrt.</w:t>
+        <w:t>Das Backup des Servers 3 wird on-</w:t>
+      </w:r>
+      <w:proofErr w:type="spellStart"/>
+      <w:r>
+        <w:t>premise</w:t>
+      </w:r>
+      <w:proofErr w:type="spellEnd"/>
+      <w:r>
+        <w:t xml:space="preserve"> durchgeführt. Dies, da ein schneller Zugriff auf die Bestellungen und Aufträge stehts möglich sein muss und die Daten möglichst in Kontrolle der Firma sein sollen. Die Daten werden regelmässig auf das NAS gespielt und dort 25 Wochen lang gespeichert. Anschliessend werden die Daten auf Tape (LTO) geschrieben und aufbewahrt.</w:t>
       </w:r>
     </w:p>
     <w:p/>
@@ -4236,7 +4297,15 @@
         <w:t>darauffolgenden</w:t>
       </w:r>
       <w:r>
-        <w:t xml:space="preserve"> 4 Wochen wird am Montag um 02:00 Uhr jeweils ein inkrementelles Backup gemacht. Nach diesem Zyklus (5 Wochen) beginnt der nächste. Dies ebenfalls mit einem Full Backup. Jegliche, in diesem Abschnitt beschriebenen, Backups werden auf dem NAS gespeichert. Es bleiben jeweils die letzten 5 Zyklen auf dem NAS bestehen. Sobald der 6. Zyklus beginnt, wird der erste gelöscht. Dieser Prozess wird für die weiteren Zyklen so weitergeführt. Damit sind auf dem NAS jeweils die letzten 25 Wochen gespeichert. Zusätzlich werden die Daten regelmässig auf LTO geshrieben und extern an einem vor höheren Mächten geschützten Ort aufbewahrt. Alle 25 Wochen, also exakt 5 Zyklen, werden die gesamten Daten auf dem NAS auf Tape (LTO) gespielt. Diese Bänder werden über einen, durch den Kunden noch zu definierenden, Zeitraum aufbewahrt. Mithilfe dieses Schemas sind die Daten über eine lange Zeit auf dem NAS und können somit schnell wiederhergestellt werden. Gleichzeitig können jedoch auch zu viele Daten auf dem NAS und auf Tape verhindert werden.</w:t>
+        <w:t xml:space="preserve"> 4 Wochen wird am Montag um 02:00 Uhr jeweils ein inkrementelles Backup gemacht. Nach diesem Zyklus (5 Wochen) beginnt der nächste. Dies ebenfalls mit einem Full Backup. Jegliche, in diesem Abschnitt beschriebenen, Backups werden auf dem NAS gespeichert. Es bleiben jeweils die letzten 5 Zyklen auf dem NAS bestehen. Sobald der 6. Zyklus beginnt, wird der erste gelöscht. Dieser Prozess wird für die weiteren Zyklen so weitergeführt. Damit sind auf dem NAS jeweils die letzten 25 Wochen gespeichert. Zusätzlich werden die Daten regelmässig auf LTO </w:t>
+      </w:r>
+      <w:proofErr w:type="spellStart"/>
+      <w:r>
+        <w:t>geshrieben</w:t>
+      </w:r>
+      <w:proofErr w:type="spellEnd"/>
+      <w:r>
+        <w:t xml:space="preserve"> und extern an einem vor höheren Mächten geschützten Ort aufbewahrt. Alle 25 Wochen, also exakt 5 Zyklen, werden die gesamten Daten auf dem NAS auf Tape (LTO) gespielt. Diese Bänder werden über einen, durch den Kunden noch zu definierenden, Zeitraum aufbewahrt. Mithilfe dieses Schemas sind die Daten über eine lange Zeit auf dem NAS und können somit schnell wiederhergestellt werden. Gleichzeitig können jedoch auch zu viele Daten auf dem NAS und auf Tape verhindert werden.</w:t>
       </w:r>
     </w:p>
     <w:p/>
@@ -4258,7 +4327,47 @@
         <w:t>3</w:t>
       </w:r>
       <w:r>
-        <w:t xml:space="preserve">, mit einem leistungsfähigen NAS sowie mit LTO gearbeitet werden. Die Bänder werden extern in einem vor höheren Mächten geschützten Tresor aufbewart werden. Ein Band kann ungefähr 45 TB speichern und kostet ungefähr 150 CHF. Die Preise und Leitungen der Bänder können jedoch stark variieren. Beim Wahl des NAS fiel diese auf eine Synology 12-bay DiskStation AMD Ryzen V1500B quad (DS2422+). Die Anschaffungskosten liegen bei ungefähr 2000 CHF. Die zusätzlichen Anschaffungkosten für die benötigen Disks liegen bei ungefähr 6000 CHF. Diese Kosten decken die physische Infrastruktur für das gesamte Backupkonzept ab. Für die Bereiche Server 2 und Server 3 fallen lediglich die Kosten für die zu verwendeten </w:t>
+        <w:t xml:space="preserve">, mit einem leistungsfähigen NAS sowie mit LTO gearbeitet werden. Die Bänder werden extern in einem vor höheren Mächten geschützten Tresor </w:t>
+      </w:r>
+      <w:proofErr w:type="spellStart"/>
+      <w:r>
+        <w:t>aufbewart</w:t>
+      </w:r>
+      <w:proofErr w:type="spellEnd"/>
+      <w:r>
+        <w:t xml:space="preserve"> werden. Ein Band kann ungefähr 45 TB speichern und kostet ungefähr 150 CHF. Die Preise und Leitungen der Bänder können jedoch stark variieren. Beim Wahl des NAS fiel diese auf eine </w:t>
+      </w:r>
+      <w:proofErr w:type="spellStart"/>
+      <w:r>
+        <w:t>Synology</w:t>
+      </w:r>
+      <w:proofErr w:type="spellEnd"/>
+      <w:r>
+        <w:t xml:space="preserve"> 12-bay </w:t>
+      </w:r>
+      <w:proofErr w:type="spellStart"/>
+      <w:r>
+        <w:t>DiskStation</w:t>
+      </w:r>
+      <w:proofErr w:type="spellEnd"/>
+      <w:r>
+        <w:t xml:space="preserve"> AMD Ryzen V1500B </w:t>
+      </w:r>
+      <w:proofErr w:type="spellStart"/>
+      <w:r>
+        <w:t>quad</w:t>
+      </w:r>
+      <w:proofErr w:type="spellEnd"/>
+      <w:r>
+        <w:t xml:space="preserve"> (DS2422+). Die Anschaffungskosten liegen bei ungefähr 2000 CHF. Die zusätzlichen </w:t>
+      </w:r>
+      <w:proofErr w:type="spellStart"/>
+      <w:r>
+        <w:t>Anschaffungkosten</w:t>
+      </w:r>
+      <w:proofErr w:type="spellEnd"/>
+      <w:r>
+        <w:t xml:space="preserve"> für die benötigen Disks liegen bei ungefähr 6000 CHF. Diese Kosten decken die physische Infrastruktur für das gesamte Backupkonzept ab. Für die Bereiche Server 2 und Server 3 fallen lediglich die Kosten für die zu verwendeten </w:t>
       </w:r>
       <w:r>
         <w:t>LTO-Bänder</w:t>
@@ -4364,10 +4473,22 @@
         <w:t xml:space="preserve">Dieser Punkt wird alle 3 Monate durch Tests durch die IT-Abteilung überprüft. Diese Tests umfassen etwa </w:t>
       </w:r>
       <w:r>
-        <w:t>testweise R</w:t>
-      </w:r>
-      <w:r>
-        <w:t>ecoveries oder eine D</w:t>
+        <w:t xml:space="preserve">testweise </w:t>
+      </w:r>
+      <w:proofErr w:type="spellStart"/>
+      <w:r>
+        <w:t>R</w:t>
+      </w:r>
+      <w:r>
+        <w:t>ecoveries</w:t>
+      </w:r>
+      <w:proofErr w:type="spellEnd"/>
+      <w:r>
+        <w:t xml:space="preserve"> oder eine </w:t>
+      </w:r>
+      <w:proofErr w:type="spellStart"/>
+      <w:r>
+        <w:t>D</w:t>
       </w:r>
       <w:r>
         <w:t>e</w:t>
@@ -4381,6 +4502,7 @@
       <w:r>
         <w:t>s</w:t>
       </w:r>
+      <w:proofErr w:type="spellEnd"/>
       <w:r>
         <w:t>.</w:t>
       </w:r>
@@ -4427,11 +4549,16 @@
         <w:t>Sonntag</w:t>
       </w:r>
       <w:r>
-        <w:t>, 2 Uhr der ersten Kalenderwoche wird ein Fullback</w:t>
+        <w:t xml:space="preserve">, 2 Uhr der ersten Kalenderwoche wird ein </w:t>
+      </w:r>
+      <w:proofErr w:type="spellStart"/>
+      <w:r>
+        <w:t>Fullback</w:t>
       </w:r>
       <w:r>
         <w:t>up</w:t>
       </w:r>
+      <w:proofErr w:type="spellEnd"/>
       <w:r>
         <w:t xml:space="preserve"> gemacht. Anschliessend die folgenden 4 Wochen ein inkrementelles Backup. In Woche 6 beginnt dieser Zyklus von vorne. </w:t>
       </w:r>
@@ -4505,10 +4632,26 @@
     </w:p>
     <w:p>
       <w:r>
-        <w:t xml:space="preserve">Gemäss groben Schätzungen dürfte sich das initiale Backup über mehrere Stunden hinweg ziehen. Die folgenden inkrementellen Backups werden deutlich schneller gehen. Die Restoredauer kann kaum bemessen werden, da die Datenmenge stark </w:t>
-      </w:r>
-      <w:r>
-        <w:t xml:space="preserve">variieren kann. Die Dauer des Restores bei einem Desaster, mit der initialen Datenmenge, dürfte jedoch über mehrere Stunden ziehen. Dies </w:t>
+        <w:t xml:space="preserve">Gemäss groben Schätzungen dürfte sich das initiale Backup über mehrere Stunden hinweg ziehen. Die folgenden inkrementellen Backups werden deutlich schneller gehen. Die </w:t>
+      </w:r>
+      <w:proofErr w:type="spellStart"/>
+      <w:r>
+        <w:t>Restoredauer</w:t>
+      </w:r>
+      <w:proofErr w:type="spellEnd"/>
+      <w:r>
+        <w:t xml:space="preserve"> kann kaum bemessen werden, da die Datenmenge stark </w:t>
+      </w:r>
+      <w:r>
+        <w:t xml:space="preserve">variieren kann. Die Dauer des </w:t>
+      </w:r>
+      <w:proofErr w:type="spellStart"/>
+      <w:r>
+        <w:t>Restores</w:t>
+      </w:r>
+      <w:proofErr w:type="spellEnd"/>
+      <w:r>
+        <w:t xml:space="preserve"> bei einem Desaster, mit der initialen Datenmenge, dürfte jedoch über mehrere Stunden ziehen. Dies </w:t>
       </w:r>
       <w:r>
         <w:t>kann jedoch je nach Zeitpunkt sehr unterschiedlich sein.</w:t>
@@ -4555,19 +4698,65 @@
       <w:bookmarkEnd w:id="14"/>
     </w:p>
     <w:p>
-      <w:r>
-        <w:t>Bei der Umsetzung kam es zu mehreren Problemen, welche zu einem grossen zusätzlichen Zeitaufwand führ</w:t>
-      </w:r>
-      <w:r>
-        <w:t>ten. In diesem Abschnitt werden nur die relevantesten davon erwähnt. Unter dem Punkt «Live-Notizen» sind auch die weiteren Probleme während der Realisation niedergeschrieben.</w:t>
+      <w:pPr>
+        <w:pStyle w:val="berschrift2"/>
+      </w:pPr>
+      <w:r>
+        <w:t>Einleitung</w:t>
+      </w:r>
+    </w:p>
+    <w:p>
+      <w:r>
+        <w:t xml:space="preserve">Bei der Umsetzung kam es zu mehreren Problemen, welche zu einem grossen zusätzlichen Zeitaufwand </w:t>
+      </w:r>
+      <w:r>
+        <w:t xml:space="preserve">und starkem Zeitdruck </w:t>
+      </w:r>
+      <w:r>
+        <w:t>führ</w:t>
+      </w:r>
+      <w:r>
+        <w:t>t</w:t>
+      </w:r>
+      <w:r>
+        <w:t>en</w:t>
+      </w:r>
+      <w:r>
+        <w:t>. In diesem Abschnitt werden nur die relevantesten davon erwähnt. Unter dem Punkt «Live-Notizen» sind auch die weiteren Probleme während der Realisation niedergeschrieben.</w:t>
+      </w:r>
+      <w:r>
+        <w:t xml:space="preserve"> Ich möchte mich an dieser Stelle entschuldigen, falls gewisse Punkte nicht sauber dokumentiert wird. Es wurde versucht die wichtigsten Punkte zur Inbetriebnahme so gut wie möglich abzudecken.</w:t>
+      </w:r>
+    </w:p>
+    <w:p>
+      <w:pPr>
+        <w:pStyle w:val="berschrift2"/>
+      </w:pPr>
+      <w:r>
+        <w:t>Bericht zur Umsetzung</w:t>
       </w:r>
     </w:p>
     <w:p>
       <w:r>
         <w:t>Zu Beginn</w:t>
       </w:r>
-    </w:p>
-    <w:p>
+      <w:r>
+        <w:t xml:space="preserve"> der Umsetzung des Projektes kam es zu Problemen mit der Webseite und Tool GitHub. Eine Anmeldung war zeitweise nicht möglich. In dieser Zeit konnte keine Dokumentation nachgeführt werden. So war teilweise eine Livedokumentation nicht möglich und einige Teile der Umsetzung müssen so aus dem digitalen sowie natürlichen Gedächtnis verfasst werden. </w:t>
+      </w:r>
+    </w:p>
+    <w:p/>
+    <w:p>
+      <w:pPr>
+        <w:pStyle w:val="berschrift2"/>
+      </w:pPr>
+      <w:r>
+        <w:t>Auswertung des Projektes</w:t>
+      </w:r>
+    </w:p>
+    <w:p>
+      <w:pPr>
+        <w:pStyle w:val="berschrift2"/>
+      </w:pPr>
       <w:r>
         <w:t>Live-Notizen</w:t>
       </w:r>
@@ -4611,7 +4800,15 @@
         </w:numPr>
       </w:pPr>
       <w:r>
-        <w:t>Ein Testbackup mit Duplicati wurde erstellt.</w:t>
+        <w:t xml:space="preserve">Ein Testbackup mit </w:t>
+      </w:r>
+      <w:proofErr w:type="spellStart"/>
+      <w:r>
+        <w:t>Duplicati</w:t>
+      </w:r>
+      <w:proofErr w:type="spellEnd"/>
+      <w:r>
+        <w:t xml:space="preserve"> wurde erstellt.</w:t>
       </w:r>
     </w:p>
     <w:p>
@@ -4623,7 +4820,15 @@
         </w:numPr>
       </w:pPr>
       <w:r>
-        <w:t>Die Anmeldung bei Google über Duplicati wurde durchgeführt.</w:t>
+        <w:t xml:space="preserve">Die Anmeldung bei Google über </w:t>
+      </w:r>
+      <w:proofErr w:type="spellStart"/>
+      <w:r>
+        <w:t>Duplicati</w:t>
+      </w:r>
+      <w:proofErr w:type="spellEnd"/>
+      <w:r>
+        <w:t xml:space="preserve"> wurde durchgeführt.</w:t>
       </w:r>
     </w:p>
     <w:p>
@@ -4635,7 +4840,15 @@
         </w:numPr>
       </w:pPr>
       <w:r>
-        <w:t>Die Credentials wurden erhalten.</w:t>
+        <w:t xml:space="preserve">Die </w:t>
+      </w:r>
+      <w:proofErr w:type="spellStart"/>
+      <w:r>
+        <w:t>Credentials</w:t>
+      </w:r>
+      <w:proofErr w:type="spellEnd"/>
+      <w:r>
+        <w:t xml:space="preserve"> wurden erhalten.</w:t>
       </w:r>
     </w:p>
     <w:p>
@@ -4647,7 +4860,15 @@
         </w:numPr>
       </w:pPr>
       <w:r>
-        <w:t>Der Pfad zum Ordner in backup_cloud wurde nicht akzeptiert.</w:t>
+        <w:t xml:space="preserve">Der Pfad zum Ordner in </w:t>
+      </w:r>
+      <w:proofErr w:type="spellStart"/>
+      <w:r>
+        <w:t>backup_cloud</w:t>
+      </w:r>
+      <w:proofErr w:type="spellEnd"/>
+      <w:r>
+        <w:t xml:space="preserve"> wurde nicht akzeptiert.</w:t>
       </w:r>
     </w:p>
     <w:p>
@@ -4671,7 +4892,23 @@
         </w:numPr>
       </w:pPr>
       <w:r>
-        <w:t>Ein neuer Bucket wurde erstellt, da der bisherige Bucket aufgrund des Unterstrichs nicht gültig war.</w:t>
+        <w:t xml:space="preserve">Ein neuer </w:t>
+      </w:r>
+      <w:proofErr w:type="spellStart"/>
+      <w:r>
+        <w:t>Bucket</w:t>
+      </w:r>
+      <w:proofErr w:type="spellEnd"/>
+      <w:r>
+        <w:t xml:space="preserve"> wurde erstellt, da der bisherige </w:t>
+      </w:r>
+      <w:proofErr w:type="spellStart"/>
+      <w:r>
+        <w:t>Bucket</w:t>
+      </w:r>
+      <w:proofErr w:type="spellEnd"/>
+      <w:r>
+        <w:t xml:space="preserve"> aufgrund des Unterstrichs nicht gültig war.</w:t>
       </w:r>
     </w:p>
     <w:p>
@@ -4683,7 +4920,15 @@
         </w:numPr>
       </w:pPr>
       <w:r>
-        <w:t>Nach der Erstellung des neuen Buckets trat erneut eine Fehlermeldung auf.</w:t>
+        <w:t xml:space="preserve">Nach der Erstellung des neuen </w:t>
+      </w:r>
+      <w:proofErr w:type="spellStart"/>
+      <w:r>
+        <w:t>Buckets</w:t>
+      </w:r>
+      <w:proofErr w:type="spellEnd"/>
+      <w:r>
+        <w:t xml:space="preserve"> trat erneut eine Fehlermeldung auf.</w:t>
       </w:r>
     </w:p>
     <w:p>
@@ -4695,7 +4940,15 @@
         </w:numPr>
       </w:pPr>
       <w:r>
-        <w:t>Der Pfad musste angepasst werden, da ein Rechtschreibfehler im Bucket-Namen und ein fehlerhafter Pfad vorhanden waren.</w:t>
+        <w:t xml:space="preserve">Der Pfad musste angepasst werden, da ein Rechtschreibfehler im </w:t>
+      </w:r>
+      <w:proofErr w:type="spellStart"/>
+      <w:r>
+        <w:t>Bucket</w:t>
+      </w:r>
+      <w:proofErr w:type="spellEnd"/>
+      <w:r>
+        <w:t>-Namen und ein fehlerhafter Pfad vorhanden waren.</w:t>
       </w:r>
     </w:p>
     <w:p>
@@ -4707,7 +4960,15 @@
         </w:numPr>
       </w:pPr>
       <w:r>
-        <w:t>Ein Testordner wurde über den Duplicati-Client von lokal in den Cloud Storage gesichert.</w:t>
+        <w:t xml:space="preserve">Ein Testordner wurde über den </w:t>
+      </w:r>
+      <w:proofErr w:type="spellStart"/>
+      <w:r>
+        <w:t>Duplicati</w:t>
+      </w:r>
+      <w:proofErr w:type="spellEnd"/>
+      <w:r>
+        <w:t>-Client von lokal in den Cloud Storage gesichert.</w:t>
       </w:r>
     </w:p>
     <w:p>
@@ -4779,6 +5040,7 @@
         </w:numPr>
       </w:pPr>
       <w:r>
+        <w:lastRenderedPageBreak/>
         <w:t>Troubleshooting der VM durchgeführt.</w:t>
       </w:r>
     </w:p>
@@ -4802,8 +5064,13 @@
           <w:numId w:val="4"/>
         </w:numPr>
       </w:pPr>
-      <w:r>
-        <w:t>Duplicati wurde auf der VM heruntergeladen.</w:t>
+      <w:proofErr w:type="spellStart"/>
+      <w:r>
+        <w:t>Duplicati</w:t>
+      </w:r>
+      <w:proofErr w:type="spellEnd"/>
+      <w:r>
+        <w:t xml:space="preserve"> wurde auf der VM heruntergeladen.</w:t>
       </w:r>
     </w:p>
     <w:p>
@@ -6131,6 +6398,7 @@
   <w:style w:type="character" w:default="1" w:styleId="Absatz-Standardschriftart">
     <w:name w:val="Default Paragraph Font"/>
     <w:uiPriority w:val="1"/>
+    <w:semiHidden/>
     <w:unhideWhenUsed/>
   </w:style>
   <w:style w:type="table" w:default="1" w:styleId="NormaleTabelle">
@@ -6901,9 +7169,11 @@
   </w:compat>
   <w:rsids>
     <w:rsidRoot w:val="004972B4"/>
+    <w:rsid w:val="00084F69"/>
     <w:rsid w:val="00374C65"/>
     <w:rsid w:val="00385E6E"/>
     <w:rsid w:val="004972B4"/>
+    <w:rsid w:val="00685D42"/>
     <w:rsid w:val="007044A4"/>
     <w:rsid w:val="00710657"/>
     <w:rsid w:val="00724D4E"/>

--- a/M143/LB3/LB3_Dokumentation.docx
+++ b/M143/LB3/LB3_Dokumentation.docx
@@ -4335,7 +4335,15 @@
       </w:r>
       <w:proofErr w:type="spellEnd"/>
       <w:r>
-        <w:t xml:space="preserve"> werden. Ein Band kann ungefähr 45 TB speichern und kostet ungefähr 150 CHF. Die Preise und Leitungen der Bänder können jedoch stark variieren. Beim Wahl des NAS fiel diese auf eine </w:t>
+        <w:t xml:space="preserve"> werden. Ein Band kann ungefähr 45 TB speichern und kostet ungefähr 150 CHF. Die Preise und Leitungen der Bänder können jedoch stark variieren. </w:t>
+      </w:r>
+      <w:proofErr w:type="gramStart"/>
+      <w:r>
+        <w:t>Beim Wahl</w:t>
+      </w:r>
+      <w:proofErr w:type="gramEnd"/>
+      <w:r>
+        <w:t xml:space="preserve"> des NAS fiel diese auf eine </w:t>
       </w:r>
       <w:proofErr w:type="spellStart"/>
       <w:r>
@@ -4743,6 +4751,9 @@
       <w:r>
         <w:t xml:space="preserve"> der Umsetzung des Projektes kam es zu Problemen mit der Webseite und Tool GitHub. Eine Anmeldung war zeitweise nicht möglich. In dieser Zeit konnte keine Dokumentation nachgeführt werden. So war teilweise eine Livedokumentation nicht möglich und einige Teile der Umsetzung müssen so aus dem digitalen sowie natürlichen Gedächtnis verfasst werden. </w:t>
       </w:r>
+      <w:r>
+        <w:t>Dieser Umstand tangierte jedoch nicht die direkte Umsetzung</w:t>
+      </w:r>
     </w:p>
     <w:p/>
     <w:p>
@@ -4782,7 +4793,13 @@
         </w:numPr>
       </w:pPr>
       <w:r>
-        <w:t>Das Problem konnte durch erneutes Anmelden</w:t>
+        <w:t xml:space="preserve">Das Problem konnte durch </w:t>
+      </w:r>
+      <w:r>
+        <w:t xml:space="preserve">Abwarten, </w:t>
+      </w:r>
+      <w:r>
+        <w:t>erneutes Anmelden</w:t>
       </w:r>
       <w:r>
         <w:t xml:space="preserve"> und Ändern des Passwortes</w:t>
@@ -5022,6 +5039,7 @@
         </w:numPr>
       </w:pPr>
       <w:r>
+        <w:lastRenderedPageBreak/>
         <w:t>Die</w:t>
       </w:r>
       <w:r>
@@ -5040,7 +5058,6 @@
         </w:numPr>
       </w:pPr>
       <w:r>
-        <w:lastRenderedPageBreak/>
         <w:t>Troubleshooting der VM durchgeführt.</w:t>
       </w:r>
     </w:p>
@@ -7169,7 +7186,6 @@
   </w:compat>
   <w:rsids>
     <w:rsidRoot w:val="004972B4"/>
-    <w:rsid w:val="00084F69"/>
     <w:rsid w:val="00374C65"/>
     <w:rsid w:val="00385E6E"/>
     <w:rsid w:val="004972B4"/>
@@ -7185,6 +7201,7 @@
     <w:rsid w:val="00B835B5"/>
     <w:rsid w:val="00BA4146"/>
     <w:rsid w:val="00E87A93"/>
+    <w:rsid w:val="00F25F32"/>
     <w:rsid w:val="00F4468C"/>
     <w:rsid w:val="00F96A85"/>
     <w:rsid w:val="00FC6145"/>

--- a/M143/LB3/LB3_Dokumentation.docx
+++ b/M143/LB3/LB3_Dokumentation.docx
@@ -634,7 +634,7 @@
           <w:r>
             <w:fldChar w:fldCharType="separate"/>
           </w:r>
-          <w:hyperlink w:anchor="_Toc229313576" w:history="1">
+          <w:hyperlink w:anchor="_Toc229393405" w:history="1">
             <w:r>
               <w:rPr>
                 <w:rStyle w:val="Hyperlink"/>
@@ -661,7 +661,7 @@
                 <w:noProof/>
                 <w:webHidden/>
               </w:rPr>
-              <w:instrText xml:space="preserve"> PAGEREF _Toc229313576 \h </w:instrText>
+              <w:instrText xml:space="preserve"> PAGEREF _Toc229393405 \h </w:instrText>
             </w:r>
             <w:r>
               <w:rPr>
@@ -704,7 +704,7 @@
               <w:lang w:eastAsia="de-CH"/>
             </w:rPr>
           </w:pPr>
-          <w:hyperlink w:anchor="_Toc229313577" w:history="1">
+          <w:hyperlink w:anchor="_Toc229393406" w:history="1">
             <w:r>
               <w:rPr>
                 <w:rStyle w:val="Hyperlink"/>
@@ -731,7 +731,7 @@
                 <w:noProof/>
                 <w:webHidden/>
               </w:rPr>
-              <w:instrText xml:space="preserve"> PAGEREF _Toc229313577 \h </w:instrText>
+              <w:instrText xml:space="preserve"> PAGEREF _Toc229393406 \h </w:instrText>
             </w:r>
             <w:r>
               <w:rPr>
@@ -774,7 +774,7 @@
               <w:lang w:eastAsia="de-CH"/>
             </w:rPr>
           </w:pPr>
-          <w:hyperlink w:anchor="_Toc229313578" w:history="1">
+          <w:hyperlink w:anchor="_Toc229393407" w:history="1">
             <w:r>
               <w:rPr>
                 <w:rStyle w:val="Hyperlink"/>
@@ -801,7 +801,7 @@
                 <w:noProof/>
                 <w:webHidden/>
               </w:rPr>
-              <w:instrText xml:space="preserve"> PAGEREF _Toc229313578 \h </w:instrText>
+              <w:instrText xml:space="preserve"> PAGEREF _Toc229393407 \h </w:instrText>
             </w:r>
             <w:r>
               <w:rPr>
@@ -844,7 +844,7 @@
               <w:lang w:eastAsia="de-CH"/>
             </w:rPr>
           </w:pPr>
-          <w:hyperlink w:anchor="_Toc229313579" w:history="1">
+          <w:hyperlink w:anchor="_Toc229393408" w:history="1">
             <w:r>
               <w:rPr>
                 <w:rStyle w:val="Hyperlink"/>
@@ -871,7 +871,7 @@
                 <w:noProof/>
                 <w:webHidden/>
               </w:rPr>
-              <w:instrText xml:space="preserve"> PAGEREF _Toc229313579 \h </w:instrText>
+              <w:instrText xml:space="preserve"> PAGEREF _Toc229393408 \h </w:instrText>
             </w:r>
             <w:r>
               <w:rPr>
@@ -914,7 +914,7 @@
               <w:lang w:eastAsia="de-CH"/>
             </w:rPr>
           </w:pPr>
-          <w:hyperlink w:anchor="_Toc229313580" w:history="1">
+          <w:hyperlink w:anchor="_Toc229393409" w:history="1">
             <w:r>
               <w:rPr>
                 <w:rStyle w:val="Hyperlink"/>
@@ -941,7 +941,7 @@
                 <w:noProof/>
                 <w:webHidden/>
               </w:rPr>
-              <w:instrText xml:space="preserve"> PAGEREF _Toc229313580 \h </w:instrText>
+              <w:instrText xml:space="preserve"> PAGEREF _Toc229393409 \h </w:instrText>
             </w:r>
             <w:r>
               <w:rPr>
@@ -984,7 +984,7 @@
               <w:lang w:eastAsia="de-CH"/>
             </w:rPr>
           </w:pPr>
-          <w:hyperlink w:anchor="_Toc229313581" w:history="1">
+          <w:hyperlink w:anchor="_Toc229393410" w:history="1">
             <w:r>
               <w:rPr>
                 <w:rStyle w:val="Hyperlink"/>
@@ -1011,7 +1011,7 @@
                 <w:noProof/>
                 <w:webHidden/>
               </w:rPr>
-              <w:instrText xml:space="preserve"> PAGEREF _Toc229313581 \h </w:instrText>
+              <w:instrText xml:space="preserve"> PAGEREF _Toc229393410 \h </w:instrText>
             </w:r>
             <w:r>
               <w:rPr>
@@ -1054,7 +1054,7 @@
               <w:lang w:eastAsia="de-CH"/>
             </w:rPr>
           </w:pPr>
-          <w:hyperlink w:anchor="_Toc229313582" w:history="1">
+          <w:hyperlink w:anchor="_Toc229393411" w:history="1">
             <w:r>
               <w:rPr>
                 <w:rStyle w:val="Hyperlink"/>
@@ -1081,7 +1081,7 @@
                 <w:noProof/>
                 <w:webHidden/>
               </w:rPr>
-              <w:instrText xml:space="preserve"> PAGEREF _Toc229313582 \h </w:instrText>
+              <w:instrText xml:space="preserve"> PAGEREF _Toc229393411 \h </w:instrText>
             </w:r>
             <w:r>
               <w:rPr>
@@ -1124,7 +1124,7 @@
               <w:lang w:eastAsia="de-CH"/>
             </w:rPr>
           </w:pPr>
-          <w:hyperlink w:anchor="_Toc229313583" w:history="1">
+          <w:hyperlink w:anchor="_Toc229393412" w:history="1">
             <w:r>
               <w:rPr>
                 <w:rStyle w:val="Hyperlink"/>
@@ -1151,7 +1151,7 @@
                 <w:noProof/>
                 <w:webHidden/>
               </w:rPr>
-              <w:instrText xml:space="preserve"> PAGEREF _Toc229313583 \h </w:instrText>
+              <w:instrText xml:space="preserve"> PAGEREF _Toc229393412 \h </w:instrText>
             </w:r>
             <w:r>
               <w:rPr>
@@ -1194,7 +1194,7 @@
               <w:lang w:eastAsia="de-CH"/>
             </w:rPr>
           </w:pPr>
-          <w:hyperlink w:anchor="_Toc229313584" w:history="1">
+          <w:hyperlink w:anchor="_Toc229393413" w:history="1">
             <w:r>
               <w:rPr>
                 <w:rStyle w:val="Hyperlink"/>
@@ -1221,7 +1221,7 @@
                 <w:noProof/>
                 <w:webHidden/>
               </w:rPr>
-              <w:instrText xml:space="preserve"> PAGEREF _Toc229313584 \h </w:instrText>
+              <w:instrText xml:space="preserve"> PAGEREF _Toc229393413 \h </w:instrText>
             </w:r>
             <w:r>
               <w:rPr>
@@ -1264,7 +1264,7 @@
               <w:lang w:eastAsia="de-CH"/>
             </w:rPr>
           </w:pPr>
-          <w:hyperlink w:anchor="_Toc229313585" w:history="1">
+          <w:hyperlink w:anchor="_Toc229393414" w:history="1">
             <w:r>
               <w:rPr>
                 <w:rStyle w:val="Hyperlink"/>
@@ -1291,7 +1291,7 @@
                 <w:noProof/>
                 <w:webHidden/>
               </w:rPr>
-              <w:instrText xml:space="preserve"> PAGEREF _Toc229313585 \h </w:instrText>
+              <w:instrText xml:space="preserve"> PAGEREF _Toc229393414 \h </w:instrText>
             </w:r>
             <w:r>
               <w:rPr>
@@ -1334,7 +1334,7 @@
               <w:lang w:eastAsia="de-CH"/>
             </w:rPr>
           </w:pPr>
-          <w:hyperlink w:anchor="_Toc229313586" w:history="1">
+          <w:hyperlink w:anchor="_Toc229393415" w:history="1">
             <w:r>
               <w:rPr>
                 <w:rStyle w:val="Hyperlink"/>
@@ -1361,7 +1361,7 @@
                 <w:noProof/>
                 <w:webHidden/>
               </w:rPr>
-              <w:instrText xml:space="preserve"> PAGEREF _Toc229313586 \h </w:instrText>
+              <w:instrText xml:space="preserve"> PAGEREF _Toc229393415 \h </w:instrText>
             </w:r>
             <w:r>
               <w:rPr>
@@ -1404,7 +1404,7 @@
               <w:lang w:eastAsia="de-CH"/>
             </w:rPr>
           </w:pPr>
-          <w:hyperlink w:anchor="_Toc229313587" w:history="1">
+          <w:hyperlink w:anchor="_Toc229393416" w:history="1">
             <w:r>
               <w:rPr>
                 <w:rStyle w:val="Hyperlink"/>
@@ -1431,7 +1431,7 @@
                 <w:noProof/>
                 <w:webHidden/>
               </w:rPr>
-              <w:instrText xml:space="preserve"> PAGEREF _Toc229313587 \h </w:instrText>
+              <w:instrText xml:space="preserve"> PAGEREF _Toc229393416 \h </w:instrText>
             </w:r>
             <w:r>
               <w:rPr>
@@ -1474,7 +1474,7 @@
               <w:lang w:eastAsia="de-CH"/>
             </w:rPr>
           </w:pPr>
-          <w:hyperlink w:anchor="_Toc229313588" w:history="1">
+          <w:hyperlink w:anchor="_Toc229393417" w:history="1">
             <w:r>
               <w:rPr>
                 <w:rStyle w:val="Hyperlink"/>
@@ -1501,7 +1501,7 @@
                 <w:noProof/>
                 <w:webHidden/>
               </w:rPr>
-              <w:instrText xml:space="preserve"> PAGEREF _Toc229313588 \h </w:instrText>
+              <w:instrText xml:space="preserve"> PAGEREF _Toc229393417 \h </w:instrText>
             </w:r>
             <w:r>
               <w:rPr>
@@ -1544,7 +1544,7 @@
               <w:lang w:eastAsia="de-CH"/>
             </w:rPr>
           </w:pPr>
-          <w:hyperlink w:anchor="_Toc229313589" w:history="1">
+          <w:hyperlink w:anchor="_Toc229393418" w:history="1">
             <w:r>
               <w:rPr>
                 <w:rStyle w:val="Hyperlink"/>
@@ -1571,7 +1571,7 @@
                 <w:noProof/>
                 <w:webHidden/>
               </w:rPr>
-              <w:instrText xml:space="preserve"> PAGEREF _Toc229313589 \h </w:instrText>
+              <w:instrText xml:space="preserve"> PAGEREF _Toc229393418 \h </w:instrText>
             </w:r>
             <w:r>
               <w:rPr>
@@ -1614,7 +1614,7 @@
               <w:lang w:eastAsia="de-CH"/>
             </w:rPr>
           </w:pPr>
-          <w:hyperlink w:anchor="_Toc229313590" w:history="1">
+          <w:hyperlink w:anchor="_Toc229393419" w:history="1">
             <w:r>
               <w:rPr>
                 <w:rStyle w:val="Hyperlink"/>
@@ -1641,7 +1641,287 @@
                 <w:noProof/>
                 <w:webHidden/>
               </w:rPr>
-              <w:instrText xml:space="preserve"> PAGEREF _Toc229313590 \h </w:instrText>
+              <w:instrText xml:space="preserve"> PAGEREF _Toc229393419 \h </w:instrText>
+            </w:r>
+            <w:r>
+              <w:rPr>
+                <w:noProof/>
+                <w:webHidden/>
+              </w:rPr>
+            </w:r>
+            <w:r>
+              <w:rPr>
+                <w:noProof/>
+                <w:webHidden/>
+              </w:rPr>
+              <w:fldChar w:fldCharType="separate"/>
+            </w:r>
+            <w:r>
+              <w:rPr>
+                <w:noProof/>
+                <w:webHidden/>
+              </w:rPr>
+              <w:t>9</w:t>
+            </w:r>
+            <w:r>
+              <w:rPr>
+                <w:noProof/>
+                <w:webHidden/>
+              </w:rPr>
+              <w:fldChar w:fldCharType="end"/>
+            </w:r>
+          </w:hyperlink>
+        </w:p>
+        <w:p>
+          <w:pPr>
+            <w:pStyle w:val="Verzeichnis2"/>
+            <w:tabs>
+              <w:tab w:val="right" w:leader="dot" w:pos="9062"/>
+            </w:tabs>
+            <w:rPr>
+              <w:rFonts w:eastAsiaTheme="minorEastAsia"/>
+              <w:noProof/>
+              <w:lang w:eastAsia="de-CH"/>
+            </w:rPr>
+          </w:pPr>
+          <w:hyperlink w:anchor="_Toc229393420" w:history="1">
+            <w:r>
+              <w:rPr>
+                <w:rStyle w:val="Hyperlink"/>
+                <w:noProof/>
+              </w:rPr>
+              <w:t>Einleitung</w:t>
+            </w:r>
+            <w:r>
+              <w:rPr>
+                <w:noProof/>
+                <w:webHidden/>
+              </w:rPr>
+              <w:tab/>
+            </w:r>
+            <w:r>
+              <w:rPr>
+                <w:noProof/>
+                <w:webHidden/>
+              </w:rPr>
+              <w:fldChar w:fldCharType="begin"/>
+            </w:r>
+            <w:r>
+              <w:rPr>
+                <w:noProof/>
+                <w:webHidden/>
+              </w:rPr>
+              <w:instrText xml:space="preserve"> PAGEREF _Toc229393420 \h </w:instrText>
+            </w:r>
+            <w:r>
+              <w:rPr>
+                <w:noProof/>
+                <w:webHidden/>
+              </w:rPr>
+            </w:r>
+            <w:r>
+              <w:rPr>
+                <w:noProof/>
+                <w:webHidden/>
+              </w:rPr>
+              <w:fldChar w:fldCharType="separate"/>
+            </w:r>
+            <w:r>
+              <w:rPr>
+                <w:noProof/>
+                <w:webHidden/>
+              </w:rPr>
+              <w:t>9</w:t>
+            </w:r>
+            <w:r>
+              <w:rPr>
+                <w:noProof/>
+                <w:webHidden/>
+              </w:rPr>
+              <w:fldChar w:fldCharType="end"/>
+            </w:r>
+          </w:hyperlink>
+        </w:p>
+        <w:p>
+          <w:pPr>
+            <w:pStyle w:val="Verzeichnis2"/>
+            <w:tabs>
+              <w:tab w:val="right" w:leader="dot" w:pos="9062"/>
+            </w:tabs>
+            <w:rPr>
+              <w:rFonts w:eastAsiaTheme="minorEastAsia"/>
+              <w:noProof/>
+              <w:lang w:eastAsia="de-CH"/>
+            </w:rPr>
+          </w:pPr>
+          <w:hyperlink w:anchor="_Toc229393421" w:history="1">
+            <w:r>
+              <w:rPr>
+                <w:rStyle w:val="Hyperlink"/>
+                <w:noProof/>
+              </w:rPr>
+              <w:t>Bericht zur Umsetzung</w:t>
+            </w:r>
+            <w:r>
+              <w:rPr>
+                <w:noProof/>
+                <w:webHidden/>
+              </w:rPr>
+              <w:tab/>
+            </w:r>
+            <w:r>
+              <w:rPr>
+                <w:noProof/>
+                <w:webHidden/>
+              </w:rPr>
+              <w:fldChar w:fldCharType="begin"/>
+            </w:r>
+            <w:r>
+              <w:rPr>
+                <w:noProof/>
+                <w:webHidden/>
+              </w:rPr>
+              <w:instrText xml:space="preserve"> PAGEREF _Toc229393421 \h </w:instrText>
+            </w:r>
+            <w:r>
+              <w:rPr>
+                <w:noProof/>
+                <w:webHidden/>
+              </w:rPr>
+            </w:r>
+            <w:r>
+              <w:rPr>
+                <w:noProof/>
+                <w:webHidden/>
+              </w:rPr>
+              <w:fldChar w:fldCharType="separate"/>
+            </w:r>
+            <w:r>
+              <w:rPr>
+                <w:noProof/>
+                <w:webHidden/>
+              </w:rPr>
+              <w:t>9</w:t>
+            </w:r>
+            <w:r>
+              <w:rPr>
+                <w:noProof/>
+                <w:webHidden/>
+              </w:rPr>
+              <w:fldChar w:fldCharType="end"/>
+            </w:r>
+          </w:hyperlink>
+        </w:p>
+        <w:p>
+          <w:pPr>
+            <w:pStyle w:val="Verzeichnis2"/>
+            <w:tabs>
+              <w:tab w:val="right" w:leader="dot" w:pos="9062"/>
+            </w:tabs>
+            <w:rPr>
+              <w:rFonts w:eastAsiaTheme="minorEastAsia"/>
+              <w:noProof/>
+              <w:lang w:eastAsia="de-CH"/>
+            </w:rPr>
+          </w:pPr>
+          <w:hyperlink w:anchor="_Toc229393422" w:history="1">
+            <w:r>
+              <w:rPr>
+                <w:rStyle w:val="Hyperlink"/>
+                <w:noProof/>
+              </w:rPr>
+              <w:t>Auswertung des Projektes</w:t>
+            </w:r>
+            <w:r>
+              <w:rPr>
+                <w:noProof/>
+                <w:webHidden/>
+              </w:rPr>
+              <w:tab/>
+            </w:r>
+            <w:r>
+              <w:rPr>
+                <w:noProof/>
+                <w:webHidden/>
+              </w:rPr>
+              <w:fldChar w:fldCharType="begin"/>
+            </w:r>
+            <w:r>
+              <w:rPr>
+                <w:noProof/>
+                <w:webHidden/>
+              </w:rPr>
+              <w:instrText xml:space="preserve"> PAGEREF _Toc229393422 \h </w:instrText>
+            </w:r>
+            <w:r>
+              <w:rPr>
+                <w:noProof/>
+                <w:webHidden/>
+              </w:rPr>
+            </w:r>
+            <w:r>
+              <w:rPr>
+                <w:noProof/>
+                <w:webHidden/>
+              </w:rPr>
+              <w:fldChar w:fldCharType="separate"/>
+            </w:r>
+            <w:r>
+              <w:rPr>
+                <w:noProof/>
+                <w:webHidden/>
+              </w:rPr>
+              <w:t>9</w:t>
+            </w:r>
+            <w:r>
+              <w:rPr>
+                <w:noProof/>
+                <w:webHidden/>
+              </w:rPr>
+              <w:fldChar w:fldCharType="end"/>
+            </w:r>
+          </w:hyperlink>
+        </w:p>
+        <w:p>
+          <w:pPr>
+            <w:pStyle w:val="Verzeichnis2"/>
+            <w:tabs>
+              <w:tab w:val="right" w:leader="dot" w:pos="9062"/>
+            </w:tabs>
+            <w:rPr>
+              <w:rFonts w:eastAsiaTheme="minorEastAsia"/>
+              <w:noProof/>
+              <w:lang w:eastAsia="de-CH"/>
+            </w:rPr>
+          </w:pPr>
+          <w:hyperlink w:anchor="_Toc229393423" w:history="1">
+            <w:r>
+              <w:rPr>
+                <w:rStyle w:val="Hyperlink"/>
+                <w:noProof/>
+              </w:rPr>
+              <w:t>Live-Notizen</w:t>
+            </w:r>
+            <w:r>
+              <w:rPr>
+                <w:noProof/>
+                <w:webHidden/>
+              </w:rPr>
+              <w:tab/>
+            </w:r>
+            <w:r>
+              <w:rPr>
+                <w:noProof/>
+                <w:webHidden/>
+              </w:rPr>
+              <w:fldChar w:fldCharType="begin"/>
+            </w:r>
+            <w:r>
+              <w:rPr>
+                <w:noProof/>
+                <w:webHidden/>
+              </w:rPr>
+              <w:instrText xml:space="preserve"> PAGEREF _Toc229393423 \h </w:instrText>
             </w:r>
             <w:r>
               <w:rPr>
@@ -1694,7 +1974,7 @@
       <w:pPr>
         <w:pStyle w:val="berschrift1"/>
       </w:pPr>
-      <w:bookmarkStart w:id="0" w:name="_Toc229313576"/>
+      <w:bookmarkStart w:id="0" w:name="_Toc229393405"/>
       <w:r>
         <w:lastRenderedPageBreak/>
         <w:t xml:space="preserve">Meilenstein 1: </w:t>
@@ -1708,7 +1988,7 @@
       <w:pPr>
         <w:pStyle w:val="berschrift2"/>
       </w:pPr>
-      <w:bookmarkStart w:id="1" w:name="_Toc229313577"/>
+      <w:bookmarkStart w:id="1" w:name="_Toc229393406"/>
       <w:r>
         <w:t>Einleitung</w:t>
       </w:r>
@@ -1726,7 +2006,7 @@
       <w:pPr>
         <w:pStyle w:val="berschrift2"/>
       </w:pPr>
-      <w:bookmarkStart w:id="2" w:name="_Toc229313578"/>
+      <w:bookmarkStart w:id="2" w:name="_Toc229393407"/>
       <w:r>
         <w:t>Kenndaten der einzelnen Anbieter</w:t>
       </w:r>
@@ -1741,7 +2021,7 @@
       <w:pPr>
         <w:pStyle w:val="berschrift2"/>
       </w:pPr>
-      <w:bookmarkStart w:id="3" w:name="_Toc229313579"/>
+      <w:bookmarkStart w:id="3" w:name="_Toc229393408"/>
       <w:r>
         <w:t>Amazon Cloud Storage (AWS)</w:t>
       </w:r>
@@ -1755,7 +2035,7 @@
       </w:tblPr>
       <w:tblGrid>
         <w:gridCol w:w="1621"/>
-        <w:gridCol w:w="3895"/>
+        <w:gridCol w:w="3527"/>
       </w:tblGrid>
       <w:tr>
         <w:trPr>
@@ -1961,7 +2241,7 @@
               <w:cnfStyle w:val="000000100000" w:firstRow="0" w:lastRow="0" w:firstColumn="0" w:lastColumn="0" w:oddVBand="0" w:evenVBand="0" w:oddHBand="1" w:evenHBand="0" w:firstRowFirstColumn="0" w:firstRowLastColumn="0" w:lastRowFirstColumn="0" w:lastRowLastColumn="0"/>
             </w:pPr>
             <w:r>
-              <w:t>Öffentlich oder privat konfigurierbar</w:t>
+              <w:t>Öffentlich oder privat</w:t>
             </w:r>
           </w:p>
         </w:tc>
@@ -2089,7 +2369,7 @@
       <w:pPr>
         <w:pStyle w:val="berschrift2"/>
       </w:pPr>
-      <w:bookmarkStart w:id="4" w:name="_Toc229313580"/>
+      <w:bookmarkStart w:id="4" w:name="_Toc229393409"/>
       <w:r>
         <w:lastRenderedPageBreak/>
         <w:t>Microsoft Azure Blob Storage</w:t>
@@ -2434,7 +2714,7 @@
       <w:pPr>
         <w:pStyle w:val="berschrift2"/>
       </w:pPr>
-      <w:bookmarkStart w:id="5" w:name="_Toc229313581"/>
+      <w:bookmarkStart w:id="5" w:name="_Toc229393410"/>
       <w:r>
         <w:t>OVH Cloud Storage</w:t>
       </w:r>
@@ -2689,7 +2969,7 @@
               <w:t xml:space="preserve">Nutzungsabhängig, </w:t>
             </w:r>
             <w:r>
-              <w:t>im Vergleich eher</w:t>
+              <w:t>eher</w:t>
             </w:r>
             <w:r>
               <w:t xml:space="preserve"> günstig</w:t>
@@ -2779,7 +3059,7 @@
       <w:pPr>
         <w:pStyle w:val="berschrift2"/>
       </w:pPr>
-      <w:bookmarkStart w:id="6" w:name="_Toc229313582"/>
+      <w:bookmarkStart w:id="6" w:name="_Toc229393411"/>
       <w:r>
         <w:lastRenderedPageBreak/>
         <w:t xml:space="preserve">STRATO </w:t>
@@ -3120,7 +3400,7 @@
       <w:pPr>
         <w:pStyle w:val="berschrift2"/>
       </w:pPr>
-      <w:bookmarkStart w:id="7" w:name="_Toc229313583"/>
+      <w:bookmarkStart w:id="7" w:name="_Toc229393412"/>
       <w:r>
         <w:t>Google Cloud Storage</w:t>
       </w:r>
@@ -3305,7 +3585,10 @@
               <w:cnfStyle w:val="000000000000" w:firstRow="0" w:lastRow="0" w:firstColumn="0" w:lastColumn="0" w:oddVBand="0" w:evenVBand="0" w:oddHBand="0" w:evenHBand="0" w:firstRowFirstColumn="0" w:firstRowLastColumn="0" w:lastRowFirstColumn="0" w:lastRowLastColumn="0"/>
             </w:pPr>
             <w:r>
-              <w:t>Skalierbar, praktisch unbegrenzt</w:t>
+              <w:t xml:space="preserve">Skalierbar, </w:t>
+            </w:r>
+            <w:r>
+              <w:t>hohe Mengen möglich</w:t>
             </w:r>
           </w:p>
         </w:tc>
@@ -3498,7 +3781,7 @@
         <w:lastRenderedPageBreak/>
         <w:t xml:space="preserve"> </w:t>
       </w:r>
-      <w:bookmarkStart w:id="8" w:name="_Toc229313584"/>
+      <w:bookmarkStart w:id="8" w:name="_Toc229393413"/>
       <w:proofErr w:type="spellStart"/>
       <w:r>
         <w:t>Backblaze</w:t>
@@ -3841,7 +4124,7 @@
       <w:pPr>
         <w:pStyle w:val="berschrift2"/>
       </w:pPr>
-      <w:bookmarkStart w:id="9" w:name="_Toc229313585"/>
+      <w:bookmarkStart w:id="9" w:name="_Toc229393414"/>
       <w:r>
         <w:t>Meta10 Cloud Backup (Acronis)</w:t>
       </w:r>
@@ -4101,13 +4384,10 @@
               <w:cnfStyle w:val="000000000000" w:firstRow="0" w:lastRow="0" w:firstColumn="0" w:lastColumn="0" w:oddVBand="0" w:evenVBand="0" w:oddHBand="0" w:evenHBand="0" w:firstRowFirstColumn="0" w:firstRowLastColumn="0" w:lastRowFirstColumn="0" w:lastRowLastColumn="0"/>
             </w:pPr>
             <w:r>
-              <w:t xml:space="preserve">Unterschiedliche </w:t>
-            </w:r>
-            <w:r>
-              <w:t>Modell</w:t>
-            </w:r>
-            <w:r>
-              <w:t>e</w:t>
+              <w:t>Unterschiedlich</w:t>
+            </w:r>
+            <w:r>
+              <w:t>, basierend auf jeweiligem Model</w:t>
             </w:r>
           </w:p>
         </w:tc>
@@ -4202,7 +4482,7 @@
       <w:pPr>
         <w:pStyle w:val="berschrift1"/>
       </w:pPr>
-      <w:bookmarkStart w:id="10" w:name="_Toc229313586"/>
+      <w:bookmarkStart w:id="10" w:name="_Toc229393415"/>
       <w:r>
         <w:lastRenderedPageBreak/>
         <w:t>Meilenstein 2: Cloud-Konzept, Entscheidung</w:t>
@@ -4213,7 +4493,7 @@
       <w:pPr>
         <w:pStyle w:val="berschrift2"/>
       </w:pPr>
-      <w:bookmarkStart w:id="11" w:name="_Toc229313587"/>
+      <w:bookmarkStart w:id="11" w:name="_Toc229393416"/>
       <w:r>
         <w:t>Ist-Zustand</w:t>
       </w:r>
@@ -4299,11 +4579,9 @@
       <w:r>
         <w:t xml:space="preserve"> 4 Wochen wird am Montag um 02:00 Uhr jeweils ein inkrementelles Backup gemacht. Nach diesem Zyklus (5 Wochen) beginnt der nächste. Dies ebenfalls mit einem Full Backup. Jegliche, in diesem Abschnitt beschriebenen, Backups werden auf dem NAS gespeichert. Es bleiben jeweils die letzten 5 Zyklen auf dem NAS bestehen. Sobald der 6. Zyklus beginnt, wird der erste gelöscht. Dieser Prozess wird für die weiteren Zyklen so weitergeführt. Damit sind auf dem NAS jeweils die letzten 25 Wochen gespeichert. Zusätzlich werden die Daten regelmässig auf LTO </w:t>
       </w:r>
-      <w:proofErr w:type="spellStart"/>
-      <w:r>
-        <w:t>geshrieben</w:t>
-      </w:r>
-      <w:proofErr w:type="spellEnd"/>
+      <w:r>
+        <w:t>geschrieben</w:t>
+      </w:r>
       <w:r>
         <w:t xml:space="preserve"> und extern an einem vor höheren Mächten geschützten Ort aufbewahrt. Alle 25 Wochen, also exakt 5 Zyklen, werden die gesamten Daten auf dem NAS auf Tape (LTO) gespielt. Diese Bänder werden über einen, durch den Kunden noch zu definierenden, Zeitraum aufbewahrt. Mithilfe dieses Schemas sind die Daten über eine lange Zeit auf dem NAS und können somit schnell wiederhergestellt werden. Gleichzeitig können jedoch auch zu viele Daten auf dem NAS und auf Tape verhindert werden.</w:t>
       </w:r>
@@ -4329,51 +4607,39 @@
       <w:r>
         <w:t xml:space="preserve">, mit einem leistungsfähigen NAS sowie mit LTO gearbeitet werden. Die Bänder werden extern in einem vor höheren Mächten geschützten Tresor </w:t>
       </w:r>
+      <w:r>
+        <w:t>aufbewahrt</w:t>
+      </w:r>
+      <w:r>
+        <w:t xml:space="preserve"> werden. Ein Band kann ungefähr 45 TB speichern und kostet ungefähr 150 CHF. Die Preise und Leitungen der Bänder können jedoch stark variieren. Beim Wahl des NAS fiel diese auf eine </w:t>
+      </w:r>
       <w:proofErr w:type="spellStart"/>
       <w:r>
-        <w:t>aufbewart</w:t>
+        <w:t>Synology</w:t>
       </w:r>
       <w:proofErr w:type="spellEnd"/>
       <w:r>
-        <w:t xml:space="preserve"> werden. Ein Band kann ungefähr 45 TB speichern und kostet ungefähr 150 CHF. Die Preise und Leitungen der Bänder können jedoch stark variieren. </w:t>
-      </w:r>
-      <w:proofErr w:type="gramStart"/>
-      <w:r>
-        <w:t>Beim Wahl</w:t>
-      </w:r>
-      <w:proofErr w:type="gramEnd"/>
-      <w:r>
-        <w:t xml:space="preserve"> des NAS fiel diese auf eine </w:t>
+        <w:t xml:space="preserve"> 12-bay </w:t>
       </w:r>
       <w:proofErr w:type="spellStart"/>
       <w:r>
-        <w:t>Synology</w:t>
+        <w:t>DiskStation</w:t>
       </w:r>
       <w:proofErr w:type="spellEnd"/>
       <w:r>
-        <w:t xml:space="preserve"> 12-bay </w:t>
+        <w:t xml:space="preserve"> AMD Ryzen V1500B </w:t>
       </w:r>
       <w:proofErr w:type="spellStart"/>
       <w:r>
-        <w:t>DiskStation</w:t>
+        <w:t>quad</w:t>
       </w:r>
       <w:proofErr w:type="spellEnd"/>
       <w:r>
-        <w:t xml:space="preserve"> AMD Ryzen V1500B </w:t>
-      </w:r>
-      <w:proofErr w:type="spellStart"/>
-      <w:r>
-        <w:t>quad</w:t>
-      </w:r>
-      <w:proofErr w:type="spellEnd"/>
-      <w:r>
         <w:t xml:space="preserve"> (DS2422+). Die Anschaffungskosten liegen bei ungefähr 2000 CHF. Die zusätzlichen </w:t>
       </w:r>
-      <w:proofErr w:type="spellStart"/>
-      <w:r>
-        <w:t>Anschaffungkosten</w:t>
-      </w:r>
-      <w:proofErr w:type="spellEnd"/>
+      <w:r>
+        <w:t>Anschaffungskosten</w:t>
+      </w:r>
       <w:r>
         <w:t xml:space="preserve"> für die benötigen Disks liegen bei ungefähr 6000 CHF. Diese Kosten decken die physische Infrastruktur für das gesamte Backupkonzept ab. Für die Bereiche Server 2 und Server 3 fallen lediglich die Kosten für die zu verwendeten </w:t>
       </w:r>
@@ -4415,7 +4681,7 @@
       <w:r>
         <w:t xml:space="preserve"> </w:t>
       </w:r>
-      <w:bookmarkStart w:id="12" w:name="_Toc229313588"/>
+      <w:bookmarkStart w:id="12" w:name="_Toc229393417"/>
       <w:r>
         <w:t>Soll-Zustand</w:t>
       </w:r>
@@ -4507,9 +4773,6 @@
       <w:r>
         <w:t>simulation</w:t>
       </w:r>
-      <w:r>
-        <w:t>s</w:t>
-      </w:r>
       <w:proofErr w:type="spellEnd"/>
       <w:r>
         <w:t>.</w:t>
@@ -4519,7 +4782,7 @@
       <w:pPr>
         <w:pStyle w:val="berschrift2"/>
       </w:pPr>
-      <w:bookmarkStart w:id="13" w:name="_Toc229313589"/>
+      <w:bookmarkStart w:id="13" w:name="_Toc229393418"/>
       <w:r>
         <w:t>Entscheidung für Cloudanbieter</w:t>
       </w:r>
@@ -4698,7 +4961,7 @@
       <w:pPr>
         <w:pStyle w:val="berschrift1"/>
       </w:pPr>
-      <w:bookmarkStart w:id="14" w:name="_Toc229313590"/>
+      <w:bookmarkStart w:id="14" w:name="_Toc229393419"/>
       <w:r>
         <w:lastRenderedPageBreak/>
         <w:t>Meilenstein 3: Realisation, Auswertung</w:t>
@@ -4709,9 +4972,11 @@
       <w:pPr>
         <w:pStyle w:val="berschrift2"/>
       </w:pPr>
+      <w:bookmarkStart w:id="15" w:name="_Toc229393420"/>
       <w:r>
         <w:t>Einleitung</w:t>
       </w:r>
+      <w:bookmarkEnd w:id="15"/>
     </w:p>
     <w:p>
       <w:r>
@@ -4740,9 +5005,11 @@
       <w:pPr>
         <w:pStyle w:val="berschrift2"/>
       </w:pPr>
+      <w:bookmarkStart w:id="16" w:name="_Toc229393421"/>
       <w:r>
         <w:t>Bericht zur Umsetzung</w:t>
       </w:r>
+      <w:bookmarkEnd w:id="16"/>
     </w:p>
     <w:p>
       <w:r>
@@ -4754,23 +5021,53 @@
       <w:r>
         <w:t>Dieser Umstand tangierte jedoch nicht die direkte Umsetzung</w:t>
       </w:r>
+      <w:r>
+        <w:t xml:space="preserve"> des neuen Backupkonzeptes. Es folgt nun die Dokumentation der durchgeführten Schritte, um das neue Backupkonzept mit Google Cloud Storage und der Applikation Duplicati umzusetzen.</w:t>
+      </w:r>
+    </w:p>
+    <w:p>
+      <w:r>
+        <w:t>Als kurze</w:t>
+      </w:r>
+      <w:r>
+        <w:t xml:space="preserve">r Reminder </w:t>
+      </w:r>
+      <w:r>
+        <w:t>die aktuelle Konstruktion an Anbietern und Pläne</w:t>
+      </w:r>
+      <w:r>
+        <w:t>:</w:t>
+      </w:r>
+      <w:r>
+        <w:br/>
+      </w:r>
+      <w:r>
+        <w:t>Um ein Backup einer VM, welche einen Server der Firma Yeez1repräsentiert, anzulegen, wurde Google Cloud Storage als Speicherort des Backups und die Applikation Duplicati, als Programm zum Erstellen der Backups, benutzt. Für die Konstellation wurde sich entschieden, da Kosten während der Testphase</w:t>
+      </w:r>
+      <w:r>
+        <w:t xml:space="preserve"> tief und eine gute Benutzerfreundlichkeit vorhanden ist. Zudem können auch hohe Datenmengen über diese Tools gut verwaltet werden. Es ist eine Lösung die auch in Zukunft gut genutzt werden kann. </w:t>
+      </w:r>
     </w:p>
     <w:p/>
     <w:p>
       <w:pPr>
         <w:pStyle w:val="berschrift2"/>
       </w:pPr>
+      <w:bookmarkStart w:id="17" w:name="_Toc229393422"/>
       <w:r>
         <w:t>Auswertung des Projektes</w:t>
       </w:r>
+      <w:bookmarkEnd w:id="17"/>
     </w:p>
     <w:p>
       <w:pPr>
         <w:pStyle w:val="berschrift2"/>
       </w:pPr>
+      <w:bookmarkStart w:id="18" w:name="_Toc229393423"/>
       <w:r>
         <w:t>Live-Notizen</w:t>
       </w:r>
+      <w:bookmarkEnd w:id="18"/>
     </w:p>
     <w:p>
       <w:pPr>
@@ -4817,15 +5114,7 @@
         </w:numPr>
       </w:pPr>
       <w:r>
-        <w:t xml:space="preserve">Ein Testbackup mit </w:t>
-      </w:r>
-      <w:proofErr w:type="spellStart"/>
-      <w:r>
-        <w:t>Duplicati</w:t>
-      </w:r>
-      <w:proofErr w:type="spellEnd"/>
-      <w:r>
-        <w:t xml:space="preserve"> wurde erstellt.</w:t>
+        <w:t>Ein Testbackup mit Duplicati wurde erstellt.</w:t>
       </w:r>
     </w:p>
     <w:p>
@@ -4837,15 +5126,7 @@
         </w:numPr>
       </w:pPr>
       <w:r>
-        <w:t xml:space="preserve">Die Anmeldung bei Google über </w:t>
-      </w:r>
-      <w:proofErr w:type="spellStart"/>
-      <w:r>
-        <w:t>Duplicati</w:t>
-      </w:r>
-      <w:proofErr w:type="spellEnd"/>
-      <w:r>
-        <w:t xml:space="preserve"> wurde durchgeführt.</w:t>
+        <w:t>Die Anmeldung bei Google über Duplicati wurde durchgeführt.</w:t>
       </w:r>
     </w:p>
     <w:p>
@@ -4897,6 +5178,7 @@
         </w:numPr>
       </w:pPr>
       <w:r>
+        <w:lastRenderedPageBreak/>
         <w:t>Troubleshooting des Pfadproblems durchgeführt.</w:t>
       </w:r>
     </w:p>
@@ -4977,15 +5259,7 @@
         </w:numPr>
       </w:pPr>
       <w:r>
-        <w:t xml:space="preserve">Ein Testordner wurde über den </w:t>
-      </w:r>
-      <w:proofErr w:type="spellStart"/>
-      <w:r>
-        <w:t>Duplicati</w:t>
-      </w:r>
-      <w:proofErr w:type="spellEnd"/>
-      <w:r>
-        <w:t>-Client von lokal in den Cloud Storage gesichert.</w:t>
+        <w:t>Ein Testordner wurde über den Duplicati-Client von lokal in den Cloud Storage gesichert.</w:t>
       </w:r>
     </w:p>
     <w:p>
@@ -5039,7 +5313,6 @@
         </w:numPr>
       </w:pPr>
       <w:r>
-        <w:lastRenderedPageBreak/>
         <w:t>Die</w:t>
       </w:r>
       <w:r>
@@ -5081,13 +5354,8 @@
           <w:numId w:val="4"/>
         </w:numPr>
       </w:pPr>
-      <w:proofErr w:type="spellStart"/>
-      <w:r>
-        <w:t>Duplicati</w:t>
-      </w:r>
-      <w:proofErr w:type="spellEnd"/>
-      <w:r>
-        <w:t xml:space="preserve"> wurde auf der VM heruntergeladen.</w:t>
+      <w:r>
+        <w:t>Duplicati wurde auf der VM heruntergeladen.</w:t>
       </w:r>
     </w:p>
     <w:p>
@@ -7198,10 +7466,10 @@
     <w:rsid w:val="007851EF"/>
     <w:rsid w:val="00803A33"/>
     <w:rsid w:val="008C44B0"/>
+    <w:rsid w:val="00944D75"/>
     <w:rsid w:val="00B835B5"/>
     <w:rsid w:val="00BA4146"/>
     <w:rsid w:val="00E87A93"/>
-    <w:rsid w:val="00F25F32"/>
     <w:rsid w:val="00F4468C"/>
     <w:rsid w:val="00F96A85"/>
     <w:rsid w:val="00FC6145"/>

--- a/M143/LB3/LB3_Dokumentation.docx
+++ b/M143/LB3/LB3_Dokumentation.docx
@@ -281,7 +281,7 @@
                                   <w:tag w:val=""/>
                                   <w:id w:val="197127006"/>
                                   <w:dataBinding w:prefixMappings="xmlns:ns0='http://schemas.microsoft.com/office/2006/coverPageProps' " w:xpath="/ns0:CoverPageProperties[1]/ns0:PublishDate[1]" w:storeItemID="{55AF091B-3C7A-41E3-B477-F2FDAA23CFDA}"/>
-                                  <w:date w:fullDate="2026-04-19T00:00:00Z">
+                                  <w:date w:fullDate="2026-05-12T00:00:00Z">
                                     <w:dateFormat w:val="d. MMMM yyyy"/>
                                     <w:lid w:val="de-DE"/>
                                     <w:storeMappedDataAs w:val="dateTime"/>
@@ -309,7 +309,7 @@
                                         <w:szCs w:val="28"/>
                                         <w:lang w:val="de-DE"/>
                                       </w:rPr>
-                                      <w:t>19. April 2026</w:t>
+                                      <w:t>12. Mai 2026</w:t>
                                     </w:r>
                                   </w:p>
                                 </w:sdtContent>
@@ -415,7 +415,7 @@
                             <w:tag w:val=""/>
                             <w:id w:val="197127006"/>
                             <w:dataBinding w:prefixMappings="xmlns:ns0='http://schemas.microsoft.com/office/2006/coverPageProps' " w:xpath="/ns0:CoverPageProperties[1]/ns0:PublishDate[1]" w:storeItemID="{55AF091B-3C7A-41E3-B477-F2FDAA23CFDA}"/>
-                            <w:date w:fullDate="2026-04-19T00:00:00Z">
+                            <w:date w:fullDate="2026-05-12T00:00:00Z">
                               <w:dateFormat w:val="d. MMMM yyyy"/>
                               <w:lid w:val="de-DE"/>
                               <w:storeMappedDataAs w:val="dateTime"/>
@@ -443,7 +443,7 @@
                                   <w:szCs w:val="28"/>
                                   <w:lang w:val="de-DE"/>
                                 </w:rPr>
-                                <w:t>19. April 2026</w:t>
+                                <w:t>12. Mai 2026</w:t>
                               </w:r>
                             </w:p>
                           </w:sdtContent>
@@ -620,21 +620,32 @@
               <w:tab w:val="right" w:leader="dot" w:pos="9062"/>
             </w:tabs>
             <w:rPr>
-              <w:rFonts w:eastAsiaTheme="minorEastAsia"/>
+              <w:rFonts w:asciiTheme="minorHAnsi" w:eastAsiaTheme="minorEastAsia" w:hAnsiTheme="minorHAnsi"/>
+              <w:b w:val="0"/>
+              <w:bCs w:val="0"/>
+              <w:caps w:val="0"/>
               <w:noProof/>
               <w:lang w:eastAsia="de-CH"/>
             </w:rPr>
           </w:pPr>
           <w:r>
+            <w:rPr>
+              <w:b w:val="0"/>
+              <w:bCs w:val="0"/>
+            </w:rPr>
             <w:fldChar w:fldCharType="begin"/>
           </w:r>
           <w:r>
             <w:instrText xml:space="preserve"> TOC \o "1-3" \h \z \u </w:instrText>
           </w:r>
           <w:r>
+            <w:rPr>
+              <w:b w:val="0"/>
+              <w:bCs w:val="0"/>
+            </w:rPr>
             <w:fldChar w:fldCharType="separate"/>
           </w:r>
-          <w:hyperlink w:anchor="_Toc229393405" w:history="1">
+          <w:hyperlink w:anchor="_Toc229394198" w:history="1">
             <w:r>
               <w:rPr>
                 <w:rStyle w:val="Hyperlink"/>
@@ -661,7 +672,7 @@
                 <w:noProof/>
                 <w:webHidden/>
               </w:rPr>
-              <w:instrText xml:space="preserve"> PAGEREF _Toc229393405 \h </w:instrText>
+              <w:instrText xml:space="preserve"> PAGEREF _Toc229394198 \h </w:instrText>
             </w:r>
             <w:r>
               <w:rPr>
@@ -700,11 +711,15 @@
             </w:tabs>
             <w:rPr>
               <w:rFonts w:eastAsiaTheme="minorEastAsia"/>
+              <w:b w:val="0"/>
+              <w:bCs w:val="0"/>
               <w:noProof/>
+              <w:sz w:val="24"/>
+              <w:szCs w:val="24"/>
               <w:lang w:eastAsia="de-CH"/>
             </w:rPr>
           </w:pPr>
-          <w:hyperlink w:anchor="_Toc229393406" w:history="1">
+          <w:hyperlink w:anchor="_Toc229394199" w:history="1">
             <w:r>
               <w:rPr>
                 <w:rStyle w:val="Hyperlink"/>
@@ -731,7 +746,7 @@
                 <w:noProof/>
                 <w:webHidden/>
               </w:rPr>
-              <w:instrText xml:space="preserve"> PAGEREF _Toc229393406 \h </w:instrText>
+              <w:instrText xml:space="preserve"> PAGEREF _Toc229394199 \h </w:instrText>
             </w:r>
             <w:r>
               <w:rPr>
@@ -770,11 +785,15 @@
             </w:tabs>
             <w:rPr>
               <w:rFonts w:eastAsiaTheme="minorEastAsia"/>
+              <w:b w:val="0"/>
+              <w:bCs w:val="0"/>
               <w:noProof/>
+              <w:sz w:val="24"/>
+              <w:szCs w:val="24"/>
               <w:lang w:eastAsia="de-CH"/>
             </w:rPr>
           </w:pPr>
-          <w:hyperlink w:anchor="_Toc229393407" w:history="1">
+          <w:hyperlink w:anchor="_Toc229394200" w:history="1">
             <w:r>
               <w:rPr>
                 <w:rStyle w:val="Hyperlink"/>
@@ -801,7 +820,7 @@
                 <w:noProof/>
                 <w:webHidden/>
               </w:rPr>
-              <w:instrText xml:space="preserve"> PAGEREF _Toc229393407 \h </w:instrText>
+              <w:instrText xml:space="preserve"> PAGEREF _Toc229394200 \h </w:instrText>
             </w:r>
             <w:r>
               <w:rPr>
@@ -840,11 +859,15 @@
             </w:tabs>
             <w:rPr>
               <w:rFonts w:eastAsiaTheme="minorEastAsia"/>
+              <w:b w:val="0"/>
+              <w:bCs w:val="0"/>
               <w:noProof/>
+              <w:sz w:val="24"/>
+              <w:szCs w:val="24"/>
               <w:lang w:eastAsia="de-CH"/>
             </w:rPr>
           </w:pPr>
-          <w:hyperlink w:anchor="_Toc229393408" w:history="1">
+          <w:hyperlink w:anchor="_Toc229394201" w:history="1">
             <w:r>
               <w:rPr>
                 <w:rStyle w:val="Hyperlink"/>
@@ -871,7 +894,7 @@
                 <w:noProof/>
                 <w:webHidden/>
               </w:rPr>
-              <w:instrText xml:space="preserve"> PAGEREF _Toc229393408 \h </w:instrText>
+              <w:instrText xml:space="preserve"> PAGEREF _Toc229394201 \h </w:instrText>
             </w:r>
             <w:r>
               <w:rPr>
@@ -910,11 +933,15 @@
             </w:tabs>
             <w:rPr>
               <w:rFonts w:eastAsiaTheme="minorEastAsia"/>
+              <w:b w:val="0"/>
+              <w:bCs w:val="0"/>
               <w:noProof/>
+              <w:sz w:val="24"/>
+              <w:szCs w:val="24"/>
               <w:lang w:eastAsia="de-CH"/>
             </w:rPr>
           </w:pPr>
-          <w:hyperlink w:anchor="_Toc229393409" w:history="1">
+          <w:hyperlink w:anchor="_Toc229394202" w:history="1">
             <w:r>
               <w:rPr>
                 <w:rStyle w:val="Hyperlink"/>
@@ -941,7 +968,7 @@
                 <w:noProof/>
                 <w:webHidden/>
               </w:rPr>
-              <w:instrText xml:space="preserve"> PAGEREF _Toc229393409 \h </w:instrText>
+              <w:instrText xml:space="preserve"> PAGEREF _Toc229394202 \h </w:instrText>
             </w:r>
             <w:r>
               <w:rPr>
@@ -980,11 +1007,15 @@
             </w:tabs>
             <w:rPr>
               <w:rFonts w:eastAsiaTheme="minorEastAsia"/>
+              <w:b w:val="0"/>
+              <w:bCs w:val="0"/>
               <w:noProof/>
+              <w:sz w:val="24"/>
+              <w:szCs w:val="24"/>
               <w:lang w:eastAsia="de-CH"/>
             </w:rPr>
           </w:pPr>
-          <w:hyperlink w:anchor="_Toc229393410" w:history="1">
+          <w:hyperlink w:anchor="_Toc229394203" w:history="1">
             <w:r>
               <w:rPr>
                 <w:rStyle w:val="Hyperlink"/>
@@ -1011,7 +1042,7 @@
                 <w:noProof/>
                 <w:webHidden/>
               </w:rPr>
-              <w:instrText xml:space="preserve"> PAGEREF _Toc229393410 \h </w:instrText>
+              <w:instrText xml:space="preserve"> PAGEREF _Toc229394203 \h </w:instrText>
             </w:r>
             <w:r>
               <w:rPr>
@@ -1050,11 +1081,15 @@
             </w:tabs>
             <w:rPr>
               <w:rFonts w:eastAsiaTheme="minorEastAsia"/>
+              <w:b w:val="0"/>
+              <w:bCs w:val="0"/>
               <w:noProof/>
+              <w:sz w:val="24"/>
+              <w:szCs w:val="24"/>
               <w:lang w:eastAsia="de-CH"/>
             </w:rPr>
           </w:pPr>
-          <w:hyperlink w:anchor="_Toc229393411" w:history="1">
+          <w:hyperlink w:anchor="_Toc229394204" w:history="1">
             <w:r>
               <w:rPr>
                 <w:rStyle w:val="Hyperlink"/>
@@ -1081,7 +1116,7 @@
                 <w:noProof/>
                 <w:webHidden/>
               </w:rPr>
-              <w:instrText xml:space="preserve"> PAGEREF _Toc229393411 \h </w:instrText>
+              <w:instrText xml:space="preserve"> PAGEREF _Toc229394204 \h </w:instrText>
             </w:r>
             <w:r>
               <w:rPr>
@@ -1120,11 +1155,15 @@
             </w:tabs>
             <w:rPr>
               <w:rFonts w:eastAsiaTheme="minorEastAsia"/>
+              <w:b w:val="0"/>
+              <w:bCs w:val="0"/>
               <w:noProof/>
+              <w:sz w:val="24"/>
+              <w:szCs w:val="24"/>
               <w:lang w:eastAsia="de-CH"/>
             </w:rPr>
           </w:pPr>
-          <w:hyperlink w:anchor="_Toc229393412" w:history="1">
+          <w:hyperlink w:anchor="_Toc229394205" w:history="1">
             <w:r>
               <w:rPr>
                 <w:rStyle w:val="Hyperlink"/>
@@ -1151,7 +1190,7 @@
                 <w:noProof/>
                 <w:webHidden/>
               </w:rPr>
-              <w:instrText xml:space="preserve"> PAGEREF _Toc229393412 \h </w:instrText>
+              <w:instrText xml:space="preserve"> PAGEREF _Toc229394205 \h </w:instrText>
             </w:r>
             <w:r>
               <w:rPr>
@@ -1190,11 +1229,15 @@
             </w:tabs>
             <w:rPr>
               <w:rFonts w:eastAsiaTheme="minorEastAsia"/>
+              <w:b w:val="0"/>
+              <w:bCs w:val="0"/>
               <w:noProof/>
+              <w:sz w:val="24"/>
+              <w:szCs w:val="24"/>
               <w:lang w:eastAsia="de-CH"/>
             </w:rPr>
           </w:pPr>
-          <w:hyperlink w:anchor="_Toc229393413" w:history="1">
+          <w:hyperlink w:anchor="_Toc229394206" w:history="1">
             <w:r>
               <w:rPr>
                 <w:rStyle w:val="Hyperlink"/>
@@ -1221,7 +1264,7 @@
                 <w:noProof/>
                 <w:webHidden/>
               </w:rPr>
-              <w:instrText xml:space="preserve"> PAGEREF _Toc229393413 \h </w:instrText>
+              <w:instrText xml:space="preserve"> PAGEREF _Toc229394206 \h </w:instrText>
             </w:r>
             <w:r>
               <w:rPr>
@@ -1260,11 +1303,15 @@
             </w:tabs>
             <w:rPr>
               <w:rFonts w:eastAsiaTheme="minorEastAsia"/>
+              <w:b w:val="0"/>
+              <w:bCs w:val="0"/>
               <w:noProof/>
+              <w:sz w:val="24"/>
+              <w:szCs w:val="24"/>
               <w:lang w:eastAsia="de-CH"/>
             </w:rPr>
           </w:pPr>
-          <w:hyperlink w:anchor="_Toc229393414" w:history="1">
+          <w:hyperlink w:anchor="_Toc229394207" w:history="1">
             <w:r>
               <w:rPr>
                 <w:rStyle w:val="Hyperlink"/>
@@ -1291,7 +1338,7 @@
                 <w:noProof/>
                 <w:webHidden/>
               </w:rPr>
-              <w:instrText xml:space="preserve"> PAGEREF _Toc229393414 \h </w:instrText>
+              <w:instrText xml:space="preserve"> PAGEREF _Toc229394207 \h </w:instrText>
             </w:r>
             <w:r>
               <w:rPr>
@@ -1329,12 +1376,15 @@
               <w:tab w:val="right" w:leader="dot" w:pos="9062"/>
             </w:tabs>
             <w:rPr>
-              <w:rFonts w:eastAsiaTheme="minorEastAsia"/>
+              <w:rFonts w:asciiTheme="minorHAnsi" w:eastAsiaTheme="minorEastAsia" w:hAnsiTheme="minorHAnsi"/>
+              <w:b w:val="0"/>
+              <w:bCs w:val="0"/>
+              <w:caps w:val="0"/>
               <w:noProof/>
               <w:lang w:eastAsia="de-CH"/>
             </w:rPr>
           </w:pPr>
-          <w:hyperlink w:anchor="_Toc229393415" w:history="1">
+          <w:hyperlink w:anchor="_Toc229394208" w:history="1">
             <w:r>
               <w:rPr>
                 <w:rStyle w:val="Hyperlink"/>
@@ -1361,7 +1411,7 @@
                 <w:noProof/>
                 <w:webHidden/>
               </w:rPr>
-              <w:instrText xml:space="preserve"> PAGEREF _Toc229393415 \h </w:instrText>
+              <w:instrText xml:space="preserve"> PAGEREF _Toc229394208 \h </w:instrText>
             </w:r>
             <w:r>
               <w:rPr>
@@ -1400,11 +1450,15 @@
             </w:tabs>
             <w:rPr>
               <w:rFonts w:eastAsiaTheme="minorEastAsia"/>
+              <w:b w:val="0"/>
+              <w:bCs w:val="0"/>
               <w:noProof/>
+              <w:sz w:val="24"/>
+              <w:szCs w:val="24"/>
               <w:lang w:eastAsia="de-CH"/>
             </w:rPr>
           </w:pPr>
-          <w:hyperlink w:anchor="_Toc229393416" w:history="1">
+          <w:hyperlink w:anchor="_Toc229394209" w:history="1">
             <w:r>
               <w:rPr>
                 <w:rStyle w:val="Hyperlink"/>
@@ -1431,7 +1485,7 @@
                 <w:noProof/>
                 <w:webHidden/>
               </w:rPr>
-              <w:instrText xml:space="preserve"> PAGEREF _Toc229393416 \h </w:instrText>
+              <w:instrText xml:space="preserve"> PAGEREF _Toc229394209 \h </w:instrText>
             </w:r>
             <w:r>
               <w:rPr>
@@ -1470,11 +1524,15 @@
             </w:tabs>
             <w:rPr>
               <w:rFonts w:eastAsiaTheme="minorEastAsia"/>
+              <w:b w:val="0"/>
+              <w:bCs w:val="0"/>
               <w:noProof/>
+              <w:sz w:val="24"/>
+              <w:szCs w:val="24"/>
               <w:lang w:eastAsia="de-CH"/>
             </w:rPr>
           </w:pPr>
-          <w:hyperlink w:anchor="_Toc229393417" w:history="1">
+          <w:hyperlink w:anchor="_Toc229394210" w:history="1">
             <w:r>
               <w:rPr>
                 <w:rStyle w:val="Hyperlink"/>
@@ -1501,7 +1559,7 @@
                 <w:noProof/>
                 <w:webHidden/>
               </w:rPr>
-              <w:instrText xml:space="preserve"> PAGEREF _Toc229393417 \h </w:instrText>
+              <w:instrText xml:space="preserve"> PAGEREF _Toc229394210 \h </w:instrText>
             </w:r>
             <w:r>
               <w:rPr>
@@ -1540,11 +1598,15 @@
             </w:tabs>
             <w:rPr>
               <w:rFonts w:eastAsiaTheme="minorEastAsia"/>
+              <w:b w:val="0"/>
+              <w:bCs w:val="0"/>
               <w:noProof/>
+              <w:sz w:val="24"/>
+              <w:szCs w:val="24"/>
               <w:lang w:eastAsia="de-CH"/>
             </w:rPr>
           </w:pPr>
-          <w:hyperlink w:anchor="_Toc229393418" w:history="1">
+          <w:hyperlink w:anchor="_Toc229394211" w:history="1">
             <w:r>
               <w:rPr>
                 <w:rStyle w:val="Hyperlink"/>
@@ -1571,7 +1633,7 @@
                 <w:noProof/>
                 <w:webHidden/>
               </w:rPr>
-              <w:instrText xml:space="preserve"> PAGEREF _Toc229393418 \h </w:instrText>
+              <w:instrText xml:space="preserve"> PAGEREF _Toc229394211 \h </w:instrText>
             </w:r>
             <w:r>
               <w:rPr>
@@ -1609,12 +1671,15 @@
               <w:tab w:val="right" w:leader="dot" w:pos="9062"/>
             </w:tabs>
             <w:rPr>
-              <w:rFonts w:eastAsiaTheme="minorEastAsia"/>
+              <w:rFonts w:asciiTheme="minorHAnsi" w:eastAsiaTheme="minorEastAsia" w:hAnsiTheme="minorHAnsi"/>
+              <w:b w:val="0"/>
+              <w:bCs w:val="0"/>
+              <w:caps w:val="0"/>
               <w:noProof/>
               <w:lang w:eastAsia="de-CH"/>
             </w:rPr>
           </w:pPr>
-          <w:hyperlink w:anchor="_Toc229393419" w:history="1">
+          <w:hyperlink w:anchor="_Toc229394212" w:history="1">
             <w:r>
               <w:rPr>
                 <w:rStyle w:val="Hyperlink"/>
@@ -1641,7 +1706,7 @@
                 <w:noProof/>
                 <w:webHidden/>
               </w:rPr>
-              <w:instrText xml:space="preserve"> PAGEREF _Toc229393419 \h </w:instrText>
+              <w:instrText xml:space="preserve"> PAGEREF _Toc229394212 \h </w:instrText>
             </w:r>
             <w:r>
               <w:rPr>
@@ -1680,11 +1745,15 @@
             </w:tabs>
             <w:rPr>
               <w:rFonts w:eastAsiaTheme="minorEastAsia"/>
+              <w:b w:val="0"/>
+              <w:bCs w:val="0"/>
               <w:noProof/>
+              <w:sz w:val="24"/>
+              <w:szCs w:val="24"/>
               <w:lang w:eastAsia="de-CH"/>
             </w:rPr>
           </w:pPr>
-          <w:hyperlink w:anchor="_Toc229393420" w:history="1">
+          <w:hyperlink w:anchor="_Toc229394213" w:history="1">
             <w:r>
               <w:rPr>
                 <w:rStyle w:val="Hyperlink"/>
@@ -1711,7 +1780,7 @@
                 <w:noProof/>
                 <w:webHidden/>
               </w:rPr>
-              <w:instrText xml:space="preserve"> PAGEREF _Toc229393420 \h </w:instrText>
+              <w:instrText xml:space="preserve"> PAGEREF _Toc229394213 \h </w:instrText>
             </w:r>
             <w:r>
               <w:rPr>
@@ -1750,11 +1819,15 @@
             </w:tabs>
             <w:rPr>
               <w:rFonts w:eastAsiaTheme="minorEastAsia"/>
+              <w:b w:val="0"/>
+              <w:bCs w:val="0"/>
               <w:noProof/>
+              <w:sz w:val="24"/>
+              <w:szCs w:val="24"/>
               <w:lang w:eastAsia="de-CH"/>
             </w:rPr>
           </w:pPr>
-          <w:hyperlink w:anchor="_Toc229393421" w:history="1">
+          <w:hyperlink w:anchor="_Toc229394214" w:history="1">
             <w:r>
               <w:rPr>
                 <w:rStyle w:val="Hyperlink"/>
@@ -1781,7 +1854,7 @@
                 <w:noProof/>
                 <w:webHidden/>
               </w:rPr>
-              <w:instrText xml:space="preserve"> PAGEREF _Toc229393421 \h </w:instrText>
+              <w:instrText xml:space="preserve"> PAGEREF _Toc229394214 \h </w:instrText>
             </w:r>
             <w:r>
               <w:rPr>
@@ -1820,11 +1893,15 @@
             </w:tabs>
             <w:rPr>
               <w:rFonts w:eastAsiaTheme="minorEastAsia"/>
+              <w:b w:val="0"/>
+              <w:bCs w:val="0"/>
               <w:noProof/>
+              <w:sz w:val="24"/>
+              <w:szCs w:val="24"/>
               <w:lang w:eastAsia="de-CH"/>
             </w:rPr>
           </w:pPr>
-          <w:hyperlink w:anchor="_Toc229393422" w:history="1">
+          <w:hyperlink w:anchor="_Toc229394215" w:history="1">
             <w:r>
               <w:rPr>
                 <w:rStyle w:val="Hyperlink"/>
@@ -1851,7 +1928,7 @@
                 <w:noProof/>
                 <w:webHidden/>
               </w:rPr>
-              <w:instrText xml:space="preserve"> PAGEREF _Toc229393422 \h </w:instrText>
+              <w:instrText xml:space="preserve"> PAGEREF _Toc229394215 \h </w:instrText>
             </w:r>
             <w:r>
               <w:rPr>
@@ -1890,17 +1967,21 @@
             </w:tabs>
             <w:rPr>
               <w:rFonts w:eastAsiaTheme="minorEastAsia"/>
+              <w:b w:val="0"/>
+              <w:bCs w:val="0"/>
               <w:noProof/>
+              <w:sz w:val="24"/>
+              <w:szCs w:val="24"/>
               <w:lang w:eastAsia="de-CH"/>
             </w:rPr>
           </w:pPr>
-          <w:hyperlink w:anchor="_Toc229393423" w:history="1">
+          <w:hyperlink w:anchor="_Toc229394216" w:history="1">
             <w:r>
               <w:rPr>
                 <w:rStyle w:val="Hyperlink"/>
                 <w:noProof/>
               </w:rPr>
-              <w:t>Live-Notizen</w:t>
+              <w:t>Live-Notizen der letzten Arbeitstage</w:t>
             </w:r>
             <w:r>
               <w:rPr>
@@ -1921,7 +2002,7 @@
                 <w:noProof/>
                 <w:webHidden/>
               </w:rPr>
-              <w:instrText xml:space="preserve"> PAGEREF _Toc229393423 \h </w:instrText>
+              <w:instrText xml:space="preserve"> PAGEREF _Toc229394216 \h </w:instrText>
             </w:r>
             <w:r>
               <w:rPr>
@@ -1974,7 +2055,7 @@
       <w:pPr>
         <w:pStyle w:val="berschrift1"/>
       </w:pPr>
-      <w:bookmarkStart w:id="0" w:name="_Toc229393405"/>
+      <w:bookmarkStart w:id="0" w:name="_Toc229394198"/>
       <w:r>
         <w:lastRenderedPageBreak/>
         <w:t xml:space="preserve">Meilenstein 1: </w:t>
@@ -1988,7 +2069,7 @@
       <w:pPr>
         <w:pStyle w:val="berschrift2"/>
       </w:pPr>
-      <w:bookmarkStart w:id="1" w:name="_Toc229393406"/>
+      <w:bookmarkStart w:id="1" w:name="_Toc229394199"/>
       <w:r>
         <w:t>Einleitung</w:t>
       </w:r>
@@ -2006,7 +2087,7 @@
       <w:pPr>
         <w:pStyle w:val="berschrift2"/>
       </w:pPr>
-      <w:bookmarkStart w:id="2" w:name="_Toc229393407"/>
+      <w:bookmarkStart w:id="2" w:name="_Toc229394200"/>
       <w:r>
         <w:t>Kenndaten der einzelnen Anbieter</w:t>
       </w:r>
@@ -2021,7 +2102,7 @@
       <w:pPr>
         <w:pStyle w:val="berschrift2"/>
       </w:pPr>
-      <w:bookmarkStart w:id="3" w:name="_Toc229393408"/>
+      <w:bookmarkStart w:id="3" w:name="_Toc229394201"/>
       <w:r>
         <w:t>Amazon Cloud Storage (AWS)</w:t>
       </w:r>
@@ -2369,7 +2450,7 @@
       <w:pPr>
         <w:pStyle w:val="berschrift2"/>
       </w:pPr>
-      <w:bookmarkStart w:id="4" w:name="_Toc229393409"/>
+      <w:bookmarkStart w:id="4" w:name="_Toc229394202"/>
       <w:r>
         <w:lastRenderedPageBreak/>
         <w:t>Microsoft Azure Blob Storage</w:t>
@@ -2714,7 +2795,7 @@
       <w:pPr>
         <w:pStyle w:val="berschrift2"/>
       </w:pPr>
-      <w:bookmarkStart w:id="5" w:name="_Toc229393410"/>
+      <w:bookmarkStart w:id="5" w:name="_Toc229394203"/>
       <w:r>
         <w:t>OVH Cloud Storage</w:t>
       </w:r>
@@ -3059,7 +3140,7 @@
       <w:pPr>
         <w:pStyle w:val="berschrift2"/>
       </w:pPr>
-      <w:bookmarkStart w:id="6" w:name="_Toc229393411"/>
+      <w:bookmarkStart w:id="6" w:name="_Toc229394204"/>
       <w:r>
         <w:lastRenderedPageBreak/>
         <w:t xml:space="preserve">STRATO </w:t>
@@ -3400,7 +3481,7 @@
       <w:pPr>
         <w:pStyle w:val="berschrift2"/>
       </w:pPr>
-      <w:bookmarkStart w:id="7" w:name="_Toc229393412"/>
+      <w:bookmarkStart w:id="7" w:name="_Toc229394205"/>
       <w:r>
         <w:t>Google Cloud Storage</w:t>
       </w:r>
@@ -3781,7 +3862,7 @@
         <w:lastRenderedPageBreak/>
         <w:t xml:space="preserve"> </w:t>
       </w:r>
-      <w:bookmarkStart w:id="8" w:name="_Toc229393413"/>
+      <w:bookmarkStart w:id="8" w:name="_Toc229394206"/>
       <w:proofErr w:type="spellStart"/>
       <w:r>
         <w:t>Backblaze</w:t>
@@ -4124,7 +4205,7 @@
       <w:pPr>
         <w:pStyle w:val="berschrift2"/>
       </w:pPr>
-      <w:bookmarkStart w:id="9" w:name="_Toc229393414"/>
+      <w:bookmarkStart w:id="9" w:name="_Toc229394207"/>
       <w:r>
         <w:t>Meta10 Cloud Backup (Acronis)</w:t>
       </w:r>
@@ -4482,7 +4563,7 @@
       <w:pPr>
         <w:pStyle w:val="berschrift1"/>
       </w:pPr>
-      <w:bookmarkStart w:id="10" w:name="_Toc229393415"/>
+      <w:bookmarkStart w:id="10" w:name="_Toc229394208"/>
       <w:r>
         <w:lastRenderedPageBreak/>
         <w:t>Meilenstein 2: Cloud-Konzept, Entscheidung</w:t>
@@ -4493,7 +4574,7 @@
       <w:pPr>
         <w:pStyle w:val="berschrift2"/>
       </w:pPr>
-      <w:bookmarkStart w:id="11" w:name="_Toc229393416"/>
+      <w:bookmarkStart w:id="11" w:name="_Toc229394209"/>
       <w:r>
         <w:t>Ist-Zustand</w:t>
       </w:r>
@@ -4681,7 +4762,7 @@
       <w:r>
         <w:t xml:space="preserve"> </w:t>
       </w:r>
-      <w:bookmarkStart w:id="12" w:name="_Toc229393417"/>
+      <w:bookmarkStart w:id="12" w:name="_Toc229394210"/>
       <w:r>
         <w:t>Soll-Zustand</w:t>
       </w:r>
@@ -4782,7 +4863,7 @@
       <w:pPr>
         <w:pStyle w:val="berschrift2"/>
       </w:pPr>
-      <w:bookmarkStart w:id="13" w:name="_Toc229393418"/>
+      <w:bookmarkStart w:id="13" w:name="_Toc229394211"/>
       <w:r>
         <w:t>Entscheidung für Cloudanbieter</w:t>
       </w:r>
@@ -4961,7 +5042,7 @@
       <w:pPr>
         <w:pStyle w:val="berschrift1"/>
       </w:pPr>
-      <w:bookmarkStart w:id="14" w:name="_Toc229393419"/>
+      <w:bookmarkStart w:id="14" w:name="_Toc229394212"/>
       <w:r>
         <w:lastRenderedPageBreak/>
         <w:t>Meilenstein 3: Realisation, Auswertung</w:t>
@@ -4972,7 +5053,7 @@
       <w:pPr>
         <w:pStyle w:val="berschrift2"/>
       </w:pPr>
-      <w:bookmarkStart w:id="15" w:name="_Toc229393420"/>
+      <w:bookmarkStart w:id="15" w:name="_Toc229394213"/>
       <w:r>
         <w:t>Einleitung</w:t>
       </w:r>
@@ -5005,7 +5086,7 @@
       <w:pPr>
         <w:pStyle w:val="berschrift2"/>
       </w:pPr>
-      <w:bookmarkStart w:id="16" w:name="_Toc229393421"/>
+      <w:bookmarkStart w:id="16" w:name="_Toc229394214"/>
       <w:r>
         <w:t>Bericht zur Umsetzung</w:t>
       </w:r>
@@ -5045,16 +5126,28 @@
         <w:t>Um ein Backup einer VM, welche einen Server der Firma Yeez1repräsentiert, anzulegen, wurde Google Cloud Storage als Speicherort des Backups und die Applikation Duplicati, als Programm zum Erstellen der Backups, benutzt. Für die Konstellation wurde sich entschieden, da Kosten während der Testphase</w:t>
       </w:r>
       <w:r>
-        <w:t xml:space="preserve"> tief und eine gute Benutzerfreundlichkeit vorhanden ist. Zudem können auch hohe Datenmengen über diese Tools gut verwaltet werden. Es ist eine Lösung die auch in Zukunft gut genutzt werden kann. </w:t>
+        <w:t xml:space="preserve"> tief und eine gute Benutzerfreundlichkeit vorhanden ist. Zudem können auch hohe Datenmengen über diese Tools gut verwaltet werden. Es ist eine </w:t>
+      </w:r>
+      <w:r>
+        <w:t>Lösung,</w:t>
+      </w:r>
+      <w:r>
+        <w:t xml:space="preserve"> die auch in Zukunft gut genutzt werden kann. </w:t>
       </w:r>
     </w:p>
     <w:p/>
+    <w:p/>
+    <w:p/>
+    <w:p/>
+    <w:p/>
+    <w:p/>
     <w:p>
       <w:pPr>
         <w:pStyle w:val="berschrift2"/>
       </w:pPr>
-      <w:bookmarkStart w:id="17" w:name="_Toc229393422"/>
-      <w:r>
+      <w:bookmarkStart w:id="17" w:name="_Toc229394215"/>
+      <w:r>
+        <w:lastRenderedPageBreak/>
         <w:t>Auswertung des Projektes</w:t>
       </w:r>
       <w:bookmarkEnd w:id="17"/>
@@ -5063,9 +5156,12 @@
       <w:pPr>
         <w:pStyle w:val="berschrift2"/>
       </w:pPr>
-      <w:bookmarkStart w:id="18" w:name="_Toc229393423"/>
+      <w:bookmarkStart w:id="18" w:name="_Toc229394216"/>
       <w:r>
         <w:t>Live-Notizen</w:t>
+      </w:r>
+      <w:r>
+        <w:t xml:space="preserve"> der letzten Arbeitstage</w:t>
       </w:r>
       <w:bookmarkEnd w:id="18"/>
     </w:p>
@@ -5178,7 +5274,6 @@
         </w:numPr>
       </w:pPr>
       <w:r>
-        <w:lastRenderedPageBreak/>
         <w:t>Troubleshooting des Pfadproblems durchgeführt.</w:t>
       </w:r>
     </w:p>
@@ -5507,13 +5602,31 @@
       <w:rPr>
         <w:lang w:val="de-DE"/>
       </w:rPr>
-      <w:t>14</w:t>
+      <w:t>1</w:t>
     </w:r>
     <w:r>
       <w:rPr>
         <w:lang w:val="de-DE"/>
       </w:rPr>
-      <w:t>/04/2026</w:t>
+      <w:t>2</w:t>
+    </w:r>
+    <w:r>
+      <w:rPr>
+        <w:lang w:val="de-DE"/>
+      </w:rPr>
+      <w:t>/0</w:t>
+    </w:r>
+    <w:r>
+      <w:rPr>
+        <w:lang w:val="de-DE"/>
+      </w:rPr>
+      <w:t>5</w:t>
+    </w:r>
+    <w:r>
+      <w:rPr>
+        <w:lang w:val="de-DE"/>
+      </w:rPr>
+      <w:t>/2026</w:t>
     </w:r>
     <w:r>
       <w:rPr>
@@ -7150,8 +7263,14 @@
     <w:unhideWhenUsed/>
     <w:rsid w:val="00F45BC5"/>
     <w:pPr>
-      <w:spacing w:after="100"/>
+      <w:spacing w:before="360" w:after="0"/>
     </w:pPr>
+    <w:rPr>
+      <w:rFonts w:asciiTheme="majorHAnsi" w:hAnsiTheme="majorHAnsi"/>
+      <w:b/>
+      <w:bCs/>
+      <w:caps/>
+    </w:rPr>
   </w:style>
   <w:style w:type="paragraph" w:styleId="Verzeichnis2">
     <w:name w:val="toc 2"/>
@@ -7162,9 +7281,14 @@
     <w:unhideWhenUsed/>
     <w:rsid w:val="00F45BC5"/>
     <w:pPr>
-      <w:spacing w:after="100"/>
-      <w:ind w:left="240"/>
+      <w:spacing w:before="240" w:after="0"/>
     </w:pPr>
+    <w:rPr>
+      <w:b/>
+      <w:bCs/>
+      <w:sz w:val="20"/>
+      <w:szCs w:val="20"/>
+    </w:rPr>
   </w:style>
   <w:style w:type="paragraph" w:styleId="Verzeichnis3">
     <w:name w:val="toc 3"/>
@@ -7175,9 +7299,13 @@
     <w:unhideWhenUsed/>
     <w:rsid w:val="00F45BC5"/>
     <w:pPr>
-      <w:spacing w:after="100"/>
-      <w:ind w:left="480"/>
+      <w:spacing w:after="0"/>
+      <w:ind w:left="240"/>
     </w:pPr>
+    <w:rPr>
+      <w:sz w:val="20"/>
+      <w:szCs w:val="20"/>
+    </w:rPr>
   </w:style>
   <w:style w:type="character" w:styleId="Hyperlink">
     <w:name w:val="Hyperlink"/>
@@ -7314,6 +7442,108 @@
     <w:rPr>
       <w:color w:val="605E5C"/>
       <w:shd w:val="clear" w:color="auto" w:fill="E1DFDD"/>
+    </w:rPr>
+  </w:style>
+  <w:style w:type="paragraph" w:styleId="Verzeichnis4">
+    <w:name w:val="toc 4"/>
+    <w:basedOn w:val="Standard"/>
+    <w:next w:val="Standard"/>
+    <w:autoRedefine/>
+    <w:uiPriority w:val="39"/>
+    <w:unhideWhenUsed/>
+    <w:rsid w:val="009D5614"/>
+    <w:pPr>
+      <w:spacing w:after="0"/>
+      <w:ind w:left="480"/>
+    </w:pPr>
+    <w:rPr>
+      <w:sz w:val="20"/>
+      <w:szCs w:val="20"/>
+    </w:rPr>
+  </w:style>
+  <w:style w:type="paragraph" w:styleId="Verzeichnis5">
+    <w:name w:val="toc 5"/>
+    <w:basedOn w:val="Standard"/>
+    <w:next w:val="Standard"/>
+    <w:autoRedefine/>
+    <w:uiPriority w:val="39"/>
+    <w:unhideWhenUsed/>
+    <w:rsid w:val="009D5614"/>
+    <w:pPr>
+      <w:spacing w:after="0"/>
+      <w:ind w:left="720"/>
+    </w:pPr>
+    <w:rPr>
+      <w:sz w:val="20"/>
+      <w:szCs w:val="20"/>
+    </w:rPr>
+  </w:style>
+  <w:style w:type="paragraph" w:styleId="Verzeichnis6">
+    <w:name w:val="toc 6"/>
+    <w:basedOn w:val="Standard"/>
+    <w:next w:val="Standard"/>
+    <w:autoRedefine/>
+    <w:uiPriority w:val="39"/>
+    <w:unhideWhenUsed/>
+    <w:rsid w:val="009D5614"/>
+    <w:pPr>
+      <w:spacing w:after="0"/>
+      <w:ind w:left="960"/>
+    </w:pPr>
+    <w:rPr>
+      <w:sz w:val="20"/>
+      <w:szCs w:val="20"/>
+    </w:rPr>
+  </w:style>
+  <w:style w:type="paragraph" w:styleId="Verzeichnis7">
+    <w:name w:val="toc 7"/>
+    <w:basedOn w:val="Standard"/>
+    <w:next w:val="Standard"/>
+    <w:autoRedefine/>
+    <w:uiPriority w:val="39"/>
+    <w:unhideWhenUsed/>
+    <w:rsid w:val="009D5614"/>
+    <w:pPr>
+      <w:spacing w:after="0"/>
+      <w:ind w:left="1200"/>
+    </w:pPr>
+    <w:rPr>
+      <w:sz w:val="20"/>
+      <w:szCs w:val="20"/>
+    </w:rPr>
+  </w:style>
+  <w:style w:type="paragraph" w:styleId="Verzeichnis8">
+    <w:name w:val="toc 8"/>
+    <w:basedOn w:val="Standard"/>
+    <w:next w:val="Standard"/>
+    <w:autoRedefine/>
+    <w:uiPriority w:val="39"/>
+    <w:unhideWhenUsed/>
+    <w:rsid w:val="009D5614"/>
+    <w:pPr>
+      <w:spacing w:after="0"/>
+      <w:ind w:left="1440"/>
+    </w:pPr>
+    <w:rPr>
+      <w:sz w:val="20"/>
+      <w:szCs w:val="20"/>
+    </w:rPr>
+  </w:style>
+  <w:style w:type="paragraph" w:styleId="Verzeichnis9">
+    <w:name w:val="toc 9"/>
+    <w:basedOn w:val="Standard"/>
+    <w:next w:val="Standard"/>
+    <w:autoRedefine/>
+    <w:uiPriority w:val="39"/>
+    <w:unhideWhenUsed/>
+    <w:rsid w:val="009D5614"/>
+    <w:pPr>
+      <w:spacing w:after="0"/>
+      <w:ind w:left="1680"/>
+    </w:pPr>
+    <w:rPr>
+      <w:sz w:val="20"/>
+      <w:szCs w:val="20"/>
     </w:rPr>
   </w:style>
 </w:styles>
@@ -7464,12 +7694,13 @@
     <w:rsid w:val="0073256B"/>
     <w:rsid w:val="00767D7E"/>
     <w:rsid w:val="007851EF"/>
+    <w:rsid w:val="007A2261"/>
     <w:rsid w:val="00803A33"/>
     <w:rsid w:val="008C44B0"/>
-    <w:rsid w:val="00944D75"/>
     <w:rsid w:val="00B835B5"/>
     <w:rsid w:val="00BA4146"/>
     <w:rsid w:val="00E87A93"/>
+    <w:rsid w:val="00EE7713"/>
     <w:rsid w:val="00F4468C"/>
     <w:rsid w:val="00F96A85"/>
     <w:rsid w:val="00FC6145"/>
@@ -7942,6 +8173,18 @@
       <w:color w:val="666666"/>
     </w:rPr>
   </w:style>
+  <w:style w:type="paragraph" w:customStyle="1" w:styleId="35BCDDEE78AE454D9065ACD6C3EE636F">
+    <w:name w:val="35BCDDEE78AE454D9065ACD6C3EE636F"/>
+    <w:rsid w:val="007A2261"/>
+  </w:style>
+  <w:style w:type="paragraph" w:customStyle="1" w:styleId="C2FD80F7C1BB4B4C9E9EC5840A8B68DD">
+    <w:name w:val="C2FD80F7C1BB4B4C9E9EC5840A8B68DD"/>
+    <w:rsid w:val="007A2261"/>
+  </w:style>
+  <w:style w:type="paragraph" w:customStyle="1" w:styleId="EFEBECBF4FBD4049A6A9664220A42054">
+    <w:name w:val="EFEBECBF4FBD4049A6A9664220A42054"/>
+    <w:rsid w:val="007A2261"/>
+  </w:style>
 </w:styles>
 </file>
 
@@ -8249,7 +8492,7 @@
 
 <file path=customXml/item1.xml><?xml version="1.0" encoding="utf-8"?>
 <CoverPageProperties xmlns="http://schemas.microsoft.com/office/2006/coverPageProps">
-  <PublishDate>2026-04-19T00:00:00</PublishDate>
+  <PublishDate>2026-05-12T00:00:00</PublishDate>
   <Abstract/>
   <CompanyAddress>BSFH</CompanyAddress>
   <CompanyPhone/>

--- a/M143/LB3/LB3_Dokumentation.docx
+++ b/M143/LB3/LB3_Dokumentation.docx
@@ -2234,13 +2234,8 @@
             <w:pPr>
               <w:spacing w:after="160" w:line="278" w:lineRule="auto"/>
             </w:pPr>
-            <w:proofErr w:type="spellStart"/>
-            <w:r>
-              <w:t>Geschw</w:t>
-            </w:r>
-            <w:proofErr w:type="spellEnd"/>
-            <w:r>
-              <w:t>.</w:t>
+            <w:r>
+              <w:t>Geschw.</w:t>
             </w:r>
           </w:p>
         </w:tc>
@@ -2583,13 +2578,8 @@
             <w:pPr>
               <w:spacing w:after="160" w:line="278" w:lineRule="auto"/>
             </w:pPr>
-            <w:proofErr w:type="spellStart"/>
-            <w:r>
-              <w:t>Geschw</w:t>
-            </w:r>
-            <w:proofErr w:type="spellEnd"/>
-            <w:r>
-              <w:t>.</w:t>
+            <w:r>
+              <w:t>Geschw.</w:t>
             </w:r>
           </w:p>
         </w:tc>
@@ -2927,13 +2917,8 @@
             <w:pPr>
               <w:spacing w:after="160" w:line="278" w:lineRule="auto"/>
             </w:pPr>
-            <w:proofErr w:type="spellStart"/>
-            <w:r>
-              <w:t>Geschw</w:t>
-            </w:r>
-            <w:proofErr w:type="spellEnd"/>
-            <w:r>
-              <w:t>.</w:t>
+            <w:r>
+              <w:t>Geschw.</w:t>
             </w:r>
           </w:p>
         </w:tc>
@@ -3143,14 +3128,9 @@
       <w:bookmarkStart w:id="6" w:name="_Toc229394204"/>
       <w:r>
         <w:lastRenderedPageBreak/>
-        <w:t xml:space="preserve">STRATO </w:t>
-      </w:r>
-      <w:proofErr w:type="spellStart"/>
-      <w:r>
-        <w:t>HiDrive</w:t>
+        <w:t>STRATO HiDrive</w:t>
       </w:r>
       <w:bookmarkEnd w:id="6"/>
-      <w:proofErr w:type="spellEnd"/>
     </w:p>
     <w:tbl>
       <w:tblPr>
@@ -3278,13 +3258,8 @@
             <w:pPr>
               <w:spacing w:after="160" w:line="278" w:lineRule="auto"/>
             </w:pPr>
-            <w:proofErr w:type="spellStart"/>
-            <w:r>
-              <w:t>Geschw</w:t>
-            </w:r>
-            <w:proofErr w:type="spellEnd"/>
-            <w:r>
-              <w:t>.</w:t>
+            <w:r>
+              <w:t>Geschw.</w:t>
             </w:r>
           </w:p>
         </w:tc>
@@ -3613,13 +3588,8 @@
             <w:pPr>
               <w:spacing w:after="160" w:line="278" w:lineRule="auto"/>
             </w:pPr>
-            <w:proofErr w:type="spellStart"/>
-            <w:r>
-              <w:t>Geschw</w:t>
-            </w:r>
-            <w:proofErr w:type="spellEnd"/>
-            <w:r>
-              <w:t>.</w:t>
+            <w:r>
+              <w:t>Geschw.</w:t>
             </w:r>
           </w:p>
         </w:tc>
@@ -3863,13 +3833,8 @@
         <w:t xml:space="preserve"> </w:t>
       </w:r>
       <w:bookmarkStart w:id="8" w:name="_Toc229394206"/>
-      <w:proofErr w:type="spellStart"/>
-      <w:r>
-        <w:t>Backblaze</w:t>
-      </w:r>
-      <w:proofErr w:type="spellEnd"/>
-      <w:r>
-        <w:t xml:space="preserve"> B2 Cloud Storage</w:t>
+      <w:r>
+        <w:t>Backblaze B2 Cloud Storage</w:t>
       </w:r>
       <w:bookmarkEnd w:id="8"/>
     </w:p>
@@ -3999,13 +3964,8 @@
             <w:pPr>
               <w:spacing w:after="160" w:line="278" w:lineRule="auto"/>
             </w:pPr>
-            <w:proofErr w:type="spellStart"/>
-            <w:r>
-              <w:t>Geschw</w:t>
-            </w:r>
-            <w:proofErr w:type="spellEnd"/>
-            <w:r>
-              <w:t>.</w:t>
+            <w:r>
+              <w:t>Geschw.</w:t>
             </w:r>
           </w:p>
         </w:tc>
@@ -4286,15 +4246,7 @@
               <w:cnfStyle w:val="000000100000" w:firstRow="0" w:lastRow="0" w:firstColumn="0" w:lastColumn="0" w:oddVBand="0" w:evenVBand="0" w:oddHBand="1" w:evenHBand="0" w:firstRowFirstColumn="0" w:firstRowLastColumn="0" w:lastRowFirstColumn="0" w:lastRowLastColumn="0"/>
             </w:pPr>
             <w:r>
-              <w:t>Backup-</w:t>
-            </w:r>
-            <w:proofErr w:type="spellStart"/>
-            <w:r>
-              <w:t>as</w:t>
-            </w:r>
-            <w:proofErr w:type="spellEnd"/>
-            <w:r>
-              <w:t>-a-Service</w:t>
+              <w:t>Backup-as-a-Service</w:t>
             </w:r>
           </w:p>
         </w:tc>
@@ -4345,13 +4297,8 @@
             <w:pPr>
               <w:spacing w:after="160" w:line="278" w:lineRule="auto"/>
             </w:pPr>
-            <w:proofErr w:type="spellStart"/>
-            <w:r>
-              <w:t>Geschw</w:t>
-            </w:r>
-            <w:proofErr w:type="spellEnd"/>
-            <w:r>
-              <w:t>.</w:t>
+            <w:r>
+              <w:t>Geschw.</w:t>
             </w:r>
           </w:p>
         </w:tc>
@@ -4608,15 +4555,7 @@
     </w:p>
     <w:p>
       <w:r>
-        <w:t>Das Backup des Servers 3 wird on-</w:t>
-      </w:r>
-      <w:proofErr w:type="spellStart"/>
-      <w:r>
-        <w:t>premise</w:t>
-      </w:r>
-      <w:proofErr w:type="spellEnd"/>
-      <w:r>
-        <w:t xml:space="preserve"> durchgeführt. Dies, da ein schneller Zugriff auf die Bestellungen und Aufträge stehts möglich sein muss und die Daten möglichst in Kontrolle der Firma sein sollen. Die Daten werden regelmässig auf das NAS gespielt und dort 25 Wochen lang gespeichert. Anschliessend werden die Daten auf Tape (LTO) geschrieben und aufbewahrt.</w:t>
+        <w:t>Das Backup des Servers 3 wird on-premise durchgeführt. Dies, da ein schneller Zugriff auf die Bestellungen und Aufträge stehts möglich sein muss und die Daten möglichst in Kontrolle der Firma sein sollen. Die Daten werden regelmässig auf das NAS gespielt und dort 25 Wochen lang gespeichert. Anschliessend werden die Daten auf Tape (LTO) geschrieben und aufbewahrt.</w:t>
       </w:r>
     </w:p>
     <w:p/>
@@ -4692,31 +4631,7 @@
         <w:t>aufbewahrt</w:t>
       </w:r>
       <w:r>
-        <w:t xml:space="preserve"> werden. Ein Band kann ungefähr 45 TB speichern und kostet ungefähr 150 CHF. Die Preise und Leitungen der Bänder können jedoch stark variieren. Beim Wahl des NAS fiel diese auf eine </w:t>
-      </w:r>
-      <w:proofErr w:type="spellStart"/>
-      <w:r>
-        <w:t>Synology</w:t>
-      </w:r>
-      <w:proofErr w:type="spellEnd"/>
-      <w:r>
-        <w:t xml:space="preserve"> 12-bay </w:t>
-      </w:r>
-      <w:proofErr w:type="spellStart"/>
-      <w:r>
-        <w:t>DiskStation</w:t>
-      </w:r>
-      <w:proofErr w:type="spellEnd"/>
-      <w:r>
-        <w:t xml:space="preserve"> AMD Ryzen V1500B </w:t>
-      </w:r>
-      <w:proofErr w:type="spellStart"/>
-      <w:r>
-        <w:t>quad</w:t>
-      </w:r>
-      <w:proofErr w:type="spellEnd"/>
-      <w:r>
-        <w:t xml:space="preserve"> (DS2422+). Die Anschaffungskosten liegen bei ungefähr 2000 CHF. Die zusätzlichen </w:t>
+        <w:t xml:space="preserve"> werden. Ein Band kann ungefähr 45 TB speichern und kostet ungefähr 150 CHF. Die Preise und Leitungen der Bänder können jedoch stark variieren. Beim Wahl des NAS fiel diese auf eine Synology 12-bay DiskStation AMD Ryzen V1500B quad (DS2422+). Die Anschaffungskosten liegen bei ungefähr 2000 CHF. Die zusätzlichen </w:t>
       </w:r>
       <w:r>
         <w:t>Anschaffungskosten</w:t>
@@ -4828,22 +4743,10 @@
         <w:t xml:space="preserve">Dieser Punkt wird alle 3 Monate durch Tests durch die IT-Abteilung überprüft. Diese Tests umfassen etwa </w:t>
       </w:r>
       <w:r>
-        <w:t xml:space="preserve">testweise </w:t>
-      </w:r>
-      <w:proofErr w:type="spellStart"/>
-      <w:r>
-        <w:t>R</w:t>
-      </w:r>
-      <w:r>
-        <w:t>ecoveries</w:t>
-      </w:r>
-      <w:proofErr w:type="spellEnd"/>
-      <w:r>
-        <w:t xml:space="preserve"> oder eine </w:t>
-      </w:r>
-      <w:proofErr w:type="spellStart"/>
-      <w:r>
-        <w:t>D</w:t>
+        <w:t>testweise R</w:t>
+      </w:r>
+      <w:r>
+        <w:t>ecoveries oder eine D</w:t>
       </w:r>
       <w:r>
         <w:t>e</w:t>
@@ -4854,7 +4757,6 @@
       <w:r>
         <w:t>simulation</w:t>
       </w:r>
-      <w:proofErr w:type="spellEnd"/>
       <w:r>
         <w:t>.</w:t>
       </w:r>
@@ -4901,16 +4803,11 @@
         <w:t>Sonntag</w:t>
       </w:r>
       <w:r>
-        <w:t xml:space="preserve">, 2 Uhr der ersten Kalenderwoche wird ein </w:t>
-      </w:r>
-      <w:proofErr w:type="spellStart"/>
-      <w:r>
-        <w:t>Fullback</w:t>
+        <w:t>, 2 Uhr der ersten Kalenderwoche wird ein Fullback</w:t>
       </w:r>
       <w:r>
         <w:t>up</w:t>
       </w:r>
-      <w:proofErr w:type="spellEnd"/>
       <w:r>
         <w:t xml:space="preserve"> gemacht. Anschliessend die folgenden 4 Wochen ein inkrementelles Backup. In Woche 6 beginnt dieser Zyklus von vorne. </w:t>
       </w:r>
@@ -4984,26 +4881,10 @@
     </w:p>
     <w:p>
       <w:r>
-        <w:t xml:space="preserve">Gemäss groben Schätzungen dürfte sich das initiale Backup über mehrere Stunden hinweg ziehen. Die folgenden inkrementellen Backups werden deutlich schneller gehen. Die </w:t>
-      </w:r>
-      <w:proofErr w:type="spellStart"/>
-      <w:r>
-        <w:t>Restoredauer</w:t>
-      </w:r>
-      <w:proofErr w:type="spellEnd"/>
-      <w:r>
-        <w:t xml:space="preserve"> kann kaum bemessen werden, da die Datenmenge stark </w:t>
-      </w:r>
-      <w:r>
-        <w:t xml:space="preserve">variieren kann. Die Dauer des </w:t>
-      </w:r>
-      <w:proofErr w:type="spellStart"/>
-      <w:r>
-        <w:t>Restores</w:t>
-      </w:r>
-      <w:proofErr w:type="spellEnd"/>
-      <w:r>
-        <w:t xml:space="preserve"> bei einem Desaster, mit der initialen Datenmenge, dürfte jedoch über mehrere Stunden ziehen. Dies </w:t>
+        <w:t xml:space="preserve">Gemäss groben Schätzungen dürfte sich das initiale Backup über mehrere Stunden hinweg ziehen. Die folgenden inkrementellen Backups werden deutlich schneller gehen. Die Restoredauer kann kaum bemessen werden, da die Datenmenge stark </w:t>
+      </w:r>
+      <w:r>
+        <w:t xml:space="preserve">variieren kann. Die Dauer des Restores bei einem Desaster, mit der initialen Datenmenge, dürfte jedoch über mehrere Stunden ziehen. Dies </w:t>
       </w:r>
       <w:r>
         <w:t>kann jedoch je nach Zeitpunkt sehr unterschiedlich sein.</w:t>
@@ -5132,7 +5013,29 @@
         <w:t>Lösung,</w:t>
       </w:r>
       <w:r>
-        <w:t xml:space="preserve"> die auch in Zukunft gut genutzt werden kann. </w:t>
+        <w:t xml:space="preserve"> die auch in Zukunft gut genutzt werden kann.</w:t>
+      </w:r>
+    </w:p>
+    <w:p>
+      <w:r>
+        <w:t xml:space="preserve">Um das Projekt umsetzen zu können, wurde ein Account bei Google Cloud erstellt und die Applikation Duplicati heruntergeladen. Dieser Download und die darauffolgende Installation </w:t>
+      </w:r>
+      <w:r>
+        <w:t>fanden</w:t>
+      </w:r>
+      <w:r>
+        <w:t xml:space="preserve"> zunächst nur auf dem lokalen Client statt, sodass </w:t>
+      </w:r>
+      <w:r>
+        <w:t>Tests in der ersten Phase der Umsetzung einfacher zu bewerkstelligen sind.</w:t>
+      </w:r>
+    </w:p>
+    <w:p>
+      <w:r>
+        <w:t>Sobald der Account Google Cloud Storage aktiv war, wurde ein erste</w:t>
+      </w:r>
+      <w:r>
+        <w:t>r Bucket namens Backup_test erstellt. In einem ersten Versuch ein Verbindung zwischen Google Cloud Storage und Duplicati herzustellen.</w:t>
       </w:r>
     </w:p>
     <w:p/>
@@ -5147,7 +5050,6 @@
       </w:pPr>
       <w:bookmarkStart w:id="17" w:name="_Toc229394215"/>
       <w:r>
-        <w:lastRenderedPageBreak/>
         <w:t>Auswertung des Projektes</w:t>
       </w:r>
       <w:bookmarkEnd w:id="17"/>
@@ -5234,15 +5136,7 @@
         </w:numPr>
       </w:pPr>
       <w:r>
-        <w:t xml:space="preserve">Die </w:t>
-      </w:r>
-      <w:proofErr w:type="spellStart"/>
-      <w:r>
-        <w:t>Credentials</w:t>
-      </w:r>
-      <w:proofErr w:type="spellEnd"/>
-      <w:r>
-        <w:t xml:space="preserve"> wurden erhalten.</w:t>
+        <w:t>Die Credentials wurden erhalten.</w:t>
       </w:r>
     </w:p>
     <w:p>
@@ -5254,15 +5148,7 @@
         </w:numPr>
       </w:pPr>
       <w:r>
-        <w:t xml:space="preserve">Der Pfad zum Ordner in </w:t>
-      </w:r>
-      <w:proofErr w:type="spellStart"/>
-      <w:r>
-        <w:t>backup_cloud</w:t>
-      </w:r>
-      <w:proofErr w:type="spellEnd"/>
-      <w:r>
-        <w:t xml:space="preserve"> wurde nicht akzeptiert.</w:t>
+        <w:t>Der Pfad zum Ordner in backup_cloud wurde nicht akzeptiert.</w:t>
       </w:r>
     </w:p>
     <w:p>
@@ -5286,23 +5172,7 @@
         </w:numPr>
       </w:pPr>
       <w:r>
-        <w:t xml:space="preserve">Ein neuer </w:t>
-      </w:r>
-      <w:proofErr w:type="spellStart"/>
-      <w:r>
-        <w:t>Bucket</w:t>
-      </w:r>
-      <w:proofErr w:type="spellEnd"/>
-      <w:r>
-        <w:t xml:space="preserve"> wurde erstellt, da der bisherige </w:t>
-      </w:r>
-      <w:proofErr w:type="spellStart"/>
-      <w:r>
-        <w:t>Bucket</w:t>
-      </w:r>
-      <w:proofErr w:type="spellEnd"/>
-      <w:r>
-        <w:t xml:space="preserve"> aufgrund des Unterstrichs nicht gültig war.</w:t>
+        <w:t>Ein neuer Bucket wurde erstellt, da der bisherige Bucket aufgrund des Unterstrichs nicht gültig war.</w:t>
       </w:r>
     </w:p>
     <w:p>
@@ -5314,15 +5184,7 @@
         </w:numPr>
       </w:pPr>
       <w:r>
-        <w:t xml:space="preserve">Nach der Erstellung des neuen </w:t>
-      </w:r>
-      <w:proofErr w:type="spellStart"/>
-      <w:r>
-        <w:t>Buckets</w:t>
-      </w:r>
-      <w:proofErr w:type="spellEnd"/>
-      <w:r>
-        <w:t xml:space="preserve"> trat erneut eine Fehlermeldung auf.</w:t>
+        <w:t>Nach der Erstellung des neuen Buckets trat erneut eine Fehlermeldung auf.</w:t>
       </w:r>
     </w:p>
     <w:p>
@@ -5334,15 +5196,7 @@
         </w:numPr>
       </w:pPr>
       <w:r>
-        <w:t xml:space="preserve">Der Pfad musste angepasst werden, da ein Rechtschreibfehler im </w:t>
-      </w:r>
-      <w:proofErr w:type="spellStart"/>
-      <w:r>
-        <w:t>Bucket</w:t>
-      </w:r>
-      <w:proofErr w:type="spellEnd"/>
-      <w:r>
-        <w:t>-Namen und ein fehlerhafter Pfad vorhanden waren.</w:t>
+        <w:t>Der Pfad musste angepasst werden, da ein Rechtschreibfehler im Bucket-Namen und ein fehlerhafter Pfad vorhanden waren.</w:t>
       </w:r>
     </w:p>
     <w:p>
@@ -5390,7 +5244,13 @@
         </w:numPr>
       </w:pPr>
       <w:r>
-        <w:t xml:space="preserve">Ein Testversuch über die VM wurde </w:t>
+        <w:t xml:space="preserve">Ein Testversuch über die VM </w:t>
+      </w:r>
+      <w:r>
+        <w:tab/>
+      </w:r>
+      <w:r>
+        <w:t xml:space="preserve">wurde </w:t>
       </w:r>
       <w:r>
         <w:t>gestartet</w:t>
@@ -7687,6 +7547,7 @@
     <w:rsid w:val="00374C65"/>
     <w:rsid w:val="00385E6E"/>
     <w:rsid w:val="004972B4"/>
+    <w:rsid w:val="00613E0A"/>
     <w:rsid w:val="00685D42"/>
     <w:rsid w:val="007044A4"/>
     <w:rsid w:val="00710657"/>
@@ -7700,7 +7561,6 @@
     <w:rsid w:val="00B835B5"/>
     <w:rsid w:val="00BA4146"/>
     <w:rsid w:val="00E87A93"/>
-    <w:rsid w:val="00EE7713"/>
     <w:rsid w:val="00F4468C"/>
     <w:rsid w:val="00F96A85"/>
     <w:rsid w:val="00FC6145"/>

--- a/M143/LB3/LB3_Dokumentation.docx
+++ b/M143/LB3/LB3_Dokumentation.docx
@@ -5035,14 +5035,289 @@
         <w:t>Sobald der Account Google Cloud Storage aktiv war, wurde ein erste</w:t>
       </w:r>
       <w:r>
-        <w:t>r Bucket namens Backup_test erstellt. In einem ersten Versuch ein Verbindung zwischen Google Cloud Storage und Duplicati herzustellen.</w:t>
+        <w:t xml:space="preserve">r Bucket namens Backup_test erstellt. In einem ersten Versuch </w:t>
+      </w:r>
+      <w:r>
+        <w:t>eine Verbindung</w:t>
+      </w:r>
+      <w:r>
+        <w:t xml:space="preserve"> zwischen Google Cloud Storage und Duplicati herzustellen.</w:t>
       </w:r>
     </w:p>
-    <w:p/>
-    <w:p/>
-    <w:p/>
-    <w:p/>
-    <w:p/>
+    <w:p>
+      <w:r>
+        <w:t xml:space="preserve">Der Pfad zum Ordner in backup_cloud wurde zunächst nicht akzeptiert. Aus diesem Grund wurde ein Troubleshooting durchgeführt. Dabei zeigte sich, dass der bisherige Bucket aufgrund des Unterstrichs im Namen nicht gültig war. Daher wurde ein neuer Bucket erstellt. Nach der Erstellung des neuen Buckets erschien jedoch erneut eine </w:t>
+      </w:r>
+      <w:r>
+        <w:lastRenderedPageBreak/>
+        <w:t>Fehlermeldung.</w:t>
+      </w:r>
+      <w:r>
+        <w:t xml:space="preserve"> D</w:t>
+      </w:r>
+      <w:r>
+        <w:t xml:space="preserve">er Pfad </w:t>
+      </w:r>
+      <w:r>
+        <w:t xml:space="preserve">wurde </w:t>
+      </w:r>
+      <w:r>
+        <w:t>nochmals kontrolliert und angepasst. Dabei wurde festgestellt, dass sowohl ein Rechtschreibfehler im Bucket-Namen als auch ein fehlerhafter Pfad vorhanden waren. Nachdem diese Fehler korrigiert wurden, konnte über den Duplicati-Client ein Testordner vo</w:t>
+      </w:r>
+      <w:r>
+        <w:t>m</w:t>
+      </w:r>
+      <w:r>
+        <w:t xml:space="preserve"> lokal</w:t>
+      </w:r>
+      <w:r>
+        <w:t>en Client</w:t>
+      </w:r>
+      <w:r>
+        <w:t xml:space="preserve"> in den Cloud Storage gesichert werden. Das Backup war erfolgreich und der Testordner konnte anschliessend wiederhergestellt werden.</w:t>
+      </w:r>
+    </w:p>
+    <w:p>
+      <w:r>
+        <w:t xml:space="preserve">Anschliessend wurde ein weiterer Testversuch über die VM gestartet. </w:t>
+      </w:r>
+      <w:r>
+        <w:t>Hierzu</w:t>
+      </w:r>
+      <w:r>
+        <w:t xml:space="preserve"> wurde Duplicati auf der VM heruntergeladen</w:t>
+      </w:r>
+      <w:r>
+        <w:t xml:space="preserve"> und entsprechend konfiguriert. </w:t>
+      </w:r>
+      <w:r>
+        <w:t xml:space="preserve">Der erste Test auf der VM funktionierte nicht, da das Kopieren vom Laptop auf die VM nicht korrekt durchgeführt werden konnte. </w:t>
+      </w:r>
+      <w:r>
+        <w:t>Dies da bei diesem Prozess</w:t>
+      </w:r>
+      <w:r>
+        <w:t xml:space="preserve"> gewisse Zeichen verändert</w:t>
+      </w:r>
+      <w:r>
+        <w:t xml:space="preserve"> wurden</w:t>
+      </w:r>
+      <w:r>
+        <w:t>.</w:t>
+      </w:r>
+      <w:r>
+        <w:t xml:space="preserve"> </w:t>
+      </w:r>
+      <w:r>
+        <w:t xml:space="preserve"> </w:t>
+      </w:r>
+      <w:r>
+        <w:t xml:space="preserve">Die betroffenen Zeichen waren etwa - / _. Da jedoch der zu kopierende Code in der VM nur durch Punkte dargestellt wurde, konnte dieses Problem erst nach einiger Zeit identifiziert werden. In den darauffolgenden Schritten wurde auf dieses spezifische Problem geachtet und wird hier erwähnt, um bei zukünftigen Problemen auf diese «Macke» der VM hinzuweisen. </w:t>
+      </w:r>
+      <w:r>
+        <w:t>Während eines ersten Testbackups von Testdateien auf der VM</w:t>
+      </w:r>
+      <w:r>
+        <w:t xml:space="preserve"> trat ein weiteres Problem auf, da bereits eine ähnlich benannte Datei im Backup vorhanden war. </w:t>
+      </w:r>
+      <w:r>
+        <w:t xml:space="preserve">Dies, weil dieses Backup denselben Ordner als Zielort verwendete wie ein vorheriges Backup. Die daraus resultierende Backupdatei trug den gleichen Namen wie die, welche bei diesem weiteren Test entstehen würde. </w:t>
+      </w:r>
+      <w:r>
+        <w:t>Um dieses Problem zu umgehen, wurde ein neuer Ordner im Cloud Storage erstellt.</w:t>
+      </w:r>
+      <w:r>
+        <w:t xml:space="preserve"> </w:t>
+      </w:r>
+      <w:r>
+        <w:t>Nach diesen Anpassungen konnte das Backup einer Testdatei auf der VM erfolgreich durchgeführt werden. Abschliessend wurde über einen CMD-Befehl eine 5 GB grosse Datei erstellt, um weitere Tests mit einer grösseren Datei durchführen zu können.</w:t>
+      </w:r>
+    </w:p>
+    <w:p>
+      <w:pPr>
+        <w:pStyle w:val="berschrift2"/>
+      </w:pPr>
+      <w:r>
+        <w:t>Zusammensetzung des zukünftigen Backups</w:t>
+      </w:r>
+    </w:p>
+    <w:p>
+      <w:r>
+        <w:t>Es folgt eine kurze Darstellung der zukünftigen Backupkonstellation:</w:t>
+      </w:r>
+    </w:p>
+    <w:tbl>
+      <w:tblPr>
+        <w:tblStyle w:val="EinfacheTabelle2"/>
+        <w:tblW w:w="0" w:type="auto"/>
+        <w:tblLook w:val="04A0" w:firstRow="1" w:lastRow="0" w:firstColumn="1" w:lastColumn="0" w:noHBand="0" w:noVBand="1"/>
+      </w:tblPr>
+      <w:tblGrid>
+        <w:gridCol w:w="4531"/>
+        <w:gridCol w:w="4531"/>
+      </w:tblGrid>
+      <w:tr>
+        <w:trPr>
+          <w:cnfStyle w:val="100000000000" w:firstRow="1" w:lastRow="0" w:firstColumn="0" w:lastColumn="0" w:oddVBand="0" w:evenVBand="0" w:oddHBand="0" w:evenHBand="0" w:firstRowFirstColumn="0" w:firstRowLastColumn="0" w:lastRowFirstColumn="0" w:lastRowLastColumn="0"/>
+        </w:trPr>
+        <w:tc>
+          <w:tcPr>
+            <w:cnfStyle w:val="001000000000" w:firstRow="0" w:lastRow="0" w:firstColumn="1" w:lastColumn="0" w:oddVBand="0" w:evenVBand="0" w:oddHBand="0" w:evenHBand="0" w:firstRowFirstColumn="0" w:firstRowLastColumn="0" w:lastRowFirstColumn="0" w:lastRowLastColumn="0"/>
+            <w:tcW w:w="4531" w:type="dxa"/>
+          </w:tcPr>
+          <w:p>
+            <w:r>
+              <w:t>Backupquelle</w:t>
+            </w:r>
+          </w:p>
+        </w:tc>
+        <w:tc>
+          <w:tcPr>
+            <w:tcW w:w="4531" w:type="dxa"/>
+          </w:tcPr>
+          <w:p>
+            <w:pPr>
+              <w:cnfStyle w:val="100000000000" w:firstRow="1" w:lastRow="0" w:firstColumn="0" w:lastColumn="0" w:oddVBand="0" w:evenVBand="0" w:oddHBand="0" w:evenHBand="0" w:firstRowFirstColumn="0" w:firstRowLastColumn="0" w:lastRowFirstColumn="0" w:lastRowLastColumn="0"/>
+              <w:rPr>
+                <w:b w:val="0"/>
+                <w:bCs w:val="0"/>
+              </w:rPr>
+            </w:pPr>
+            <w:r>
+              <w:rPr>
+                <w:b w:val="0"/>
+                <w:bCs w:val="0"/>
+              </w:rPr>
+              <w:t>Server3 (In den Tests Windows VM)</w:t>
+            </w:r>
+          </w:p>
+        </w:tc>
+      </w:tr>
+      <w:tr>
+        <w:trPr>
+          <w:cnfStyle w:val="000000100000" w:firstRow="0" w:lastRow="0" w:firstColumn="0" w:lastColumn="0" w:oddVBand="0" w:evenVBand="0" w:oddHBand="1" w:evenHBand="0" w:firstRowFirstColumn="0" w:firstRowLastColumn="0" w:lastRowFirstColumn="0" w:lastRowLastColumn="0"/>
+        </w:trPr>
+        <w:tc>
+          <w:tcPr>
+            <w:cnfStyle w:val="001000000000" w:firstRow="0" w:lastRow="0" w:firstColumn="1" w:lastColumn="0" w:oddVBand="0" w:evenVBand="0" w:oddHBand="0" w:evenHBand="0" w:firstRowFirstColumn="0" w:firstRowLastColumn="0" w:lastRowFirstColumn="0" w:lastRowLastColumn="0"/>
+            <w:tcW w:w="4531" w:type="dxa"/>
+          </w:tcPr>
+          <w:p>
+            <w:r>
+              <w:t>Backupziel</w:t>
+            </w:r>
+          </w:p>
+        </w:tc>
+        <w:tc>
+          <w:tcPr>
+            <w:tcW w:w="4531" w:type="dxa"/>
+          </w:tcPr>
+          <w:p>
+            <w:pPr>
+              <w:cnfStyle w:val="000000100000" w:firstRow="0" w:lastRow="0" w:firstColumn="0" w:lastColumn="0" w:oddVBand="0" w:evenVBand="0" w:oddHBand="1" w:evenHBand="0" w:firstRowFirstColumn="0" w:firstRowLastColumn="0" w:lastRowFirstColumn="0" w:lastRowLastColumn="0"/>
+            </w:pPr>
+            <w:r>
+              <w:t>Google Cloud Storage</w:t>
+            </w:r>
+          </w:p>
+        </w:tc>
+      </w:tr>
+      <w:tr>
+        <w:tc>
+          <w:tcPr>
+            <w:cnfStyle w:val="001000000000" w:firstRow="0" w:lastRow="0" w:firstColumn="1" w:lastColumn="0" w:oddVBand="0" w:evenVBand="0" w:oddHBand="0" w:evenHBand="0" w:firstRowFirstColumn="0" w:firstRowLastColumn="0" w:lastRowFirstColumn="0" w:lastRowLastColumn="0"/>
+            <w:tcW w:w="4531" w:type="dxa"/>
+          </w:tcPr>
+          <w:p>
+            <w:r>
+              <w:t>Backupsoftware</w:t>
+            </w:r>
+          </w:p>
+        </w:tc>
+        <w:tc>
+          <w:tcPr>
+            <w:tcW w:w="4531" w:type="dxa"/>
+          </w:tcPr>
+          <w:p>
+            <w:pPr>
+              <w:cnfStyle w:val="000000000000" w:firstRow="0" w:lastRow="0" w:firstColumn="0" w:lastColumn="0" w:oddVBand="0" w:evenVBand="0" w:oddHBand="0" w:evenHBand="0" w:firstRowFirstColumn="0" w:firstRowLastColumn="0" w:lastRowFirstColumn="0" w:lastRowLastColumn="0"/>
+            </w:pPr>
+            <w:r>
+              <w:t>Duplicati</w:t>
+            </w:r>
+          </w:p>
+        </w:tc>
+      </w:tr>
+      <w:tr>
+        <w:trPr>
+          <w:cnfStyle w:val="000000100000" w:firstRow="0" w:lastRow="0" w:firstColumn="0" w:lastColumn="0" w:oddVBand="0" w:evenVBand="0" w:oddHBand="1" w:evenHBand="0" w:firstRowFirstColumn="0" w:firstRowLastColumn="0" w:lastRowFirstColumn="0" w:lastRowLastColumn="0"/>
+        </w:trPr>
+        <w:tc>
+          <w:tcPr>
+            <w:cnfStyle w:val="001000000000" w:firstRow="0" w:lastRow="0" w:firstColumn="1" w:lastColumn="0" w:oddVBand="0" w:evenVBand="0" w:oddHBand="0" w:evenHBand="0" w:firstRowFirstColumn="0" w:firstRowLastColumn="0" w:lastRowFirstColumn="0" w:lastRowLastColumn="0"/>
+            <w:tcW w:w="4531" w:type="dxa"/>
+          </w:tcPr>
+          <w:p>
+            <w:pPr>
+              <w:rPr>
+                <w:lang w:val="en-US"/>
+              </w:rPr>
+            </w:pPr>
+            <w:r>
+              <w:rPr>
+                <w:lang w:val="en-US"/>
+              </w:rPr>
+              <w:t>Bucketname in Google Cloud S</w:t>
+            </w:r>
+            <w:r>
+              <w:rPr>
+                <w:lang w:val="en-US"/>
+              </w:rPr>
+              <w:t>torage</w:t>
+            </w:r>
+          </w:p>
+        </w:tc>
+        <w:tc>
+          <w:tcPr>
+            <w:tcW w:w="4531" w:type="dxa"/>
+          </w:tcPr>
+          <w:p>
+            <w:pPr>
+              <w:cnfStyle w:val="000000100000" w:firstRow="0" w:lastRow="0" w:firstColumn="0" w:lastColumn="0" w:oddVBand="0" w:evenVBand="0" w:oddHBand="1" w:evenHBand="0" w:firstRowFirstColumn="0" w:firstRowLastColumn="0" w:lastRowFirstColumn="0" w:lastRowLastColumn="0"/>
+            </w:pPr>
+            <w:r>
+              <w:t>cloudbackupyeez1</w:t>
+            </w:r>
+          </w:p>
+        </w:tc>
+      </w:tr>
+      <w:tr>
+        <w:tc>
+          <w:tcPr>
+            <w:cnfStyle w:val="001000000000" w:firstRow="0" w:lastRow="0" w:firstColumn="1" w:lastColumn="0" w:oddVBand="0" w:evenVBand="0" w:oddHBand="0" w:evenHBand="0" w:firstRowFirstColumn="0" w:firstRowLastColumn="0" w:lastRowFirstColumn="0" w:lastRowLastColumn="0"/>
+            <w:tcW w:w="4531" w:type="dxa"/>
+          </w:tcPr>
+          <w:p>
+            <w:r>
+              <w:t>Zielordner des jeweiligen Backups</w:t>
+            </w:r>
+          </w:p>
+        </w:tc>
+        <w:tc>
+          <w:tcPr>
+            <w:tcW w:w="4531" w:type="dxa"/>
+          </w:tcPr>
+          <w:p>
+            <w:pPr>
+              <w:cnfStyle w:val="000000000000" w:firstRow="0" w:lastRow="0" w:firstColumn="0" w:lastColumn="0" w:oddVBand="0" w:evenVBand="0" w:oddHBand="0" w:evenHBand="0" w:firstRowFirstColumn="0" w:firstRowLastColumn="0" w:lastRowFirstColumn="0" w:lastRowLastColumn="0"/>
+            </w:pPr>
+            <w:r>
+              <w:t>Cloudbackupyeez1/[Datum.Zeit]</w:t>
+            </w:r>
+          </w:p>
+        </w:tc>
+      </w:tr>
+    </w:tbl>
     <w:p/>
     <w:p>
       <w:pPr>
@@ -5050,22 +5325,39 @@
       </w:pPr>
       <w:bookmarkStart w:id="17" w:name="_Toc229394215"/>
       <w:r>
-        <w:t>Auswertung des Projektes</w:t>
+        <w:t>Auswertung de</w:t>
       </w:r>
       <w:bookmarkEnd w:id="17"/>
+      <w:r>
+        <w:t>r Umsetzung</w:t>
+      </w:r>
     </w:p>
     <w:p>
+      <w:r>
+        <w:t>Das angedachte Konzept für dieses Projekt konnte vollumfänglich umgesetzt werden. Zwar traten dabei mehrere Probleme auf, jedoch konnten alle gelöst werden und eine Wiederholung dieser Probleme ist nicht zu erwarten. So kann das Backup per sofort in Betrieb genommen werden. Die Abnahme durch den Kunden steht noch aus.</w:t>
+      </w:r>
+    </w:p>
+    <w:p>
       <w:pPr>
         <w:pStyle w:val="berschrift2"/>
       </w:pPr>
       <w:bookmarkStart w:id="18" w:name="_Toc229394216"/>
       <w:r>
+        <w:lastRenderedPageBreak/>
         <w:t>Live-Notizen</w:t>
       </w:r>
       <w:r>
-        <w:t xml:space="preserve"> der letzten Arbeitstage</w:t>
+        <w:t xml:space="preserve"> der letzten </w:t>
       </w:r>
       <w:bookmarkEnd w:id="18"/>
+      <w:r>
+        <w:t>Arbeiten</w:t>
+      </w:r>
+    </w:p>
+    <w:p>
+      <w:r>
+        <w:t>Hier sind die erwähnenswerten Probleme im Verlauf der Umsetzung aufgelistet. Sollten weitere Probleme auftreten, könnten allfällige Lösungen hier zu finden sein.</w:t>
+      </w:r>
     </w:p>
     <w:p>
       <w:pPr>
@@ -5084,7 +5376,7 @@
         <w:pStyle w:val="Listenabsatz"/>
         <w:numPr>
           <w:ilvl w:val="0"/>
-          <w:numId w:val="4"/>
+          <w:numId w:val="6"/>
         </w:numPr>
       </w:pPr>
       <w:r>
@@ -5112,7 +5404,19 @@
         </w:numPr>
       </w:pPr>
       <w:r>
-        <w:t>Ein Testbackup mit Duplicati wurde erstellt.</w:t>
+        <w:t>Der Pfad zum Ordner in backup_cloud wurde nicht akzeptiert.</w:t>
+      </w:r>
+    </w:p>
+    <w:p>
+      <w:pPr>
+        <w:pStyle w:val="Listenabsatz"/>
+        <w:numPr>
+          <w:ilvl w:val="0"/>
+          <w:numId w:val="5"/>
+        </w:numPr>
+      </w:pPr>
+      <w:r>
+        <w:t>Ein neuer Bucket wurde erstellt, da der bisherige Bucket aufgrund des Unterstrichs nicht gültig war.</w:t>
       </w:r>
     </w:p>
     <w:p>
@@ -5124,7 +5428,19 @@
         </w:numPr>
       </w:pPr>
       <w:r>
-        <w:t>Die Anmeldung bei Google über Duplicati wurde durchgeführt.</w:t>
+        <w:t>Nach der Erstellung des neuen Buckets trat erneut eine Fehlermeldung auf.</w:t>
+      </w:r>
+    </w:p>
+    <w:p>
+      <w:pPr>
+        <w:pStyle w:val="Listenabsatz"/>
+        <w:numPr>
+          <w:ilvl w:val="0"/>
+          <w:numId w:val="5"/>
+        </w:numPr>
+      </w:pPr>
+      <w:r>
+        <w:t>Der Pfad musste angepasst werden, da ein Rechtschreibfehler im Bucket-Namen und ein fehlerhafter Pfad vorhanden waren.</w:t>
       </w:r>
     </w:p>
     <w:p>
@@ -5136,7 +5452,25 @@
         </w:numPr>
       </w:pPr>
       <w:r>
-        <w:t>Die Credentials wurden erhalten.</w:t>
+        <w:t>Die</w:t>
+      </w:r>
+      <w:r>
+        <w:t xml:space="preserve"> </w:t>
+      </w:r>
+      <w:r>
+        <w:t>VM startete nicht korrekt.</w:t>
+      </w:r>
+    </w:p>
+    <w:p>
+      <w:pPr>
+        <w:pStyle w:val="Listenabsatz"/>
+        <w:numPr>
+          <w:ilvl w:val="0"/>
+          <w:numId w:val="5"/>
+        </w:numPr>
+      </w:pPr>
+      <w:r>
+        <w:t>Die VM musste aus dem VMware Workstation Player entfernt und neu hinzugefügt werden.</w:t>
       </w:r>
     </w:p>
     <w:p>
@@ -5148,7 +5482,22 @@
         </w:numPr>
       </w:pPr>
       <w:r>
-        <w:t>Der Pfad zum Ordner in backup_cloud wurde nicht akzeptiert.</w:t>
+        <w:t>Der erste Test hat nicht funktioniert, da das Kopieren vom Laptop auf die VM nicht korrekt funktionierte.</w:t>
+      </w:r>
+    </w:p>
+    <w:p>
+      <w:pPr>
+        <w:pStyle w:val="Listenabsatz"/>
+        <w:numPr>
+          <w:ilvl w:val="0"/>
+          <w:numId w:val="5"/>
+        </w:numPr>
+      </w:pPr>
+      <w:r>
+        <w:t>Gewisse Zeichen wurden beim Kopieren verändert.</w:t>
+      </w:r>
+      <w:r>
+        <w:t xml:space="preserve"> Diese müssen manuell angepasst werden</w:t>
       </w:r>
     </w:p>
     <w:p>
@@ -5160,7 +5509,7 @@
         </w:numPr>
       </w:pPr>
       <w:r>
-        <w:t>Troubleshooting des Pfadproblems durchgeführt.</w:t>
+        <w:t>Ein Problem trat auf, da bereits eine ähnlich benannte Datei im Backup vorhanden war.</w:t>
       </w:r>
     </w:p>
     <w:p>
@@ -5168,236 +5517,13 @@
         <w:pStyle w:val="Listenabsatz"/>
         <w:numPr>
           <w:ilvl w:val="0"/>
-          <w:numId w:val="4"/>
+          <w:numId w:val="5"/>
         </w:numPr>
       </w:pPr>
       <w:r>
-        <w:t>Ein neuer Bucket wurde erstellt, da der bisherige Bucket aufgrund des Unterstrichs nicht gültig war.</w:t>
+        <w:t>Ein neuer Ordner im Cloud Storage wurde erstellt.</w:t>
       </w:r>
     </w:p>
-    <w:p>
-      <w:pPr>
-        <w:pStyle w:val="Listenabsatz"/>
-        <w:numPr>
-          <w:ilvl w:val="0"/>
-          <w:numId w:val="4"/>
-        </w:numPr>
-      </w:pPr>
-      <w:r>
-        <w:t>Nach der Erstellung des neuen Buckets trat erneut eine Fehlermeldung auf.</w:t>
-      </w:r>
-    </w:p>
-    <w:p>
-      <w:pPr>
-        <w:pStyle w:val="Listenabsatz"/>
-        <w:numPr>
-          <w:ilvl w:val="0"/>
-          <w:numId w:val="4"/>
-        </w:numPr>
-      </w:pPr>
-      <w:r>
-        <w:t>Der Pfad musste angepasst werden, da ein Rechtschreibfehler im Bucket-Namen und ein fehlerhafter Pfad vorhanden waren.</w:t>
-      </w:r>
-    </w:p>
-    <w:p>
-      <w:pPr>
-        <w:pStyle w:val="Listenabsatz"/>
-        <w:numPr>
-          <w:ilvl w:val="0"/>
-          <w:numId w:val="4"/>
-        </w:numPr>
-      </w:pPr>
-      <w:r>
-        <w:t>Ein Testordner wurde über den Duplicati-Client von lokal in den Cloud Storage gesichert.</w:t>
-      </w:r>
-    </w:p>
-    <w:p>
-      <w:pPr>
-        <w:pStyle w:val="Listenabsatz"/>
-        <w:numPr>
-          <w:ilvl w:val="0"/>
-          <w:numId w:val="4"/>
-        </w:numPr>
-      </w:pPr>
-      <w:r>
-        <w:t>Das Backup war erfolgreich.</w:t>
-      </w:r>
-    </w:p>
-    <w:p>
-      <w:pPr>
-        <w:pStyle w:val="Listenabsatz"/>
-        <w:numPr>
-          <w:ilvl w:val="0"/>
-          <w:numId w:val="4"/>
-        </w:numPr>
-      </w:pPr>
-      <w:r>
-        <w:t>Der Testordner konnte wiederhergestellt werden.</w:t>
-      </w:r>
-    </w:p>
-    <w:p>
-      <w:pPr>
-        <w:pStyle w:val="Listenabsatz"/>
-        <w:numPr>
-          <w:ilvl w:val="0"/>
-          <w:numId w:val="4"/>
-        </w:numPr>
-      </w:pPr>
-      <w:r>
-        <w:t xml:space="preserve">Ein Testversuch über die VM </w:t>
-      </w:r>
-      <w:r>
-        <w:tab/>
-      </w:r>
-      <w:r>
-        <w:t xml:space="preserve">wurde </w:t>
-      </w:r>
-      <w:r>
-        <w:t>gestartet</w:t>
-      </w:r>
-      <w:r>
-        <w:t>.</w:t>
-      </w:r>
-    </w:p>
-    <w:p>
-      <w:pPr>
-        <w:pStyle w:val="Listenabsatz"/>
-        <w:numPr>
-          <w:ilvl w:val="0"/>
-          <w:numId w:val="4"/>
-        </w:numPr>
-      </w:pPr>
-      <w:r>
-        <w:t>Die</w:t>
-      </w:r>
-      <w:r>
-        <w:t xml:space="preserve"> </w:t>
-      </w:r>
-      <w:r>
-        <w:t>VM startete nicht korrekt.</w:t>
-      </w:r>
-    </w:p>
-    <w:p>
-      <w:pPr>
-        <w:pStyle w:val="Listenabsatz"/>
-        <w:numPr>
-          <w:ilvl w:val="0"/>
-          <w:numId w:val="4"/>
-        </w:numPr>
-      </w:pPr>
-      <w:r>
-        <w:t>Troubleshooting der VM durchgeführt.</w:t>
-      </w:r>
-    </w:p>
-    <w:p>
-      <w:pPr>
-        <w:pStyle w:val="Listenabsatz"/>
-        <w:numPr>
-          <w:ilvl w:val="0"/>
-          <w:numId w:val="4"/>
-        </w:numPr>
-      </w:pPr>
-      <w:r>
-        <w:t>Die VM musste aus dem VMware Workstation Player entfernt und neu hinzugefügt werden.</w:t>
-      </w:r>
-    </w:p>
-    <w:p>
-      <w:pPr>
-        <w:pStyle w:val="Listenabsatz"/>
-        <w:numPr>
-          <w:ilvl w:val="0"/>
-          <w:numId w:val="4"/>
-        </w:numPr>
-      </w:pPr>
-      <w:r>
-        <w:t>Duplicati wurde auf der VM heruntergeladen.</w:t>
-      </w:r>
-    </w:p>
-    <w:p>
-      <w:pPr>
-        <w:pStyle w:val="Listenabsatz"/>
-        <w:numPr>
-          <w:ilvl w:val="0"/>
-          <w:numId w:val="4"/>
-        </w:numPr>
-      </w:pPr>
-      <w:r>
-        <w:t>Der erste Test hat nicht funktioniert, da das Kopieren vom Laptop auf die VM nicht korrekt funktionierte.</w:t>
-      </w:r>
-    </w:p>
-    <w:p>
-      <w:pPr>
-        <w:pStyle w:val="Listenabsatz"/>
-        <w:numPr>
-          <w:ilvl w:val="0"/>
-          <w:numId w:val="4"/>
-        </w:numPr>
-      </w:pPr>
-      <w:r>
-        <w:t>Gewisse Zeichen wurden beim Kopieren verändert.</w:t>
-      </w:r>
-    </w:p>
-    <w:p>
-      <w:pPr>
-        <w:pStyle w:val="Listenabsatz"/>
-        <w:numPr>
-          <w:ilvl w:val="0"/>
-          <w:numId w:val="4"/>
-        </w:numPr>
-      </w:pPr>
-      <w:r>
-        <w:t>Troubleshooting der VM durchgeführt, da diese stockte.</w:t>
-      </w:r>
-    </w:p>
-    <w:p>
-      <w:pPr>
-        <w:pStyle w:val="Listenabsatz"/>
-        <w:numPr>
-          <w:ilvl w:val="0"/>
-          <w:numId w:val="4"/>
-        </w:numPr>
-      </w:pPr>
-      <w:r>
-        <w:t>Ein Problem trat auf, da bereits eine ähnlich benannte Datei im Backup vorhanden war.</w:t>
-      </w:r>
-    </w:p>
-    <w:p>
-      <w:pPr>
-        <w:pStyle w:val="Listenabsatz"/>
-        <w:numPr>
-          <w:ilvl w:val="0"/>
-          <w:numId w:val="4"/>
-        </w:numPr>
-      </w:pPr>
-      <w:r>
-        <w:t>Ein neuer Ordner im Cloud Storage wurde erstellt.</w:t>
-      </w:r>
-    </w:p>
-    <w:p>
-      <w:pPr>
-        <w:pStyle w:val="Listenabsatz"/>
-        <w:numPr>
-          <w:ilvl w:val="0"/>
-          <w:numId w:val="4"/>
-        </w:numPr>
-      </w:pPr>
-      <w:r>
-        <w:t>Das Backup einer Testdatei auf der VM war erfolgreich.</w:t>
-      </w:r>
-    </w:p>
-    <w:p>
-      <w:pPr>
-        <w:pStyle w:val="Listenabsatz"/>
-        <w:numPr>
-          <w:ilvl w:val="0"/>
-          <w:numId w:val="4"/>
-        </w:numPr>
-      </w:pPr>
-      <w:r>
-        <w:t>Eine 5 GB grosse Datei wurde per CMD-Befehl erstellt.</w:t>
-      </w:r>
-    </w:p>
-    <w:p/>
     <w:sectPr>
       <w:headerReference w:type="default" r:id="rId18"/>
       <w:footerReference w:type="default" r:id="rId19"/>
@@ -5928,6 +6054,230 @@
     </w:lvl>
   </w:abstractNum>
   <w:abstractNum w:abstractNumId="3" w15:restartNumberingAfterBreak="0">
+    <w:nsid w:val="73B95B85"/>
+    <w:multiLevelType w:val="hybridMultilevel"/>
+    <w:tmpl w:val="B73E51C4"/>
+    <w:lvl w:ilvl="0" w:tplc="EEC6EC3E">
+      <w:numFmt w:val="bullet"/>
+      <w:lvlText w:val=""/>
+      <w:lvlJc w:val="left"/>
+      <w:pPr>
+        <w:ind w:left="1080" w:hanging="360"/>
+      </w:pPr>
+      <w:rPr>
+        <w:rFonts w:ascii="Wingdings" w:eastAsiaTheme="minorHAnsi" w:hAnsi="Wingdings" w:cstheme="minorBidi" w:hint="default"/>
+      </w:rPr>
+    </w:lvl>
+    <w:lvl w:ilvl="1" w:tplc="08070003" w:tentative="1">
+      <w:start w:val="1"/>
+      <w:numFmt w:val="bullet"/>
+      <w:lvlText w:val="o"/>
+      <w:lvlJc w:val="left"/>
+      <w:pPr>
+        <w:ind w:left="1800" w:hanging="360"/>
+      </w:pPr>
+      <w:rPr>
+        <w:rFonts w:ascii="Courier New" w:hAnsi="Courier New" w:cs="Courier New" w:hint="default"/>
+      </w:rPr>
+    </w:lvl>
+    <w:lvl w:ilvl="2" w:tplc="08070005" w:tentative="1">
+      <w:start w:val="1"/>
+      <w:numFmt w:val="bullet"/>
+      <w:lvlText w:val=""/>
+      <w:lvlJc w:val="left"/>
+      <w:pPr>
+        <w:ind w:left="2520" w:hanging="360"/>
+      </w:pPr>
+      <w:rPr>
+        <w:rFonts w:ascii="Wingdings" w:hAnsi="Wingdings" w:hint="default"/>
+      </w:rPr>
+    </w:lvl>
+    <w:lvl w:ilvl="3" w:tplc="08070001" w:tentative="1">
+      <w:start w:val="1"/>
+      <w:numFmt w:val="bullet"/>
+      <w:lvlText w:val=""/>
+      <w:lvlJc w:val="left"/>
+      <w:pPr>
+        <w:ind w:left="3240" w:hanging="360"/>
+      </w:pPr>
+      <w:rPr>
+        <w:rFonts w:ascii="Symbol" w:hAnsi="Symbol" w:hint="default"/>
+      </w:rPr>
+    </w:lvl>
+    <w:lvl w:ilvl="4" w:tplc="08070003" w:tentative="1">
+      <w:start w:val="1"/>
+      <w:numFmt w:val="bullet"/>
+      <w:lvlText w:val="o"/>
+      <w:lvlJc w:val="left"/>
+      <w:pPr>
+        <w:ind w:left="3960" w:hanging="360"/>
+      </w:pPr>
+      <w:rPr>
+        <w:rFonts w:ascii="Courier New" w:hAnsi="Courier New" w:cs="Courier New" w:hint="default"/>
+      </w:rPr>
+    </w:lvl>
+    <w:lvl w:ilvl="5" w:tplc="08070005" w:tentative="1">
+      <w:start w:val="1"/>
+      <w:numFmt w:val="bullet"/>
+      <w:lvlText w:val=""/>
+      <w:lvlJc w:val="left"/>
+      <w:pPr>
+        <w:ind w:left="4680" w:hanging="360"/>
+      </w:pPr>
+      <w:rPr>
+        <w:rFonts w:ascii="Wingdings" w:hAnsi="Wingdings" w:hint="default"/>
+      </w:rPr>
+    </w:lvl>
+    <w:lvl w:ilvl="6" w:tplc="08070001" w:tentative="1">
+      <w:start w:val="1"/>
+      <w:numFmt w:val="bullet"/>
+      <w:lvlText w:val=""/>
+      <w:lvlJc w:val="left"/>
+      <w:pPr>
+        <w:ind w:left="5400" w:hanging="360"/>
+      </w:pPr>
+      <w:rPr>
+        <w:rFonts w:ascii="Symbol" w:hAnsi="Symbol" w:hint="default"/>
+      </w:rPr>
+    </w:lvl>
+    <w:lvl w:ilvl="7" w:tplc="08070003" w:tentative="1">
+      <w:start w:val="1"/>
+      <w:numFmt w:val="bullet"/>
+      <w:lvlText w:val="o"/>
+      <w:lvlJc w:val="left"/>
+      <w:pPr>
+        <w:ind w:left="6120" w:hanging="360"/>
+      </w:pPr>
+      <w:rPr>
+        <w:rFonts w:ascii="Courier New" w:hAnsi="Courier New" w:cs="Courier New" w:hint="default"/>
+      </w:rPr>
+    </w:lvl>
+    <w:lvl w:ilvl="8" w:tplc="08070005" w:tentative="1">
+      <w:start w:val="1"/>
+      <w:numFmt w:val="bullet"/>
+      <w:lvlText w:val=""/>
+      <w:lvlJc w:val="left"/>
+      <w:pPr>
+        <w:ind w:left="6840" w:hanging="360"/>
+      </w:pPr>
+      <w:rPr>
+        <w:rFonts w:ascii="Wingdings" w:hAnsi="Wingdings" w:hint="default"/>
+      </w:rPr>
+    </w:lvl>
+  </w:abstractNum>
+  <w:abstractNum w:abstractNumId="4" w15:restartNumberingAfterBreak="0">
+    <w:nsid w:val="76EE6536"/>
+    <w:multiLevelType w:val="hybridMultilevel"/>
+    <w:tmpl w:val="7FFC604A"/>
+    <w:lvl w:ilvl="0" w:tplc="4FE8F09E">
+      <w:numFmt w:val="bullet"/>
+      <w:lvlText w:val=""/>
+      <w:lvlJc w:val="left"/>
+      <w:pPr>
+        <w:ind w:left="1080" w:hanging="360"/>
+      </w:pPr>
+      <w:rPr>
+        <w:rFonts w:ascii="Wingdings" w:eastAsiaTheme="minorHAnsi" w:hAnsi="Wingdings" w:cstheme="minorBidi" w:hint="default"/>
+      </w:rPr>
+    </w:lvl>
+    <w:lvl w:ilvl="1" w:tplc="08070003" w:tentative="1">
+      <w:start w:val="1"/>
+      <w:numFmt w:val="bullet"/>
+      <w:lvlText w:val="o"/>
+      <w:lvlJc w:val="left"/>
+      <w:pPr>
+        <w:ind w:left="1800" w:hanging="360"/>
+      </w:pPr>
+      <w:rPr>
+        <w:rFonts w:ascii="Courier New" w:hAnsi="Courier New" w:cs="Courier New" w:hint="default"/>
+      </w:rPr>
+    </w:lvl>
+    <w:lvl w:ilvl="2" w:tplc="08070005" w:tentative="1">
+      <w:start w:val="1"/>
+      <w:numFmt w:val="bullet"/>
+      <w:lvlText w:val=""/>
+      <w:lvlJc w:val="left"/>
+      <w:pPr>
+        <w:ind w:left="2520" w:hanging="360"/>
+      </w:pPr>
+      <w:rPr>
+        <w:rFonts w:ascii="Wingdings" w:hAnsi="Wingdings" w:hint="default"/>
+      </w:rPr>
+    </w:lvl>
+    <w:lvl w:ilvl="3" w:tplc="08070001" w:tentative="1">
+      <w:start w:val="1"/>
+      <w:numFmt w:val="bullet"/>
+      <w:lvlText w:val=""/>
+      <w:lvlJc w:val="left"/>
+      <w:pPr>
+        <w:ind w:left="3240" w:hanging="360"/>
+      </w:pPr>
+      <w:rPr>
+        <w:rFonts w:ascii="Symbol" w:hAnsi="Symbol" w:hint="default"/>
+      </w:rPr>
+    </w:lvl>
+    <w:lvl w:ilvl="4" w:tplc="08070003" w:tentative="1">
+      <w:start w:val="1"/>
+      <w:numFmt w:val="bullet"/>
+      <w:lvlText w:val="o"/>
+      <w:lvlJc w:val="left"/>
+      <w:pPr>
+        <w:ind w:left="3960" w:hanging="360"/>
+      </w:pPr>
+      <w:rPr>
+        <w:rFonts w:ascii="Courier New" w:hAnsi="Courier New" w:cs="Courier New" w:hint="default"/>
+      </w:rPr>
+    </w:lvl>
+    <w:lvl w:ilvl="5" w:tplc="08070005" w:tentative="1">
+      <w:start w:val="1"/>
+      <w:numFmt w:val="bullet"/>
+      <w:lvlText w:val=""/>
+      <w:lvlJc w:val="left"/>
+      <w:pPr>
+        <w:ind w:left="4680" w:hanging="360"/>
+      </w:pPr>
+      <w:rPr>
+        <w:rFonts w:ascii="Wingdings" w:hAnsi="Wingdings" w:hint="default"/>
+      </w:rPr>
+    </w:lvl>
+    <w:lvl w:ilvl="6" w:tplc="08070001" w:tentative="1">
+      <w:start w:val="1"/>
+      <w:numFmt w:val="bullet"/>
+      <w:lvlText w:val=""/>
+      <w:lvlJc w:val="left"/>
+      <w:pPr>
+        <w:ind w:left="5400" w:hanging="360"/>
+      </w:pPr>
+      <w:rPr>
+        <w:rFonts w:ascii="Symbol" w:hAnsi="Symbol" w:hint="default"/>
+      </w:rPr>
+    </w:lvl>
+    <w:lvl w:ilvl="7" w:tplc="08070003" w:tentative="1">
+      <w:start w:val="1"/>
+      <w:numFmt w:val="bullet"/>
+      <w:lvlText w:val="o"/>
+      <w:lvlJc w:val="left"/>
+      <w:pPr>
+        <w:ind w:left="6120" w:hanging="360"/>
+      </w:pPr>
+      <w:rPr>
+        <w:rFonts w:ascii="Courier New" w:hAnsi="Courier New" w:cs="Courier New" w:hint="default"/>
+      </w:rPr>
+    </w:lvl>
+    <w:lvl w:ilvl="8" w:tplc="08070005" w:tentative="1">
+      <w:start w:val="1"/>
+      <w:numFmt w:val="bullet"/>
+      <w:lvlText w:val=""/>
+      <w:lvlJc w:val="left"/>
+      <w:pPr>
+        <w:ind w:left="6840" w:hanging="360"/>
+      </w:pPr>
+      <w:rPr>
+        <w:rFonts w:ascii="Wingdings" w:hAnsi="Wingdings" w:hint="default"/>
+      </w:rPr>
+    </w:lvl>
+  </w:abstractNum>
+  <w:abstractNum w:abstractNumId="5" w15:restartNumberingAfterBreak="0">
     <w:nsid w:val="79522141"/>
     <w:multiLevelType w:val="hybridMultilevel"/>
     <w:tmpl w:val="DA1E703C"/>
@@ -6050,6 +6400,12 @@
     <w:abstractNumId w:val="2"/>
   </w:num>
   <w:num w:numId="4" w16cid:durableId="1063412505">
+    <w:abstractNumId w:val="5"/>
+  </w:num>
+  <w:num w:numId="5" w16cid:durableId="1581403148">
+    <w:abstractNumId w:val="4"/>
+  </w:num>
+  <w:num w:numId="6" w16cid:durableId="439227812">
     <w:abstractNumId w:val="3"/>
   </w:num>
 </w:numbering>
@@ -6656,7 +7012,6 @@
   <w:style w:type="character" w:default="1" w:styleId="Absatz-Standardschriftart">
     <w:name w:val="Default Paragraph Font"/>
     <w:uiPriority w:val="1"/>
-    <w:semiHidden/>
     <w:unhideWhenUsed/>
   </w:style>
   <w:style w:type="table" w:default="1" w:styleId="NormaleTabelle">
@@ -7406,6 +7761,149 @@
       <w:szCs w:val="20"/>
     </w:rPr>
   </w:style>
+  <w:style w:type="table" w:styleId="EinfacheTabelle1">
+    <w:name w:val="Plain Table 1"/>
+    <w:basedOn w:val="NormaleTabelle"/>
+    <w:uiPriority w:val="41"/>
+    <w:rsid w:val="00223991"/>
+    <w:pPr>
+      <w:spacing w:after="0" w:line="240" w:lineRule="auto"/>
+    </w:pPr>
+    <w:tblPr>
+      <w:tblStyleRowBandSize w:val="1"/>
+      <w:tblStyleColBandSize w:val="1"/>
+      <w:tblBorders>
+        <w:top w:val="single" w:sz="4" w:space="0" w:color="BFBFBF" w:themeColor="background1" w:themeShade="BF"/>
+        <w:left w:val="single" w:sz="4" w:space="0" w:color="BFBFBF" w:themeColor="background1" w:themeShade="BF"/>
+        <w:bottom w:val="single" w:sz="4" w:space="0" w:color="BFBFBF" w:themeColor="background1" w:themeShade="BF"/>
+        <w:right w:val="single" w:sz="4" w:space="0" w:color="BFBFBF" w:themeColor="background1" w:themeShade="BF"/>
+        <w:insideH w:val="single" w:sz="4" w:space="0" w:color="BFBFBF" w:themeColor="background1" w:themeShade="BF"/>
+        <w:insideV w:val="single" w:sz="4" w:space="0" w:color="BFBFBF" w:themeColor="background1" w:themeShade="BF"/>
+      </w:tblBorders>
+    </w:tblPr>
+    <w:tblStylePr w:type="firstRow">
+      <w:rPr>
+        <w:b/>
+        <w:bCs/>
+      </w:rPr>
+    </w:tblStylePr>
+    <w:tblStylePr w:type="lastRow">
+      <w:rPr>
+        <w:b/>
+        <w:bCs/>
+      </w:rPr>
+      <w:tblPr/>
+      <w:tcPr>
+        <w:tcBorders>
+          <w:top w:val="double" w:sz="4" w:space="0" w:color="BFBFBF" w:themeColor="background1" w:themeShade="BF"/>
+        </w:tcBorders>
+      </w:tcPr>
+    </w:tblStylePr>
+    <w:tblStylePr w:type="firstCol">
+      <w:rPr>
+        <w:b/>
+        <w:bCs/>
+      </w:rPr>
+    </w:tblStylePr>
+    <w:tblStylePr w:type="lastCol">
+      <w:rPr>
+        <w:b/>
+        <w:bCs/>
+      </w:rPr>
+    </w:tblStylePr>
+    <w:tblStylePr w:type="band1Vert">
+      <w:tblPr/>
+      <w:tcPr>
+        <w:shd w:val="clear" w:color="auto" w:fill="F2F2F2" w:themeFill="background1" w:themeFillShade="F2"/>
+      </w:tcPr>
+    </w:tblStylePr>
+    <w:tblStylePr w:type="band1Horz">
+      <w:tblPr/>
+      <w:tcPr>
+        <w:shd w:val="clear" w:color="auto" w:fill="F2F2F2" w:themeFill="background1" w:themeFillShade="F2"/>
+      </w:tcPr>
+    </w:tblStylePr>
+  </w:style>
+  <w:style w:type="table" w:styleId="EinfacheTabelle2">
+    <w:name w:val="Plain Table 2"/>
+    <w:basedOn w:val="NormaleTabelle"/>
+    <w:uiPriority w:val="42"/>
+    <w:rsid w:val="00223991"/>
+    <w:pPr>
+      <w:spacing w:after="0" w:line="240" w:lineRule="auto"/>
+    </w:pPr>
+    <w:tblPr>
+      <w:tblStyleRowBandSize w:val="1"/>
+      <w:tblStyleColBandSize w:val="1"/>
+      <w:tblBorders>
+        <w:top w:val="single" w:sz="4" w:space="0" w:color="7F7F7F" w:themeColor="text1" w:themeTint="80"/>
+        <w:bottom w:val="single" w:sz="4" w:space="0" w:color="7F7F7F" w:themeColor="text1" w:themeTint="80"/>
+      </w:tblBorders>
+    </w:tblPr>
+    <w:tblStylePr w:type="firstRow">
+      <w:rPr>
+        <w:b/>
+        <w:bCs/>
+      </w:rPr>
+      <w:tblPr/>
+      <w:tcPr>
+        <w:tcBorders>
+          <w:bottom w:val="single" w:sz="4" w:space="0" w:color="7F7F7F" w:themeColor="text1" w:themeTint="80"/>
+        </w:tcBorders>
+      </w:tcPr>
+    </w:tblStylePr>
+    <w:tblStylePr w:type="lastRow">
+      <w:rPr>
+        <w:b/>
+        <w:bCs/>
+      </w:rPr>
+      <w:tblPr/>
+      <w:tcPr>
+        <w:tcBorders>
+          <w:top w:val="single" w:sz="4" w:space="0" w:color="7F7F7F" w:themeColor="text1" w:themeTint="80"/>
+        </w:tcBorders>
+      </w:tcPr>
+    </w:tblStylePr>
+    <w:tblStylePr w:type="firstCol">
+      <w:rPr>
+        <w:b/>
+        <w:bCs/>
+      </w:rPr>
+    </w:tblStylePr>
+    <w:tblStylePr w:type="lastCol">
+      <w:rPr>
+        <w:b/>
+        <w:bCs/>
+      </w:rPr>
+    </w:tblStylePr>
+    <w:tblStylePr w:type="band1Vert">
+      <w:tblPr/>
+      <w:tcPr>
+        <w:tcBorders>
+          <w:left w:val="single" w:sz="4" w:space="0" w:color="7F7F7F" w:themeColor="text1" w:themeTint="80"/>
+          <w:right w:val="single" w:sz="4" w:space="0" w:color="7F7F7F" w:themeColor="text1" w:themeTint="80"/>
+        </w:tcBorders>
+      </w:tcPr>
+    </w:tblStylePr>
+    <w:tblStylePr w:type="band2Vert">
+      <w:tblPr/>
+      <w:tcPr>
+        <w:tcBorders>
+          <w:left w:val="single" w:sz="4" w:space="0" w:color="7F7F7F" w:themeColor="text1" w:themeTint="80"/>
+          <w:right w:val="single" w:sz="4" w:space="0" w:color="7F7F7F" w:themeColor="text1" w:themeTint="80"/>
+        </w:tcBorders>
+      </w:tcPr>
+    </w:tblStylePr>
+    <w:tblStylePr w:type="band1Horz">
+      <w:tblPr/>
+      <w:tcPr>
+        <w:tcBorders>
+          <w:top w:val="single" w:sz="4" w:space="0" w:color="7F7F7F" w:themeColor="text1" w:themeTint="80"/>
+          <w:bottom w:val="single" w:sz="4" w:space="0" w:color="7F7F7F" w:themeColor="text1" w:themeTint="80"/>
+        </w:tcBorders>
+      </w:tcPr>
+    </w:tblStylePr>
+  </w:style>
 </w:styles>
 </file>
 
@@ -7544,9 +8042,11 @@
   </w:compat>
   <w:rsids>
     <w:rsidRoot w:val="004972B4"/>
+    <w:rsid w:val="001649FD"/>
     <w:rsid w:val="00374C65"/>
     <w:rsid w:val="00385E6E"/>
     <w:rsid w:val="004972B4"/>
+    <w:rsid w:val="00565F7E"/>
     <w:rsid w:val="00613E0A"/>
     <w:rsid w:val="00685D42"/>
     <w:rsid w:val="007044A4"/>
@@ -8033,18 +8533,6 @@
       <w:color w:val="666666"/>
     </w:rPr>
   </w:style>
-  <w:style w:type="paragraph" w:customStyle="1" w:styleId="35BCDDEE78AE454D9065ACD6C3EE636F">
-    <w:name w:val="35BCDDEE78AE454D9065ACD6C3EE636F"/>
-    <w:rsid w:val="007A2261"/>
-  </w:style>
-  <w:style w:type="paragraph" w:customStyle="1" w:styleId="C2FD80F7C1BB4B4C9E9EC5840A8B68DD">
-    <w:name w:val="C2FD80F7C1BB4B4C9E9EC5840A8B68DD"/>
-    <w:rsid w:val="007A2261"/>
-  </w:style>
-  <w:style w:type="paragraph" w:customStyle="1" w:styleId="EFEBECBF4FBD4049A6A9664220A42054">
-    <w:name w:val="EFEBECBF4FBD4049A6A9664220A42054"/>
-    <w:rsid w:val="007A2261"/>
-  </w:style>
 </w:styles>
 </file>
 

--- a/M143/LB3/LB3_Dokumentation.docx
+++ b/M143/LB3/LB3_Dokumentation.docx
@@ -2234,8 +2234,13 @@
             <w:pPr>
               <w:spacing w:after="160" w:line="278" w:lineRule="auto"/>
             </w:pPr>
-            <w:r>
-              <w:t>Geschw.</w:t>
+            <w:proofErr w:type="spellStart"/>
+            <w:r>
+              <w:t>Geschw</w:t>
+            </w:r>
+            <w:proofErr w:type="spellEnd"/>
+            <w:r>
+              <w:t>.</w:t>
             </w:r>
           </w:p>
         </w:tc>
@@ -2578,8 +2583,13 @@
             <w:pPr>
               <w:spacing w:after="160" w:line="278" w:lineRule="auto"/>
             </w:pPr>
-            <w:r>
-              <w:t>Geschw.</w:t>
+            <w:proofErr w:type="spellStart"/>
+            <w:r>
+              <w:t>Geschw</w:t>
+            </w:r>
+            <w:proofErr w:type="spellEnd"/>
+            <w:r>
+              <w:t>.</w:t>
             </w:r>
           </w:p>
         </w:tc>
@@ -2917,8 +2927,13 @@
             <w:pPr>
               <w:spacing w:after="160" w:line="278" w:lineRule="auto"/>
             </w:pPr>
-            <w:r>
-              <w:t>Geschw.</w:t>
+            <w:proofErr w:type="spellStart"/>
+            <w:r>
+              <w:t>Geschw</w:t>
+            </w:r>
+            <w:proofErr w:type="spellEnd"/>
+            <w:r>
+              <w:t>.</w:t>
             </w:r>
           </w:p>
         </w:tc>
@@ -3128,9 +3143,14 @@
       <w:bookmarkStart w:id="6" w:name="_Toc229394204"/>
       <w:r>
         <w:lastRenderedPageBreak/>
-        <w:t>STRATO HiDrive</w:t>
+        <w:t xml:space="preserve">STRATO </w:t>
+      </w:r>
+      <w:proofErr w:type="spellStart"/>
+      <w:r>
+        <w:t>HiDrive</w:t>
       </w:r>
       <w:bookmarkEnd w:id="6"/>
+      <w:proofErr w:type="spellEnd"/>
     </w:p>
     <w:tbl>
       <w:tblPr>
@@ -3258,8 +3278,13 @@
             <w:pPr>
               <w:spacing w:after="160" w:line="278" w:lineRule="auto"/>
             </w:pPr>
-            <w:r>
-              <w:t>Geschw.</w:t>
+            <w:proofErr w:type="spellStart"/>
+            <w:r>
+              <w:t>Geschw</w:t>
+            </w:r>
+            <w:proofErr w:type="spellEnd"/>
+            <w:r>
+              <w:t>.</w:t>
             </w:r>
           </w:p>
         </w:tc>
@@ -3588,8 +3613,13 @@
             <w:pPr>
               <w:spacing w:after="160" w:line="278" w:lineRule="auto"/>
             </w:pPr>
-            <w:r>
-              <w:t>Geschw.</w:t>
+            <w:proofErr w:type="spellStart"/>
+            <w:r>
+              <w:t>Geschw</w:t>
+            </w:r>
+            <w:proofErr w:type="spellEnd"/>
+            <w:r>
+              <w:t>.</w:t>
             </w:r>
           </w:p>
         </w:tc>
@@ -3833,8 +3863,13 @@
         <w:t xml:space="preserve"> </w:t>
       </w:r>
       <w:bookmarkStart w:id="8" w:name="_Toc229394206"/>
-      <w:r>
-        <w:t>Backblaze B2 Cloud Storage</w:t>
+      <w:proofErr w:type="spellStart"/>
+      <w:r>
+        <w:t>Backblaze</w:t>
+      </w:r>
+      <w:proofErr w:type="spellEnd"/>
+      <w:r>
+        <w:t xml:space="preserve"> B2 Cloud Storage</w:t>
       </w:r>
       <w:bookmarkEnd w:id="8"/>
     </w:p>
@@ -3964,8 +3999,13 @@
             <w:pPr>
               <w:spacing w:after="160" w:line="278" w:lineRule="auto"/>
             </w:pPr>
-            <w:r>
-              <w:t>Geschw.</w:t>
+            <w:proofErr w:type="spellStart"/>
+            <w:r>
+              <w:t>Geschw</w:t>
+            </w:r>
+            <w:proofErr w:type="spellEnd"/>
+            <w:r>
+              <w:t>.</w:t>
             </w:r>
           </w:p>
         </w:tc>
@@ -4246,7 +4286,15 @@
               <w:cnfStyle w:val="000000100000" w:firstRow="0" w:lastRow="0" w:firstColumn="0" w:lastColumn="0" w:oddVBand="0" w:evenVBand="0" w:oddHBand="1" w:evenHBand="0" w:firstRowFirstColumn="0" w:firstRowLastColumn="0" w:lastRowFirstColumn="0" w:lastRowLastColumn="0"/>
             </w:pPr>
             <w:r>
-              <w:t>Backup-as-a-Service</w:t>
+              <w:t>Backup-</w:t>
+            </w:r>
+            <w:proofErr w:type="spellStart"/>
+            <w:r>
+              <w:t>as</w:t>
+            </w:r>
+            <w:proofErr w:type="spellEnd"/>
+            <w:r>
+              <w:t>-a-Service</w:t>
             </w:r>
           </w:p>
         </w:tc>
@@ -4297,8 +4345,13 @@
             <w:pPr>
               <w:spacing w:after="160" w:line="278" w:lineRule="auto"/>
             </w:pPr>
-            <w:r>
-              <w:t>Geschw.</w:t>
+            <w:proofErr w:type="spellStart"/>
+            <w:r>
+              <w:t>Geschw</w:t>
+            </w:r>
+            <w:proofErr w:type="spellEnd"/>
+            <w:r>
+              <w:t>.</w:t>
             </w:r>
           </w:p>
         </w:tc>
@@ -4555,7 +4608,15 @@
     </w:p>
     <w:p>
       <w:r>
-        <w:t>Das Backup des Servers 3 wird on-premise durchgeführt. Dies, da ein schneller Zugriff auf die Bestellungen und Aufträge stehts möglich sein muss und die Daten möglichst in Kontrolle der Firma sein sollen. Die Daten werden regelmässig auf das NAS gespielt und dort 25 Wochen lang gespeichert. Anschliessend werden die Daten auf Tape (LTO) geschrieben und aufbewahrt.</w:t>
+        <w:t>Das Backup des Servers 3 wird on-</w:t>
+      </w:r>
+      <w:proofErr w:type="spellStart"/>
+      <w:r>
+        <w:t>premise</w:t>
+      </w:r>
+      <w:proofErr w:type="spellEnd"/>
+      <w:r>
+        <w:t xml:space="preserve"> durchgeführt. Dies, da ein schneller Zugriff auf die Bestellungen und Aufträge stehts möglich sein muss und die Daten möglichst in Kontrolle der Firma sein sollen. Die Daten werden regelmässig auf das NAS gespielt und dort 25 Wochen lang gespeichert. Anschliessend werden die Daten auf Tape (LTO) geschrieben und aufbewahrt.</w:t>
       </w:r>
     </w:p>
     <w:p/>
@@ -4631,7 +4692,31 @@
         <w:t>aufbewahrt</w:t>
       </w:r>
       <w:r>
-        <w:t xml:space="preserve"> werden. Ein Band kann ungefähr 45 TB speichern und kostet ungefähr 150 CHF. Die Preise und Leitungen der Bänder können jedoch stark variieren. Beim Wahl des NAS fiel diese auf eine Synology 12-bay DiskStation AMD Ryzen V1500B quad (DS2422+). Die Anschaffungskosten liegen bei ungefähr 2000 CHF. Die zusätzlichen </w:t>
+        <w:t xml:space="preserve"> werden. Ein Band kann ungefähr 45 TB speichern und kostet ungefähr 150 CHF. Die Preise und Leitungen der Bänder können jedoch stark variieren. Beim Wahl des NAS fiel diese auf eine </w:t>
+      </w:r>
+      <w:proofErr w:type="spellStart"/>
+      <w:r>
+        <w:t>Synology</w:t>
+      </w:r>
+      <w:proofErr w:type="spellEnd"/>
+      <w:r>
+        <w:t xml:space="preserve"> 12-bay </w:t>
+      </w:r>
+      <w:proofErr w:type="spellStart"/>
+      <w:r>
+        <w:t>DiskStation</w:t>
+      </w:r>
+      <w:proofErr w:type="spellEnd"/>
+      <w:r>
+        <w:t xml:space="preserve"> AMD Ryzen V1500B </w:t>
+      </w:r>
+      <w:proofErr w:type="spellStart"/>
+      <w:r>
+        <w:t>quad</w:t>
+      </w:r>
+      <w:proofErr w:type="spellEnd"/>
+      <w:r>
+        <w:t xml:space="preserve"> (DS2422+). Die Anschaffungskosten liegen bei ungefähr 2000 CHF. Die zusätzlichen </w:t>
       </w:r>
       <w:r>
         <w:t>Anschaffungskosten</w:t>
@@ -4743,10 +4828,22 @@
         <w:t xml:space="preserve">Dieser Punkt wird alle 3 Monate durch Tests durch die IT-Abteilung überprüft. Diese Tests umfassen etwa </w:t>
       </w:r>
       <w:r>
-        <w:t>testweise R</w:t>
-      </w:r>
-      <w:r>
-        <w:t>ecoveries oder eine D</w:t>
+        <w:t xml:space="preserve">testweise </w:t>
+      </w:r>
+      <w:proofErr w:type="spellStart"/>
+      <w:r>
+        <w:t>R</w:t>
+      </w:r>
+      <w:r>
+        <w:t>ecoveries</w:t>
+      </w:r>
+      <w:proofErr w:type="spellEnd"/>
+      <w:r>
+        <w:t xml:space="preserve"> oder eine </w:t>
+      </w:r>
+      <w:proofErr w:type="spellStart"/>
+      <w:r>
+        <w:t>D</w:t>
       </w:r>
       <w:r>
         <w:t>e</w:t>
@@ -4757,6 +4854,7 @@
       <w:r>
         <w:t>simulation</w:t>
       </w:r>
+      <w:proofErr w:type="spellEnd"/>
       <w:r>
         <w:t>.</w:t>
       </w:r>
@@ -4803,11 +4901,16 @@
         <w:t>Sonntag</w:t>
       </w:r>
       <w:r>
-        <w:t>, 2 Uhr der ersten Kalenderwoche wird ein Fullback</w:t>
+        <w:t xml:space="preserve">, 2 Uhr der ersten Kalenderwoche wird ein </w:t>
+      </w:r>
+      <w:proofErr w:type="spellStart"/>
+      <w:r>
+        <w:t>Fullback</w:t>
       </w:r>
       <w:r>
         <w:t>up</w:t>
       </w:r>
+      <w:proofErr w:type="spellEnd"/>
       <w:r>
         <w:t xml:space="preserve"> gemacht. Anschliessend die folgenden 4 Wochen ein inkrementelles Backup. In Woche 6 beginnt dieser Zyklus von vorne. </w:t>
       </w:r>
@@ -4881,10 +4984,26 @@
     </w:p>
     <w:p>
       <w:r>
-        <w:t xml:space="preserve">Gemäss groben Schätzungen dürfte sich das initiale Backup über mehrere Stunden hinweg ziehen. Die folgenden inkrementellen Backups werden deutlich schneller gehen. Die Restoredauer kann kaum bemessen werden, da die Datenmenge stark </w:t>
-      </w:r>
-      <w:r>
-        <w:t xml:space="preserve">variieren kann. Die Dauer des Restores bei einem Desaster, mit der initialen Datenmenge, dürfte jedoch über mehrere Stunden ziehen. Dies </w:t>
+        <w:t xml:space="preserve">Gemäss groben Schätzungen dürfte sich das initiale Backup über mehrere Stunden hinweg ziehen. Die folgenden inkrementellen Backups werden deutlich schneller gehen. Die </w:t>
+      </w:r>
+      <w:proofErr w:type="spellStart"/>
+      <w:r>
+        <w:t>Restoredauer</w:t>
+      </w:r>
+      <w:proofErr w:type="spellEnd"/>
+      <w:r>
+        <w:t xml:space="preserve"> kann kaum bemessen werden, da die Datenmenge stark </w:t>
+      </w:r>
+      <w:r>
+        <w:t xml:space="preserve">variieren kann. Die Dauer des </w:t>
+      </w:r>
+      <w:proofErr w:type="spellStart"/>
+      <w:r>
+        <w:t>Restores</w:t>
+      </w:r>
+      <w:proofErr w:type="spellEnd"/>
+      <w:r>
+        <w:t xml:space="preserve"> bei einem Desaster, mit der initialen Datenmenge, dürfte jedoch über mehrere Stunden ziehen. Dies </w:t>
       </w:r>
       <w:r>
         <w:t>kann jedoch je nach Zeitpunkt sehr unterschiedlich sein.</w:t>
@@ -5035,7 +5154,23 @@
         <w:t>Sobald der Account Google Cloud Storage aktiv war, wurde ein erste</w:t>
       </w:r>
       <w:r>
-        <w:t xml:space="preserve">r Bucket namens Backup_test erstellt. In einem ersten Versuch </w:t>
+        <w:t xml:space="preserve">r </w:t>
+      </w:r>
+      <w:proofErr w:type="spellStart"/>
+      <w:r>
+        <w:t>Bucket</w:t>
+      </w:r>
+      <w:proofErr w:type="spellEnd"/>
+      <w:r>
+        <w:t xml:space="preserve"> namens </w:t>
+      </w:r>
+      <w:proofErr w:type="spellStart"/>
+      <w:r>
+        <w:t>Backup_test</w:t>
+      </w:r>
+      <w:proofErr w:type="spellEnd"/>
+      <w:r>
+        <w:t xml:space="preserve"> erstellt. In einem ersten Versuch </w:t>
       </w:r>
       <w:r>
         <w:t>eine Verbindung</w:t>
@@ -5046,7 +5181,39 @@
     </w:p>
     <w:p>
       <w:r>
-        <w:t xml:space="preserve">Der Pfad zum Ordner in backup_cloud wurde zunächst nicht akzeptiert. Aus diesem Grund wurde ein Troubleshooting durchgeführt. Dabei zeigte sich, dass der bisherige Bucket aufgrund des Unterstrichs im Namen nicht gültig war. Daher wurde ein neuer Bucket erstellt. Nach der Erstellung des neuen Buckets erschien jedoch erneut eine </w:t>
+        <w:t xml:space="preserve">Der Pfad zum Ordner in </w:t>
+      </w:r>
+      <w:proofErr w:type="spellStart"/>
+      <w:r>
+        <w:t>backup_cloud</w:t>
+      </w:r>
+      <w:proofErr w:type="spellEnd"/>
+      <w:r>
+        <w:t xml:space="preserve"> wurde zunächst nicht akzeptiert. Aus diesem Grund wurde ein Troubleshooting durchgeführt. Dabei zeigte sich, dass der bisherige </w:t>
+      </w:r>
+      <w:proofErr w:type="spellStart"/>
+      <w:r>
+        <w:t>Bucket</w:t>
+      </w:r>
+      <w:proofErr w:type="spellEnd"/>
+      <w:r>
+        <w:t xml:space="preserve"> aufgrund des Unterstrichs im Namen nicht gültig war. Daher wurde ein neuer </w:t>
+      </w:r>
+      <w:proofErr w:type="spellStart"/>
+      <w:r>
+        <w:t>Bucket</w:t>
+      </w:r>
+      <w:proofErr w:type="spellEnd"/>
+      <w:r>
+        <w:t xml:space="preserve"> erstellt. Nach der Erstellung des neuen </w:t>
+      </w:r>
+      <w:proofErr w:type="spellStart"/>
+      <w:r>
+        <w:t>Buckets</w:t>
+      </w:r>
+      <w:proofErr w:type="spellEnd"/>
+      <w:r>
+        <w:t xml:space="preserve"> erschien jedoch erneut eine </w:t>
       </w:r>
       <w:r>
         <w:lastRenderedPageBreak/>
@@ -5062,7 +5229,15 @@
         <w:t xml:space="preserve">wurde </w:t>
       </w:r>
       <w:r>
-        <w:t>nochmals kontrolliert und angepasst. Dabei wurde festgestellt, dass sowohl ein Rechtschreibfehler im Bucket-Namen als auch ein fehlerhafter Pfad vorhanden waren. Nachdem diese Fehler korrigiert wurden, konnte über den Duplicati-Client ein Testordner vo</w:t>
+        <w:t xml:space="preserve">nochmals kontrolliert und angepasst. Dabei wurde festgestellt, dass sowohl ein Rechtschreibfehler im </w:t>
+      </w:r>
+      <w:proofErr w:type="spellStart"/>
+      <w:r>
+        <w:t>Bucket</w:t>
+      </w:r>
+      <w:proofErr w:type="spellEnd"/>
+      <w:r>
+        <w:t>-Namen als auch ein fehlerhafter Pfad vorhanden waren. Nachdem diese Fehler korrigiert wurden, konnte über den Duplicati-Client ein Testordner vo</w:t>
       </w:r>
       <w:r>
         <w:t>m</w:t>
@@ -5132,7 +5307,543 @@
       <w:r>
         <w:t>Nach diesen Anpassungen konnte das Backup einer Testdatei auf der VM erfolgreich durchgeführt werden. Abschliessend wurde über einen CMD-Befehl eine 5 GB grosse Datei erstellt, um weitere Tests mit einer grösseren Datei durchführen zu können.</w:t>
       </w:r>
-    </w:p>
+      <w:r>
+        <w:t xml:space="preserve"> Der Test mit dieser Datei verlief reibungslos.</w:t>
+      </w:r>
+    </w:p>
+    <w:p>
+      <w:pPr>
+        <w:pStyle w:val="berschrift2"/>
+      </w:pPr>
+      <w:r>
+        <w:lastRenderedPageBreak/>
+        <w:t>Screenshots zu der Umsetzung</w:t>
+      </w:r>
+    </w:p>
+    <w:p>
+      <w:pPr>
+        <w:keepNext/>
+      </w:pPr>
+      <w:r>
+        <w:rPr>
+          <w:noProof/>
+        </w:rPr>
+        <w:drawing>
+          <wp:inline distT="0" distB="0" distL="0" distR="0" wp14:anchorId="6BB2EEF7" wp14:editId="4A8673A3">
+            <wp:extent cx="3600000" cy="4262400"/>
+            <wp:effectExtent l="0" t="0" r="635" b="5080"/>
+            <wp:docPr id="936985543" name="Grafik 4"/>
+            <wp:cNvGraphicFramePr>
+              <a:graphicFrameLocks xmlns:a="http://schemas.openxmlformats.org/drawingml/2006/main" noChangeAspect="1"/>
+            </wp:cNvGraphicFramePr>
+            <a:graphic xmlns:a="http://schemas.openxmlformats.org/drawingml/2006/main">
+              <a:graphicData uri="http://schemas.openxmlformats.org/drawingml/2006/picture">
+                <pic:pic xmlns:pic="http://schemas.openxmlformats.org/drawingml/2006/picture">
+                  <pic:nvPicPr>
+                    <pic:cNvPr id="0" name="Picture 3"/>
+                    <pic:cNvPicPr>
+                      <a:picLocks noChangeAspect="1" noChangeArrowheads="1"/>
+                    </pic:cNvPicPr>
+                  </pic:nvPicPr>
+                  <pic:blipFill>
+                    <a:blip r:embed="rId18">
+                      <a:extLst>
+                        <a:ext uri="{28A0092B-C50C-407E-A947-70E740481C1C}">
+                          <a14:useLocalDpi xmlns:a14="http://schemas.microsoft.com/office/drawing/2010/main" val="0"/>
+                        </a:ext>
+                      </a:extLst>
+                    </a:blip>
+                    <a:srcRect/>
+                    <a:stretch>
+                      <a:fillRect/>
+                    </a:stretch>
+                  </pic:blipFill>
+                  <pic:spPr bwMode="auto">
+                    <a:xfrm>
+                      <a:off x="0" y="0"/>
+                      <a:ext cx="3600000" cy="4262400"/>
+                    </a:xfrm>
+                    <a:prstGeom prst="rect">
+                      <a:avLst/>
+                    </a:prstGeom>
+                    <a:noFill/>
+                    <a:ln>
+                      <a:noFill/>
+                    </a:ln>
+                  </pic:spPr>
+                </pic:pic>
+              </a:graphicData>
+            </a:graphic>
+          </wp:inline>
+        </w:drawing>
+      </w:r>
+    </w:p>
+    <w:p>
+      <w:pPr>
+        <w:pStyle w:val="Beschriftung"/>
+      </w:pPr>
+      <w:r>
+        <w:t xml:space="preserve">Abbildung </w:t>
+      </w:r>
+      <w:r>
+        <w:fldChar w:fldCharType="begin"/>
+      </w:r>
+      <w:r>
+        <w:instrText xml:space="preserve"> SEQ Abbildung \* ARABIC </w:instrText>
+      </w:r>
+      <w:r>
+        <w:fldChar w:fldCharType="separate"/>
+      </w:r>
+      <w:r>
+        <w:rPr>
+          <w:noProof/>
+        </w:rPr>
+        <w:t>1</w:t>
+      </w:r>
+      <w:r>
+        <w:fldChar w:fldCharType="end"/>
+      </w:r>
+      <w:r>
+        <w:t>: Konfiguration eines Backups</w:t>
+      </w:r>
+    </w:p>
+    <w:p>
+      <w:pPr>
+        <w:keepNext/>
+      </w:pPr>
+      <w:r>
+        <w:rPr>
+          <w:noProof/>
+        </w:rPr>
+        <w:drawing>
+          <wp:inline distT="0" distB="0" distL="0" distR="0" wp14:anchorId="435ADE6E" wp14:editId="1013F356">
+            <wp:extent cx="3600000" cy="745200"/>
+            <wp:effectExtent l="0" t="0" r="635" b="0"/>
+            <wp:docPr id="1627080112" name="Grafik 7"/>
+            <wp:cNvGraphicFramePr>
+              <a:graphicFrameLocks xmlns:a="http://schemas.openxmlformats.org/drawingml/2006/main" noChangeAspect="1"/>
+            </wp:cNvGraphicFramePr>
+            <a:graphic xmlns:a="http://schemas.openxmlformats.org/drawingml/2006/main">
+              <a:graphicData uri="http://schemas.openxmlformats.org/drawingml/2006/picture">
+                <pic:pic xmlns:pic="http://schemas.openxmlformats.org/drawingml/2006/picture">
+                  <pic:nvPicPr>
+                    <pic:cNvPr id="0" name="Picture 6"/>
+                    <pic:cNvPicPr>
+                      <a:picLocks noChangeAspect="1" noChangeArrowheads="1"/>
+                    </pic:cNvPicPr>
+                  </pic:nvPicPr>
+                  <pic:blipFill>
+                    <a:blip r:embed="rId19">
+                      <a:extLst>
+                        <a:ext uri="{28A0092B-C50C-407E-A947-70E740481C1C}">
+                          <a14:useLocalDpi xmlns:a14="http://schemas.microsoft.com/office/drawing/2010/main" val="0"/>
+                        </a:ext>
+                      </a:extLst>
+                    </a:blip>
+                    <a:srcRect/>
+                    <a:stretch>
+                      <a:fillRect/>
+                    </a:stretch>
+                  </pic:blipFill>
+                  <pic:spPr bwMode="auto">
+                    <a:xfrm>
+                      <a:off x="0" y="0"/>
+                      <a:ext cx="3600000" cy="745200"/>
+                    </a:xfrm>
+                    <a:prstGeom prst="rect">
+                      <a:avLst/>
+                    </a:prstGeom>
+                    <a:noFill/>
+                    <a:ln>
+                      <a:noFill/>
+                    </a:ln>
+                  </pic:spPr>
+                </pic:pic>
+              </a:graphicData>
+            </a:graphic>
+          </wp:inline>
+        </w:drawing>
+      </w:r>
+    </w:p>
+    <w:p>
+      <w:pPr>
+        <w:pStyle w:val="Beschriftung"/>
+      </w:pPr>
+      <w:r>
+        <w:t xml:space="preserve">Abbildung </w:t>
+      </w:r>
+      <w:r>
+        <w:fldChar w:fldCharType="begin"/>
+      </w:r>
+      <w:r>
+        <w:instrText xml:space="preserve"> SEQ Abbildung \* ARABIC </w:instrText>
+      </w:r>
+      <w:r>
+        <w:fldChar w:fldCharType="separate"/>
+      </w:r>
+      <w:r>
+        <w:rPr>
+          <w:noProof/>
+        </w:rPr>
+        <w:t>2</w:t>
+      </w:r>
+      <w:r>
+        <w:fldChar w:fldCharType="end"/>
+      </w:r>
+      <w:r>
+        <w:t>: Code welcher nicht korrekt in die VM kopiert wurde</w:t>
+      </w:r>
+    </w:p>
+    <w:p>
+      <w:pPr>
+        <w:keepNext/>
+      </w:pPr>
+      <w:r>
+        <w:rPr>
+          <w:noProof/>
+        </w:rPr>
+        <w:drawing>
+          <wp:inline distT="0" distB="0" distL="0" distR="0" wp14:anchorId="1FBE98D5" wp14:editId="6D725E17">
+            <wp:extent cx="5760720" cy="1724025"/>
+            <wp:effectExtent l="0" t="0" r="0" b="9525"/>
+            <wp:docPr id="1519890513" name="Grafik 6"/>
+            <wp:cNvGraphicFramePr>
+              <a:graphicFrameLocks xmlns:a="http://schemas.openxmlformats.org/drawingml/2006/main" noChangeAspect="1"/>
+            </wp:cNvGraphicFramePr>
+            <a:graphic xmlns:a="http://schemas.openxmlformats.org/drawingml/2006/main">
+              <a:graphicData uri="http://schemas.openxmlformats.org/drawingml/2006/picture">
+                <pic:pic xmlns:pic="http://schemas.openxmlformats.org/drawingml/2006/picture">
+                  <pic:nvPicPr>
+                    <pic:cNvPr id="0" name="Picture 5"/>
+                    <pic:cNvPicPr>
+                      <a:picLocks noChangeAspect="1" noChangeArrowheads="1"/>
+                    </pic:cNvPicPr>
+                  </pic:nvPicPr>
+                  <pic:blipFill>
+                    <a:blip r:embed="rId20" cstate="print">
+                      <a:extLst>
+                        <a:ext uri="{28A0092B-C50C-407E-A947-70E740481C1C}">
+                          <a14:useLocalDpi xmlns:a14="http://schemas.microsoft.com/office/drawing/2010/main" val="0"/>
+                        </a:ext>
+                      </a:extLst>
+                    </a:blip>
+                    <a:srcRect/>
+                    <a:stretch>
+                      <a:fillRect/>
+                    </a:stretch>
+                  </pic:blipFill>
+                  <pic:spPr bwMode="auto">
+                    <a:xfrm>
+                      <a:off x="0" y="0"/>
+                      <a:ext cx="5760720" cy="1724025"/>
+                    </a:xfrm>
+                    <a:prstGeom prst="rect">
+                      <a:avLst/>
+                    </a:prstGeom>
+                    <a:noFill/>
+                    <a:ln>
+                      <a:noFill/>
+                    </a:ln>
+                  </pic:spPr>
+                </pic:pic>
+              </a:graphicData>
+            </a:graphic>
+          </wp:inline>
+        </w:drawing>
+      </w:r>
+    </w:p>
+    <w:p>
+      <w:pPr>
+        <w:pStyle w:val="Beschriftung"/>
+      </w:pPr>
+      <w:r>
+        <w:t xml:space="preserve">Abbildung </w:t>
+      </w:r>
+      <w:r>
+        <w:fldChar w:fldCharType="begin"/>
+      </w:r>
+      <w:r>
+        <w:instrText xml:space="preserve"> SEQ Abbildung \* ARABIC </w:instrText>
+      </w:r>
+      <w:r>
+        <w:fldChar w:fldCharType="separate"/>
+      </w:r>
+      <w:r>
+        <w:rPr>
+          <w:noProof/>
+        </w:rPr>
+        <w:t>3</w:t>
+      </w:r>
+      <w:r>
+        <w:fldChar w:fldCharType="end"/>
+      </w:r>
+      <w:r>
+        <w:t>: Beispiel eines Backups in Google Cloud Storage</w:t>
+      </w:r>
+    </w:p>
+    <w:p>
+      <w:pPr>
+        <w:keepNext/>
+      </w:pPr>
+      <w:r>
+        <w:rPr>
+          <w:noProof/>
+        </w:rPr>
+        <w:lastRenderedPageBreak/>
+        <w:drawing>
+          <wp:inline distT="0" distB="0" distL="0" distR="0" wp14:anchorId="57766C73" wp14:editId="752B5BBB">
+            <wp:extent cx="3600000" cy="662400"/>
+            <wp:effectExtent l="0" t="0" r="635" b="4445"/>
+            <wp:docPr id="22329487" name="Grafik 3"/>
+            <wp:cNvGraphicFramePr>
+              <a:graphicFrameLocks xmlns:a="http://schemas.openxmlformats.org/drawingml/2006/main" noChangeAspect="1"/>
+            </wp:cNvGraphicFramePr>
+            <a:graphic xmlns:a="http://schemas.openxmlformats.org/drawingml/2006/main">
+              <a:graphicData uri="http://schemas.openxmlformats.org/drawingml/2006/picture">
+                <pic:pic xmlns:pic="http://schemas.openxmlformats.org/drawingml/2006/picture">
+                  <pic:nvPicPr>
+                    <pic:cNvPr id="0" name="Picture 2"/>
+                    <pic:cNvPicPr>
+                      <a:picLocks noChangeAspect="1" noChangeArrowheads="1"/>
+                    </pic:cNvPicPr>
+                  </pic:nvPicPr>
+                  <pic:blipFill>
+                    <a:blip r:embed="rId21">
+                      <a:extLst>
+                        <a:ext uri="{28A0092B-C50C-407E-A947-70E740481C1C}">
+                          <a14:useLocalDpi xmlns:a14="http://schemas.microsoft.com/office/drawing/2010/main" val="0"/>
+                        </a:ext>
+                      </a:extLst>
+                    </a:blip>
+                    <a:srcRect/>
+                    <a:stretch>
+                      <a:fillRect/>
+                    </a:stretch>
+                  </pic:blipFill>
+                  <pic:spPr bwMode="auto">
+                    <a:xfrm>
+                      <a:off x="0" y="0"/>
+                      <a:ext cx="3600000" cy="662400"/>
+                    </a:xfrm>
+                    <a:prstGeom prst="rect">
+                      <a:avLst/>
+                    </a:prstGeom>
+                    <a:noFill/>
+                    <a:ln>
+                      <a:noFill/>
+                    </a:ln>
+                  </pic:spPr>
+                </pic:pic>
+              </a:graphicData>
+            </a:graphic>
+          </wp:inline>
+        </w:drawing>
+      </w:r>
+    </w:p>
+    <w:p>
+      <w:pPr>
+        <w:pStyle w:val="Beschriftung"/>
+      </w:pPr>
+      <w:r>
+        <w:t xml:space="preserve">Abbildung </w:t>
+      </w:r>
+      <w:r>
+        <w:fldChar w:fldCharType="begin"/>
+      </w:r>
+      <w:r>
+        <w:instrText xml:space="preserve"> SEQ Abbildung \* ARABIC </w:instrText>
+      </w:r>
+      <w:r>
+        <w:fldChar w:fldCharType="separate"/>
+      </w:r>
+      <w:r>
+        <w:rPr>
+          <w:noProof/>
+        </w:rPr>
+        <w:t>4</w:t>
+      </w:r>
+      <w:r>
+        <w:fldChar w:fldCharType="end"/>
+      </w:r>
+      <w:r>
+        <w:t>: Problem beim Erstellen eines Ordners in Google Cloud</w:t>
+      </w:r>
+    </w:p>
+    <w:p>
+      <w:pPr>
+        <w:keepNext/>
+      </w:pPr>
+      <w:r>
+        <w:rPr>
+          <w:noProof/>
+        </w:rPr>
+        <w:drawing>
+          <wp:inline distT="0" distB="0" distL="0" distR="0" wp14:anchorId="08C9DDDE" wp14:editId="4AD0A7D1">
+            <wp:extent cx="4423410" cy="2402840"/>
+            <wp:effectExtent l="0" t="0" r="0" b="0"/>
+            <wp:docPr id="149785505" name="Grafik 5"/>
+            <wp:cNvGraphicFramePr>
+              <a:graphicFrameLocks xmlns:a="http://schemas.openxmlformats.org/drawingml/2006/main" noChangeAspect="1"/>
+            </wp:cNvGraphicFramePr>
+            <a:graphic xmlns:a="http://schemas.openxmlformats.org/drawingml/2006/main">
+              <a:graphicData uri="http://schemas.openxmlformats.org/drawingml/2006/picture">
+                <pic:pic xmlns:pic="http://schemas.openxmlformats.org/drawingml/2006/picture">
+                  <pic:nvPicPr>
+                    <pic:cNvPr id="0" name="Picture 4"/>
+                    <pic:cNvPicPr>
+                      <a:picLocks noChangeAspect="1" noChangeArrowheads="1"/>
+                    </pic:cNvPicPr>
+                  </pic:nvPicPr>
+                  <pic:blipFill>
+                    <a:blip r:embed="rId22">
+                      <a:extLst>
+                        <a:ext uri="{28A0092B-C50C-407E-A947-70E740481C1C}">
+                          <a14:useLocalDpi xmlns:a14="http://schemas.microsoft.com/office/drawing/2010/main" val="0"/>
+                        </a:ext>
+                      </a:extLst>
+                    </a:blip>
+                    <a:srcRect/>
+                    <a:stretch>
+                      <a:fillRect/>
+                    </a:stretch>
+                  </pic:blipFill>
+                  <pic:spPr bwMode="auto">
+                    <a:xfrm>
+                      <a:off x="0" y="0"/>
+                      <a:ext cx="4423410" cy="2402840"/>
+                    </a:xfrm>
+                    <a:prstGeom prst="rect">
+                      <a:avLst/>
+                    </a:prstGeom>
+                    <a:noFill/>
+                    <a:ln>
+                      <a:noFill/>
+                    </a:ln>
+                  </pic:spPr>
+                </pic:pic>
+              </a:graphicData>
+            </a:graphic>
+          </wp:inline>
+        </w:drawing>
+      </w:r>
+    </w:p>
+    <w:p>
+      <w:pPr>
+        <w:pStyle w:val="Beschriftung"/>
+      </w:pPr>
+      <w:r>
+        <w:t xml:space="preserve">Abbildung </w:t>
+      </w:r>
+      <w:r>
+        <w:fldChar w:fldCharType="begin"/>
+      </w:r>
+      <w:r>
+        <w:instrText xml:space="preserve"> SEQ Abbildung \* ARABIC </w:instrText>
+      </w:r>
+      <w:r>
+        <w:fldChar w:fldCharType="separate"/>
+      </w:r>
+      <w:r>
+        <w:rPr>
+          <w:noProof/>
+        </w:rPr>
+        <w:t>5</w:t>
+      </w:r>
+      <w:r>
+        <w:fldChar w:fldCharType="end"/>
+      </w:r>
+      <w:r>
+        <w:t>: Problem aufgrund des falschen Ordnerpfades</w:t>
+      </w:r>
+    </w:p>
+    <w:p>
+      <w:pPr>
+        <w:keepNext/>
+      </w:pPr>
+      <w:r>
+        <w:rPr>
+          <w:noProof/>
+        </w:rPr>
+        <w:drawing>
+          <wp:inline distT="0" distB="0" distL="0" distR="0" wp14:anchorId="632B15A3" wp14:editId="405A90D0">
+            <wp:extent cx="3600000" cy="1540800"/>
+            <wp:effectExtent l="0" t="0" r="635" b="2540"/>
+            <wp:docPr id="1886694570" name="Grafik 8"/>
+            <wp:cNvGraphicFramePr>
+              <a:graphicFrameLocks xmlns:a="http://schemas.openxmlformats.org/drawingml/2006/main" noChangeAspect="1"/>
+            </wp:cNvGraphicFramePr>
+            <a:graphic xmlns:a="http://schemas.openxmlformats.org/drawingml/2006/main">
+              <a:graphicData uri="http://schemas.openxmlformats.org/drawingml/2006/picture">
+                <pic:pic xmlns:pic="http://schemas.openxmlformats.org/drawingml/2006/picture">
+                  <pic:nvPicPr>
+                    <pic:cNvPr id="0" name="Picture 7"/>
+                    <pic:cNvPicPr>
+                      <a:picLocks noChangeAspect="1" noChangeArrowheads="1"/>
+                    </pic:cNvPicPr>
+                  </pic:nvPicPr>
+                  <pic:blipFill>
+                    <a:blip r:embed="rId23" cstate="print">
+                      <a:extLst>
+                        <a:ext uri="{28A0092B-C50C-407E-A947-70E740481C1C}">
+                          <a14:useLocalDpi xmlns:a14="http://schemas.microsoft.com/office/drawing/2010/main" val="0"/>
+                        </a:ext>
+                      </a:extLst>
+                    </a:blip>
+                    <a:srcRect/>
+                    <a:stretch>
+                      <a:fillRect/>
+                    </a:stretch>
+                  </pic:blipFill>
+                  <pic:spPr bwMode="auto">
+                    <a:xfrm>
+                      <a:off x="0" y="0"/>
+                      <a:ext cx="3600000" cy="1540800"/>
+                    </a:xfrm>
+                    <a:prstGeom prst="rect">
+                      <a:avLst/>
+                    </a:prstGeom>
+                    <a:noFill/>
+                    <a:ln>
+                      <a:noFill/>
+                    </a:ln>
+                  </pic:spPr>
+                </pic:pic>
+              </a:graphicData>
+            </a:graphic>
+          </wp:inline>
+        </w:drawing>
+      </w:r>
+    </w:p>
+    <w:p>
+      <w:pPr>
+        <w:pStyle w:val="Beschriftung"/>
+      </w:pPr>
+      <w:r>
+        <w:t xml:space="preserve">Abbildung </w:t>
+      </w:r>
+      <w:r>
+        <w:fldChar w:fldCharType="begin"/>
+      </w:r>
+      <w:r>
+        <w:instrText xml:space="preserve"> SEQ Abbildung \* ARABIC </w:instrText>
+      </w:r>
+      <w:r>
+        <w:fldChar w:fldCharType="separate"/>
+      </w:r>
+      <w:r>
+        <w:rPr>
+          <w:noProof/>
+        </w:rPr>
+        <w:t>6</w:t>
+      </w:r>
+      <w:r>
+        <w:fldChar w:fldCharType="end"/>
+      </w:r>
+      <w:r>
+        <w:t>: Problem beim Erstellen eines Testbackups</w:t>
+      </w:r>
+    </w:p>
+    <w:p/>
     <w:p>
       <w:pPr>
         <w:pStyle w:val="berschrift2"/>
@@ -5263,11 +5974,19 @@
                 <w:lang w:val="en-US"/>
               </w:rPr>
             </w:pPr>
+            <w:proofErr w:type="spellStart"/>
             <w:r>
               <w:rPr>
                 <w:lang w:val="en-US"/>
               </w:rPr>
-              <w:t>Bucketname in Google Cloud S</w:t>
+              <w:t>Bucketname</w:t>
+            </w:r>
+            <w:proofErr w:type="spellEnd"/>
+            <w:r>
+              <w:rPr>
+                <w:lang w:val="en-US"/>
+              </w:rPr>
+              <w:t xml:space="preserve"> in Google Cloud S</w:t>
             </w:r>
             <w:r>
               <w:rPr>
@@ -5312,7 +6031,15 @@
               <w:cnfStyle w:val="000000000000" w:firstRow="0" w:lastRow="0" w:firstColumn="0" w:lastColumn="0" w:oddVBand="0" w:evenVBand="0" w:oddHBand="0" w:evenHBand="0" w:firstRowFirstColumn="0" w:firstRowLastColumn="0" w:lastRowFirstColumn="0" w:lastRowLastColumn="0"/>
             </w:pPr>
             <w:r>
-              <w:t>Cloudbackupyeez1/[Datum.Zeit]</w:t>
+              <w:t>Cloudbackupyeez1/[</w:t>
+            </w:r>
+            <w:proofErr w:type="spellStart"/>
+            <w:r>
+              <w:t>Datum.Zeit</w:t>
+            </w:r>
+            <w:proofErr w:type="spellEnd"/>
+            <w:r>
+              <w:t>]</w:t>
             </w:r>
           </w:p>
         </w:tc>
@@ -5334,7 +6061,11 @@
     </w:p>
     <w:p>
       <w:r>
-        <w:t>Das angedachte Konzept für dieses Projekt konnte vollumfänglich umgesetzt werden. Zwar traten dabei mehrere Probleme auf, jedoch konnten alle gelöst werden und eine Wiederholung dieser Probleme ist nicht zu erwarten. So kann das Backup per sofort in Betrieb genommen werden. Die Abnahme durch den Kunden steht noch aus.</w:t>
+        <w:t xml:space="preserve">Das angedachte Konzept für dieses Projekt konnte vollumfänglich umgesetzt werden. Zwar traten dabei mehrere Probleme auf, jedoch konnten alle gelöst werden und eine </w:t>
+      </w:r>
+      <w:r>
+        <w:lastRenderedPageBreak/>
+        <w:t>Wiederholung dieser Probleme ist nicht zu erwarten. So kann das Backup per sofort in Betrieb genommen werden. Die Abnahme durch den Kunden steht noch aus.</w:t>
       </w:r>
     </w:p>
     <w:p>
@@ -5343,7 +6074,6 @@
       </w:pPr>
       <w:bookmarkStart w:id="18" w:name="_Toc229394216"/>
       <w:r>
-        <w:lastRenderedPageBreak/>
         <w:t>Live-Notizen</w:t>
       </w:r>
       <w:r>
@@ -5404,7 +6134,15 @@
         </w:numPr>
       </w:pPr>
       <w:r>
-        <w:t>Der Pfad zum Ordner in backup_cloud wurde nicht akzeptiert.</w:t>
+        <w:t xml:space="preserve">Der Pfad zum Ordner in </w:t>
+      </w:r>
+      <w:proofErr w:type="spellStart"/>
+      <w:r>
+        <w:t>backup_cloud</w:t>
+      </w:r>
+      <w:proofErr w:type="spellEnd"/>
+      <w:r>
+        <w:t xml:space="preserve"> wurde nicht akzeptiert.</w:t>
       </w:r>
     </w:p>
     <w:p>
@@ -5416,7 +6154,23 @@
         </w:numPr>
       </w:pPr>
       <w:r>
-        <w:t>Ein neuer Bucket wurde erstellt, da der bisherige Bucket aufgrund des Unterstrichs nicht gültig war.</w:t>
+        <w:t xml:space="preserve">Ein neuer </w:t>
+      </w:r>
+      <w:proofErr w:type="spellStart"/>
+      <w:r>
+        <w:t>Bucket</w:t>
+      </w:r>
+      <w:proofErr w:type="spellEnd"/>
+      <w:r>
+        <w:t xml:space="preserve"> wurde erstellt, da der bisherige </w:t>
+      </w:r>
+      <w:proofErr w:type="spellStart"/>
+      <w:r>
+        <w:t>Bucket</w:t>
+      </w:r>
+      <w:proofErr w:type="spellEnd"/>
+      <w:r>
+        <w:t xml:space="preserve"> aufgrund des Unterstrichs nicht gültig war.</w:t>
       </w:r>
     </w:p>
     <w:p>
@@ -5428,7 +6182,15 @@
         </w:numPr>
       </w:pPr>
       <w:r>
-        <w:t>Nach der Erstellung des neuen Buckets trat erneut eine Fehlermeldung auf.</w:t>
+        <w:t xml:space="preserve">Nach der Erstellung des neuen </w:t>
+      </w:r>
+      <w:proofErr w:type="spellStart"/>
+      <w:r>
+        <w:t>Buckets</w:t>
+      </w:r>
+      <w:proofErr w:type="spellEnd"/>
+      <w:r>
+        <w:t xml:space="preserve"> trat erneut eine Fehlermeldung auf.</w:t>
       </w:r>
     </w:p>
     <w:p>
@@ -5440,7 +6202,15 @@
         </w:numPr>
       </w:pPr>
       <w:r>
-        <w:t>Der Pfad musste angepasst werden, da ein Rechtschreibfehler im Bucket-Namen und ein fehlerhafter Pfad vorhanden waren.</w:t>
+        <w:t xml:space="preserve">Der Pfad musste angepasst werden, da ein Rechtschreibfehler im </w:t>
+      </w:r>
+      <w:proofErr w:type="spellStart"/>
+      <w:r>
+        <w:t>Bucket</w:t>
+      </w:r>
+      <w:proofErr w:type="spellEnd"/>
+      <w:r>
+        <w:t>-Namen und ein fehlerhafter Pfad vorhanden waren.</w:t>
       </w:r>
     </w:p>
     <w:p>
@@ -5524,9 +6294,23 @@
         <w:t>Ein neuer Ordner im Cloud Storage wurde erstellt.</w:t>
       </w:r>
     </w:p>
+    <w:p/>
+    <w:p>
+      <w:pPr>
+        <w:pStyle w:val="berschrift1"/>
+      </w:pPr>
+      <w:r>
+        <w:t>Fazit</w:t>
+      </w:r>
+    </w:p>
+    <w:p>
+      <w:r>
+        <w:t>Dieses Projekt stellte durchaus eine Herausforderung dar. Ich hatte Schwierigkeiten, das Projekt am richtigen Ende zu beginnen. Zusätzlich kam es immer wieder zu Problemen bei der Umsetzung. Diese kosteten mich viel Zeit uns so manchen Abend. Eine Probleme scheinen trivial zu sein, doch teilweise war es sehr schwierig diese auf mir «fremdem» Territorium auszumachen und zu beheben. Trotzdem bin ich recht zufrieden. Ich bin sehr erleichtert, dass das Endprodukt funktioniert.</w:t>
+      </w:r>
+    </w:p>
     <w:sectPr>
-      <w:headerReference w:type="default" r:id="rId18"/>
-      <w:footerReference w:type="default" r:id="rId19"/>
+      <w:headerReference w:type="default" r:id="rId24"/>
+      <w:footerReference w:type="default" r:id="rId25"/>
       <w:pgSz w:w="11906" w:h="16838"/>
       <w:pgMar w:top="1417" w:right="1417" w:bottom="1134" w:left="1417" w:header="708" w:footer="708" w:gutter="0"/>
       <w:pgNumType w:start="0"/>
@@ -8042,11 +8826,11 @@
   </w:compat>
   <w:rsids>
     <w:rsidRoot w:val="004972B4"/>
+    <w:rsid w:val="00017FF6"/>
     <w:rsid w:val="001649FD"/>
     <w:rsid w:val="00374C65"/>
     <w:rsid w:val="00385E6E"/>
     <w:rsid w:val="004972B4"/>
-    <w:rsid w:val="00565F7E"/>
     <w:rsid w:val="00613E0A"/>
     <w:rsid w:val="00685D42"/>
     <w:rsid w:val="007044A4"/>

--- a/M143/LB3/LB3_Dokumentation.docx
+++ b/M143/LB3/LB3_Dokumentation.docx
@@ -645,7 +645,7 @@
             </w:rPr>
             <w:fldChar w:fldCharType="separate"/>
           </w:r>
-          <w:hyperlink w:anchor="_Toc229394198" w:history="1">
+          <w:hyperlink w:anchor="_Toc229488765" w:history="1">
             <w:r>
               <w:rPr>
                 <w:rStyle w:val="Hyperlink"/>
@@ -672,7 +672,7 @@
                 <w:noProof/>
                 <w:webHidden/>
               </w:rPr>
-              <w:instrText xml:space="preserve"> PAGEREF _Toc229394198 \h </w:instrText>
+              <w:instrText xml:space="preserve"> PAGEREF _Toc229488765 \h </w:instrText>
             </w:r>
             <w:r>
               <w:rPr>
@@ -719,7 +719,7 @@
               <w:lang w:eastAsia="de-CH"/>
             </w:rPr>
           </w:pPr>
-          <w:hyperlink w:anchor="_Toc229394199" w:history="1">
+          <w:hyperlink w:anchor="_Toc229488766" w:history="1">
             <w:r>
               <w:rPr>
                 <w:rStyle w:val="Hyperlink"/>
@@ -746,7 +746,7 @@
                 <w:noProof/>
                 <w:webHidden/>
               </w:rPr>
-              <w:instrText xml:space="preserve"> PAGEREF _Toc229394199 \h </w:instrText>
+              <w:instrText xml:space="preserve"> PAGEREF _Toc229488766 \h </w:instrText>
             </w:r>
             <w:r>
               <w:rPr>
@@ -793,7 +793,7 @@
               <w:lang w:eastAsia="de-CH"/>
             </w:rPr>
           </w:pPr>
-          <w:hyperlink w:anchor="_Toc229394200" w:history="1">
+          <w:hyperlink w:anchor="_Toc229488767" w:history="1">
             <w:r>
               <w:rPr>
                 <w:rStyle w:val="Hyperlink"/>
@@ -820,7 +820,7 @@
                 <w:noProof/>
                 <w:webHidden/>
               </w:rPr>
-              <w:instrText xml:space="preserve"> PAGEREF _Toc229394200 \h </w:instrText>
+              <w:instrText xml:space="preserve"> PAGEREF _Toc229488767 \h </w:instrText>
             </w:r>
             <w:r>
               <w:rPr>
@@ -867,7 +867,7 @@
               <w:lang w:eastAsia="de-CH"/>
             </w:rPr>
           </w:pPr>
-          <w:hyperlink w:anchor="_Toc229394201" w:history="1">
+          <w:hyperlink w:anchor="_Toc229488768" w:history="1">
             <w:r>
               <w:rPr>
                 <w:rStyle w:val="Hyperlink"/>
@@ -894,7 +894,7 @@
                 <w:noProof/>
                 <w:webHidden/>
               </w:rPr>
-              <w:instrText xml:space="preserve"> PAGEREF _Toc229394201 \h </w:instrText>
+              <w:instrText xml:space="preserve"> PAGEREF _Toc229488768 \h </w:instrText>
             </w:r>
             <w:r>
               <w:rPr>
@@ -941,7 +941,7 @@
               <w:lang w:eastAsia="de-CH"/>
             </w:rPr>
           </w:pPr>
-          <w:hyperlink w:anchor="_Toc229394202" w:history="1">
+          <w:hyperlink w:anchor="_Toc229488769" w:history="1">
             <w:r>
               <w:rPr>
                 <w:rStyle w:val="Hyperlink"/>
@@ -968,7 +968,7 @@
                 <w:noProof/>
                 <w:webHidden/>
               </w:rPr>
-              <w:instrText xml:space="preserve"> PAGEREF _Toc229394202 \h </w:instrText>
+              <w:instrText xml:space="preserve"> PAGEREF _Toc229488769 \h </w:instrText>
             </w:r>
             <w:r>
               <w:rPr>
@@ -1015,7 +1015,7 @@
               <w:lang w:eastAsia="de-CH"/>
             </w:rPr>
           </w:pPr>
-          <w:hyperlink w:anchor="_Toc229394203" w:history="1">
+          <w:hyperlink w:anchor="_Toc229488770" w:history="1">
             <w:r>
               <w:rPr>
                 <w:rStyle w:val="Hyperlink"/>
@@ -1042,7 +1042,7 @@
                 <w:noProof/>
                 <w:webHidden/>
               </w:rPr>
-              <w:instrText xml:space="preserve"> PAGEREF _Toc229394203 \h </w:instrText>
+              <w:instrText xml:space="preserve"> PAGEREF _Toc229488770 \h </w:instrText>
             </w:r>
             <w:r>
               <w:rPr>
@@ -1089,7 +1089,7 @@
               <w:lang w:eastAsia="de-CH"/>
             </w:rPr>
           </w:pPr>
-          <w:hyperlink w:anchor="_Toc229394204" w:history="1">
+          <w:hyperlink w:anchor="_Toc229488771" w:history="1">
             <w:r>
               <w:rPr>
                 <w:rStyle w:val="Hyperlink"/>
@@ -1116,7 +1116,7 @@
                 <w:noProof/>
                 <w:webHidden/>
               </w:rPr>
-              <w:instrText xml:space="preserve"> PAGEREF _Toc229394204 \h </w:instrText>
+              <w:instrText xml:space="preserve"> PAGEREF _Toc229488771 \h </w:instrText>
             </w:r>
             <w:r>
               <w:rPr>
@@ -1163,7 +1163,7 @@
               <w:lang w:eastAsia="de-CH"/>
             </w:rPr>
           </w:pPr>
-          <w:hyperlink w:anchor="_Toc229394205" w:history="1">
+          <w:hyperlink w:anchor="_Toc229488772" w:history="1">
             <w:r>
               <w:rPr>
                 <w:rStyle w:val="Hyperlink"/>
@@ -1190,7 +1190,7 @@
                 <w:noProof/>
                 <w:webHidden/>
               </w:rPr>
-              <w:instrText xml:space="preserve"> PAGEREF _Toc229394205 \h </w:instrText>
+              <w:instrText xml:space="preserve"> PAGEREF _Toc229488772 \h </w:instrText>
             </w:r>
             <w:r>
               <w:rPr>
@@ -1237,7 +1237,7 @@
               <w:lang w:eastAsia="de-CH"/>
             </w:rPr>
           </w:pPr>
-          <w:hyperlink w:anchor="_Toc229394206" w:history="1">
+          <w:hyperlink w:anchor="_Toc229488773" w:history="1">
             <w:r>
               <w:rPr>
                 <w:rStyle w:val="Hyperlink"/>
@@ -1264,7 +1264,7 @@
                 <w:noProof/>
                 <w:webHidden/>
               </w:rPr>
-              <w:instrText xml:space="preserve"> PAGEREF _Toc229394206 \h </w:instrText>
+              <w:instrText xml:space="preserve"> PAGEREF _Toc229488773 \h </w:instrText>
             </w:r>
             <w:r>
               <w:rPr>
@@ -1311,7 +1311,7 @@
               <w:lang w:eastAsia="de-CH"/>
             </w:rPr>
           </w:pPr>
-          <w:hyperlink w:anchor="_Toc229394207" w:history="1">
+          <w:hyperlink w:anchor="_Toc229488774" w:history="1">
             <w:r>
               <w:rPr>
                 <w:rStyle w:val="Hyperlink"/>
@@ -1338,7 +1338,7 @@
                 <w:noProof/>
                 <w:webHidden/>
               </w:rPr>
-              <w:instrText xml:space="preserve"> PAGEREF _Toc229394207 \h </w:instrText>
+              <w:instrText xml:space="preserve"> PAGEREF _Toc229488774 \h </w:instrText>
             </w:r>
             <w:r>
               <w:rPr>
@@ -1384,7 +1384,7 @@
               <w:lang w:eastAsia="de-CH"/>
             </w:rPr>
           </w:pPr>
-          <w:hyperlink w:anchor="_Toc229394208" w:history="1">
+          <w:hyperlink w:anchor="_Toc229488775" w:history="1">
             <w:r>
               <w:rPr>
                 <w:rStyle w:val="Hyperlink"/>
@@ -1411,7 +1411,7 @@
                 <w:noProof/>
                 <w:webHidden/>
               </w:rPr>
-              <w:instrText xml:space="preserve"> PAGEREF _Toc229394208 \h </w:instrText>
+              <w:instrText xml:space="preserve"> PAGEREF _Toc229488775 \h </w:instrText>
             </w:r>
             <w:r>
               <w:rPr>
@@ -1458,7 +1458,7 @@
               <w:lang w:eastAsia="de-CH"/>
             </w:rPr>
           </w:pPr>
-          <w:hyperlink w:anchor="_Toc229394209" w:history="1">
+          <w:hyperlink w:anchor="_Toc229488776" w:history="1">
             <w:r>
               <w:rPr>
                 <w:rStyle w:val="Hyperlink"/>
@@ -1485,7 +1485,7 @@
                 <w:noProof/>
                 <w:webHidden/>
               </w:rPr>
-              <w:instrText xml:space="preserve"> PAGEREF _Toc229394209 \h </w:instrText>
+              <w:instrText xml:space="preserve"> PAGEREF _Toc229488776 \h </w:instrText>
             </w:r>
             <w:r>
               <w:rPr>
@@ -1532,7 +1532,7 @@
               <w:lang w:eastAsia="de-CH"/>
             </w:rPr>
           </w:pPr>
-          <w:hyperlink w:anchor="_Toc229394210" w:history="1">
+          <w:hyperlink w:anchor="_Toc229488777" w:history="1">
             <w:r>
               <w:rPr>
                 <w:rStyle w:val="Hyperlink"/>
@@ -1559,7 +1559,7 @@
                 <w:noProof/>
                 <w:webHidden/>
               </w:rPr>
-              <w:instrText xml:space="preserve"> PAGEREF _Toc229394210 \h </w:instrText>
+              <w:instrText xml:space="preserve"> PAGEREF _Toc229488777 \h </w:instrText>
             </w:r>
             <w:r>
               <w:rPr>
@@ -1606,7 +1606,7 @@
               <w:lang w:eastAsia="de-CH"/>
             </w:rPr>
           </w:pPr>
-          <w:hyperlink w:anchor="_Toc229394211" w:history="1">
+          <w:hyperlink w:anchor="_Toc229488778" w:history="1">
             <w:r>
               <w:rPr>
                 <w:rStyle w:val="Hyperlink"/>
@@ -1633,7 +1633,7 @@
                 <w:noProof/>
                 <w:webHidden/>
               </w:rPr>
-              <w:instrText xml:space="preserve"> PAGEREF _Toc229394211 \h </w:instrText>
+              <w:instrText xml:space="preserve"> PAGEREF _Toc229488778 \h </w:instrText>
             </w:r>
             <w:r>
               <w:rPr>
@@ -1653,7 +1653,7 @@
                 <w:noProof/>
                 <w:webHidden/>
               </w:rPr>
-              <w:t>7</w:t>
+              <w:t>8</w:t>
             </w:r>
             <w:r>
               <w:rPr>
@@ -1679,7 +1679,7 @@
               <w:lang w:eastAsia="de-CH"/>
             </w:rPr>
           </w:pPr>
-          <w:hyperlink w:anchor="_Toc229394212" w:history="1">
+          <w:hyperlink w:anchor="_Toc229488779" w:history="1">
             <w:r>
               <w:rPr>
                 <w:rStyle w:val="Hyperlink"/>
@@ -1706,7 +1706,7 @@
                 <w:noProof/>
                 <w:webHidden/>
               </w:rPr>
-              <w:instrText xml:space="preserve"> PAGEREF _Toc229394212 \h </w:instrText>
+              <w:instrText xml:space="preserve"> PAGEREF _Toc229488779 \h </w:instrText>
             </w:r>
             <w:r>
               <w:rPr>
@@ -1753,7 +1753,7 @@
               <w:lang w:eastAsia="de-CH"/>
             </w:rPr>
           </w:pPr>
-          <w:hyperlink w:anchor="_Toc229394213" w:history="1">
+          <w:hyperlink w:anchor="_Toc229488780" w:history="1">
             <w:r>
               <w:rPr>
                 <w:rStyle w:val="Hyperlink"/>
@@ -1780,7 +1780,7 @@
                 <w:noProof/>
                 <w:webHidden/>
               </w:rPr>
-              <w:instrText xml:space="preserve"> PAGEREF _Toc229394213 \h </w:instrText>
+              <w:instrText xml:space="preserve"> PAGEREF _Toc229488780 \h </w:instrText>
             </w:r>
             <w:r>
               <w:rPr>
@@ -1827,7 +1827,7 @@
               <w:lang w:eastAsia="de-CH"/>
             </w:rPr>
           </w:pPr>
-          <w:hyperlink w:anchor="_Toc229394214" w:history="1">
+          <w:hyperlink w:anchor="_Toc229488781" w:history="1">
             <w:r>
               <w:rPr>
                 <w:rStyle w:val="Hyperlink"/>
@@ -1854,7 +1854,7 @@
                 <w:noProof/>
                 <w:webHidden/>
               </w:rPr>
-              <w:instrText xml:space="preserve"> PAGEREF _Toc229394214 \h </w:instrText>
+              <w:instrText xml:space="preserve"> PAGEREF _Toc229488781 \h </w:instrText>
             </w:r>
             <w:r>
               <w:rPr>
@@ -1901,13 +1901,13 @@
               <w:lang w:eastAsia="de-CH"/>
             </w:rPr>
           </w:pPr>
-          <w:hyperlink w:anchor="_Toc229394215" w:history="1">
+          <w:hyperlink w:anchor="_Toc229488782" w:history="1">
             <w:r>
               <w:rPr>
                 <w:rStyle w:val="Hyperlink"/>
                 <w:noProof/>
               </w:rPr>
-              <w:t>Auswertung des Projektes</w:t>
+              <w:t>Screenshots zu der Umsetzung</w:t>
             </w:r>
             <w:r>
               <w:rPr>
@@ -1928,7 +1928,7 @@
                 <w:noProof/>
                 <w:webHidden/>
               </w:rPr>
-              <w:instrText xml:space="preserve"> PAGEREF _Toc229394215 \h </w:instrText>
+              <w:instrText xml:space="preserve"> PAGEREF _Toc229488782 \h </w:instrText>
             </w:r>
             <w:r>
               <w:rPr>
@@ -1948,7 +1948,7 @@
                 <w:noProof/>
                 <w:webHidden/>
               </w:rPr>
-              <w:t>9</w:t>
+              <w:t>11</w:t>
             </w:r>
             <w:r>
               <w:rPr>
@@ -1975,13 +1975,13 @@
               <w:lang w:eastAsia="de-CH"/>
             </w:rPr>
           </w:pPr>
-          <w:hyperlink w:anchor="_Toc229394216" w:history="1">
+          <w:hyperlink w:anchor="_Toc229488783" w:history="1">
             <w:r>
               <w:rPr>
                 <w:rStyle w:val="Hyperlink"/>
                 <w:noProof/>
               </w:rPr>
-              <w:t>Live-Notizen der letzten Arbeitstage</w:t>
+              <w:t>Zusammensetzung des zukünftigen Backups</w:t>
             </w:r>
             <w:r>
               <w:rPr>
@@ -2002,7 +2002,7 @@
                 <w:noProof/>
                 <w:webHidden/>
               </w:rPr>
-              <w:instrText xml:space="preserve"> PAGEREF _Toc229394216 \h </w:instrText>
+              <w:instrText xml:space="preserve"> PAGEREF _Toc229488783 \h </w:instrText>
             </w:r>
             <w:r>
               <w:rPr>
@@ -2022,7 +2022,228 @@
                 <w:noProof/>
                 <w:webHidden/>
               </w:rPr>
-              <w:t>9</w:t>
+              <w:t>13</w:t>
+            </w:r>
+            <w:r>
+              <w:rPr>
+                <w:noProof/>
+                <w:webHidden/>
+              </w:rPr>
+              <w:fldChar w:fldCharType="end"/>
+            </w:r>
+          </w:hyperlink>
+        </w:p>
+        <w:p>
+          <w:pPr>
+            <w:pStyle w:val="Verzeichnis2"/>
+            <w:tabs>
+              <w:tab w:val="right" w:leader="dot" w:pos="9062"/>
+            </w:tabs>
+            <w:rPr>
+              <w:rFonts w:eastAsiaTheme="minorEastAsia"/>
+              <w:b w:val="0"/>
+              <w:bCs w:val="0"/>
+              <w:noProof/>
+              <w:sz w:val="24"/>
+              <w:szCs w:val="24"/>
+              <w:lang w:eastAsia="de-CH"/>
+            </w:rPr>
+          </w:pPr>
+          <w:hyperlink w:anchor="_Toc229488784" w:history="1">
+            <w:r>
+              <w:rPr>
+                <w:rStyle w:val="Hyperlink"/>
+                <w:noProof/>
+              </w:rPr>
+              <w:t>Auswertung der Umsetzung</w:t>
+            </w:r>
+            <w:r>
+              <w:rPr>
+                <w:noProof/>
+                <w:webHidden/>
+              </w:rPr>
+              <w:tab/>
+            </w:r>
+            <w:r>
+              <w:rPr>
+                <w:noProof/>
+                <w:webHidden/>
+              </w:rPr>
+              <w:fldChar w:fldCharType="begin"/>
+            </w:r>
+            <w:r>
+              <w:rPr>
+                <w:noProof/>
+                <w:webHidden/>
+              </w:rPr>
+              <w:instrText xml:space="preserve"> PAGEREF _Toc229488784 \h </w:instrText>
+            </w:r>
+            <w:r>
+              <w:rPr>
+                <w:noProof/>
+                <w:webHidden/>
+              </w:rPr>
+            </w:r>
+            <w:r>
+              <w:rPr>
+                <w:noProof/>
+                <w:webHidden/>
+              </w:rPr>
+              <w:fldChar w:fldCharType="separate"/>
+            </w:r>
+            <w:r>
+              <w:rPr>
+                <w:noProof/>
+                <w:webHidden/>
+              </w:rPr>
+              <w:t>13</w:t>
+            </w:r>
+            <w:r>
+              <w:rPr>
+                <w:noProof/>
+                <w:webHidden/>
+              </w:rPr>
+              <w:fldChar w:fldCharType="end"/>
+            </w:r>
+          </w:hyperlink>
+        </w:p>
+        <w:p>
+          <w:pPr>
+            <w:pStyle w:val="Verzeichnis2"/>
+            <w:tabs>
+              <w:tab w:val="right" w:leader="dot" w:pos="9062"/>
+            </w:tabs>
+            <w:rPr>
+              <w:rFonts w:eastAsiaTheme="minorEastAsia"/>
+              <w:b w:val="0"/>
+              <w:bCs w:val="0"/>
+              <w:noProof/>
+              <w:sz w:val="24"/>
+              <w:szCs w:val="24"/>
+              <w:lang w:eastAsia="de-CH"/>
+            </w:rPr>
+          </w:pPr>
+          <w:hyperlink w:anchor="_Toc229488785" w:history="1">
+            <w:r>
+              <w:rPr>
+                <w:rStyle w:val="Hyperlink"/>
+                <w:noProof/>
+              </w:rPr>
+              <w:t>Live-Notizen der letzten Arbeiten</w:t>
+            </w:r>
+            <w:r>
+              <w:rPr>
+                <w:noProof/>
+                <w:webHidden/>
+              </w:rPr>
+              <w:tab/>
+            </w:r>
+            <w:r>
+              <w:rPr>
+                <w:noProof/>
+                <w:webHidden/>
+              </w:rPr>
+              <w:fldChar w:fldCharType="begin"/>
+            </w:r>
+            <w:r>
+              <w:rPr>
+                <w:noProof/>
+                <w:webHidden/>
+              </w:rPr>
+              <w:instrText xml:space="preserve"> PAGEREF _Toc229488785 \h </w:instrText>
+            </w:r>
+            <w:r>
+              <w:rPr>
+                <w:noProof/>
+                <w:webHidden/>
+              </w:rPr>
+            </w:r>
+            <w:r>
+              <w:rPr>
+                <w:noProof/>
+                <w:webHidden/>
+              </w:rPr>
+              <w:fldChar w:fldCharType="separate"/>
+            </w:r>
+            <w:r>
+              <w:rPr>
+                <w:noProof/>
+                <w:webHidden/>
+              </w:rPr>
+              <w:t>13</w:t>
+            </w:r>
+            <w:r>
+              <w:rPr>
+                <w:noProof/>
+                <w:webHidden/>
+              </w:rPr>
+              <w:fldChar w:fldCharType="end"/>
+            </w:r>
+          </w:hyperlink>
+        </w:p>
+        <w:p>
+          <w:pPr>
+            <w:pStyle w:val="Verzeichnis1"/>
+            <w:tabs>
+              <w:tab w:val="right" w:leader="dot" w:pos="9062"/>
+            </w:tabs>
+            <w:rPr>
+              <w:rFonts w:asciiTheme="minorHAnsi" w:eastAsiaTheme="minorEastAsia" w:hAnsiTheme="minorHAnsi"/>
+              <w:b w:val="0"/>
+              <w:bCs w:val="0"/>
+              <w:caps w:val="0"/>
+              <w:noProof/>
+              <w:lang w:eastAsia="de-CH"/>
+            </w:rPr>
+          </w:pPr>
+          <w:hyperlink w:anchor="_Toc229488786" w:history="1">
+            <w:r>
+              <w:rPr>
+                <w:rStyle w:val="Hyperlink"/>
+                <w:noProof/>
+              </w:rPr>
+              <w:t>Fazit</w:t>
+            </w:r>
+            <w:r>
+              <w:rPr>
+                <w:noProof/>
+                <w:webHidden/>
+              </w:rPr>
+              <w:tab/>
+            </w:r>
+            <w:r>
+              <w:rPr>
+                <w:noProof/>
+                <w:webHidden/>
+              </w:rPr>
+              <w:fldChar w:fldCharType="begin"/>
+            </w:r>
+            <w:r>
+              <w:rPr>
+                <w:noProof/>
+                <w:webHidden/>
+              </w:rPr>
+              <w:instrText xml:space="preserve"> PAGEREF _Toc229488786 \h </w:instrText>
+            </w:r>
+            <w:r>
+              <w:rPr>
+                <w:noProof/>
+                <w:webHidden/>
+              </w:rPr>
+            </w:r>
+            <w:r>
+              <w:rPr>
+                <w:noProof/>
+                <w:webHidden/>
+              </w:rPr>
+              <w:fldChar w:fldCharType="separate"/>
+            </w:r>
+            <w:r>
+              <w:rPr>
+                <w:noProof/>
+                <w:webHidden/>
+              </w:rPr>
+              <w:t>14</w:t>
             </w:r>
             <w:r>
               <w:rPr>
@@ -2055,7 +2276,7 @@
       <w:pPr>
         <w:pStyle w:val="berschrift1"/>
       </w:pPr>
-      <w:bookmarkStart w:id="0" w:name="_Toc229394198"/>
+      <w:bookmarkStart w:id="0" w:name="_Toc229488765"/>
       <w:r>
         <w:lastRenderedPageBreak/>
         <w:t xml:space="preserve">Meilenstein 1: </w:t>
@@ -2069,7 +2290,7 @@
       <w:pPr>
         <w:pStyle w:val="berschrift2"/>
       </w:pPr>
-      <w:bookmarkStart w:id="1" w:name="_Toc229394199"/>
+      <w:bookmarkStart w:id="1" w:name="_Toc229488766"/>
       <w:r>
         <w:t>Einleitung</w:t>
       </w:r>
@@ -2087,7 +2308,7 @@
       <w:pPr>
         <w:pStyle w:val="berschrift2"/>
       </w:pPr>
-      <w:bookmarkStart w:id="2" w:name="_Toc229394200"/>
+      <w:bookmarkStart w:id="2" w:name="_Toc229488767"/>
       <w:r>
         <w:t>Kenndaten der einzelnen Anbieter</w:t>
       </w:r>
@@ -2102,7 +2323,7 @@
       <w:pPr>
         <w:pStyle w:val="berschrift2"/>
       </w:pPr>
-      <w:bookmarkStart w:id="3" w:name="_Toc229394201"/>
+      <w:bookmarkStart w:id="3" w:name="_Toc229488768"/>
       <w:r>
         <w:t>Amazon Cloud Storage (AWS)</w:t>
       </w:r>
@@ -2450,7 +2671,7 @@
       <w:pPr>
         <w:pStyle w:val="berschrift2"/>
       </w:pPr>
-      <w:bookmarkStart w:id="4" w:name="_Toc229394202"/>
+      <w:bookmarkStart w:id="4" w:name="_Toc229488769"/>
       <w:r>
         <w:lastRenderedPageBreak/>
         <w:t>Microsoft Azure Blob Storage</w:t>
@@ -2795,7 +3016,7 @@
       <w:pPr>
         <w:pStyle w:val="berschrift2"/>
       </w:pPr>
-      <w:bookmarkStart w:id="5" w:name="_Toc229394203"/>
+      <w:bookmarkStart w:id="5" w:name="_Toc229488770"/>
       <w:r>
         <w:t>OVH Cloud Storage</w:t>
       </w:r>
@@ -3140,7 +3361,7 @@
       <w:pPr>
         <w:pStyle w:val="berschrift2"/>
       </w:pPr>
-      <w:bookmarkStart w:id="6" w:name="_Toc229394204"/>
+      <w:bookmarkStart w:id="6" w:name="_Toc229488771"/>
       <w:r>
         <w:lastRenderedPageBreak/>
         <w:t xml:space="preserve">STRATO </w:t>
@@ -3481,7 +3702,7 @@
       <w:pPr>
         <w:pStyle w:val="berschrift2"/>
       </w:pPr>
-      <w:bookmarkStart w:id="7" w:name="_Toc229394205"/>
+      <w:bookmarkStart w:id="7" w:name="_Toc229488772"/>
       <w:r>
         <w:t>Google Cloud Storage</w:t>
       </w:r>
@@ -3862,7 +4083,7 @@
         <w:lastRenderedPageBreak/>
         <w:t xml:space="preserve"> </w:t>
       </w:r>
-      <w:bookmarkStart w:id="8" w:name="_Toc229394206"/>
+      <w:bookmarkStart w:id="8" w:name="_Toc229488773"/>
       <w:proofErr w:type="spellStart"/>
       <w:r>
         <w:t>Backblaze</w:t>
@@ -4205,7 +4426,7 @@
       <w:pPr>
         <w:pStyle w:val="berschrift2"/>
       </w:pPr>
-      <w:bookmarkStart w:id="9" w:name="_Toc229394207"/>
+      <w:bookmarkStart w:id="9" w:name="_Toc229488774"/>
       <w:r>
         <w:t>Meta10 Cloud Backup (Acronis)</w:t>
       </w:r>
@@ -4464,11 +4685,16 @@
               <w:spacing w:after="160" w:line="278" w:lineRule="auto"/>
               <w:cnfStyle w:val="000000000000" w:firstRow="0" w:lastRow="0" w:firstColumn="0" w:lastColumn="0" w:oddVBand="0" w:evenVBand="0" w:oddHBand="0" w:evenHBand="0" w:firstRowFirstColumn="0" w:firstRowLastColumn="0" w:lastRowFirstColumn="0" w:lastRowLastColumn="0"/>
             </w:pPr>
+            <w:proofErr w:type="gramStart"/>
             <w:r>
               <w:t>Unterschiedlich</w:t>
             </w:r>
             <w:r>
-              <w:t>, basierend auf jeweiligem Model</w:t>
+              <w:t>,</w:t>
+            </w:r>
+            <w:proofErr w:type="gramEnd"/>
+            <w:r>
+              <w:t xml:space="preserve"> basierend auf jeweiligem Model</w:t>
             </w:r>
           </w:p>
         </w:tc>
@@ -4563,7 +4789,7 @@
       <w:pPr>
         <w:pStyle w:val="berschrift1"/>
       </w:pPr>
-      <w:bookmarkStart w:id="10" w:name="_Toc229394208"/>
+      <w:bookmarkStart w:id="10" w:name="_Toc229488775"/>
       <w:r>
         <w:lastRenderedPageBreak/>
         <w:t>Meilenstein 2: Cloud-Konzept, Entscheidung</w:t>
@@ -4574,7 +4800,7 @@
       <w:pPr>
         <w:pStyle w:val="berschrift2"/>
       </w:pPr>
-      <w:bookmarkStart w:id="11" w:name="_Toc229394209"/>
+      <w:bookmarkStart w:id="11" w:name="_Toc229488776"/>
       <w:r>
         <w:t>Ist-Zustand</w:t>
       </w:r>
@@ -4692,7 +4918,15 @@
         <w:t>aufbewahrt</w:t>
       </w:r>
       <w:r>
-        <w:t xml:space="preserve"> werden. Ein Band kann ungefähr 45 TB speichern und kostet ungefähr 150 CHF. Die Preise und Leitungen der Bänder können jedoch stark variieren. Beim Wahl des NAS fiel diese auf eine </w:t>
+        <w:t xml:space="preserve"> werden. Ein Band kann ungefähr 45 TB speichern und kostet ungefähr 150 CHF. Die Preise und Leitungen der Bänder können jedoch stark variieren. </w:t>
+      </w:r>
+      <w:proofErr w:type="gramStart"/>
+      <w:r>
+        <w:t>Beim Wahl</w:t>
+      </w:r>
+      <w:proofErr w:type="gramEnd"/>
+      <w:r>
+        <w:t xml:space="preserve"> des NAS fiel diese auf eine </w:t>
       </w:r>
       <w:proofErr w:type="spellStart"/>
       <w:r>
@@ -4762,7 +4996,7 @@
       <w:r>
         <w:t xml:space="preserve"> </w:t>
       </w:r>
-      <w:bookmarkStart w:id="12" w:name="_Toc229394210"/>
+      <w:bookmarkStart w:id="12" w:name="_Toc229488777"/>
       <w:r>
         <w:t>Soll-Zustand</w:t>
       </w:r>
@@ -4859,12 +5093,15 @@
         <w:t>.</w:t>
       </w:r>
     </w:p>
+    <w:p/>
+    <w:p/>
     <w:p>
       <w:pPr>
         <w:pStyle w:val="berschrift2"/>
       </w:pPr>
-      <w:bookmarkStart w:id="13" w:name="_Toc229394211"/>
-      <w:r>
+      <w:bookmarkStart w:id="13" w:name="_Toc229488778"/>
+      <w:r>
+        <w:lastRenderedPageBreak/>
         <w:t>Entscheidung für Cloudanbieter</w:t>
       </w:r>
       <w:bookmarkEnd w:id="13"/>
@@ -4894,7 +5131,6 @@
     </w:p>
     <w:p>
       <w:r>
-        <w:lastRenderedPageBreak/>
         <w:t xml:space="preserve">Am </w:t>
       </w:r>
       <w:r>
@@ -5042,7 +5278,7 @@
       <w:pPr>
         <w:pStyle w:val="berschrift1"/>
       </w:pPr>
-      <w:bookmarkStart w:id="14" w:name="_Toc229394212"/>
+      <w:bookmarkStart w:id="14" w:name="_Toc229488779"/>
       <w:r>
         <w:lastRenderedPageBreak/>
         <w:t>Meilenstein 3: Realisation, Auswertung</w:t>
@@ -5053,7 +5289,7 @@
       <w:pPr>
         <w:pStyle w:val="berschrift2"/>
       </w:pPr>
-      <w:bookmarkStart w:id="15" w:name="_Toc229394213"/>
+      <w:bookmarkStart w:id="15" w:name="_Toc229488780"/>
       <w:r>
         <w:t>Einleitung</w:t>
       </w:r>
@@ -5086,7 +5322,7 @@
       <w:pPr>
         <w:pStyle w:val="berschrift2"/>
       </w:pPr>
-      <w:bookmarkStart w:id="16" w:name="_Toc229394214"/>
+      <w:bookmarkStart w:id="16" w:name="_Toc229488781"/>
       <w:r>
         <w:t>Bericht zur Umsetzung</w:t>
       </w:r>
@@ -5315,10 +5551,12 @@
       <w:pPr>
         <w:pStyle w:val="berschrift2"/>
       </w:pPr>
+      <w:bookmarkStart w:id="17" w:name="_Toc229488782"/>
       <w:r>
         <w:lastRenderedPageBreak/>
         <w:t>Screenshots zu der Umsetzung</w:t>
       </w:r>
+      <w:bookmarkEnd w:id="17"/>
     </w:p>
     <w:p>
       <w:pPr>
@@ -5844,13 +6082,24 @@
       </w:r>
     </w:p>
     <w:p/>
+    <w:p/>
+    <w:p/>
+    <w:p/>
+    <w:p/>
+    <w:p/>
+    <w:p/>
+    <w:p/>
+    <w:p/>
     <w:p>
       <w:pPr>
         <w:pStyle w:val="berschrift2"/>
       </w:pPr>
-      <w:r>
+      <w:bookmarkStart w:id="18" w:name="_Toc229488783"/>
+      <w:r>
+        <w:lastRenderedPageBreak/>
         <w:t>Zusammensetzung des zukünftigen Backups</w:t>
       </w:r>
+      <w:bookmarkEnd w:id="18"/>
     </w:p>
     <w:p>
       <w:r>
@@ -6031,9 +6280,14 @@
               <w:cnfStyle w:val="000000000000" w:firstRow="0" w:lastRow="0" w:firstColumn="0" w:lastColumn="0" w:oddVBand="0" w:evenVBand="0" w:oddHBand="0" w:evenHBand="0" w:firstRowFirstColumn="0" w:firstRowLastColumn="0" w:lastRowFirstColumn="0" w:lastRowLastColumn="0"/>
             </w:pPr>
             <w:r>
-              <w:t>Cloudbackupyeez1/[</w:t>
+              <w:t>Cloudbackupyeez1</w:t>
+            </w:r>
+            <w:proofErr w:type="gramStart"/>
+            <w:r>
+              <w:t>/[</w:t>
             </w:r>
             <w:proofErr w:type="spellStart"/>
+            <w:proofErr w:type="gramEnd"/>
             <w:r>
               <w:t>Datum.Zeit</w:t>
             </w:r>
@@ -6050,39 +6304,35 @@
       <w:pPr>
         <w:pStyle w:val="berschrift2"/>
       </w:pPr>
-      <w:bookmarkStart w:id="17" w:name="_Toc229394215"/>
+      <w:bookmarkStart w:id="19" w:name="_Toc229488784"/>
       <w:r>
         <w:t>Auswertung de</w:t>
       </w:r>
-      <w:bookmarkEnd w:id="17"/>
       <w:r>
         <w:t>r Umsetzung</w:t>
       </w:r>
+      <w:bookmarkEnd w:id="19"/>
     </w:p>
     <w:p>
       <w:r>
-        <w:t xml:space="preserve">Das angedachte Konzept für dieses Projekt konnte vollumfänglich umgesetzt werden. Zwar traten dabei mehrere Probleme auf, jedoch konnten alle gelöst werden und eine </w:t>
-      </w:r>
-      <w:r>
-        <w:lastRenderedPageBreak/>
-        <w:t>Wiederholung dieser Probleme ist nicht zu erwarten. So kann das Backup per sofort in Betrieb genommen werden. Die Abnahme durch den Kunden steht noch aus.</w:t>
+        <w:t>Das angedachte Konzept für dieses Projekt konnte vollumfänglich umgesetzt werden. Zwar traten dabei mehrere Probleme auf, jedoch konnten alle gelöst werden und eine Wiederholung dieser Probleme ist nicht zu erwarten. So kann das Backup per sofort in Betrieb genommen werden. Die Abnahme durch den Kunden steht noch aus.</w:t>
       </w:r>
     </w:p>
     <w:p>
       <w:pPr>
         <w:pStyle w:val="berschrift2"/>
       </w:pPr>
-      <w:bookmarkStart w:id="18" w:name="_Toc229394216"/>
+      <w:bookmarkStart w:id="20" w:name="_Toc229488785"/>
       <w:r>
         <w:t>Live-Notizen</w:t>
       </w:r>
       <w:r>
         <w:t xml:space="preserve"> der letzten </w:t>
       </w:r>
-      <w:bookmarkEnd w:id="18"/>
       <w:r>
         <w:t>Arbeiten</w:t>
       </w:r>
+      <w:bookmarkEnd w:id="20"/>
     </w:p>
     <w:p>
       <w:r>
@@ -6299,13 +6549,19 @@
       <w:pPr>
         <w:pStyle w:val="berschrift1"/>
       </w:pPr>
-      <w:r>
+      <w:bookmarkStart w:id="21" w:name="_Toc229488786"/>
+      <w:r>
+        <w:lastRenderedPageBreak/>
         <w:t>Fazit</w:t>
       </w:r>
+      <w:bookmarkEnd w:id="21"/>
     </w:p>
     <w:p>
       <w:r>
-        <w:t>Dieses Projekt stellte durchaus eine Herausforderung dar. Ich hatte Schwierigkeiten, das Projekt am richtigen Ende zu beginnen. Zusätzlich kam es immer wieder zu Problemen bei der Umsetzung. Diese kosteten mich viel Zeit uns so manchen Abend. Eine Probleme scheinen trivial zu sein, doch teilweise war es sehr schwierig diese auf mir «fremdem» Territorium auszumachen und zu beheben. Trotzdem bin ich recht zufrieden. Ich bin sehr erleichtert, dass das Endprodukt funktioniert.</w:t>
+        <w:t>Dieses Projekt stellte durchaus eine Herausforderung dar. Ich hatte Schwierigkeiten, das Projekt am richtigen Ende zu beginnen. Zusätzlich kam es immer wieder zu Problemen bei der Umsetzung. Diese kosteten mich viel Zeit uns so manchen Abend. Eine Probleme scheinen trivial zu sein, doch teilweise war es sehr schwierig diese auf mir «fremdem» Territorium auszumachen und zu beheben. Trotzdem bin ich recht zufrieden. Ich bin sehr erleichtert, dass das Endprodukt funktioniert</w:t>
+      </w:r>
+      <w:r>
+        <w:t xml:space="preserve"> und bin zuversichtlich, dass ich aus diesem Projekt einiges für die Zukunft mitnehmen kann. So etwa, dass man die Struktur der Dokumentation so gut wie möglich im Voraus definieren sollte.</w:t>
       </w:r>
     </w:p>
     <w:sectPr>
@@ -8826,8 +9082,8 @@
   </w:compat>
   <w:rsids>
     <w:rsidRoot w:val="004972B4"/>
-    <w:rsid w:val="00017FF6"/>
     <w:rsid w:val="001649FD"/>
+    <w:rsid w:val="002A082C"/>
     <w:rsid w:val="00374C65"/>
     <w:rsid w:val="00385E6E"/>
     <w:rsid w:val="004972B4"/>

--- a/M143/LB3/LB3_Dokumentation.docx
+++ b/M143/LB3/LB3_Dokumentation.docx
@@ -645,7 +645,7 @@
             </w:rPr>
             <w:fldChar w:fldCharType="separate"/>
           </w:r>
-          <w:hyperlink w:anchor="_Toc229488765" w:history="1">
+          <w:hyperlink w:anchor="_Toc229495462" w:history="1">
             <w:r>
               <w:rPr>
                 <w:rStyle w:val="Hyperlink"/>
@@ -672,7 +672,7 @@
                 <w:noProof/>
                 <w:webHidden/>
               </w:rPr>
-              <w:instrText xml:space="preserve"> PAGEREF _Toc229488765 \h </w:instrText>
+              <w:instrText xml:space="preserve"> PAGEREF _Toc229495462 \h </w:instrText>
             </w:r>
             <w:r>
               <w:rPr>
@@ -719,7 +719,7 @@
               <w:lang w:eastAsia="de-CH"/>
             </w:rPr>
           </w:pPr>
-          <w:hyperlink w:anchor="_Toc229488766" w:history="1">
+          <w:hyperlink w:anchor="_Toc229495463" w:history="1">
             <w:r>
               <w:rPr>
                 <w:rStyle w:val="Hyperlink"/>
@@ -746,7 +746,7 @@
                 <w:noProof/>
                 <w:webHidden/>
               </w:rPr>
-              <w:instrText xml:space="preserve"> PAGEREF _Toc229488766 \h </w:instrText>
+              <w:instrText xml:space="preserve"> PAGEREF _Toc229495463 \h </w:instrText>
             </w:r>
             <w:r>
               <w:rPr>
@@ -793,7 +793,7 @@
               <w:lang w:eastAsia="de-CH"/>
             </w:rPr>
           </w:pPr>
-          <w:hyperlink w:anchor="_Toc229488767" w:history="1">
+          <w:hyperlink w:anchor="_Toc229495464" w:history="1">
             <w:r>
               <w:rPr>
                 <w:rStyle w:val="Hyperlink"/>
@@ -820,7 +820,7 @@
                 <w:noProof/>
                 <w:webHidden/>
               </w:rPr>
-              <w:instrText xml:space="preserve"> PAGEREF _Toc229488767 \h </w:instrText>
+              <w:instrText xml:space="preserve"> PAGEREF _Toc229495464 \h </w:instrText>
             </w:r>
             <w:r>
               <w:rPr>
@@ -867,7 +867,7 @@
               <w:lang w:eastAsia="de-CH"/>
             </w:rPr>
           </w:pPr>
-          <w:hyperlink w:anchor="_Toc229488768" w:history="1">
+          <w:hyperlink w:anchor="_Toc229495465" w:history="1">
             <w:r>
               <w:rPr>
                 <w:rStyle w:val="Hyperlink"/>
@@ -894,7 +894,7 @@
                 <w:noProof/>
                 <w:webHidden/>
               </w:rPr>
-              <w:instrText xml:space="preserve"> PAGEREF _Toc229488768 \h </w:instrText>
+              <w:instrText xml:space="preserve"> PAGEREF _Toc229495465 \h </w:instrText>
             </w:r>
             <w:r>
               <w:rPr>
@@ -941,7 +941,7 @@
               <w:lang w:eastAsia="de-CH"/>
             </w:rPr>
           </w:pPr>
-          <w:hyperlink w:anchor="_Toc229488769" w:history="1">
+          <w:hyperlink w:anchor="_Toc229495466" w:history="1">
             <w:r>
               <w:rPr>
                 <w:rStyle w:val="Hyperlink"/>
@@ -968,7 +968,7 @@
                 <w:noProof/>
                 <w:webHidden/>
               </w:rPr>
-              <w:instrText xml:space="preserve"> PAGEREF _Toc229488769 \h </w:instrText>
+              <w:instrText xml:space="preserve"> PAGEREF _Toc229495466 \h </w:instrText>
             </w:r>
             <w:r>
               <w:rPr>
@@ -1015,7 +1015,7 @@
               <w:lang w:eastAsia="de-CH"/>
             </w:rPr>
           </w:pPr>
-          <w:hyperlink w:anchor="_Toc229488770" w:history="1">
+          <w:hyperlink w:anchor="_Toc229495467" w:history="1">
             <w:r>
               <w:rPr>
                 <w:rStyle w:val="Hyperlink"/>
@@ -1042,7 +1042,7 @@
                 <w:noProof/>
                 <w:webHidden/>
               </w:rPr>
-              <w:instrText xml:space="preserve"> PAGEREF _Toc229488770 \h </w:instrText>
+              <w:instrText xml:space="preserve"> PAGEREF _Toc229495467 \h </w:instrText>
             </w:r>
             <w:r>
               <w:rPr>
@@ -1089,7 +1089,7 @@
               <w:lang w:eastAsia="de-CH"/>
             </w:rPr>
           </w:pPr>
-          <w:hyperlink w:anchor="_Toc229488771" w:history="1">
+          <w:hyperlink w:anchor="_Toc229495468" w:history="1">
             <w:r>
               <w:rPr>
                 <w:rStyle w:val="Hyperlink"/>
@@ -1116,7 +1116,7 @@
                 <w:noProof/>
                 <w:webHidden/>
               </w:rPr>
-              <w:instrText xml:space="preserve"> PAGEREF _Toc229488771 \h </w:instrText>
+              <w:instrText xml:space="preserve"> PAGEREF _Toc229495468 \h </w:instrText>
             </w:r>
             <w:r>
               <w:rPr>
@@ -1163,7 +1163,7 @@
               <w:lang w:eastAsia="de-CH"/>
             </w:rPr>
           </w:pPr>
-          <w:hyperlink w:anchor="_Toc229488772" w:history="1">
+          <w:hyperlink w:anchor="_Toc229495469" w:history="1">
             <w:r>
               <w:rPr>
                 <w:rStyle w:val="Hyperlink"/>
@@ -1190,7 +1190,7 @@
                 <w:noProof/>
                 <w:webHidden/>
               </w:rPr>
-              <w:instrText xml:space="preserve"> PAGEREF _Toc229488772 \h </w:instrText>
+              <w:instrText xml:space="preserve"> PAGEREF _Toc229495469 \h </w:instrText>
             </w:r>
             <w:r>
               <w:rPr>
@@ -1237,7 +1237,7 @@
               <w:lang w:eastAsia="de-CH"/>
             </w:rPr>
           </w:pPr>
-          <w:hyperlink w:anchor="_Toc229488773" w:history="1">
+          <w:hyperlink w:anchor="_Toc229495470" w:history="1">
             <w:r>
               <w:rPr>
                 <w:rStyle w:val="Hyperlink"/>
@@ -1264,7 +1264,7 @@
                 <w:noProof/>
                 <w:webHidden/>
               </w:rPr>
-              <w:instrText xml:space="preserve"> PAGEREF _Toc229488773 \h </w:instrText>
+              <w:instrText xml:space="preserve"> PAGEREF _Toc229495470 \h </w:instrText>
             </w:r>
             <w:r>
               <w:rPr>
@@ -1311,7 +1311,7 @@
               <w:lang w:eastAsia="de-CH"/>
             </w:rPr>
           </w:pPr>
-          <w:hyperlink w:anchor="_Toc229488774" w:history="1">
+          <w:hyperlink w:anchor="_Toc229495471" w:history="1">
             <w:r>
               <w:rPr>
                 <w:rStyle w:val="Hyperlink"/>
@@ -1338,7 +1338,7 @@
                 <w:noProof/>
                 <w:webHidden/>
               </w:rPr>
-              <w:instrText xml:space="preserve"> PAGEREF _Toc229488774 \h </w:instrText>
+              <w:instrText xml:space="preserve"> PAGEREF _Toc229495471 \h </w:instrText>
             </w:r>
             <w:r>
               <w:rPr>
@@ -1384,7 +1384,7 @@
               <w:lang w:eastAsia="de-CH"/>
             </w:rPr>
           </w:pPr>
-          <w:hyperlink w:anchor="_Toc229488775" w:history="1">
+          <w:hyperlink w:anchor="_Toc229495472" w:history="1">
             <w:r>
               <w:rPr>
                 <w:rStyle w:val="Hyperlink"/>
@@ -1411,7 +1411,7 @@
                 <w:noProof/>
                 <w:webHidden/>
               </w:rPr>
-              <w:instrText xml:space="preserve"> PAGEREF _Toc229488775 \h </w:instrText>
+              <w:instrText xml:space="preserve"> PAGEREF _Toc229495472 \h </w:instrText>
             </w:r>
             <w:r>
               <w:rPr>
@@ -1458,7 +1458,7 @@
               <w:lang w:eastAsia="de-CH"/>
             </w:rPr>
           </w:pPr>
-          <w:hyperlink w:anchor="_Toc229488776" w:history="1">
+          <w:hyperlink w:anchor="_Toc229495473" w:history="1">
             <w:r>
               <w:rPr>
                 <w:rStyle w:val="Hyperlink"/>
@@ -1485,7 +1485,7 @@
                 <w:noProof/>
                 <w:webHidden/>
               </w:rPr>
-              <w:instrText xml:space="preserve"> PAGEREF _Toc229488776 \h </w:instrText>
+              <w:instrText xml:space="preserve"> PAGEREF _Toc229495473 \h </w:instrText>
             </w:r>
             <w:r>
               <w:rPr>
@@ -1532,7 +1532,7 @@
               <w:lang w:eastAsia="de-CH"/>
             </w:rPr>
           </w:pPr>
-          <w:hyperlink w:anchor="_Toc229488777" w:history="1">
+          <w:hyperlink w:anchor="_Toc229495474" w:history="1">
             <w:r>
               <w:rPr>
                 <w:rStyle w:val="Hyperlink"/>
@@ -1559,7 +1559,7 @@
                 <w:noProof/>
                 <w:webHidden/>
               </w:rPr>
-              <w:instrText xml:space="preserve"> PAGEREF _Toc229488777 \h </w:instrText>
+              <w:instrText xml:space="preserve"> PAGEREF _Toc229495474 \h </w:instrText>
             </w:r>
             <w:r>
               <w:rPr>
@@ -1606,7 +1606,7 @@
               <w:lang w:eastAsia="de-CH"/>
             </w:rPr>
           </w:pPr>
-          <w:hyperlink w:anchor="_Toc229488778" w:history="1">
+          <w:hyperlink w:anchor="_Toc229495475" w:history="1">
             <w:r>
               <w:rPr>
                 <w:rStyle w:val="Hyperlink"/>
@@ -1633,7 +1633,7 @@
                 <w:noProof/>
                 <w:webHidden/>
               </w:rPr>
-              <w:instrText xml:space="preserve"> PAGEREF _Toc229488778 \h </w:instrText>
+              <w:instrText xml:space="preserve"> PAGEREF _Toc229495475 \h </w:instrText>
             </w:r>
             <w:r>
               <w:rPr>
@@ -1679,7 +1679,7 @@
               <w:lang w:eastAsia="de-CH"/>
             </w:rPr>
           </w:pPr>
-          <w:hyperlink w:anchor="_Toc229488779" w:history="1">
+          <w:hyperlink w:anchor="_Toc229495476" w:history="1">
             <w:r>
               <w:rPr>
                 <w:rStyle w:val="Hyperlink"/>
@@ -1706,7 +1706,7 @@
                 <w:noProof/>
                 <w:webHidden/>
               </w:rPr>
-              <w:instrText xml:space="preserve"> PAGEREF _Toc229488779 \h </w:instrText>
+              <w:instrText xml:space="preserve"> PAGEREF _Toc229495476 \h </w:instrText>
             </w:r>
             <w:r>
               <w:rPr>
@@ -1753,7 +1753,7 @@
               <w:lang w:eastAsia="de-CH"/>
             </w:rPr>
           </w:pPr>
-          <w:hyperlink w:anchor="_Toc229488780" w:history="1">
+          <w:hyperlink w:anchor="_Toc229495477" w:history="1">
             <w:r>
               <w:rPr>
                 <w:rStyle w:val="Hyperlink"/>
@@ -1780,7 +1780,7 @@
                 <w:noProof/>
                 <w:webHidden/>
               </w:rPr>
-              <w:instrText xml:space="preserve"> PAGEREF _Toc229488780 \h </w:instrText>
+              <w:instrText xml:space="preserve"> PAGEREF _Toc229495477 \h </w:instrText>
             </w:r>
             <w:r>
               <w:rPr>
@@ -1827,7 +1827,7 @@
               <w:lang w:eastAsia="de-CH"/>
             </w:rPr>
           </w:pPr>
-          <w:hyperlink w:anchor="_Toc229488781" w:history="1">
+          <w:hyperlink w:anchor="_Toc229495478" w:history="1">
             <w:r>
               <w:rPr>
                 <w:rStyle w:val="Hyperlink"/>
@@ -1854,7 +1854,7 @@
                 <w:noProof/>
                 <w:webHidden/>
               </w:rPr>
-              <w:instrText xml:space="preserve"> PAGEREF _Toc229488781 \h </w:instrText>
+              <w:instrText xml:space="preserve"> PAGEREF _Toc229495478 \h </w:instrText>
             </w:r>
             <w:r>
               <w:rPr>
@@ -1901,7 +1901,7 @@
               <w:lang w:eastAsia="de-CH"/>
             </w:rPr>
           </w:pPr>
-          <w:hyperlink w:anchor="_Toc229488782" w:history="1">
+          <w:hyperlink w:anchor="_Toc229495479" w:history="1">
             <w:r>
               <w:rPr>
                 <w:rStyle w:val="Hyperlink"/>
@@ -1928,7 +1928,7 @@
                 <w:noProof/>
                 <w:webHidden/>
               </w:rPr>
-              <w:instrText xml:space="preserve"> PAGEREF _Toc229488782 \h </w:instrText>
+              <w:instrText xml:space="preserve"> PAGEREF _Toc229495479 \h </w:instrText>
             </w:r>
             <w:r>
               <w:rPr>
@@ -1975,7 +1975,7 @@
               <w:lang w:eastAsia="de-CH"/>
             </w:rPr>
           </w:pPr>
-          <w:hyperlink w:anchor="_Toc229488783" w:history="1">
+          <w:hyperlink w:anchor="_Toc229495480" w:history="1">
             <w:r>
               <w:rPr>
                 <w:rStyle w:val="Hyperlink"/>
@@ -2002,7 +2002,7 @@
                 <w:noProof/>
                 <w:webHidden/>
               </w:rPr>
-              <w:instrText xml:space="preserve"> PAGEREF _Toc229488783 \h </w:instrText>
+              <w:instrText xml:space="preserve"> PAGEREF _Toc229495480 \h </w:instrText>
             </w:r>
             <w:r>
               <w:rPr>
@@ -2049,7 +2049,7 @@
               <w:lang w:eastAsia="de-CH"/>
             </w:rPr>
           </w:pPr>
-          <w:hyperlink w:anchor="_Toc229488784" w:history="1">
+          <w:hyperlink w:anchor="_Toc229495481" w:history="1">
             <w:r>
               <w:rPr>
                 <w:rStyle w:val="Hyperlink"/>
@@ -2076,7 +2076,7 @@
                 <w:noProof/>
                 <w:webHidden/>
               </w:rPr>
-              <w:instrText xml:space="preserve"> PAGEREF _Toc229488784 \h </w:instrText>
+              <w:instrText xml:space="preserve"> PAGEREF _Toc229495481 \h </w:instrText>
             </w:r>
             <w:r>
               <w:rPr>
@@ -2123,7 +2123,7 @@
               <w:lang w:eastAsia="de-CH"/>
             </w:rPr>
           </w:pPr>
-          <w:hyperlink w:anchor="_Toc229488785" w:history="1">
+          <w:hyperlink w:anchor="_Toc229495482" w:history="1">
             <w:r>
               <w:rPr>
                 <w:rStyle w:val="Hyperlink"/>
@@ -2150,7 +2150,7 @@
                 <w:noProof/>
                 <w:webHidden/>
               </w:rPr>
-              <w:instrText xml:space="preserve"> PAGEREF _Toc229488785 \h </w:instrText>
+              <w:instrText xml:space="preserve"> PAGEREF _Toc229495482 \h </w:instrText>
             </w:r>
             <w:r>
               <w:rPr>
@@ -2170,7 +2170,7 @@
                 <w:noProof/>
                 <w:webHidden/>
               </w:rPr>
-              <w:t>13</w:t>
+              <w:t>14</w:t>
             </w:r>
             <w:r>
               <w:rPr>
@@ -2196,7 +2196,7 @@
               <w:lang w:eastAsia="de-CH"/>
             </w:rPr>
           </w:pPr>
-          <w:hyperlink w:anchor="_Toc229488786" w:history="1">
+          <w:hyperlink w:anchor="_Toc229495483" w:history="1">
             <w:r>
               <w:rPr>
                 <w:rStyle w:val="Hyperlink"/>
@@ -2223,7 +2223,7 @@
                 <w:noProof/>
                 <w:webHidden/>
               </w:rPr>
-              <w:instrText xml:space="preserve"> PAGEREF _Toc229488786 \h </w:instrText>
+              <w:instrText xml:space="preserve"> PAGEREF _Toc229495483 \h </w:instrText>
             </w:r>
             <w:r>
               <w:rPr>
@@ -2276,7 +2276,7 @@
       <w:pPr>
         <w:pStyle w:val="berschrift1"/>
       </w:pPr>
-      <w:bookmarkStart w:id="0" w:name="_Toc229488765"/>
+      <w:bookmarkStart w:id="0" w:name="_Toc229495462"/>
       <w:r>
         <w:lastRenderedPageBreak/>
         <w:t xml:space="preserve">Meilenstein 1: </w:t>
@@ -2290,7 +2290,7 @@
       <w:pPr>
         <w:pStyle w:val="berschrift2"/>
       </w:pPr>
-      <w:bookmarkStart w:id="1" w:name="_Toc229488766"/>
+      <w:bookmarkStart w:id="1" w:name="_Toc229495463"/>
       <w:r>
         <w:t>Einleitung</w:t>
       </w:r>
@@ -2308,7 +2308,7 @@
       <w:pPr>
         <w:pStyle w:val="berschrift2"/>
       </w:pPr>
-      <w:bookmarkStart w:id="2" w:name="_Toc229488767"/>
+      <w:bookmarkStart w:id="2" w:name="_Toc229495464"/>
       <w:r>
         <w:t>Kenndaten der einzelnen Anbieter</w:t>
       </w:r>
@@ -2323,7 +2323,7 @@
       <w:pPr>
         <w:pStyle w:val="berschrift2"/>
       </w:pPr>
-      <w:bookmarkStart w:id="3" w:name="_Toc229488768"/>
+      <w:bookmarkStart w:id="3" w:name="_Toc229495465"/>
       <w:r>
         <w:t>Amazon Cloud Storage (AWS)</w:t>
       </w:r>
@@ -2671,7 +2671,7 @@
       <w:pPr>
         <w:pStyle w:val="berschrift2"/>
       </w:pPr>
-      <w:bookmarkStart w:id="4" w:name="_Toc229488769"/>
+      <w:bookmarkStart w:id="4" w:name="_Toc229495466"/>
       <w:r>
         <w:lastRenderedPageBreak/>
         <w:t>Microsoft Azure Blob Storage</w:t>
@@ -3016,7 +3016,7 @@
       <w:pPr>
         <w:pStyle w:val="berschrift2"/>
       </w:pPr>
-      <w:bookmarkStart w:id="5" w:name="_Toc229488770"/>
+      <w:bookmarkStart w:id="5" w:name="_Toc229495467"/>
       <w:r>
         <w:t>OVH Cloud Storage</w:t>
       </w:r>
@@ -3361,7 +3361,7 @@
       <w:pPr>
         <w:pStyle w:val="berschrift2"/>
       </w:pPr>
-      <w:bookmarkStart w:id="6" w:name="_Toc229488771"/>
+      <w:bookmarkStart w:id="6" w:name="_Toc229495468"/>
       <w:r>
         <w:lastRenderedPageBreak/>
         <w:t xml:space="preserve">STRATO </w:t>
@@ -3702,7 +3702,7 @@
       <w:pPr>
         <w:pStyle w:val="berschrift2"/>
       </w:pPr>
-      <w:bookmarkStart w:id="7" w:name="_Toc229488772"/>
+      <w:bookmarkStart w:id="7" w:name="_Toc229495469"/>
       <w:r>
         <w:t>Google Cloud Storage</w:t>
       </w:r>
@@ -4083,7 +4083,7 @@
         <w:lastRenderedPageBreak/>
         <w:t xml:space="preserve"> </w:t>
       </w:r>
-      <w:bookmarkStart w:id="8" w:name="_Toc229488773"/>
+      <w:bookmarkStart w:id="8" w:name="_Toc229495470"/>
       <w:proofErr w:type="spellStart"/>
       <w:r>
         <w:t>Backblaze</w:t>
@@ -4426,7 +4426,7 @@
       <w:pPr>
         <w:pStyle w:val="berschrift2"/>
       </w:pPr>
-      <w:bookmarkStart w:id="9" w:name="_Toc229488774"/>
+      <w:bookmarkStart w:id="9" w:name="_Toc229495471"/>
       <w:r>
         <w:t>Meta10 Cloud Backup (Acronis)</w:t>
       </w:r>
@@ -4789,7 +4789,7 @@
       <w:pPr>
         <w:pStyle w:val="berschrift1"/>
       </w:pPr>
-      <w:bookmarkStart w:id="10" w:name="_Toc229488775"/>
+      <w:bookmarkStart w:id="10" w:name="_Toc229495472"/>
       <w:r>
         <w:lastRenderedPageBreak/>
         <w:t>Meilenstein 2: Cloud-Konzept, Entscheidung</w:t>
@@ -4800,7 +4800,7 @@
       <w:pPr>
         <w:pStyle w:val="berschrift2"/>
       </w:pPr>
-      <w:bookmarkStart w:id="11" w:name="_Toc229488776"/>
+      <w:bookmarkStart w:id="11" w:name="_Toc229495473"/>
       <w:r>
         <w:t>Ist-Zustand</w:t>
       </w:r>
@@ -4996,7 +4996,7 @@
       <w:r>
         <w:t xml:space="preserve"> </w:t>
       </w:r>
-      <w:bookmarkStart w:id="12" w:name="_Toc229488777"/>
+      <w:bookmarkStart w:id="12" w:name="_Toc229495474"/>
       <w:r>
         <w:t>Soll-Zustand</w:t>
       </w:r>
@@ -5099,7 +5099,7 @@
       <w:pPr>
         <w:pStyle w:val="berschrift2"/>
       </w:pPr>
-      <w:bookmarkStart w:id="13" w:name="_Toc229488778"/>
+      <w:bookmarkStart w:id="13" w:name="_Toc229495475"/>
       <w:r>
         <w:lastRenderedPageBreak/>
         <w:t>Entscheidung für Cloudanbieter</w:t>
@@ -5278,7 +5278,7 @@
       <w:pPr>
         <w:pStyle w:val="berschrift1"/>
       </w:pPr>
-      <w:bookmarkStart w:id="14" w:name="_Toc229488779"/>
+      <w:bookmarkStart w:id="14" w:name="_Toc229495476"/>
       <w:r>
         <w:lastRenderedPageBreak/>
         <w:t>Meilenstein 3: Realisation, Auswertung</w:t>
@@ -5289,7 +5289,7 @@
       <w:pPr>
         <w:pStyle w:val="berschrift2"/>
       </w:pPr>
-      <w:bookmarkStart w:id="15" w:name="_Toc229488780"/>
+      <w:bookmarkStart w:id="15" w:name="_Toc229495477"/>
       <w:r>
         <w:t>Einleitung</w:t>
       </w:r>
@@ -5322,7 +5322,7 @@
       <w:pPr>
         <w:pStyle w:val="berschrift2"/>
       </w:pPr>
-      <w:bookmarkStart w:id="16" w:name="_Toc229488781"/>
+      <w:bookmarkStart w:id="16" w:name="_Toc229495478"/>
       <w:r>
         <w:t>Bericht zur Umsetzung</w:t>
       </w:r>
@@ -5546,12 +5546,15 @@
       <w:r>
         <w:t xml:space="preserve"> Der Test mit dieser Datei verlief reibungslos.</w:t>
       </w:r>
+      <w:r>
+        <w:t xml:space="preserve"> Bei diesem Test handelte es sich um auch gleichzeitig um den Test für ein inkrementelles Backup.</w:t>
+      </w:r>
     </w:p>
     <w:p>
       <w:pPr>
         <w:pStyle w:val="berschrift2"/>
       </w:pPr>
-      <w:bookmarkStart w:id="17" w:name="_Toc229488782"/>
+      <w:bookmarkStart w:id="17" w:name="_Toc229495479"/>
       <w:r>
         <w:lastRenderedPageBreak/>
         <w:t>Screenshots zu der Umsetzung</w:t>
@@ -5623,24 +5626,14 @@
       <w:r>
         <w:t xml:space="preserve">Abbildung </w:t>
       </w:r>
-      <w:r>
-        <w:fldChar w:fldCharType="begin"/>
-      </w:r>
-      <w:r>
-        <w:instrText xml:space="preserve"> SEQ Abbildung \* ARABIC </w:instrText>
-      </w:r>
-      <w:r>
-        <w:fldChar w:fldCharType="separate"/>
-      </w:r>
-      <w:r>
-        <w:rPr>
-          <w:noProof/>
-        </w:rPr>
-        <w:t>1</w:t>
-      </w:r>
-      <w:r>
-        <w:fldChar w:fldCharType="end"/>
-      </w:r>
+      <w:fldSimple w:instr=" SEQ Abbildung \* ARABIC ">
+        <w:r>
+          <w:rPr>
+            <w:noProof/>
+          </w:rPr>
+          <w:t>1</w:t>
+        </w:r>
+      </w:fldSimple>
       <w:r>
         <w:t>: Konfiguration eines Backups</w:t>
       </w:r>
@@ -5710,24 +5703,14 @@
       <w:r>
         <w:t xml:space="preserve">Abbildung </w:t>
       </w:r>
-      <w:r>
-        <w:fldChar w:fldCharType="begin"/>
-      </w:r>
-      <w:r>
-        <w:instrText xml:space="preserve"> SEQ Abbildung \* ARABIC </w:instrText>
-      </w:r>
-      <w:r>
-        <w:fldChar w:fldCharType="separate"/>
-      </w:r>
-      <w:r>
-        <w:rPr>
-          <w:noProof/>
-        </w:rPr>
-        <w:t>2</w:t>
-      </w:r>
-      <w:r>
-        <w:fldChar w:fldCharType="end"/>
-      </w:r>
+      <w:fldSimple w:instr=" SEQ Abbildung \* ARABIC ">
+        <w:r>
+          <w:rPr>
+            <w:noProof/>
+          </w:rPr>
+          <w:t>2</w:t>
+        </w:r>
+      </w:fldSimple>
       <w:r>
         <w:t>: Code welcher nicht korrekt in die VM kopiert wurde</w:t>
       </w:r>
@@ -5741,7 +5724,7 @@
           <w:noProof/>
         </w:rPr>
         <w:drawing>
-          <wp:inline distT="0" distB="0" distL="0" distR="0" wp14:anchorId="1FBE98D5" wp14:editId="6D725E17">
+          <wp:inline distT="0" distB="0" distL="0" distR="0" wp14:anchorId="1FBE98D5" wp14:editId="733A4132">
             <wp:extent cx="5760720" cy="1724025"/>
             <wp:effectExtent l="0" t="0" r="0" b="9525"/>
             <wp:docPr id="1519890513" name="Grafik 6"/>
@@ -5797,24 +5780,14 @@
       <w:r>
         <w:t xml:space="preserve">Abbildung </w:t>
       </w:r>
-      <w:r>
-        <w:fldChar w:fldCharType="begin"/>
-      </w:r>
-      <w:r>
-        <w:instrText xml:space="preserve"> SEQ Abbildung \* ARABIC </w:instrText>
-      </w:r>
-      <w:r>
-        <w:fldChar w:fldCharType="separate"/>
-      </w:r>
-      <w:r>
-        <w:rPr>
-          <w:noProof/>
-        </w:rPr>
-        <w:t>3</w:t>
-      </w:r>
-      <w:r>
-        <w:fldChar w:fldCharType="end"/>
-      </w:r>
+      <w:fldSimple w:instr=" SEQ Abbildung \* ARABIC ">
+        <w:r>
+          <w:rPr>
+            <w:noProof/>
+          </w:rPr>
+          <w:t>3</w:t>
+        </w:r>
+      </w:fldSimple>
       <w:r>
         <w:t>: Beispiel eines Backups in Google Cloud Storage</w:t>
       </w:r>
@@ -5885,24 +5858,14 @@
       <w:r>
         <w:t xml:space="preserve">Abbildung </w:t>
       </w:r>
-      <w:r>
-        <w:fldChar w:fldCharType="begin"/>
-      </w:r>
-      <w:r>
-        <w:instrText xml:space="preserve"> SEQ Abbildung \* ARABIC </w:instrText>
-      </w:r>
-      <w:r>
-        <w:fldChar w:fldCharType="separate"/>
-      </w:r>
-      <w:r>
-        <w:rPr>
-          <w:noProof/>
-        </w:rPr>
-        <w:t>4</w:t>
-      </w:r>
-      <w:r>
-        <w:fldChar w:fldCharType="end"/>
-      </w:r>
+      <w:fldSimple w:instr=" SEQ Abbildung \* ARABIC ">
+        <w:r>
+          <w:rPr>
+            <w:noProof/>
+          </w:rPr>
+          <w:t>4</w:t>
+        </w:r>
+      </w:fldSimple>
       <w:r>
         <w:t>: Problem beim Erstellen eines Ordners in Google Cloud</w:t>
       </w:r>
@@ -5972,24 +5935,14 @@
       <w:r>
         <w:t xml:space="preserve">Abbildung </w:t>
       </w:r>
-      <w:r>
-        <w:fldChar w:fldCharType="begin"/>
-      </w:r>
-      <w:r>
-        <w:instrText xml:space="preserve"> SEQ Abbildung \* ARABIC </w:instrText>
-      </w:r>
-      <w:r>
-        <w:fldChar w:fldCharType="separate"/>
-      </w:r>
-      <w:r>
-        <w:rPr>
-          <w:noProof/>
-        </w:rPr>
-        <w:t>5</w:t>
-      </w:r>
-      <w:r>
-        <w:fldChar w:fldCharType="end"/>
-      </w:r>
+      <w:fldSimple w:instr=" SEQ Abbildung \* ARABIC ">
+        <w:r>
+          <w:rPr>
+            <w:noProof/>
+          </w:rPr>
+          <w:t>5</w:t>
+        </w:r>
+      </w:fldSimple>
       <w:r>
         <w:t>: Problem aufgrund des falschen Ordnerpfades</w:t>
       </w:r>
@@ -6059,44 +6012,178 @@
       <w:r>
         <w:t xml:space="preserve">Abbildung </w:t>
       </w:r>
-      <w:r>
-        <w:fldChar w:fldCharType="begin"/>
-      </w:r>
-      <w:r>
-        <w:instrText xml:space="preserve"> SEQ Abbildung \* ARABIC </w:instrText>
-      </w:r>
-      <w:r>
-        <w:fldChar w:fldCharType="separate"/>
-      </w:r>
+      <w:fldSimple w:instr=" SEQ Abbildung \* ARABIC ">
+        <w:r>
+          <w:rPr>
+            <w:noProof/>
+          </w:rPr>
+          <w:t>6</w:t>
+        </w:r>
+      </w:fldSimple>
+      <w:r>
+        <w:t>: Problem beim Erstellen eines Testbackups</w:t>
+      </w:r>
+    </w:p>
+    <w:p>
+      <w:pPr>
+        <w:keepNext/>
+      </w:pPr>
       <w:r>
         <w:rPr>
           <w:noProof/>
         </w:rPr>
-        <w:t>6</w:t>
-      </w:r>
-      <w:r>
-        <w:fldChar w:fldCharType="end"/>
-      </w:r>
-      <w:r>
-        <w:t>: Problem beim Erstellen eines Testbackups</w:t>
+        <w:drawing>
+          <wp:inline distT="0" distB="0" distL="0" distR="0" wp14:anchorId="65048EF5" wp14:editId="6074930D">
+            <wp:extent cx="5760720" cy="2934970"/>
+            <wp:effectExtent l="0" t="0" r="0" b="0"/>
+            <wp:docPr id="1087760795" name="Grafik 3"/>
+            <wp:cNvGraphicFramePr>
+              <a:graphicFrameLocks xmlns:a="http://schemas.openxmlformats.org/drawingml/2006/main" noChangeAspect="1"/>
+            </wp:cNvGraphicFramePr>
+            <a:graphic xmlns:a="http://schemas.openxmlformats.org/drawingml/2006/main">
+              <a:graphicData uri="http://schemas.openxmlformats.org/drawingml/2006/picture">
+                <pic:pic xmlns:pic="http://schemas.openxmlformats.org/drawingml/2006/picture">
+                  <pic:nvPicPr>
+                    <pic:cNvPr id="0" name="Picture 2"/>
+                    <pic:cNvPicPr>
+                      <a:picLocks noChangeAspect="1" noChangeArrowheads="1"/>
+                    </pic:cNvPicPr>
+                  </pic:nvPicPr>
+                  <pic:blipFill>
+                    <a:blip r:embed="rId24" cstate="print">
+                      <a:extLst>
+                        <a:ext uri="{28A0092B-C50C-407E-A947-70E740481C1C}">
+                          <a14:useLocalDpi xmlns:a14="http://schemas.microsoft.com/office/drawing/2010/main" val="0"/>
+                        </a:ext>
+                      </a:extLst>
+                    </a:blip>
+                    <a:srcRect/>
+                    <a:stretch>
+                      <a:fillRect/>
+                    </a:stretch>
+                  </pic:blipFill>
+                  <pic:spPr bwMode="auto">
+                    <a:xfrm>
+                      <a:off x="0" y="0"/>
+                      <a:ext cx="5760720" cy="2934970"/>
+                    </a:xfrm>
+                    <a:prstGeom prst="rect">
+                      <a:avLst/>
+                    </a:prstGeom>
+                    <a:noFill/>
+                    <a:ln>
+                      <a:noFill/>
+                    </a:ln>
+                  </pic:spPr>
+                </pic:pic>
+              </a:graphicData>
+            </a:graphic>
+          </wp:inline>
+        </w:drawing>
+      </w:r>
+    </w:p>
+    <w:p>
+      <w:pPr>
+        <w:pStyle w:val="Beschriftung"/>
+      </w:pPr>
+      <w:r>
+        <w:t xml:space="preserve">Abbildung </w:t>
+      </w:r>
+      <w:r>
+        <w:t>7</w:t>
+      </w:r>
+      <w:r>
+        <w:t xml:space="preserve">: Backup der 5GB grossen Datei aus Sicht </w:t>
+      </w:r>
+      <w:r>
+        <w:t>von Google Cloud Storage</w:t>
+      </w:r>
+    </w:p>
+    <w:p>
+      <w:pPr>
+        <w:keepNext/>
+      </w:pPr>
+      <w:r>
+        <w:rPr>
+          <w:noProof/>
+        </w:rPr>
+        <w:lastRenderedPageBreak/>
+        <w:drawing>
+          <wp:inline distT="0" distB="0" distL="0" distR="0" wp14:anchorId="7AED28DD" wp14:editId="77BE8E61">
+            <wp:extent cx="5760720" cy="1557655"/>
+            <wp:effectExtent l="0" t="0" r="0" b="4445"/>
+            <wp:docPr id="970973582" name="Grafik 2"/>
+            <wp:cNvGraphicFramePr>
+              <a:graphicFrameLocks xmlns:a="http://schemas.openxmlformats.org/drawingml/2006/main" noChangeAspect="1"/>
+            </wp:cNvGraphicFramePr>
+            <a:graphic xmlns:a="http://schemas.openxmlformats.org/drawingml/2006/main">
+              <a:graphicData uri="http://schemas.openxmlformats.org/drawingml/2006/picture">
+                <pic:pic xmlns:pic="http://schemas.openxmlformats.org/drawingml/2006/picture">
+                  <pic:nvPicPr>
+                    <pic:cNvPr id="0" name="Picture 1"/>
+                    <pic:cNvPicPr>
+                      <a:picLocks noChangeAspect="1" noChangeArrowheads="1"/>
+                    </pic:cNvPicPr>
+                  </pic:nvPicPr>
+                  <pic:blipFill>
+                    <a:blip r:embed="rId25">
+                      <a:extLst>
+                        <a:ext uri="{28A0092B-C50C-407E-A947-70E740481C1C}">
+                          <a14:useLocalDpi xmlns:a14="http://schemas.microsoft.com/office/drawing/2010/main" val="0"/>
+                        </a:ext>
+                      </a:extLst>
+                    </a:blip>
+                    <a:srcRect/>
+                    <a:stretch>
+                      <a:fillRect/>
+                    </a:stretch>
+                  </pic:blipFill>
+                  <pic:spPr bwMode="auto">
+                    <a:xfrm>
+                      <a:off x="0" y="0"/>
+                      <a:ext cx="5760720" cy="1557655"/>
+                    </a:xfrm>
+                    <a:prstGeom prst="rect">
+                      <a:avLst/>
+                    </a:prstGeom>
+                    <a:noFill/>
+                    <a:ln>
+                      <a:noFill/>
+                    </a:ln>
+                  </pic:spPr>
+                </pic:pic>
+              </a:graphicData>
+            </a:graphic>
+          </wp:inline>
+        </w:drawing>
+      </w:r>
+    </w:p>
+    <w:p>
+      <w:pPr>
+        <w:pStyle w:val="Beschriftung"/>
+      </w:pPr>
+      <w:r>
+        <w:t xml:space="preserve">Abbildung </w:t>
+      </w:r>
+      <w:fldSimple w:instr=" SEQ Abbildung \* ARABIC ">
+        <w:r>
+          <w:rPr>
+            <w:noProof/>
+          </w:rPr>
+          <w:t>8</w:t>
+        </w:r>
+      </w:fldSimple>
+      <w:r>
+        <w:t>: Backup der 5GB grossen Datei aus Sicht des Clients in Duplicati</w:t>
       </w:r>
     </w:p>
     <w:p/>
-    <w:p/>
-    <w:p/>
-    <w:p/>
-    <w:p/>
-    <w:p/>
-    <w:p/>
-    <w:p/>
-    <w:p/>
     <w:p>
       <w:pPr>
         <w:pStyle w:val="berschrift2"/>
       </w:pPr>
-      <w:bookmarkStart w:id="18" w:name="_Toc229488783"/>
-      <w:r>
-        <w:lastRenderedPageBreak/>
+      <w:bookmarkStart w:id="18" w:name="_Toc229495480"/>
+      <w:r>
         <w:t>Zusammensetzung des zukünftigen Backups</w:t>
       </w:r>
       <w:bookmarkEnd w:id="18"/>
@@ -6304,7 +6391,7 @@
       <w:pPr>
         <w:pStyle w:val="berschrift2"/>
       </w:pPr>
-      <w:bookmarkStart w:id="19" w:name="_Toc229488784"/>
+      <w:bookmarkStart w:id="19" w:name="_Toc229495481"/>
       <w:r>
         <w:t>Auswertung de</w:t>
       </w:r>
@@ -6318,12 +6405,24 @@
         <w:t>Das angedachte Konzept für dieses Projekt konnte vollumfänglich umgesetzt werden. Zwar traten dabei mehrere Probleme auf, jedoch konnten alle gelöst werden und eine Wiederholung dieser Probleme ist nicht zu erwarten. So kann das Backup per sofort in Betrieb genommen werden. Die Abnahme durch den Kunden steht noch aus.</w:t>
       </w:r>
     </w:p>
+    <w:p/>
+    <w:p/>
+    <w:p/>
+    <w:p/>
+    <w:p/>
+    <w:p/>
+    <w:p/>
+    <w:p/>
+    <w:p/>
+    <w:p/>
+    <w:p/>
     <w:p>
       <w:pPr>
         <w:pStyle w:val="berschrift2"/>
       </w:pPr>
-      <w:bookmarkStart w:id="20" w:name="_Toc229488785"/>
-      <w:r>
+      <w:bookmarkStart w:id="20" w:name="_Toc229495482"/>
+      <w:r>
+        <w:lastRenderedPageBreak/>
         <w:t>Live-Notizen</w:t>
       </w:r>
       <w:r>
@@ -6549,9 +6648,8 @@
       <w:pPr>
         <w:pStyle w:val="berschrift1"/>
       </w:pPr>
-      <w:bookmarkStart w:id="21" w:name="_Toc229488786"/>
-      <w:r>
-        <w:lastRenderedPageBreak/>
+      <w:bookmarkStart w:id="21" w:name="_Toc229495483"/>
+      <w:r>
         <w:t>Fazit</w:t>
       </w:r>
       <w:bookmarkEnd w:id="21"/>
@@ -6565,8 +6663,8 @@
       </w:r>
     </w:p>
     <w:sectPr>
-      <w:headerReference w:type="default" r:id="rId24"/>
-      <w:footerReference w:type="default" r:id="rId25"/>
+      <w:headerReference w:type="default" r:id="rId26"/>
+      <w:footerReference w:type="default" r:id="rId27"/>
       <w:pgSz w:w="11906" w:h="16838"/>
       <w:pgMar w:top="1417" w:right="1417" w:bottom="1134" w:left="1417" w:header="708" w:footer="708" w:gutter="0"/>
       <w:pgNumType w:start="0"/>
@@ -8052,6 +8150,7 @@
   <w:style w:type="character" w:default="1" w:styleId="Absatz-Standardschriftart">
     <w:name w:val="Default Paragraph Font"/>
     <w:uiPriority w:val="1"/>
+    <w:semiHidden/>
     <w:unhideWhenUsed/>
   </w:style>
   <w:style w:type="table" w:default="1" w:styleId="NormaleTabelle">
@@ -9098,10 +9197,12 @@
     <w:rsid w:val="007A2261"/>
     <w:rsid w:val="00803A33"/>
     <w:rsid w:val="008C44B0"/>
+    <w:rsid w:val="009C7384"/>
     <w:rsid w:val="00B835B5"/>
     <w:rsid w:val="00BA4146"/>
     <w:rsid w:val="00E87A93"/>
     <w:rsid w:val="00F4468C"/>
+    <w:rsid w:val="00F522A4"/>
     <w:rsid w:val="00F96A85"/>
     <w:rsid w:val="00FC6145"/>
     <w:rsid w:val="00FF1687"/>
